--- a/ТЗ ЦМК.docx
+++ b/ТЗ ЦМК.docx
@@ -1959,7 +1959,7 @@
                 <w:b w:val="0"/>
                 <w:sz w:val="19"/>
               </w:rPr>
-              <w:t>Автоматически, п. 4.3 — «Утверждающий» UF_CRM_1721820934 — конкретный сотрудник по каждой сделке</w:t>
+              <w:t>Автоматически: в B24 уже сейчас при выборе заявителя сам подставляется вся цепочка Заявитель → Утверждающий → Руководитель (существующий механизм, п. 4.3). «Утверждающий» UF_CRM_1721820934 — конкретный сотрудник по каждой сделке</w:t>
             </w:r>
           </w:p>
         </w:tc>
@@ -2033,7 +2033,7 @@
                 <w:b w:val="0"/>
                 <w:sz w:val="19"/>
               </w:rPr>
-              <w:t>Автоматически, п. 4.3 — «Руководитель» UF_CRM_1707998503 и «Руководитель (Пользователь)» UF_CRM_3834411152636 — конкретный сотрудник по каждой сделке</w:t>
+              <w:t>Автоматически, из той же цепочки (п. 4.3) — «Руководитель» UF_CRM_1707998503 и «Руководитель (Пользователь)» UF_CRM_3834411152636 — конкретный сотрудник по каждой сделке</w:t>
             </w:r>
           </w:p>
         </w:tc>
@@ -2596,7 +2596,56 @@
           <w:b w:val="0"/>
           <w:i w:val="0"/>
         </w:rPr>
-        <w:t>Все поля сделки, которые участвуют в процессе. Колонка «Стадия» — на какой стадии поле заполняется («созд.» — при создании сделки); «Кто» — заявитель, ЦМК, робот (автозаполнение) или 1С (ответ обмена); «Куда уходит» — реквизит JSON обмена с 1С (прочерк — поле используется только внутри B24).</w:t>
+        <w:t>Здесь собраны все поля сделки категории 56, которые участвуют в процессе, — единый справочник, чтобы не искать расшифровку кодов UF_… по тексту документа. Раздел разбит на две таблицы: 3.1 — поля, которые уже существуют в B24 и используются как есть; 3.2 — новые поля, которые нужно создать при внедрении. Как читать колонки:</w:t>
+      </w:r>
+    </w:p>
+    <w:p>
+      <w:pPr>
+        <w:pStyle w:val="ListBullet"/>
+      </w:pPr>
+      <w:r>
+        <w:t>«Поле» — код UF_… и название, как оно отображается в карточке сделки.</w:t>
+      </w:r>
+    </w:p>
+    <w:p>
+      <w:pPr>
+        <w:pStyle w:val="ListBullet"/>
+      </w:pPr>
+      <w:r>
+        <w:t>«Тип» — тип данных B24: string (строка), date (дата), enum (список; рядом ID значений — «ENUM N»), iblock N (справочник-инфоблок B24 с номером N), employee (привязка к сотруднику), crm (привязка к элементу CRM или смарт-процесса), file (файл), double (число).</w:t>
+      </w:r>
+    </w:p>
+    <w:p>
+      <w:pPr>
+        <w:pStyle w:val="ListBullet"/>
+      </w:pPr>
+      <w:r>
+        <w:t>«Стадия» — момент, когда поле впервые заполняется: «созд.» — при создании сделки, ещё до стадии 1 (ПТО. Проверка заказа); число — номер стадии по карте стадий (п. 2.1); несколько значений через запятую — поле заполняется или меняется на нескольких стадиях.</w:t>
+      </w:r>
+    </w:p>
+    <w:p>
+      <w:pPr>
+        <w:pStyle w:val="ListBullet"/>
+      </w:pPr>
+      <w:r>
+        <w:t>«Кто» — кто фактически записывает значение: заявитель или сотрудник ЦМК вручную; виджет lookup (п. 4.1) — живое заполнение на форме по номеру первичного ЗК; робот B24 (пп. 4.2–4.4) — автозаполнение по правилам; 1С — значение приходит в ответе обмена и записывается роботом.</w:t>
+      </w:r>
+    </w:p>
+    <w:p>
+      <w:pPr>
+        <w:pStyle w:val="ListBullet"/>
+      </w:pPr>
+      <w:r>
+        <w:t>«Куда уходит» — в какой реквизит JSON-запроса к 1С передаётся поле и в какой документ: ЗК — Заказ клиента, ЗП — Заказ поставщику. Прочерк — поле используется только внутри B24 и в 1С не передаётся.</w:t>
+      </w:r>
+    </w:p>
+    <w:p>
+      <w:r>
+        <w:rPr>
+          <w:b w:val="0"/>
+          <w:i w:val="0"/>
+        </w:rPr>
+        <w:t>Правило по умолчанию: всё, что заполняют виджет lookup, роботы или 1С, для заявителя read-only — процесс не предусматривает ручное изменение этих значений; при неверных данных исправляется источник (первичный ЗК в 1С) и значение подтягивается заново.</w:t>
       </w:r>
     </w:p>
     <w:p>
@@ -10453,7 +10502,7 @@
           <w:b w:val="0"/>
           <w:i w:val="0"/>
         </w:rPr>
-        <w:t>Заявитель не выбирает согласующих вручную. Четыре поля — Утверждающий (UF_CRM_1721820934), Руководитель (Пользователь) (UF_CRM_3834411152636), Руководитель (UF_CRM_1707998503), ПМ (UF_CRM_1726150091) — заполняются автоматически по уже существующему в B24 механизму (по структуре компании), когда заявитель заполняет и сохраняет карточку сделки. Механизм готовый и уже работает; в этом ТЗ не строится и технически не расписывается. Утверждающий проверяет заявку на стадии 1, ПТО. Проверка заказа (п. 5.1); ПМ уходит в ЗП реквизитом PM (п. 5.4). Все четыре поля для заявителя read-only.</w:t>
+        <w:t>Заявитель не выбирает согласующих вручную. В B24 уже сейчас работает механизм: при выборе заявителя (ответственного по сделке) автоматически подставляется вся цепочка Заявитель → Утверждающий → Руководитель. Четыре поля — Утверждающий (UF_CRM_1721820934), Руководитель (Пользователь) (UF_CRM_3834411152636), Руководитель (UF_CRM_1707998503), ПМ (UF_CRM_1726150091) — заполняются этим существующим механизмом; в этом ТЗ он не строится и технически не расписывается. Утверждающий проверяет заявку на стадии 1, ПТО. Проверка заказа (п. 5.1); ПМ уходит в ЗП реквизитом PM (п. 5.4). Все четыре поля для заявителя read-only.</w:t>
       </w:r>
     </w:p>
     <w:p>

--- a/ТЗ ЦМК.docx
+++ b/ТЗ ЦМК.docx
@@ -2453,7 +2453,7 @@
                 <w:b w:val="0"/>
                 <w:sz w:val="19"/>
               </w:rPr>
-              <w:t>РТиУ / ЭСФ</w:t>
+              <w:t>РТиУ / ЭСФ (в 1С БУХ)</w:t>
             </w:r>
           </w:p>
         </w:tc>
@@ -2662,7 +2662,7 @@
           <w:b w:val="0"/>
           <w:i w:val="0"/>
         </w:rPr>
-        <w:t>Колонка «Стадия» — когда поле заполняется. «созд.» значит при создании сделки, ещё до стадии 1 (ПТО. Проверка заказа). Число — номер стадии; что означает каждый номер, см. карту стадий (п. 2.1) — повторять названия в каждой из 30 строк этой таблицы здесь не стали, чтобы таблица оставалась компактной.</w:t>
+        <w:t>Обозначения колонок описаны во введении к разделу 3; названия стадий по номерам приведены в карте стадий (п. 2.1).</w:t>
       </w:r>
     </w:p>
     <w:tbl>
@@ -7222,7 +7222,7 @@
         <w:t xml:space="preserve">Дублирующие поля «Пункт доставки» и «Склад». </w:t>
       </w:r>
       <w:r>
-        <w:t>в категории 56 есть дублирующие поля «Пункт доставки» (UF_CRM_1762861386290 и UF_CRM_1761221968757) и три поля склада (UF_CRM_1762861520, UF_CRM_1761222082, «Склад получатель» UF_CRM_1721821168). В ТЗ используются только UF_CRM_1762861386290 и UF_CRM_1721821168 (см. таблицу выше); остальные — UF_CRM_1761221968757, UF_CRM_1762861520, UF_CRM_1761222082 — на карточке категории 56 полностью скрыты, нигде не показываются.</w:t>
+        <w:t>В категории 56 присутствуют дублирующие поля: «Пункт доставки» — UF_CRM_1762861386290 и UF_CRM_1761221968757; склад — UF_CRM_1762861520, UF_CRM_1761222082 и «Склад получатель» UF_CRM_1721821168. В процессе используются два поля: UF_CRM_1762861386290 («Пункт доставки») и UF_CRM_1721821168 («Склад получатель») — см. таблицу выше. Остальные три поля в процессе не участвуют и на карточке категории 56 скрыты.</w:t>
       </w:r>
     </w:p>
     <w:p>

--- a/ТЗ ЦМК.docx
+++ b/ТЗ ЦМК.docx
@@ -4459,6 +4459,152 @@
                 <w:b w:val="0"/>
                 <w:sz w:val="16"/>
               </w:rPr>
+              <w:t>UF_CRM_1722953876</w:t>
+            </w:r>
+          </w:p>
+        </w:tc>
+        <w:tc>
+          <w:tcPr>
+            <w:tcW w:type="dxa" w:w="1944"/>
+            <w:tcBorders>
+              <w:top w:val="single" w:sz="6" w:space="0" w:color="c9a0a6"/>
+              <w:left w:val="single" w:sz="6" w:space="0" w:color="c9a0a6"/>
+              <w:bottom w:val="single" w:sz="6" w:space="0" w:color="c9a0a6"/>
+              <w:right w:val="single" w:sz="6" w:space="0" w:color="c9a0a6"/>
+            </w:tcBorders>
+          </w:tcPr>
+          <w:p>
+            <w:pPr>
+              <w:spacing w:after="0"/>
+            </w:pPr>
+            <w:r/>
+            <w:r>
+              <w:rPr>
+                <w:b w:val="0"/>
+                <w:sz w:val="16"/>
+              </w:rPr>
+              <w:t>Проект</w:t>
+            </w:r>
+          </w:p>
+        </w:tc>
+        <w:tc>
+          <w:tcPr>
+            <w:tcW w:type="dxa" w:w="1080"/>
+            <w:tcBorders>
+              <w:top w:val="single" w:sz="6" w:space="0" w:color="c9a0a6"/>
+              <w:left w:val="single" w:sz="6" w:space="0" w:color="c9a0a6"/>
+              <w:bottom w:val="single" w:sz="6" w:space="0" w:color="c9a0a6"/>
+              <w:right w:val="single" w:sz="6" w:space="0" w:color="c9a0a6"/>
+            </w:tcBorders>
+          </w:tcPr>
+          <w:p>
+            <w:pPr>
+              <w:spacing w:after="0"/>
+            </w:pPr>
+            <w:r/>
+            <w:r>
+              <w:rPr>
+                <w:b w:val="0"/>
+                <w:sz w:val="16"/>
+              </w:rPr>
+              <w:t>file (multiple)</w:t>
+            </w:r>
+          </w:p>
+        </w:tc>
+        <w:tc>
+          <w:tcPr>
+            <w:tcW w:type="dxa" w:w="648"/>
+            <w:tcBorders>
+              <w:top w:val="single" w:sz="6" w:space="0" w:color="c9a0a6"/>
+              <w:left w:val="single" w:sz="6" w:space="0" w:color="c9a0a6"/>
+              <w:bottom w:val="single" w:sz="6" w:space="0" w:color="c9a0a6"/>
+              <w:right w:val="single" w:sz="6" w:space="0" w:color="c9a0a6"/>
+            </w:tcBorders>
+          </w:tcPr>
+          <w:p>
+            <w:pPr>
+              <w:spacing w:after="0"/>
+            </w:pPr>
+            <w:r/>
+            <w:r>
+              <w:rPr>
+                <w:b w:val="0"/>
+                <w:sz w:val="16"/>
+              </w:rPr>
+              <w:t>созд.</w:t>
+            </w:r>
+          </w:p>
+        </w:tc>
+        <w:tc>
+          <w:tcPr>
+            <w:tcW w:type="dxa" w:w="1296"/>
+            <w:tcBorders>
+              <w:top w:val="single" w:sz="6" w:space="0" w:color="c9a0a6"/>
+              <w:left w:val="single" w:sz="6" w:space="0" w:color="c9a0a6"/>
+              <w:bottom w:val="single" w:sz="6" w:space="0" w:color="c9a0a6"/>
+              <w:right w:val="single" w:sz="6" w:space="0" w:color="c9a0a6"/>
+            </w:tcBorders>
+          </w:tcPr>
+          <w:p>
+            <w:pPr>
+              <w:spacing w:after="0"/>
+            </w:pPr>
+            <w:r/>
+            <w:r>
+              <w:rPr>
+                <w:b w:val="0"/>
+                <w:sz w:val="16"/>
+              </w:rPr>
+              <w:t>Заявитель / робот (п. 4.2)</w:t>
+            </w:r>
+          </w:p>
+        </w:tc>
+        <w:tc>
+          <w:tcPr>
+            <w:tcW w:type="dxa" w:w="1728"/>
+            <w:tcBorders>
+              <w:top w:val="single" w:sz="6" w:space="0" w:color="c9a0a6"/>
+              <w:left w:val="single" w:sz="6" w:space="0" w:color="c9a0a6"/>
+              <w:bottom w:val="single" w:sz="6" w:space="0" w:color="c9a0a6"/>
+              <w:right w:val="single" w:sz="6" w:space="0" w:color="c9a0a6"/>
+            </w:tcBorders>
+          </w:tcPr>
+          <w:p>
+            <w:pPr>
+              <w:spacing w:after="0"/>
+            </w:pPr>
+            <w:r/>
+            <w:r>
+              <w:rPr>
+                <w:b w:val="0"/>
+                <w:sz w:val="16"/>
+              </w:rPr>
+              <w:t>—</w:t>
+            </w:r>
+          </w:p>
+        </w:tc>
+      </w:tr>
+      <w:tr>
+        <w:tc>
+          <w:tcPr>
+            <w:tcW w:type="dxa" w:w="2664"/>
+            <w:tcBorders>
+              <w:top w:val="single" w:sz="6" w:space="0" w:color="c9a0a6"/>
+              <w:left w:val="single" w:sz="6" w:space="0" w:color="c9a0a6"/>
+              <w:bottom w:val="single" w:sz="6" w:space="0" w:color="c9a0a6"/>
+              <w:right w:val="single" w:sz="6" w:space="0" w:color="c9a0a6"/>
+            </w:tcBorders>
+          </w:tcPr>
+          <w:p>
+            <w:pPr>
+              <w:spacing w:after="0"/>
+            </w:pPr>
+            <w:r/>
+            <w:r>
+              <w:rPr>
+                <w:b w:val="0"/>
+                <w:sz w:val="16"/>
+              </w:rPr>
               <w:t>UF_CRM_1721728466</w:t>
             </w:r>
           </w:p>
@@ -7223,6 +7369,17 @@
       </w:r>
       <w:r>
         <w:t>В категории 56 присутствуют дублирующие поля: «Пункт доставки» — UF_CRM_1762861386290 и UF_CRM_1761221968757; склад — UF_CRM_1762861520, UF_CRM_1761222082 и «Склад получатель» UF_CRM_1721821168. В процессе используются два поля: UF_CRM_1762861386290 («Пункт доставки») и UF_CRM_1721821168 («Склад получатель») — см. таблицу выше. Остальные три поля в процессе не участвуют и на карточке категории 56 скрыты.</w:t>
+      </w:r>
+    </w:p>
+    <w:p>
+      <w:r>
+        <w:rPr>
+          <w:b/>
+        </w:rPr>
+        <w:t xml:space="preserve">Два разных поля «Проект». </w:t>
+      </w:r>
+      <w:r>
+        <w:t>В категории 56 есть два разных поля с одинаковым названием в карточке — «Проект»: UF_CRM_1721728435 (справочник, заполняется роботом по lookup — п. 4.1, уходит в 1С как CUSTOMER_SITE/SITE) и UF_CRM_1722953876 (файл проектной документации — чертежи, ТЗ, расчёт; заполняется заявителем вручную или переносится из комплектации, п. 4.2; логика меняется с single-file на multiple, до 20 файлов; в 1С не передаётся). Одинаковое название путает при работе с карточкой. Планируется переименовать UF_CRM_1722953876 — например, в «Проектная документация» — точное новое название нужно согласовать с заказчиком.</w:t>
       </w:r>
     </w:p>
     <w:p>
@@ -8300,7 +8457,7 @@
           <w:color w:val="188038"/>
           <w:sz w:val="19"/>
         </w:rPr>
-        <w:t xml:space="preserve">  COMPANY      = ЗК.Контрагент (БИН, наименование)      → конечный покупатель</w:t>
+        <w:t xml:space="preserve">  ORIGINAL_CUSTOMER = ЗК.Контрагент (БИН, наименование)      → конечный покупатель</w:t>
       </w:r>
     </w:p>
     <w:p>
@@ -8313,7 +8470,7 @@
           <w:color w:val="188038"/>
           <w:sz w:val="19"/>
         </w:rPr>
-        <w:t xml:space="preserve">  ORGANIZATION = ЗК.Организация (БИН, наименование)     → наша компания</w:t>
+        <w:t xml:space="preserve">  COMPANY            = ЗК.Организация (БИН, наименование)    → наша компания</w:t>
       </w:r>
     </w:p>
     <w:p>
@@ -8326,7 +8483,7 @@
           <w:color w:val="188038"/>
           <w:sz w:val="19"/>
         </w:rPr>
-        <w:t xml:space="preserve">  SITE         = ЗК.Сайт / Объект (GUID, наименование)  → проект</w:t>
+        <w:t xml:space="preserve">  SITE               = ЗК.Сайт / Объект (GUID, наименование) → проект</w:t>
       </w:r>
     </w:p>
     <w:p>
@@ -8339,7 +8496,7 @@
           <w:color w:val="188038"/>
           <w:sz w:val="19"/>
         </w:rPr>
-        <w:t xml:space="preserve">  DEPARTMENT   = ЗК.Подразделение (GUID, наименование)  → подразделение</w:t>
+        <w:t xml:space="preserve">  DEPARTMENT         = ЗК.Подразделение (GUID, наименование) → подразделение</w:t>
       </w:r>
     </w:p>
     <w:p>
@@ -8352,7 +8509,7 @@
           <w:color w:val="188038"/>
           <w:sz w:val="19"/>
         </w:rPr>
-        <w:t xml:space="preserve">  GROUP        = ЗК.Группа проекта (GUID, наименование) → группа проекта</w:t>
+        <w:t xml:space="preserve">  PROJECT            = ЗК.Группа проекта (GUID, наименование)→ группа проекта</w:t>
       </w:r>
     </w:p>
     <w:p>
@@ -8365,7 +8522,7 @@
           <w:color w:val="188038"/>
           <w:sz w:val="19"/>
         </w:rPr>
-        <w:t xml:space="preserve">  REGION       = ЗК.БизнесРегион (GUID, наименование)   → регион</w:t>
+        <w:t xml:space="preserve">  REGION             = ЗК.БизнесРегион (GUID, наименование)  → регион</w:t>
       </w:r>
     </w:p>
     <w:p>
@@ -8378,10 +8535,19 @@
           <w:color w:val="188038"/>
           <w:sz w:val="19"/>
         </w:rPr>
-        <w:t xml:space="preserve">  DOC_DATE     = ЗК.Дата</w:t>
+        <w:t xml:space="preserve">  DOC_DATE           = ЗК.Дата</w:t>
       </w:r>
     </w:p>
     <w:p/>
+    <w:p>
+      <w:r>
+        <w:rPr>
+          <w:b w:val="0"/>
+          <w:i w:val="0"/>
+        </w:rPr>
+        <w:t>Названия полей в этом ответе (ORIGINAL_CUSTOMER, COMPANY, PROJECT и т.д.) — те же, что используются в запросе CREATE (п. 5.4) и в утверждённой таблице соответствий «ЦМК 56 Интеграция», чтобы не было двух разных имён для одного и того же поля.</w:t>
+      </w:r>
+    </w:p>
     <w:p>
       <w:r>
         <w:rPr>
@@ -8427,7 +8593,7 @@
           <w:color w:val="188038"/>
           <w:sz w:val="19"/>
         </w:rPr>
-        <w:t xml:space="preserve">  "COMPANY":      {"BIN":"…","NAME":"…"},</w:t>
+        <w:t xml:space="preserve">  "ORIGINAL_CUSTOMER": {"BIN":"…","NAME":"…"},</w:t>
       </w:r>
     </w:p>
     <w:p>
@@ -8440,7 +8606,7 @@
           <w:color w:val="188038"/>
           <w:sz w:val="19"/>
         </w:rPr>
-        <w:t xml:space="preserve">  "ORGANIZATION": {"BIN":"…","NAME":"…"},</w:t>
+        <w:t xml:space="preserve">  "COMPANY":           {"BIN":"…","NAME":"…"},</w:t>
       </w:r>
     </w:p>
     <w:p>
@@ -8453,7 +8619,7 @@
           <w:color w:val="188038"/>
           <w:sz w:val="19"/>
         </w:rPr>
-        <w:t xml:space="preserve">  "SITE":         {"GUID":"…","NAME":"…"},</w:t>
+        <w:t xml:space="preserve">  "SITE":              {"GUID":"…","NAME":"…"},</w:t>
       </w:r>
     </w:p>
     <w:p>
@@ -8466,7 +8632,7 @@
           <w:color w:val="188038"/>
           <w:sz w:val="19"/>
         </w:rPr>
-        <w:t xml:space="preserve">  "DEPARTMENT":   {"GUID":"…","NAME":"…"},</w:t>
+        <w:t xml:space="preserve">  "DEPARTMENT":        {"GUID":"…","NAME":"…"},</w:t>
       </w:r>
     </w:p>
     <w:p>
@@ -8479,7 +8645,7 @@
           <w:color w:val="188038"/>
           <w:sz w:val="19"/>
         </w:rPr>
-        <w:t xml:space="preserve">  "GROUP":        {"GUID":"…","NAME":"…"},</w:t>
+        <w:t xml:space="preserve">  "PROJECT":           {"GUID":"…","NAME":"…"},</w:t>
       </w:r>
     </w:p>
     <w:p>
@@ -8492,7 +8658,7 @@
           <w:color w:val="188038"/>
           <w:sz w:val="19"/>
         </w:rPr>
-        <w:t xml:space="preserve">  "REGION":       {"GUID":"…","NAME":"…"},</w:t>
+        <w:t xml:space="preserve">  "REGION":            {"GUID":"…","NAME":"…"},</w:t>
       </w:r>
     </w:p>
     <w:p>
@@ -8724,7 +8890,7 @@
                 <w:b w:val="0"/>
                 <w:sz w:val="17"/>
               </w:rPr>
-              <w:t>COMPANY.BIN</w:t>
+              <w:t>ORIGINAL_CUSTOMER.BIN</w:t>
             </w:r>
           </w:p>
         </w:tc>
@@ -8822,7 +8988,7 @@
                 <w:b w:val="0"/>
                 <w:sz w:val="17"/>
               </w:rPr>
-              <w:t>ORGANIZATION.BIN</w:t>
+              <w:t>COMPANY.BIN</w:t>
             </w:r>
           </w:p>
         </w:tc>
@@ -9116,7 +9282,7 @@
                 <w:b w:val="0"/>
                 <w:sz w:val="17"/>
               </w:rPr>
-              <w:t>GROUP.GUID</w:t>
+              <w:t>PROJECT.GUID</w:t>
             </w:r>
           </w:p>
         </w:tc>
@@ -20659,6 +20825,80 @@
                 <w:sz w:val="19"/>
               </w:rPr>
               <w:t>п. 4.4, 5.0</w:t>
+            </w:r>
+          </w:p>
+        </w:tc>
+      </w:tr>
+      <w:tr>
+        <w:tc>
+          <w:tcPr>
+            <w:tcW w:type="dxa" w:w="432"/>
+            <w:tcBorders>
+              <w:top w:val="single" w:sz="6" w:space="0" w:color="c9a0a6"/>
+              <w:left w:val="single" w:sz="6" w:space="0" w:color="c9a0a6"/>
+              <w:bottom w:val="single" w:sz="6" w:space="0" w:color="c9a0a6"/>
+              <w:right w:val="single" w:sz="6" w:space="0" w:color="c9a0a6"/>
+            </w:tcBorders>
+          </w:tcPr>
+          <w:p>
+            <w:pPr>
+              <w:spacing w:after="0"/>
+            </w:pPr>
+            <w:r/>
+            <w:r>
+              <w:rPr>
+                <w:b w:val="0"/>
+                <w:sz w:val="19"/>
+              </w:rPr>
+              <w:t>6</w:t>
+            </w:r>
+          </w:p>
+        </w:tc>
+        <w:tc>
+          <w:tcPr>
+            <w:tcW w:type="dxa" w:w="6768"/>
+            <w:tcBorders>
+              <w:top w:val="single" w:sz="6" w:space="0" w:color="c9a0a6"/>
+              <w:left w:val="single" w:sz="6" w:space="0" w:color="c9a0a6"/>
+              <w:bottom w:val="single" w:sz="6" w:space="0" w:color="c9a0a6"/>
+              <w:right w:val="single" w:sz="6" w:space="0" w:color="c9a0a6"/>
+            </w:tcBorders>
+          </w:tcPr>
+          <w:p>
+            <w:pPr>
+              <w:spacing w:after="0"/>
+            </w:pPr>
+            <w:r/>
+            <w:r>
+              <w:rPr>
+                <w:b w:val="0"/>
+                <w:sz w:val="19"/>
+              </w:rPr>
+              <w:t>Поле UF_CRM_1722953876 называется «Проект» — так же, как и UF_CRM_1721728435. Решено переименовать во избежание путаницы — согласовать точное новое название (например, «Проектная документация»)</w:t>
+            </w:r>
+          </w:p>
+        </w:tc>
+        <w:tc>
+          <w:tcPr>
+            <w:tcW w:type="dxa" w:w="2160"/>
+            <w:tcBorders>
+              <w:top w:val="single" w:sz="6" w:space="0" w:color="c9a0a6"/>
+              <w:left w:val="single" w:sz="6" w:space="0" w:color="c9a0a6"/>
+              <w:bottom w:val="single" w:sz="6" w:space="0" w:color="c9a0a6"/>
+              <w:right w:val="single" w:sz="6" w:space="0" w:color="c9a0a6"/>
+            </w:tcBorders>
+          </w:tcPr>
+          <w:p>
+            <w:pPr>
+              <w:spacing w:after="0"/>
+            </w:pPr>
+            <w:r/>
+            <w:r>
+              <w:rPr>
+                <w:b w:val="0"/>
+                <w:sz w:val="19"/>
+              </w:rPr>
+              <w:t>п. 3.1</w:t>
             </w:r>
           </w:p>
         </w:tc>

--- a/ТЗ ЦМК.docx
+++ b/ТЗ ЦМК.docx
@@ -2645,7 +2645,7 @@
           <w:b w:val="0"/>
           <w:i w:val="0"/>
         </w:rPr>
-        <w:t>Правило по умолчанию: всё, что заполняют виджет lookup, роботы или 1С, для заявителя read-only — процесс не предусматривает ручное изменение этих значений; при неверных данных исправляется источник (первичный ЗК в 1С) и значение подтягивается заново.</w:t>
+        <w:t>Правило по умолчанию: поля, которые заполняет робот (автоназначение ролей — п. 4.3, маршрутизация — п. 4.4) или 1С (GUID, номера документов), для заявителя read-only — их ручное изменение процессом не предусмотрено. Поля, которые заполняет виджет lookup (п. 4.1), заявитель при необходимости может отредактировать вручную — read-only ограничения на них нет; штатный путь — исправить первичный ЗК в 1С и ввести номер заново, но прямая правка на форме доступна, если заявитель видит в этом необходимость.</w:t>
       </w:r>
     </w:p>
     <w:p>
@@ -9863,7 +9863,7 @@
         <w:pStyle w:val="ListBullet"/>
       </w:pPr>
       <w:r>
-        <w:t>Поля, заполненные lookup, заявитель видит на форме, но вручную не редактирует (read-only и в момент заполнения, и после сохранения). Если данные неверны — исправляется первичный ЗК в 1С и номер вводится заново.</w:t>
+        <w:t>Поля, заполненные lookup, заявитель видит на форме уже заполненными; read-only ограничения на них нет — при необходимости заявитель может отредактировать их вручную. Штатный путь исправления неверных данных — исправить первичный ЗК в 1С и ввести номер заново, чтобы lookup подтянул верные значения; прямая правка на форме — это возможность для нестандартных случаев, а не обязательный шаг.</w:t>
       </w:r>
     </w:p>
     <w:p>

--- a/ТЗ ЦМК.docx
+++ b/ТЗ ЦМК.docx
@@ -10557,7 +10557,7 @@
         <w:tab/>
       </w:r>
       <w:r>
-        <w:t>До создания сделки (или в любой момент) заявитель заходит в смарт-процесс «Комплектация» (копия «Договора»), создаёт объект, заполняет название, описание, прикладывает файл проекта и вносит список номенклатуры с количеством.</w:t>
+        <w:t>До создания сделки (или в любой момент) заявитель заходит в смарт-процесс «Комплектация», создаёт объект, заполняет название, описание, прикладывает файл проекта и вносит список номенклатуры с количеством.</w:t>
       </w:r>
     </w:p>
     <w:p>

--- a/ТЗ ЦМК.docx
+++ b/ТЗ ЦМК.docx
@@ -11149,7 +11149,7 @@
                 <w:b w:val="0"/>
                 <w:sz w:val="19"/>
               </w:rPr>
-              <w:t>Заказ клиента, Требуемая дата производства, Пункт доставки (Склад получатель — если выбрано «На склад компании»); см. полную таблицу ниже</w:t>
+              <w:t>Заказ клиента, Требуемая дата производства, Пункт доставки — стандартные обязательные поля B24: без них форма не даёт сохранить сделку, поэтому сделки с пустыми этими полями не существует в принципе. Склад получатель обязателен только при «Пункт доставки» = «На склад компании» — такое условное требование B24 нативно не поддерживает, его проверяет робот при переходе на стадию 2, Согласование производства (см. блокировки, п. 5.1). Полная таблица полей — ниже</w:t>
             </w:r>
           </w:p>
         </w:tc>
@@ -11249,7 +11249,7 @@
                 <w:b w:val="0"/>
                 <w:sz w:val="19"/>
               </w:rPr>
-              <w:t>Сделка сохраняется сразу на стадии 1 (ПТО. Проверка заказа)</w:t>
+              <w:t>Сделка не может быть сохранена без обязательных полей; как только заявитель их заполнил и нажал «Сохранить» — сделка сразу создаётся на стадии 1 (ПТО. Проверка заказа)</w:t>
             </w:r>
           </w:p>
         </w:tc>
@@ -12421,15 +12421,7 @@
         <w:pStyle w:val="ListBullet"/>
       </w:pPr>
       <w:r>
-        <w:t>Пусто обязательное поле, которое заполняет заявитель: Заказ клиента (UF_CRM_1693298354712), Требуемая дата производства (UF_CRM_1755671185), Пункт доставки (UF_CRM_1762861386290).</w:t>
-      </w:r>
-    </w:p>
-    <w:p>
-      <w:pPr>
-        <w:pStyle w:val="ListBullet"/>
-      </w:pPr>
-      <w:r>
-        <w:t>Пункт доставки = «На склад компании» (ENUM 7442) и пуст Склад получатель (UF_CRM_1721821168).</w:t>
+        <w:t>Пункт доставки = «На склад компании» (ENUM 7442) и пуст Склад получатель (UF_CRM_1721821168) — единственное условное обязательное поле, которое не проверяется штатной валидацией B24 при сохранении (см. п. 5.0).</w:t>
       </w:r>
     </w:p>
     <w:p>

--- a/ТЗ ЦМК.docx
+++ b/ТЗ ЦМК.docx
@@ -12533,7 +12533,7 @@
         <w:tab/>
       </w:r>
       <w:r>
-        <w:t>Сотрудник ЦМК проверяет позиции по реестру номенклатуры (Google Doc). Заявитель мог указать позицию бытовым названием без артикула (например «Уголок» вместо профессионального наименования по каталогу) — сотрудник ЦМК правит наименование прямо в строке PRODUCT_ROWS на профессиональное и, если такой номенклатуры ещё нет в каталоге, отписывается оператору для её заведения в 1С и каталоге B24. Исправленное наименование остаётся в строке сделки и на стадии 3 (Согласование заявителем) попадает заявителю на утверждение — заявитель видит именно то название, что уйдёт в 1С.</w:t>
+        <w:t>Сотрудник ЦМК проверяет позиции по реестру номенклатуры (Google Doc). Заявитель мог указать позицию бытовым названием без артикула (например «Уголок» вместо профессионального наименования по каталогу). Если нужный артикул и номенклатура уже есть в реестре — сотрудник ЦМК сразу правит наименование в строке PRODUCT_ROWS на профессиональное. Если артикула и номенклатуры ещё нет — сотрудник ЦМК отписывается оператору 1С и ждёт, пока оператор не заведёт артикул и саму номенклатуру в 1С и в каталоге B24; только после этого позиция заносится в строку сделки. Исправленное наименование остаётся в строке сделки и на стадии 3 (Согласование заявителем) попадает заявителю на утверждение — заявитель видит именно то название, что уйдёт в 1С.</w:t>
       </w:r>
     </w:p>
     <w:p>

--- a/ТЗ ЦМК.docx
+++ b/ТЗ ЦМК.docx
@@ -17297,7 +17297,7 @@
         <w:t xml:space="preserve">Автоматика: </w:t>
       </w:r>
       <w:r>
-        <w:t>карточка переводится в read-only. На стадиях 1–3 в 1С ничего не отправляется — документов ещё нет. При провале со стадии 4 (Согласование предоплаты) и далее робот отправляет в 1С сигнал {"action":"CANCEL_REQUEST","ID":"{ID}-ЦМК"}: 1С помечает связанные ЗК и ЗП на удаление автоматически, без ручных действий. Одновременно робот отправляет уведомление в ОПБП-2 о выполненной отмене.</w:t>
+        <w:t>карточка переводится в read-only. Робот автоматически уведомляет заявителя о провале сделки и указанной причине — независимо от того, с какой стадии пришёл провал. На стадиях 1–3 в 1С ничего не отправляется — документов ещё нет. При провале со стадии 4 (Согласование предоплаты) и далее робот отправляет в 1С сигнал {"action":"CANCEL_REQUEST","ID":"{ID}-ЦМК"}: 1С помечает связанные ЗК и ЗП на удаление автоматически, без ручных действий. Одновременно робот отправляет уведомление в ОПБП-2 о выполненной отмене.</w:t>
       </w:r>
     </w:p>
     <w:p>

--- a/ТЗ ЦМК.docx
+++ b/ТЗ ЦМК.docx
@@ -2231,7 +2231,7 @@
                 <w:b w:val="0"/>
                 <w:sz w:val="19"/>
               </w:rPr>
-              <w:t>Gate B — проверка и дозаполнение ЗП</w:t>
+              <w:t>Gate B — проверка ЗП</w:t>
             </w:r>
           </w:p>
         </w:tc>
@@ -13682,7 +13682,7 @@
         <w:tab/>
       </w:r>
       <w:r>
-        <w:t>Gate B — Карина открывает ЗП в 1С, дозаполняет реквизиты, которые не передались из CRM (без изменения состава и сумм), сверяет данные; при ошибках пишет комментарий в адрес ОПБП-2; нажимает «Проверка выполнена».</w:t>
+        <w:t>Gate B — Карина открывает ЗП в 1С и сверяет реквизиты, состав и суммы с данными сделки; ничего не дозаполняет и не меняет — только проверка; при ошибках пишет комментарий в адрес ОПБП-2; нажимает «Проверка выполнена».</w:t>
       </w:r>
     </w:p>
     <w:p>
@@ -13794,7 +13794,7 @@
           <w:color w:val="188038"/>
           <w:sz w:val="19"/>
         </w:rPr>
-        <w:t>Задание: Контроль, дозаполнение и проверка Заказа поставщику (Gate B)</w:t>
+        <w:t>Задание: Контроль и проверка Заказа поставщику (Gate B)</w:t>
       </w:r>
     </w:p>
     <w:p>
@@ -13820,7 +13820,7 @@
           <w:color w:val="188038"/>
           <w:sz w:val="19"/>
         </w:rPr>
-        <w:t>1. Открыть ЗП в 1С и проверить заполнение.</w:t>
+        <w:t>1. Открыть ЗП в 1С.</w:t>
       </w:r>
     </w:p>
     <w:p>
@@ -13833,7 +13833,7 @@
           <w:color w:val="188038"/>
           <w:sz w:val="19"/>
         </w:rPr>
-        <w:t>2. Дозаполнить пустые реквизиты, которые не передались из CRM. Состав и суммы не менять.</w:t>
+        <w:t>2. Сверить реквизиты, суммы и табличную часть с данными сделки. Ничего не дозаполнять и не менять.</w:t>
       </w:r>
     </w:p>
     <w:p>
@@ -13846,7 +13846,7 @@
           <w:color w:val="188038"/>
           <w:sz w:val="19"/>
         </w:rPr>
-        <w:t>3. Сверить реквизиты, суммы и табличную часть.</w:t>
+        <w:t>3. При ошибках или расхождениях — написать комментарий в адрес ОПБП-2.</w:t>
       </w:r>
     </w:p>
     <w:p>
@@ -13859,20 +13859,7 @@
           <w:color w:val="188038"/>
           <w:sz w:val="19"/>
         </w:rPr>
-        <w:t>4. При ошибках или расхождениях — написать комментарий в адрес ОПБП-2.</w:t>
-      </w:r>
-    </w:p>
-    <w:p>
-      <w:pPr>
-        <w:spacing w:after="0"/>
-      </w:pPr>
-      <w:r>
-        <w:rPr>
-          <w:rFonts w:ascii="Roboto Mono" w:hAnsi="Roboto Mono" w:eastAsia="Roboto Mono"/>
-          <w:color w:val="188038"/>
-          <w:sz w:val="19"/>
-        </w:rPr>
-        <w:t>5. Нажать «Проверка выполнена».</w:t>
+        <w:t>4. Нажать «Проверка выполнена».</w:t>
       </w:r>
     </w:p>
     <w:p/>

--- a/ТЗ ЦМК.docx
+++ b/ТЗ ЦМК.docx
@@ -14627,14 +14627,6 @@
     </w:p>
     <w:p>
       <w:pPr>
-        <w:pStyle w:val="ListBullet"/>
-      </w:pPr>
-      <w:r>
-        <w:t>Провал после успешного CREATE → C56:LOSE; робот автоматически отправляет в 1С сигнал CANCEL_REQUEST — связанные ЗК и ЗП 1С помечает на удаление без ручных действий (подробности — п. 5.12).</w:t>
-      </w:r>
-    </w:p>
-    <w:p>
-      <w:pPr>
         <w:pStyle w:val="Heading2"/>
       </w:pPr>
       <w:r>
@@ -19520,7 +19512,7 @@
                 <w:b w:val="0"/>
                 <w:sz w:val="17"/>
               </w:rPr>
-              <w:t>п. 5.4, 5.12</w:t>
+              <w:t>п. 5.12</w:t>
             </w:r>
           </w:p>
         </w:tc>

--- a/ТЗ ЦМК.docx
+++ b/ТЗ ЦМК.docx
@@ -15310,6 +15310,17 @@
     </w:tbl>
     <w:p/>
     <w:p>
+      <w:r>
+        <w:rPr>
+          <w:b/>
+        </w:rPr>
+        <w:t xml:space="preserve">Откуда берутся ПБЗ (Производство без заказа): </w:t>
+      </w:r>
+      <w:r>
+        <w:t>отдельный, не привязанный к конкретной сделке процесс в 1С — ежедневный таймер в 17:00. Сотрудник ЦМК заполняет отчёт о выработке за день; на основании этого оформляется «Ведомость сдачи ГП на склад» и проверяется, есть ли изготовленная продукция. Если есть — в 1С создаётся документ «Производство без заказа» (ПБЗ), затем «Приходный ордер на товары». Без этого ежедневного цикла запросу проверки по конкретной сделке (ниже) нечего будет найти — ответ будет NOT_FOUND, даже если продукция физически изготовлена в тот же день.</w:t>
+      </w:r>
+    </w:p>
+    <w:p>
       <w:pPr>
         <w:spacing w:before="200"/>
         <w:pBdr>
@@ -15388,7 +15399,7 @@
           <w:color w:val="188038"/>
           <w:sz w:val="19"/>
         </w:rPr>
-        <w:t>ordered[nom]  = Σ ЗаказКлиента.Товары.Количество</w:t>
+        <w:t>ordered[nom]  = Σ ЗК.Товары.Количество, по каждой позиции</w:t>
       </w:r>
     </w:p>
     <w:p>
@@ -15414,7 +15425,7 @@
           <w:color w:val="188038"/>
           <w:sz w:val="19"/>
         </w:rPr>
-        <w:t>ПБЗ           ← проведённые WHERE Продукция.Назначение IN Назначения OR ДокументОснование = ЗК</w:t>
+        <w:t>ПБЗ           ← проведённые «Производство без заказа» WHERE Продукция.Назначение IN Назначения OR ДокументОснование = ЗК</w:t>
       </w:r>
     </w:p>
     <w:p>
@@ -15427,7 +15438,7 @@
           <w:color w:val="188038"/>
           <w:sz w:val="19"/>
         </w:rPr>
-        <w:t>produced[nom] = Σ ПБЗ.Продукция.Количество</w:t>
+        <w:t>ЕСЛИ ПБЗ пуст → NOT_FOUND</w:t>
       </w:r>
     </w:p>
     <w:p>
@@ -15440,7 +15451,46 @@
           <w:color w:val="188038"/>
           <w:sz w:val="19"/>
         </w:rPr>
-        <w:t>ALL produced &gt;= ordered → SUCCESS | иначе PARTIAL | нет ПБЗ → NOT_FOUND</w:t>
+        <w:t>ИНАЧЕ:</w:t>
+      </w:r>
+    </w:p>
+    <w:p>
+      <w:pPr>
+        <w:spacing w:after="0"/>
+      </w:pPr>
+      <w:r>
+        <w:rPr>
+          <w:rFonts w:ascii="Roboto Mono" w:hAnsi="Roboto Mono" w:eastAsia="Roboto Mono"/>
+          <w:color w:val="188038"/>
+          <w:sz w:val="19"/>
+        </w:rPr>
+        <w:t xml:space="preserve">  produced[nom] = Σ ПБЗ.Продукция.Количество, по каждой позиции</w:t>
+      </w:r>
+    </w:p>
+    <w:p>
+      <w:pPr>
+        <w:spacing w:after="0"/>
+      </w:pPr>
+      <w:r>
+        <w:rPr>
+          <w:rFonts w:ascii="Roboto Mono" w:hAnsi="Roboto Mono" w:eastAsia="Roboto Mono"/>
+          <w:color w:val="188038"/>
+          <w:sz w:val="19"/>
+        </w:rPr>
+        <w:t xml:space="preserve">  ЕСЛИ ALL produced[nom] &gt;= ordered[nom] → SUCCESS</w:t>
+      </w:r>
+    </w:p>
+    <w:p>
+      <w:pPr>
+        <w:spacing w:after="0"/>
+      </w:pPr>
+      <w:r>
+        <w:rPr>
+          <w:rFonts w:ascii="Roboto Mono" w:hAnsi="Roboto Mono" w:eastAsia="Roboto Mono"/>
+          <w:color w:val="188038"/>
+          <w:sz w:val="19"/>
+        </w:rPr>
+        <w:t xml:space="preserve">  ИНАЧЕ → PARTIAL</w:t>
       </w:r>
     </w:p>
     <w:p/>

--- a/ТЗ ЦМК.docx
+++ b/ТЗ ЦМК.docx
@@ -15951,7 +15951,7 @@
           <w:color w:val="188038"/>
           <w:sz w:val="19"/>
         </w:rPr>
-        <w:t>ordered[nom] = Σ ЗК.Товары.Количество</w:t>
+        <w:t>ordered[nom] = Σ ЗК.Товары.Количество, по каждой позиции</w:t>
       </w:r>
     </w:p>
     <w:p>
@@ -15964,7 +15964,7 @@
           <w:color w:val="188038"/>
           <w:sz w:val="19"/>
         </w:rPr>
-        <w:t>shipped[nom] = Σ РО WHERE Статус = «Отгружен» AND Распоряжение = ЗК</w:t>
+        <w:t>РО            ← проведённые Расходные ордера WHERE Статус = «Отгружен» AND Распоряжение = ЗК</w:t>
       </w:r>
     </w:p>
     <w:p>
@@ -15977,7 +15977,20 @@
           <w:color w:val="188038"/>
           <w:sz w:val="19"/>
         </w:rPr>
-        <w:t>ЕСЛИ для КАЖДОЙ nom: shipped &gt;= ordered → отправить сигнал</w:t>
+        <w:t>shipped[nom]  = Σ РО.Товары.Количество, по каждой позиции</w:t>
+      </w:r>
+    </w:p>
+    <w:p>
+      <w:pPr>
+        <w:spacing w:after="0"/>
+      </w:pPr>
+      <w:r>
+        <w:rPr>
+          <w:rFonts w:ascii="Roboto Mono" w:hAnsi="Roboto Mono" w:eastAsia="Roboto Mono"/>
+          <w:color w:val="188038"/>
+          <w:sz w:val="19"/>
+        </w:rPr>
+        <w:t>ЕСЛИ ALL shipped[nom] &gt;= ordered[nom] → отправить сигнал</w:t>
       </w:r>
     </w:p>
     <w:p>

--- a/ТЗ ЦМК.docx
+++ b/ТЗ ЦМК.docx
@@ -15758,7 +15758,7 @@
         <w:tab/>
       </w:r>
       <w:r>
-        <w:t>Оператор проверяет остатки на складе. Все комплектующие есть → закрывает задание → стадия 8 (Отгрузка). Комплектующих нет → сделка остаётся на стадии 7 (Корректировка заказа) со статусом «Ожидание снабжения», запускается подпроцесс «Закупка комплектующих» (сотрудник ЦМК); задание закрывается только после обеспечения склада.</w:t>
+        <w:t>Оператор проверяет остатки на складе. Все комплектующие есть → закрывает задание → стадия 8 (Отгрузка). Комплектующих нет → задание не закрывается, сделка остаётся на стадии 7 (Корректировка заказа); запускается подпроцесс «Закупка комплектующих» (сотрудник ЦМК). Отдельного статуса для этого не заводится — просто задание открыто, пока склад не обеспечен.</w:t>
       </w:r>
     </w:p>
     <w:p>
@@ -18330,7 +18330,7 @@
                 <w:b w:val="0"/>
                 <w:sz w:val="19"/>
               </w:rPr>
-              <w:t>UPDATE ЗП; задание Дмитрий (user 414); статус «Ожидание снабжения»</w:t>
+              <w:t>UPDATE ЗП; задание Дмитрий (user 414); задание не закрывается до обеспечения склада</w:t>
             </w:r>
           </w:p>
         </w:tc>

--- a/ТЗ ЦМК.docx
+++ b/ТЗ ЦМК.docx
@@ -20933,6 +20933,80 @@
                 <w:sz w:val="19"/>
               </w:rPr>
               <w:t>п. 3.1</w:t>
+            </w:r>
+          </w:p>
+        </w:tc>
+      </w:tr>
+      <w:tr>
+        <w:tc>
+          <w:tcPr>
+            <w:tcW w:type="dxa" w:w="432"/>
+            <w:tcBorders>
+              <w:top w:val="single" w:sz="6" w:space="0" w:color="c9a0a6"/>
+              <w:left w:val="single" w:sz="6" w:space="0" w:color="c9a0a6"/>
+              <w:bottom w:val="single" w:sz="6" w:space="0" w:color="c9a0a6"/>
+              <w:right w:val="single" w:sz="6" w:space="0" w:color="c9a0a6"/>
+            </w:tcBorders>
+          </w:tcPr>
+          <w:p>
+            <w:pPr>
+              <w:spacing w:after="0"/>
+            </w:pPr>
+            <w:r/>
+            <w:r>
+              <w:rPr>
+                <w:b w:val="0"/>
+                <w:sz w:val="19"/>
+              </w:rPr>
+              <w:t>7</w:t>
+            </w:r>
+          </w:p>
+        </w:tc>
+        <w:tc>
+          <w:tcPr>
+            <w:tcW w:type="dxa" w:w="6768"/>
+            <w:tcBorders>
+              <w:top w:val="single" w:sz="6" w:space="0" w:color="c9a0a6"/>
+              <w:left w:val="single" w:sz="6" w:space="0" w:color="c9a0a6"/>
+              <w:bottom w:val="single" w:sz="6" w:space="0" w:color="c9a0a6"/>
+              <w:right w:val="single" w:sz="6" w:space="0" w:color="c9a0a6"/>
+            </w:tcBorders>
+          </w:tcPr>
+          <w:p>
+            <w:pPr>
+              <w:spacing w:after="0"/>
+            </w:pPr>
+            <w:r/>
+            <w:r>
+              <w:rPr>
+                <w:b w:val="0"/>
+                <w:sz w:val="19"/>
+              </w:rPr>
+              <w:t>На стадии 7 (Корректировка заказа) сейчас единственный оператор — Дмитрий (user 414). Обсуждалось разделение по «ЦМК-1» / «ЦМК-2» с Гулнур в роли второго оператора — критерий деления пока не определён; подставить в ТЗ после решения</w:t>
+            </w:r>
+          </w:p>
+        </w:tc>
+        <w:tc>
+          <w:tcPr>
+            <w:tcW w:type="dxa" w:w="2160"/>
+            <w:tcBorders>
+              <w:top w:val="single" w:sz="6" w:space="0" w:color="c9a0a6"/>
+              <w:left w:val="single" w:sz="6" w:space="0" w:color="c9a0a6"/>
+              <w:bottom w:val="single" w:sz="6" w:space="0" w:color="c9a0a6"/>
+              <w:right w:val="single" w:sz="6" w:space="0" w:color="c9a0a6"/>
+            </w:tcBorders>
+          </w:tcPr>
+          <w:p>
+            <w:pPr>
+              <w:spacing w:after="0"/>
+            </w:pPr>
+            <w:r/>
+            <w:r>
+              <w:rPr>
+                <w:b w:val="0"/>
+                <w:sz w:val="19"/>
+              </w:rPr>
+              <w:t>п. 5.7</w:t>
             </w:r>
           </w:p>
         </w:tc>

--- a/ТЗ ЦМК.docx
+++ b/ТЗ ЦМК.docx
@@ -16,7 +16,7 @@
           <w:b w:val="0"/>
           <w:i/>
         </w:rPr>
-        <w:t>Версия 5.0 от 24.08.2026. Заменяет предыдущую редакцию целиком.</w:t>
+        <w:t>Версия 5.1 от 24.08.2026. Заменяет предыдущую редакцию целиком. Воронка «ЦМК», CATEGORY_ID = 56.</w:t>
       </w:r>
     </w:p>
     <w:p>
@@ -25,7 +25,7 @@
           <w:b w:val="0"/>
           <w:i w:val="0"/>
         </w:rPr>
-        <w:t>Структура: раздел = стадия. В каждой стадии — что делаем, зачем, переходы, блокировки. Общие правила обмена и разовые работы — один раз в п. 1–2, в стадиях не повторяются. Воронка «ЦМК», CATEGORY_ID = 56.</w:t>
+        <w:t>П. 1 читается за 5 минут: по каждой стадии — было / делаем / почему. Вся техника (JSON, алгоритмы, тексты заданий) — в п. 4, по тем же номерам стадий.</w:t>
       </w:r>
     </w:p>
     <w:p>
@@ -33,7 +33,692 @@
         <w:pStyle w:val="Heading1"/>
       </w:pPr>
       <w:r>
-        <w:t>1. Общие правила (один раз, дальше не повторяются)</w:t>
+        <w:t>1. Коротко: суть за 5 минут</w:t>
+      </w:r>
+    </w:p>
+    <w:p>
+      <w:pPr>
+        <w:pStyle w:val="ListBullet"/>
+      </w:pPr>
+      <w:r>
+        <w:rPr>
+          <w:b/>
+        </w:rPr>
+        <w:t xml:space="preserve">Ключ связи: </w:t>
+      </w:r>
+      <w:r>
+        <w:t>каждый заказ в 1С помечен номером сделки Б24 — "{ID}-ЦМК".</w:t>
+      </w:r>
+    </w:p>
+    <w:p>
+      <w:pPr>
+        <w:pStyle w:val="ListBullet"/>
+      </w:pPr>
+      <w:r>
+        <w:rPr>
+          <w:b/>
+        </w:rPr>
+        <w:t xml:space="preserve">Ошибки обмена: </w:t>
+      </w:r>
+      <w:r>
+        <w:t>3 повтора по 5 минут, дальше уведомление ОПБП-2. Ничего не теряется — всё пишется в историю сделки.</w:t>
+      </w:r>
+    </w:p>
+    <w:p>
+      <w:pPr>
+        <w:pStyle w:val="ListBullet"/>
+      </w:pPr>
+      <w:r>
+        <w:rPr>
+          <w:b/>
+        </w:rPr>
+        <w:t xml:space="preserve">«Задание»: </w:t>
+      </w:r>
+      <w:r>
+        <w:t>обычная задача B24 из «Автоматизации» карточки.</w:t>
+      </w:r>
+    </w:p>
+    <w:p>
+      <w:r>
+        <w:rPr>
+          <w:b/>
+          <w:i w:val="0"/>
+        </w:rPr>
+        <w:t>Стадия 0. Создание сделки</w:t>
+      </w:r>
+    </w:p>
+    <w:p>
+      <w:pPr>
+        <w:pStyle w:val="ListBullet"/>
+      </w:pPr>
+      <w:r>
+        <w:rPr>
+          <w:b/>
+        </w:rPr>
+        <w:t xml:space="preserve">Было: </w:t>
+      </w:r>
+      <w:r>
+        <w:t>заявитель переносил данные первичного ЗК руками, номенклатуру вбивал в каждую сделку заново.</w:t>
+      </w:r>
+    </w:p>
+    <w:p>
+      <w:pPr>
+        <w:pStyle w:val="ListBullet"/>
+      </w:pPr>
+      <w:r>
+        <w:rPr>
+          <w:b/>
+        </w:rPr>
+        <w:t xml:space="preserve">Делаем: </w:t>
+      </w:r>
+      <w:r>
+        <w:t>виджет по номеру первичного ЗК сам тянет из 1С шесть полей и проверяет дубли; типовой состав изделия переносится из «Комплектации» одним выбором.</w:t>
+      </w:r>
+    </w:p>
+    <w:p>
+      <w:pPr>
+        <w:pStyle w:val="ListBullet"/>
+      </w:pPr>
+      <w:r>
+        <w:rPr>
+          <w:b/>
+        </w:rPr>
+        <w:t xml:space="preserve">Почему: </w:t>
+      </w:r>
+      <w:r>
+        <w:t>убираем ручной ввод, ошибки и дубли на самом входе.</w:t>
+      </w:r>
+    </w:p>
+    <w:p>
+      <w:r>
+        <w:rPr>
+          <w:b/>
+          <w:i w:val="0"/>
+        </w:rPr>
+        <w:t>Стадия 1. ПТО. Проверка заказа</w:t>
+      </w:r>
+    </w:p>
+    <w:p>
+      <w:pPr>
+        <w:pStyle w:val="ListBullet"/>
+      </w:pPr>
+      <w:r>
+        <w:rPr>
+          <w:b/>
+        </w:rPr>
+        <w:t xml:space="preserve">Было: </w:t>
+      </w:r>
+      <w:r>
+        <w:t>проверка вручную, критерий дублей плавал (то по номеру, то по сайту).</w:t>
+      </w:r>
+    </w:p>
+    <w:p>
+      <w:pPr>
+        <w:pStyle w:val="ListBullet"/>
+      </w:pPr>
+      <w:r>
+        <w:rPr>
+          <w:b/>
+        </w:rPr>
+        <w:t xml:space="preserve">Делаем: </w:t>
+      </w:r>
+      <w:r>
+        <w:t>задание утверждающему с кнопками Согласовать / На доработку / Отменить; робот не пускает дальше, пока данные неполные; по дублю решает утверждающий.</w:t>
+      </w:r>
+    </w:p>
+    <w:p>
+      <w:pPr>
+        <w:pStyle w:val="ListBullet"/>
+      </w:pPr>
+      <w:r>
+        <w:rPr>
+          <w:b/>
+        </w:rPr>
+        <w:t xml:space="preserve">Почему: </w:t>
+      </w:r>
+      <w:r>
+        <w:t>дальше уходит только полный и проверенный пакет.</w:t>
+      </w:r>
+    </w:p>
+    <w:p>
+      <w:r>
+        <w:rPr>
+          <w:b/>
+          <w:i w:val="0"/>
+        </w:rPr>
+        <w:t>Стадия 2. Согласование производства</w:t>
+      </w:r>
+    </w:p>
+    <w:p>
+      <w:pPr>
+        <w:pStyle w:val="ListBullet"/>
+      </w:pPr>
+      <w:r>
+        <w:rPr>
+          <w:b/>
+        </w:rPr>
+        <w:t xml:space="preserve">Было: </w:t>
+      </w:r>
+      <w:r>
+        <w:t>ЦМК заполнял только цену, артикул и НДС — остальное решалось вне системы.</w:t>
+      </w:r>
+    </w:p>
+    <w:p>
+      <w:pPr>
+        <w:pStyle w:val="ListBullet"/>
+      </w:pPr>
+      <w:r>
+        <w:rPr>
+          <w:b/>
+        </w:rPr>
+        <w:t xml:space="preserve">Делаем: </w:t>
+      </w:r>
+      <w:r>
+        <w:t>задание сотруднику ЦМК: номенклатура по реестру (нет артикула — ждём, пока оператор заведёт в 1С), цены, % предоплаты, плановые даты, склад выдачи.</w:t>
+      </w:r>
+    </w:p>
+    <w:p>
+      <w:pPr>
+        <w:pStyle w:val="ListBullet"/>
+      </w:pPr>
+      <w:r>
+        <w:rPr>
+          <w:b/>
+        </w:rPr>
+        <w:t xml:space="preserve">Почему: </w:t>
+      </w:r>
+      <w:r>
+        <w:t>все коммерческие условия фиксируются в одном месте до создания документов.</w:t>
+      </w:r>
+    </w:p>
+    <w:p>
+      <w:r>
+        <w:rPr>
+          <w:b/>
+          <w:i w:val="0"/>
+        </w:rPr>
+        <w:t>Стадия 3. Согласование заявителем</w:t>
+      </w:r>
+    </w:p>
+    <w:p>
+      <w:pPr>
+        <w:pStyle w:val="ListBullet"/>
+      </w:pPr>
+      <w:r>
+        <w:rPr>
+          <w:b/>
+        </w:rPr>
+        <w:t xml:space="preserve">Было: </w:t>
+      </w:r>
+      <w:r>
+        <w:t>заявитель согласовывал разрозненные данные без единой точки сверки.</w:t>
+      </w:r>
+    </w:p>
+    <w:p>
+      <w:pPr>
+        <w:pStyle w:val="ListBullet"/>
+      </w:pPr>
+      <w:r>
+        <w:rPr>
+          <w:b/>
+        </w:rPr>
+        <w:t xml:space="preserve">Делаем: </w:t>
+      </w:r>
+      <w:r>
+        <w:t>read-only задание: подтвердить, вернуть на доработку или прервать.</w:t>
+      </w:r>
+    </w:p>
+    <w:p>
+      <w:pPr>
+        <w:pStyle w:val="ListBullet"/>
+      </w:pPr>
+      <w:r>
+        <w:rPr>
+          <w:b/>
+        </w:rPr>
+        <w:t xml:space="preserve">Почему: </w:t>
+      </w:r>
+      <w:r>
+        <w:t>последний контроль перед 1С — мусорные документы не создаются.</w:t>
+      </w:r>
+    </w:p>
+    <w:p>
+      <w:r>
+        <w:rPr>
+          <w:b/>
+          <w:i w:val="0"/>
+        </w:rPr>
+        <w:t>Стадия 4. Согласование предоплаты (CREATE)</w:t>
+      </w:r>
+    </w:p>
+    <w:p>
+      <w:pPr>
+        <w:pStyle w:val="ListBullet"/>
+      </w:pPr>
+      <w:r>
+        <w:rPr>
+          <w:b/>
+        </w:rPr>
+        <w:t xml:space="preserve">Было: </w:t>
+      </w:r>
+      <w:r>
+        <w:t>ЗК и ЗП заводили вручную по отдельным задачам; счета Bitrix дублировались, номера путались.</w:t>
+      </w:r>
+    </w:p>
+    <w:p>
+      <w:pPr>
+        <w:pStyle w:val="ListBullet"/>
+      </w:pPr>
+      <w:r>
+        <w:rPr>
+          <w:b/>
+        </w:rPr>
+        <w:t xml:space="preserve">Делаем: </w:t>
+      </w:r>
+      <w:r>
+        <w:t>робот сам создаёт и проводит ЗК и ЗП в 1С; людям остаются две проверки — Гулнур сверяет ЗК и Google Doc, Карина проверяет ЗП. Промежуточных счетов больше нет.</w:t>
+      </w:r>
+    </w:p>
+    <w:p>
+      <w:pPr>
+        <w:pStyle w:val="ListBullet"/>
+      </w:pPr>
+      <w:r>
+        <w:rPr>
+          <w:b/>
+        </w:rPr>
+        <w:t xml:space="preserve">Почему: </w:t>
+      </w:r>
+      <w:r>
+        <w:t>нет разрыва между согласованием и документом, нет путаницы номеров.</w:t>
+      </w:r>
+    </w:p>
+    <w:p>
+      <w:r>
+        <w:rPr>
+          <w:b/>
+          <w:i w:val="0"/>
+        </w:rPr>
+        <w:t>Стадия 5. Предоплата</w:t>
+      </w:r>
+    </w:p>
+    <w:p>
+      <w:pPr>
+        <w:pStyle w:val="ListBullet"/>
+      </w:pPr>
+      <w:r>
+        <w:rPr>
+          <w:b/>
+        </w:rPr>
+        <w:t xml:space="preserve">Было: </w:t>
+      </w:r>
+      <w:r>
+        <w:t>оплату отслеживали по счетам вручную.</w:t>
+      </w:r>
+    </w:p>
+    <w:p>
+      <w:pPr>
+        <w:pStyle w:val="ListBullet"/>
+      </w:pPr>
+      <w:r>
+        <w:rPr>
+          <w:b/>
+        </w:rPr>
+        <w:t xml:space="preserve">Делаем: </w:t>
+      </w:r>
+      <w:r>
+        <w:t>1С сама шлёт процент оплаты по ЗП; набрали согласованный % — сделка едет дальше.</w:t>
+      </w:r>
+    </w:p>
+    <w:p>
+      <w:pPr>
+        <w:pStyle w:val="ListBullet"/>
+      </w:pPr>
+      <w:r>
+        <w:rPr>
+          <w:b/>
+        </w:rPr>
+        <w:t xml:space="preserve">Почему: </w:t>
+      </w:r>
+      <w:r>
+        <w:t>ручной контроль оплаты не нужен.</w:t>
+      </w:r>
+    </w:p>
+    <w:p>
+      <w:r>
+        <w:rPr>
+          <w:b/>
+          <w:i w:val="0"/>
+        </w:rPr>
+        <w:t>Стадия 6. Изготовление изделия</w:t>
+      </w:r>
+    </w:p>
+    <w:p>
+      <w:pPr>
+        <w:pStyle w:val="ListBullet"/>
+      </w:pPr>
+      <w:r>
+        <w:rPr>
+          <w:b/>
+        </w:rPr>
+        <w:t xml:space="preserve">Было: </w:t>
+      </w:r>
+      <w:r>
+        <w:t>«фактическая дата производства» была прогнозом — 1С никто не спрашивал.</w:t>
+      </w:r>
+    </w:p>
+    <w:p>
+      <w:pPr>
+        <w:pStyle w:val="ListBullet"/>
+      </w:pPr>
+      <w:r>
+        <w:rPr>
+          <w:b/>
+        </w:rPr>
+        <w:t xml:space="preserve">Делаем: </w:t>
+      </w:r>
+      <w:r>
+        <w:t>ЦМК вносит две фактические даты и закрывает задание; робот сверяет выпуск с производственными документами 1С — неполный выпуск дальше не пройдёт. Править сделку после создания документов можно только здесь.</w:t>
+      </w:r>
+    </w:p>
+    <w:p>
+      <w:pPr>
+        <w:pStyle w:val="ListBullet"/>
+      </w:pPr>
+      <w:r>
+        <w:rPr>
+          <w:b/>
+        </w:rPr>
+        <w:t xml:space="preserve">Почему: </w:t>
+      </w:r>
+      <w:r>
+        <w:t>факт производства подтверждается документами, а не на словах.</w:t>
+      </w:r>
+    </w:p>
+    <w:p>
+      <w:r>
+        <w:rPr>
+          <w:b/>
+          <w:i w:val="0"/>
+        </w:rPr>
+        <w:t>Стадия 7. Корректировка заказа</w:t>
+      </w:r>
+    </w:p>
+    <w:p>
+      <w:pPr>
+        <w:pStyle w:val="ListBullet"/>
+      </w:pPr>
+      <w:r>
+        <w:rPr>
+          <w:b/>
+        </w:rPr>
+        <w:t xml:space="preserve">Было: </w:t>
+      </w:r>
+      <w:r>
+        <w:t>узла доп. комплектации в процессе не было вообще.</w:t>
+      </w:r>
+    </w:p>
+    <w:p>
+      <w:pPr>
+        <w:pStyle w:val="ListBullet"/>
+      </w:pPr>
+      <w:r>
+        <w:rPr>
+          <w:b/>
+        </w:rPr>
+        <w:t xml:space="preserve">Делаем: </w:t>
+      </w:r>
+      <w:r>
+        <w:t>робот обновляет ЗП; оператор вносит доп. комплектацию и не закрывает задание, пока всего нет на складе.</w:t>
+      </w:r>
+    </w:p>
+    <w:p>
+      <w:pPr>
+        <w:pStyle w:val="ListBullet"/>
+      </w:pPr>
+      <w:r>
+        <w:rPr>
+          <w:b/>
+        </w:rPr>
+        <w:t xml:space="preserve">Почему: </w:t>
+      </w:r>
+      <w:r>
+        <w:t>исключаем отгрузку неполного комплекта.</w:t>
+      </w:r>
+    </w:p>
+    <w:p>
+      <w:r>
+        <w:rPr>
+          <w:b/>
+          <w:i w:val="0"/>
+        </w:rPr>
+        <w:t>Стадия 8. Отгрузка</w:t>
+      </w:r>
+    </w:p>
+    <w:p>
+      <w:pPr>
+        <w:pStyle w:val="ListBullet"/>
+      </w:pPr>
+      <w:r>
+        <w:rPr>
+          <w:b/>
+        </w:rPr>
+        <w:t xml:space="preserve">Было: </w:t>
+      </w:r>
+      <w:r>
+        <w:t>статус отгрузки тянулся из легаси-системы «Адем», нестабильно.</w:t>
+      </w:r>
+    </w:p>
+    <w:p>
+      <w:pPr>
+        <w:pStyle w:val="ListBullet"/>
+      </w:pPr>
+      <w:r>
+        <w:rPr>
+          <w:b/>
+        </w:rPr>
+        <w:t xml:space="preserve">Делаем: </w:t>
+      </w:r>
+      <w:r>
+        <w:t>1С построчно сверяет отгруженное с заказанным и шлёт «Отгружен» только при полной отгрузке.</w:t>
+      </w:r>
+    </w:p>
+    <w:p>
+      <w:pPr>
+        <w:pStyle w:val="ListBullet"/>
+      </w:pPr>
+      <w:r>
+        <w:rPr>
+          <w:b/>
+        </w:rPr>
+        <w:t xml:space="preserve">Почему: </w:t>
+      </w:r>
+      <w:r>
+        <w:t>частичная отгрузка не проскочит.</w:t>
+      </w:r>
+    </w:p>
+    <w:p>
+      <w:r>
+        <w:rPr>
+          <w:b/>
+          <w:i w:val="0"/>
+        </w:rPr>
+        <w:t>Стадия 9. Закрывающие документы</w:t>
+      </w:r>
+    </w:p>
+    <w:p>
+      <w:pPr>
+        <w:pStyle w:val="ListBullet"/>
+      </w:pPr>
+      <w:r>
+        <w:rPr>
+          <w:b/>
+        </w:rPr>
+        <w:t xml:space="preserve">Было: </w:t>
+      </w:r>
+      <w:r>
+        <w:t>шаги шли врозь, сроки ЭСФ не контролировались.</w:t>
+      </w:r>
+    </w:p>
+    <w:p>
+      <w:pPr>
+        <w:pStyle w:val="ListBullet"/>
+      </w:pPr>
+      <w:r>
+        <w:rPr>
+          <w:b/>
+        </w:rPr>
+        <w:t xml:space="preserve">Делаем: </w:t>
+      </w:r>
+      <w:r>
+        <w:t>сверка (Ақерке) → накладная в 1С БУХ (Аяна) → дата РТиУ → ЭСФ по таймеру 10 дней; для 7П — реестром в конце месяца.</w:t>
+      </w:r>
+    </w:p>
+    <w:p>
+      <w:pPr>
+        <w:pStyle w:val="ListBullet"/>
+      </w:pPr>
+      <w:r>
+        <w:rPr>
+          <w:b/>
+        </w:rPr>
+        <w:t xml:space="preserve">Почему: </w:t>
+      </w:r>
+      <w:r>
+        <w:t>закрывающие документы выходят в срок и по проверенным данным.</w:t>
+      </w:r>
+    </w:p>
+    <w:p>
+      <w:r>
+        <w:rPr>
+          <w:b/>
+          <w:i w:val="0"/>
+        </w:rPr>
+        <w:t>Стадия 10. Погашение задолженности</w:t>
+      </w:r>
+    </w:p>
+    <w:p>
+      <w:pPr>
+        <w:pStyle w:val="ListBullet"/>
+      </w:pPr>
+      <w:r>
+        <w:rPr>
+          <w:b/>
+        </w:rPr>
+        <w:t xml:space="preserve">Было: </w:t>
+      </w:r>
+      <w:r>
+        <w:t>за постоплатой следили вручную.</w:t>
+      </w:r>
+    </w:p>
+    <w:p>
+      <w:pPr>
+        <w:pStyle w:val="ListBullet"/>
+      </w:pPr>
+      <w:r>
+        <w:rPr>
+          <w:b/>
+        </w:rPr>
+        <w:t xml:space="preserve">Делаем: </w:t>
+      </w:r>
+      <w:r>
+        <w:t>ждём сигнал 1С о 100% оплате ЗП.</w:t>
+      </w:r>
+    </w:p>
+    <w:p>
+      <w:pPr>
+        <w:pStyle w:val="ListBullet"/>
+      </w:pPr>
+      <w:r>
+        <w:rPr>
+          <w:b/>
+        </w:rPr>
+        <w:t xml:space="preserve">Почему: </w:t>
+      </w:r>
+      <w:r>
+        <w:t>сделка не закроется с долгом поставщику.</w:t>
+      </w:r>
+    </w:p>
+    <w:p>
+      <w:r>
+        <w:rPr>
+          <w:b/>
+          <w:i w:val="0"/>
+        </w:rPr>
+        <w:t>Стадия 11. Сделка успешна</w:t>
+      </w:r>
+    </w:p>
+    <w:p>
+      <w:pPr>
+        <w:pStyle w:val="ListBullet"/>
+      </w:pPr>
+      <w:r>
+        <w:rPr>
+          <w:b/>
+        </w:rPr>
+        <w:t xml:space="preserve">Терминал: </w:t>
+      </w:r>
+      <w:r>
+        <w:t>всё исполнено и оплачено, карточка read-only.</w:t>
+      </w:r>
+    </w:p>
+    <w:p>
+      <w:r>
+        <w:rPr>
+          <w:b/>
+          <w:i w:val="0"/>
+        </w:rPr>
+        <w:t>Стадия 12. Сделка провалена</w:t>
+      </w:r>
+    </w:p>
+    <w:p>
+      <w:pPr>
+        <w:pStyle w:val="ListBullet"/>
+      </w:pPr>
+      <w:r>
+        <w:rPr>
+          <w:b/>
+        </w:rPr>
+        <w:t xml:space="preserve">Было: </w:t>
+      </w:r>
+      <w:r>
+        <w:t>заказы в 1С отменяли вручную, заявитель мог не узнать о провале.</w:t>
+      </w:r>
+    </w:p>
+    <w:p>
+      <w:pPr>
+        <w:pStyle w:val="ListBullet"/>
+      </w:pPr>
+      <w:r>
+        <w:rPr>
+          <w:b/>
+        </w:rPr>
+        <w:t xml:space="preserve">Делаем: </w:t>
+      </w:r>
+      <w:r>
+        <w:t>причина провала обязательна; заявителю автоуведомление; после создания документов 1С сама помечает ЗК и ЗП на удаление.</w:t>
+      </w:r>
+    </w:p>
+    <w:p>
+      <w:pPr>
+        <w:pStyle w:val="ListBullet"/>
+      </w:pPr>
+      <w:r>
+        <w:rPr>
+          <w:b/>
+        </w:rPr>
+        <w:t xml:space="preserve">Почему: </w:t>
+      </w:r>
+      <w:r>
+        <w:t>никаких зависших документов и молчаливых отмен.</w:t>
+      </w:r>
+    </w:p>
+    <w:p>
+      <w:pPr>
+        <w:pStyle w:val="Heading1"/>
+      </w:pPr>
+      <w:r>
+        <w:t>2. Правила обмена с 1С (разработчику)</w:t>
       </w:r>
     </w:p>
     <w:p>
@@ -181,7 +866,7 @@
         <w:pStyle w:val="Heading1"/>
       </w:pPr>
       <w:r>
-        <w:t>2. Разовые работы (до стадий)</w:t>
+        <w:t>3. Разовые работы (до стадий)</w:t>
       </w:r>
     </w:p>
     <w:p>
@@ -309,7 +994,7 @@
         <w:pStyle w:val="Heading1"/>
       </w:pPr>
       <w:r>
-        <w:t>3. Стадии</w:t>
+        <w:t>4. Стадии подробно (разработчику)</w:t>
       </w:r>
     </w:p>
     <w:p>
@@ -412,7 +1097,7 @@
         <w:tab/>
       </w:r>
       <w:r>
-        <w:t>Робот по «Подразделению» (UF_CRM_1690169191) заполняет Направление деятельности (UF_CRM_1744896704), Подразделение ЦМК (UF_CRM_1744896002) и PROJECT — по таблице «ЦМК 56 Интеграция» (п. 1). STOCK_IN_GUID по «Пункту доставки»: «На склад компании» (ENUM 7442) → GUID из «Склад получатель» (UF_CRM_1721821168), иначе → «Прямые поставки на объекты 7п».</w:t>
+        <w:t>Робот по «Подразделению» (UF_CRM_1690169191) заполняет Направление деятельности (UF_CRM_1744896704), Подразделение ЦМК (UF_CRM_1744896002) и PROJECT — по таблице «ЦМК 56 Интеграция» (п. 2). STOCK_IN_GUID по «Пункту доставки»: «На склад компании» (ENUM 7442) → GUID из «Склад получатель» (UF_CRM_1721821168), иначе → «Прямые поставки на объекты 7п».</w:t>
       </w:r>
     </w:p>
     <w:p>
@@ -3962,7 +4647,7 @@
         <w:pStyle w:val="ListBullet"/>
       </w:pPr>
       <w:r>
-        <w:t>POSTED = false / ошибка обмена — по п. 1; после исчерпания повторов — ручной перезапуск CREATE кнопкой робота (ОПБП-2).</w:t>
+        <w:t>POSTED = false / ошибка обмена — по п. 2; после исчерпания повторов — ручной перезапуск CREATE кнопкой робота (ОПБП-2).</w:t>
       </w:r>
     </w:p>
     <w:p>
@@ -5222,7 +5907,7 @@
         <w:pStyle w:val="Heading1"/>
       </w:pPr>
       <w:r>
-        <w:t>4. Приложения</w:t>
+        <w:t>5. Приложения</w:t>
       </w:r>
     </w:p>
     <w:p>
@@ -10734,7 +11419,7 @@
                 <w:b w:val="0"/>
                 <w:sz w:val="19"/>
               </w:rPr>
-              <w:t>п. 2</w:t>
+              <w:t>п. 3</w:t>
             </w:r>
           </w:p>
         </w:tc>
@@ -10956,7 +11641,7 @@
                 <w:b w:val="0"/>
                 <w:sz w:val="19"/>
               </w:rPr>
-              <w:t>п. 2, прил. А</w:t>
+              <w:t>п. 3, прил. А</w:t>
             </w:r>
           </w:p>
         </w:tc>

--- a/ТЗ ЦМК.docx
+++ b/ТЗ ЦМК.docx
@@ -47,7 +47,7 @@
         <w:t xml:space="preserve">Ключ связи: </w:t>
       </w:r>
       <w:r>
-        <w:t>каждый заказ в 1С помечен номером сделки Б24 — "{ID}-ЦМК".</w:t>
+        <w:t>у каждого заказа в 1С стоит номер сделки из Битрикса ("{ID}-ЦМК") — по нему системы находят друг друга.</w:t>
       </w:r>
     </w:p>
     <w:p>
@@ -58,10 +58,10 @@
         <w:rPr>
           <w:b/>
         </w:rPr>
-        <w:t xml:space="preserve">Ошибки обмена: </w:t>
-      </w:r>
-      <w:r>
-        <w:t>3 повтора по 5 минут, дальше уведомление ОПБП-2. Ничего не теряется — всё пишется в историю сделки.</w:t>
+        <w:t xml:space="preserve">Если связь сломалась: </w:t>
+      </w:r>
+      <w:r>
+        <w:t>система сама пробует ещё 3 раза, потом сообщает в ОПБП-2. Всё записывается в историю сделки.</w:t>
       </w:r>
     </w:p>
     <w:p>
@@ -75,7 +75,7 @@
         <w:t xml:space="preserve">«Задание»: </w:t>
       </w:r>
       <w:r>
-        <w:t>обычная задача B24 из «Автоматизации» карточки.</w:t>
+        <w:t>обычная задача в Битриксе — приходит сотруднику с уведомлением.</w:t>
       </w:r>
     </w:p>
     <w:p>
@@ -98,7 +98,7 @@
         <w:t xml:space="preserve">Было: </w:t>
       </w:r>
       <w:r>
-        <w:t>заявитель переносил данные первичного ЗК руками, номенклатуру вбивал в каждую сделку заново.</w:t>
+        <w:t>заявитель вручную перепечатывал данные из 1С в сделку, а список изделия набирал каждый раз заново.</w:t>
       </w:r>
     </w:p>
     <w:p>
@@ -112,7 +112,7 @@
         <w:t xml:space="preserve">Делаем: </w:t>
       </w:r>
       <w:r>
-        <w:t>виджет по номеру первичного ЗК сам тянет из 1С шесть полей и проверяет дубли; типовой состав изделия переносится из «Комплектации» одним выбором.</w:t>
+        <w:t>заявитель вводит только номер заказа — остальное подтягивается из 1С само. Готовый список изделия выбирается одним кликом из «Комплектации». Система сразу подсказывает, если такая заявка уже есть.</w:t>
       </w:r>
     </w:p>
     <w:p>
@@ -126,7 +126,7 @@
         <w:t xml:space="preserve">Почему: </w:t>
       </w:r>
       <w:r>
-        <w:t>убираем ручной ввод, ошибки и дубли на самом входе.</w:t>
+        <w:t>меньше ручной работы — меньше ошибок и повторных заявок.</w:t>
       </w:r>
     </w:p>
     <w:p>
@@ -149,7 +149,7 @@
         <w:t xml:space="preserve">Было: </w:t>
       </w:r>
       <w:r>
-        <w:t>проверка вручную, критерий дублей плавал (то по номеру, то по сайту).</w:t>
+        <w:t>проверяли на глаз; повторные заявки то ловились, то нет.</w:t>
       </w:r>
     </w:p>
     <w:p>
@@ -163,7 +163,7 @@
         <w:t xml:space="preserve">Делаем: </w:t>
       </w:r>
       <w:r>
-        <w:t>задание утверждающему с кнопками Согласовать / На доработку / Отменить; робот не пускает дальше, пока данные неполные; по дублю решает утверждающий.</w:t>
+        <w:t>утверждающему приходит задача с тремя кнопками — принять, вернуть, отменить. Система не пустит дальше, пока в заявке чего-то не хватает. Похожа на повтор — решает утверждающий.</w:t>
       </w:r>
     </w:p>
     <w:p>
@@ -177,7 +177,7 @@
         <w:t xml:space="preserve">Почему: </w:t>
       </w:r>
       <w:r>
-        <w:t>дальше уходит только полный и проверенный пакет.</w:t>
+        <w:t>дальше идут только полные и проверенные заявки.</w:t>
       </w:r>
     </w:p>
     <w:p>
@@ -200,7 +200,7 @@
         <w:t xml:space="preserve">Было: </w:t>
       </w:r>
       <w:r>
-        <w:t>ЦМК заполнял только цену, артикул и НДС — остальное решалось вне системы.</w:t>
+        <w:t>производственники ставили только цену и артикул — остальное договаривали вне системы.</w:t>
       </w:r>
     </w:p>
     <w:p>
@@ -214,7 +214,7 @@
         <w:t xml:space="preserve">Делаем: </w:t>
       </w:r>
       <w:r>
-        <w:t>задание сотруднику ЦМК: номенклатура по реестру (нет артикула — ждём, пока оператор заведёт в 1С), цены, % предоплаты, плановые даты, склад выдачи.</w:t>
+        <w:t>сотрудник ЦМК в одной задаче: сверяет названия позиций по справочнику (если позиции нет — её сначала заводят в 1С), ставит цены, процент предоплаты, даты и склад.</w:t>
       </w:r>
     </w:p>
     <w:p>
@@ -228,7 +228,7 @@
         <w:t xml:space="preserve">Почему: </w:t>
       </w:r>
       <w:r>
-        <w:t>все коммерческие условия фиксируются в одном месте до создания документов.</w:t>
+        <w:t>все условия сделки фиксируются в одном месте до создания документов.</w:t>
       </w:r>
     </w:p>
     <w:p>
@@ -251,7 +251,7 @@
         <w:t xml:space="preserve">Было: </w:t>
       </w:r>
       <w:r>
-        <w:t>заявитель согласовывал разрозненные данные без единой точки сверки.</w:t>
+        <w:t>заявитель подтверждал данные, собранные из разных мест.</w:t>
       </w:r>
     </w:p>
     <w:p>
@@ -265,7 +265,7 @@
         <w:t xml:space="preserve">Делаем: </w:t>
       </w:r>
       <w:r>
-        <w:t>read-only задание: подтвердить, вернуть на доработку или прервать.</w:t>
+        <w:t>заявителю приходит задача: посмотреть готовые условия и нажать «Согласовать», «Вернуть» или «Прервать». Менять ничего нельзя.</w:t>
       </w:r>
     </w:p>
     <w:p>
@@ -279,7 +279,7 @@
         <w:t xml:space="preserve">Почему: </w:t>
       </w:r>
       <w:r>
-        <w:t>последний контроль перед 1С — мусорные документы не создаются.</w:t>
+        <w:t>последняя проверка перед тем, как в 1С появятся настоящие документы.</w:t>
       </w:r>
     </w:p>
     <w:p>
@@ -302,7 +302,7 @@
         <w:t xml:space="preserve">Было: </w:t>
       </w:r>
       <w:r>
-        <w:t>ЗК и ЗП заводили вручную по отдельным задачам; счета Bitrix дублировались, номера путались.</w:t>
+        <w:t>заказы в 1С заводили вручную, счета плодились и путались.</w:t>
       </w:r>
     </w:p>
     <w:p>
@@ -316,7 +316,7 @@
         <w:t xml:space="preserve">Делаем: </w:t>
       </w:r>
       <w:r>
-        <w:t>робот сам создаёт и проводит ЗК и ЗП в 1С; людям остаются две проверки — Гулнур сверяет ЗК и Google Doc, Карина проверяет ЗП. Промежуточных счетов больше нет.</w:t>
+        <w:t>система сама создаёт оба заказа в 1С — клиентский и поставщику. Людям остаются две проверки: Гулнур сверяет заказ клиента, Карина — заказ поставщику. Счета больше не нужны.</w:t>
       </w:r>
     </w:p>
     <w:p>
@@ -330,7 +330,7 @@
         <w:t xml:space="preserve">Почему: </w:t>
       </w:r>
       <w:r>
-        <w:t>нет разрыва между согласованием и документом, нет путаницы номеров.</w:t>
+        <w:t>документ появляется сразу после согласования, без путаницы в номерах.</w:t>
       </w:r>
     </w:p>
     <w:p>
@@ -353,7 +353,7 @@
         <w:t xml:space="preserve">Было: </w:t>
       </w:r>
       <w:r>
-        <w:t>оплату отслеживали по счетам вручную.</w:t>
+        <w:t>следили за оплатой вручную по счетам.</w:t>
       </w:r>
     </w:p>
     <w:p>
@@ -367,7 +367,7 @@
         <w:t xml:space="preserve">Делаем: </w:t>
       </w:r>
       <w:r>
-        <w:t>1С сама шлёт процент оплаты по ЗП; набрали согласованный % — сделка едет дальше.</w:t>
+        <w:t>1С сама сообщает, сколько оплачено; как только набрался нужный процент — сделка идёт дальше.</w:t>
       </w:r>
     </w:p>
     <w:p>
@@ -381,7 +381,7 @@
         <w:t xml:space="preserve">Почему: </w:t>
       </w:r>
       <w:r>
-        <w:t>ручной контроль оплаты не нужен.</w:t>
+        <w:t>никто ничего не проверяет руками.</w:t>
       </w:r>
     </w:p>
     <w:p>
@@ -404,7 +404,7 @@
         <w:t xml:space="preserve">Было: </w:t>
       </w:r>
       <w:r>
-        <w:t>«фактическая дата производства» была прогнозом — 1С никто не спрашивал.</w:t>
+        <w:t>«дата производства» писалась со слов, с 1С никто не сверял.</w:t>
       </w:r>
     </w:p>
     <w:p>
@@ -418,7 +418,7 @@
         <w:t xml:space="preserve">Делаем: </w:t>
       </w:r>
       <w:r>
-        <w:t>ЦМК вносит две фактические даты и закрывает задание; робот сверяет выпуск с производственными документами 1С — неполный выпуск дальше не пройдёт. Править сделку после создания документов можно только здесь.</w:t>
+        <w:t>сотрудник ЦМК ставит настоящие даты начала и конца работ и закрывает задачу; система сверяет с 1С, всё ли реально выпущено. Пока выпуск не полный — дальше не пройдёт. Изменить сделку после создания документов можно только на этой стадии.</w:t>
       </w:r>
     </w:p>
     <w:p>
@@ -432,7 +432,7 @@
         <w:t xml:space="preserve">Почему: </w:t>
       </w:r>
       <w:r>
-        <w:t>факт производства подтверждается документами, а не на словах.</w:t>
+        <w:t>производство подтверждается документами, а не словами.</w:t>
       </w:r>
     </w:p>
     <w:p>
@@ -455,7 +455,7 @@
         <w:t xml:space="preserve">Было: </w:t>
       </w:r>
       <w:r>
-        <w:t>узла доп. комплектации в процессе не было вообще.</w:t>
+        <w:t>докомплект изделия никак не оформлялся.</w:t>
       </w:r>
     </w:p>
     <w:p>
@@ -469,7 +469,7 @@
         <w:t xml:space="preserve">Делаем: </w:t>
       </w:r>
       <w:r>
-        <w:t>робот обновляет ЗП; оператор вносит доп. комплектацию и не закрывает задание, пока всего нет на складе.</w:t>
+        <w:t>система обновляет заказ поставщику; оператор вносит докомплект и не закрывает задачу, пока всего нет на складе.</w:t>
       </w:r>
     </w:p>
     <w:p>
@@ -483,7 +483,7 @@
         <w:t xml:space="preserve">Почему: </w:t>
       </w:r>
       <w:r>
-        <w:t>исключаем отгрузку неполного комплекта.</w:t>
+        <w:t>неполный комплект не уедет клиенту.</w:t>
       </w:r>
     </w:p>
     <w:p>
@@ -506,7 +506,7 @@
         <w:t xml:space="preserve">Было: </w:t>
       </w:r>
       <w:r>
-        <w:t>статус отгрузки тянулся из легаси-системы «Адем», нестабильно.</w:t>
+        <w:t>статус отгрузки приходил из старой системы и часто врал.</w:t>
       </w:r>
     </w:p>
     <w:p>
@@ -520,7 +520,7 @@
         <w:t xml:space="preserve">Делаем: </w:t>
       </w:r>
       <w:r>
-        <w:t>1С построчно сверяет отгруженное с заказанным и шлёт «Отгружен» только при полной отгрузке.</w:t>
+        <w:t>1С сама сверяет, всё ли отгружено, и сообщает «Отгружен» только когда отгружено всё.</w:t>
       </w:r>
     </w:p>
     <w:p>
@@ -534,7 +534,7 @@
         <w:t xml:space="preserve">Почему: </w:t>
       </w:r>
       <w:r>
-        <w:t>частичная отгрузка не проскочит.</w:t>
+        <w:t>пропустить недогруз невозможно.</w:t>
       </w:r>
     </w:p>
     <w:p>
@@ -557,7 +557,7 @@
         <w:t xml:space="preserve">Было: </w:t>
       </w:r>
       <w:r>
-        <w:t>шаги шли врозь, сроки ЭСФ не контролировались.</w:t>
+        <w:t>документы делались вразнобой, сроки счетов-фактур никто не контролировал.</w:t>
       </w:r>
     </w:p>
     <w:p>
@@ -571,7 +571,7 @@
         <w:t xml:space="preserve">Делаем: </w:t>
       </w:r>
       <w:r>
-        <w:t>сверка (Ақерке) → накладная в 1С БУХ (Аяна) → дата РТиУ → ЭСФ по таймеру 10 дней; для 7П — реестром в конце месяца.</w:t>
+        <w:t>Ақерке проверяет данные, Аяна проводит накладную в бухгалтерии; система сама напоминает про ЭСФ и следит за сроком в 10 дней (для 7П — списком раз в месяц).</w:t>
       </w:r>
     </w:p>
     <w:p>
@@ -585,7 +585,7 @@
         <w:t xml:space="preserve">Почему: </w:t>
       </w:r>
       <w:r>
-        <w:t>закрывающие документы выходят в срок и по проверенным данным.</w:t>
+        <w:t>закрывающие документы выходят вовремя и без ошибок.</w:t>
       </w:r>
     </w:p>
     <w:p>
@@ -608,7 +608,7 @@
         <w:t xml:space="preserve">Было: </w:t>
       </w:r>
       <w:r>
-        <w:t>за постоплатой следили вручную.</w:t>
+        <w:t>за остатком оплаты следили вручную.</w:t>
       </w:r>
     </w:p>
     <w:p>
@@ -622,7 +622,7 @@
         <w:t xml:space="preserve">Делаем: </w:t>
       </w:r>
       <w:r>
-        <w:t>ждём сигнал 1С о 100% оплате ЗП.</w:t>
+        <w:t>ждём, когда 1С сообщит о полной оплате поставщику.</w:t>
       </w:r>
     </w:p>
     <w:p>
@@ -636,7 +636,7 @@
         <w:t xml:space="preserve">Почему: </w:t>
       </w:r>
       <w:r>
-        <w:t>сделка не закроется с долгом поставщику.</w:t>
+        <w:t>сделка не закроется, пока есть долг.</w:t>
       </w:r>
     </w:p>
     <w:p>
@@ -656,10 +656,10 @@
         <w:rPr>
           <w:b/>
         </w:rPr>
-        <w:t xml:space="preserve">Терминал: </w:t>
-      </w:r>
-      <w:r>
-        <w:t>всё исполнено и оплачено, карточка read-only.</w:t>
+        <w:t xml:space="preserve">Конец: </w:t>
+      </w:r>
+      <w:r>
+        <w:t>всё сделано и оплачено; сделка закрыта, менять ничего нельзя.</w:t>
       </w:r>
     </w:p>
     <w:p>
@@ -682,7 +682,7 @@
         <w:t xml:space="preserve">Было: </w:t>
       </w:r>
       <w:r>
-        <w:t>заказы в 1С отменяли вручную, заявитель мог не узнать о провале.</w:t>
+        <w:t>отменённые заказы удаляли из 1С руками, заявитель мог не узнать об отмене.</w:t>
       </w:r>
     </w:p>
     <w:p>
@@ -696,7 +696,7 @@
         <w:t xml:space="preserve">Делаем: </w:t>
       </w:r>
       <w:r>
-        <w:t>причина провала обязательна; заявителю автоуведомление; после создания документов 1С сама помечает ЗК и ЗП на удаление.</w:t>
+        <w:t>при отмене обязательно указывается причина; заявителю приходит уведомление; заказы в 1С помечаются на удаление автоматически.</w:t>
       </w:r>
     </w:p>
     <w:p>
@@ -710,7 +710,7 @@
         <w:t xml:space="preserve">Почему: </w:t>
       </w:r>
       <w:r>
-        <w:t>никаких зависших документов и молчаливых отмен.</w:t>
+        <w:t>ничего не зависает, и никто не остаётся в неведении.</w:t>
       </w:r>
     </w:p>
     <w:p>

--- a/ТЗ ЦМК.docx
+++ b/ТЗ ЦМК.docx
@@ -16,7 +16,7 @@
           <w:b w:val="0"/>
           <w:i/>
         </w:rPr>
-        <w:t>Версия 5.1 от 24.08.2026. Заменяет предыдущую редакцию целиком. Воронка «ЦМК», CATEGORY_ID = 56.</w:t>
+        <w:t>Версия 5.2 от 27.08.2026. Заменяет предыдущую редакцию целиком. Воронка «ЦМК», CATEGORY_ID = 56.</w:t>
       </w:r>
     </w:p>
     <w:p>
@@ -25,7 +25,7 @@
           <w:b w:val="0"/>
           <w:i w:val="0"/>
         </w:rPr>
-        <w:t>П. 1 читается за 5 минут: по каждой стадии — было / делаем / почему. Вся техника (JSON, алгоритмы, тексты заданий) — в п. 4, по тем же номерам стадий.</w:t>
+        <w:t>Раздел 1 — краткая сводка: по каждой стадии указано, как процесс устроен сейчас, что меняется и с какой целью. Технические детали (JSON, алгоритмы, тексты заданий) — в разделе 4, под теми же номерами стадий.</w:t>
       </w:r>
     </w:p>
     <w:p>
@@ -33,7 +33,7 @@
         <w:pStyle w:val="Heading1"/>
       </w:pPr>
       <w:r>
-        <w:t>1. Коротко: суть за 5 минут</w:t>
+        <w:t>1. Сводка изменений по стадиям</w:t>
       </w:r>
     </w:p>
     <w:p>
@@ -47,7 +47,7 @@
         <w:t xml:space="preserve">Ключ связи: </w:t>
       </w:r>
       <w:r>
-        <w:t>у каждого заказа в 1С стоит номер сделки из Битрикса ("{ID}-ЦМК") — по нему системы находят друг друга.</w:t>
+        <w:t>каждому заказу в 1С присваивается номер сделки Битрикс24 в формате "{ID}-ЦМК" — по нему системы сопоставляют данные.</w:t>
       </w:r>
     </w:p>
     <w:p>
@@ -58,10 +58,10 @@
         <w:rPr>
           <w:b/>
         </w:rPr>
-        <w:t xml:space="preserve">Если связь сломалась: </w:t>
-      </w:r>
-      <w:r>
-        <w:t>система сама пробует ещё 3 раза, потом сообщает в ОПБП-2. Всё записывается в историю сделки.</w:t>
+        <w:t xml:space="preserve">Ошибки обмена: </w:t>
+      </w:r>
+      <w:r>
+        <w:t>система автоматически выполняет 3 повторные попытки с интервалом 5 минут, затем уведомляет отдел ОПБП-2; все запросы фиксируются в истории сделки.</w:t>
       </w:r>
     </w:p>
     <w:p>
@@ -75,7 +75,7 @@
         <w:t xml:space="preserve">«Задание»: </w:t>
       </w:r>
       <w:r>
-        <w:t>обычная задача в Битриксе — приходит сотруднику с уведомлением.</w:t>
+        <w:t>стандартная задача Битрикс24; исполнитель получает уведомление.</w:t>
       </w:r>
     </w:p>
     <w:p>
@@ -95,10 +95,10 @@
         <w:rPr>
           <w:b/>
         </w:rPr>
-        <w:t xml:space="preserve">Было: </w:t>
-      </w:r>
-      <w:r>
-        <w:t>заявитель вручную перепечатывал данные из 1С в сделку, а список изделия набирал каждый раз заново.</w:t>
+        <w:t xml:space="preserve">Сейчас: </w:t>
+      </w:r>
+      <w:r>
+        <w:t>заявитель вручную переносит данные из 1С в сделку; состав изделия вводится заново для каждой заявки.</w:t>
       </w:r>
     </w:p>
     <w:p>
@@ -109,10 +109,10 @@
         <w:rPr>
           <w:b/>
         </w:rPr>
-        <w:t xml:space="preserve">Делаем: </w:t>
-      </w:r>
-      <w:r>
-        <w:t>заявитель вводит только номер заказа — остальное подтягивается из 1С само. Готовый список изделия выбирается одним кликом из «Комплектации». Система сразу подсказывает, если такая заявка уже есть.</w:t>
+        <w:t xml:space="preserve">Будет: </w:t>
+      </w:r>
+      <w:r>
+        <w:t>заявитель указывает только номер первичного заказа — остальные данные заполняются из 1С автоматически; типовой состав изделия подставляется выбором объекта «Комплектация». Система сразу предупреждает, если такая заявка уже зарегистрирована.</w:t>
       </w:r>
     </w:p>
     <w:p>
@@ -123,10 +123,10 @@
         <w:rPr>
           <w:b/>
         </w:rPr>
-        <w:t xml:space="preserve">Почему: </w:t>
-      </w:r>
-      <w:r>
-        <w:t>меньше ручной работы — меньше ошибок и повторных заявок.</w:t>
+        <w:t xml:space="preserve">Цель: </w:t>
+      </w:r>
+      <w:r>
+        <w:t>исключить ручной ввод, ошибки и повторные заявки на этапе создания.</w:t>
       </w:r>
     </w:p>
     <w:p>
@@ -146,10 +146,10 @@
         <w:rPr>
           <w:b/>
         </w:rPr>
-        <w:t xml:space="preserve">Было: </w:t>
-      </w:r>
-      <w:r>
-        <w:t>проверяли на глаз; повторные заявки то ловились, то нет.</w:t>
+        <w:t xml:space="preserve">Сейчас: </w:t>
+      </w:r>
+      <w:r>
+        <w:t>проверка выполняется вручную; повторные заявки выявляются нестабильно.</w:t>
       </w:r>
     </w:p>
     <w:p>
@@ -160,10 +160,10 @@
         <w:rPr>
           <w:b/>
         </w:rPr>
-        <w:t xml:space="preserve">Делаем: </w:t>
-      </w:r>
-      <w:r>
-        <w:t>утверждающему приходит задача с тремя кнопками — принять, вернуть, отменить. Система не пустит дальше, пока в заявке чего-то не хватает. Похожа на повтор — решает утверждающий.</w:t>
+        <w:t xml:space="preserve">Будет: </w:t>
+      </w:r>
+      <w:r>
+        <w:t>утверждающему автоматически ставится задача с кнопками «Согласовать», «На доработку», «Отменить»; система блокирует переход, пока заявка заполнена не полностью; решение по возможному дублю принимает утверждающий.</w:t>
       </w:r>
     </w:p>
     <w:p>
@@ -174,10 +174,10 @@
         <w:rPr>
           <w:b/>
         </w:rPr>
-        <w:t xml:space="preserve">Почему: </w:t>
-      </w:r>
-      <w:r>
-        <w:t>дальше идут только полные и проверенные заявки.</w:t>
+        <w:t xml:space="preserve">Цель: </w:t>
+      </w:r>
+      <w:r>
+        <w:t>далее по процессу проходят только полные и проверенные заявки.</w:t>
       </w:r>
     </w:p>
     <w:p>
@@ -197,10 +197,10 @@
         <w:rPr>
           <w:b/>
         </w:rPr>
-        <w:t xml:space="preserve">Было: </w:t>
-      </w:r>
-      <w:r>
-        <w:t>производственники ставили только цену и артикул — остальное договаривали вне системы.</w:t>
+        <w:t xml:space="preserve">Сейчас: </w:t>
+      </w:r>
+      <w:r>
+        <w:t>производственный блок указывает только цену, артикул и НДС; остальные условия согласуются вне системы.</w:t>
       </w:r>
     </w:p>
     <w:p>
@@ -211,10 +211,10 @@
         <w:rPr>
           <w:b/>
         </w:rPr>
-        <w:t xml:space="preserve">Делаем: </w:t>
-      </w:r>
-      <w:r>
-        <w:t>сотрудник ЦМК в одной задаче: сверяет названия позиций по справочнику (если позиции нет — её сначала заводят в 1С), ставит цены, процент предоплаты, даты и склад.</w:t>
+        <w:t xml:space="preserve">Будет: </w:t>
+      </w:r>
+      <w:r>
+        <w:t>сотрудник ЦМК в рамках одной задачи сверяет позиции со справочником номенклатуры (отсутствующие позиции предварительно заводятся в 1С), указывает цены, процент предоплаты, плановые даты и склад.</w:t>
       </w:r>
     </w:p>
     <w:p>
@@ -225,10 +225,10 @@
         <w:rPr>
           <w:b/>
         </w:rPr>
-        <w:t xml:space="preserve">Почему: </w:t>
-      </w:r>
-      <w:r>
-        <w:t>все условия сделки фиксируются в одном месте до создания документов.</w:t>
+        <w:t xml:space="preserve">Цель: </w:t>
+      </w:r>
+      <w:r>
+        <w:t>все условия сделки фиксируются в одном месте до создания документов в 1С.</w:t>
       </w:r>
     </w:p>
     <w:p>
@@ -248,10 +248,10 @@
         <w:rPr>
           <w:b/>
         </w:rPr>
-        <w:t xml:space="preserve">Было: </w:t>
-      </w:r>
-      <w:r>
-        <w:t>заявитель подтверждал данные, собранные из разных мест.</w:t>
+        <w:t xml:space="preserve">Сейчас: </w:t>
+      </w:r>
+      <w:r>
+        <w:t>заявитель подтверждает данные, собранные из разных источников.</w:t>
       </w:r>
     </w:p>
     <w:p>
@@ -262,10 +262,10 @@
         <w:rPr>
           <w:b/>
         </w:rPr>
-        <w:t xml:space="preserve">Делаем: </w:t>
-      </w:r>
-      <w:r>
-        <w:t>заявителю приходит задача: посмотреть готовые условия и нажать «Согласовать», «Вернуть» или «Прервать». Менять ничего нельзя.</w:t>
+        <w:t xml:space="preserve">Будет: </w:t>
+      </w:r>
+      <w:r>
+        <w:t>заявителю ставится задача проверить итоговые условия и принять решение: «Согласовать», «На доработку» или «Прервать процесс». Редактирование карточки на этой стадии недоступно.</w:t>
       </w:r>
     </w:p>
     <w:p>
@@ -276,10 +276,10 @@
         <w:rPr>
           <w:b/>
         </w:rPr>
-        <w:t xml:space="preserve">Почему: </w:t>
-      </w:r>
-      <w:r>
-        <w:t>последняя проверка перед тем, как в 1С появятся настоящие документы.</w:t>
+        <w:t xml:space="preserve">Цель: </w:t>
+      </w:r>
+      <w:r>
+        <w:t>финальный контроль заявителя перед созданием документов в 1С.</w:t>
       </w:r>
     </w:p>
     <w:p>
@@ -299,10 +299,10 @@
         <w:rPr>
           <w:b/>
         </w:rPr>
-        <w:t xml:space="preserve">Было: </w:t>
-      </w:r>
-      <w:r>
-        <w:t>заказы в 1С заводили вручную, счета плодились и путались.</w:t>
+        <w:t xml:space="preserve">Сейчас: </w:t>
+      </w:r>
+      <w:r>
+        <w:t>заказы в 1С создаются вручную; промежуточные счета дублируются, номера не совпадают.</w:t>
       </w:r>
     </w:p>
     <w:p>
@@ -313,10 +313,10 @@
         <w:rPr>
           <w:b/>
         </w:rPr>
-        <w:t xml:space="preserve">Делаем: </w:t>
-      </w:r>
-      <w:r>
-        <w:t>система сама создаёт оба заказа в 1С — клиентский и поставщику. Людям остаются две проверки: Гулнур сверяет заказ клиента, Карина — заказ поставщику. Счета больше не нужны.</w:t>
+        <w:t xml:space="preserve">Будет: </w:t>
+      </w:r>
+      <w:r>
+        <w:t>система автоматически создаёт и проводит оба заказа в 1С — заказ клиента и заказ поставщику. За сотрудниками остаются две контрольные проверки: Гулнур сверяет заказ клиента, Карина — заказ поставщику. Промежуточные счета из процесса исключаются.</w:t>
       </w:r>
     </w:p>
     <w:p>
@@ -327,10 +327,10 @@
         <w:rPr>
           <w:b/>
         </w:rPr>
-        <w:t xml:space="preserve">Почему: </w:t>
-      </w:r>
-      <w:r>
-        <w:t>документ появляется сразу после согласования, без путаницы в номерах.</w:t>
+        <w:t xml:space="preserve">Цель: </w:t>
+      </w:r>
+      <w:r>
+        <w:t>документы создаются сразу после согласования, без расхождений в номерах.</w:t>
       </w:r>
     </w:p>
     <w:p>
@@ -350,10 +350,10 @@
         <w:rPr>
           <w:b/>
         </w:rPr>
-        <w:t xml:space="preserve">Было: </w:t>
-      </w:r>
-      <w:r>
-        <w:t>следили за оплатой вручную по счетам.</w:t>
+        <w:t xml:space="preserve">Сейчас: </w:t>
+      </w:r>
+      <w:r>
+        <w:t>поступление оплаты контролируется вручную по счетам.</w:t>
       </w:r>
     </w:p>
     <w:p>
@@ -364,10 +364,10 @@
         <w:rPr>
           <w:b/>
         </w:rPr>
-        <w:t xml:space="preserve">Делаем: </w:t>
-      </w:r>
-      <w:r>
-        <w:t>1С сама сообщает, сколько оплачено; как только набрался нужный процент — сделка идёт дальше.</w:t>
+        <w:t xml:space="preserve">Будет: </w:t>
+      </w:r>
+      <w:r>
+        <w:t>1С автоматически передаёт процент оплаты по заказу поставщику; при достижении согласованного процента сделка переходит на следующую стадию.</w:t>
       </w:r>
     </w:p>
     <w:p>
@@ -378,10 +378,10 @@
         <w:rPr>
           <w:b/>
         </w:rPr>
-        <w:t xml:space="preserve">Почему: </w:t>
-      </w:r>
-      <w:r>
-        <w:t>никто ничего не проверяет руками.</w:t>
+        <w:t xml:space="preserve">Цель: </w:t>
+      </w:r>
+      <w:r>
+        <w:t>исключить ручной контроль оплаты.</w:t>
       </w:r>
     </w:p>
     <w:p>
@@ -401,10 +401,10 @@
         <w:rPr>
           <w:b/>
         </w:rPr>
-        <w:t xml:space="preserve">Было: </w:t>
-      </w:r>
-      <w:r>
-        <w:t>«дата производства» писалась со слов, с 1С никто не сверял.</w:t>
+        <w:t xml:space="preserve">Сейчас: </w:t>
+      </w:r>
+      <w:r>
+        <w:t>дата производства фиксируется со слов сотрудника, без сверки с 1С.</w:t>
       </w:r>
     </w:p>
     <w:p>
@@ -415,10 +415,10 @@
         <w:rPr>
           <w:b/>
         </w:rPr>
-        <w:t xml:space="preserve">Делаем: </w:t>
-      </w:r>
-      <w:r>
-        <w:t>сотрудник ЦМК ставит настоящие даты начала и конца работ и закрывает задачу; система сверяет с 1С, всё ли реально выпущено. Пока выпуск не полный — дальше не пройдёт. Изменить сделку после создания документов можно только на этой стадии.</w:t>
+        <w:t xml:space="preserve">Будет: </w:t>
+      </w:r>
+      <w:r>
+        <w:t>сотрудник ЦМК вносит фактические даты начала и окончания производства и закрывает задачу; система сверяет объём выпуска с производственными документами 1С — при неполном выпуске переход блокируется. Изменение сделки после создания документов допускается только на этой стадии.</w:t>
       </w:r>
     </w:p>
     <w:p>
@@ -429,10 +429,10 @@
         <w:rPr>
           <w:b/>
         </w:rPr>
-        <w:t xml:space="preserve">Почему: </w:t>
-      </w:r>
-      <w:r>
-        <w:t>производство подтверждается документами, а не словами.</w:t>
+        <w:t xml:space="preserve">Цель: </w:t>
+      </w:r>
+      <w:r>
+        <w:t>факт производства подтверждается документами 1С.</w:t>
       </w:r>
     </w:p>
     <w:p>
@@ -452,10 +452,10 @@
         <w:rPr>
           <w:b/>
         </w:rPr>
-        <w:t xml:space="preserve">Было: </w:t>
-      </w:r>
-      <w:r>
-        <w:t>докомплект изделия никак не оформлялся.</w:t>
+        <w:t xml:space="preserve">Сейчас: </w:t>
+      </w:r>
+      <w:r>
+        <w:t>дополнительная комплектация изделия в процессе не формализована.</w:t>
       </w:r>
     </w:p>
     <w:p>
@@ -466,10 +466,10 @@
         <w:rPr>
           <w:b/>
         </w:rPr>
-        <w:t xml:space="preserve">Делаем: </w:t>
-      </w:r>
-      <w:r>
-        <w:t>система обновляет заказ поставщику; оператор вносит докомплект и не закрывает задачу, пока всего нет на складе.</w:t>
+        <w:t xml:space="preserve">Будет: </w:t>
+      </w:r>
+      <w:r>
+        <w:t>система обновляет заказ поставщику; оператор вносит дополнительную комплектацию и закрывает задачу только при полном наличии комплектующих на складе.</w:t>
       </w:r>
     </w:p>
     <w:p>
@@ -480,10 +480,10 @@
         <w:rPr>
           <w:b/>
         </w:rPr>
-        <w:t xml:space="preserve">Почему: </w:t>
-      </w:r>
-      <w:r>
-        <w:t>неполный комплект не уедет клиенту.</w:t>
+        <w:t xml:space="preserve">Цель: </w:t>
+      </w:r>
+      <w:r>
+        <w:t>исключить отгрузку неполного комплекта.</w:t>
       </w:r>
     </w:p>
     <w:p>
@@ -503,10 +503,10 @@
         <w:rPr>
           <w:b/>
         </w:rPr>
-        <w:t xml:space="preserve">Было: </w:t>
-      </w:r>
-      <w:r>
-        <w:t>статус отгрузки приходил из старой системы и часто врал.</w:t>
+        <w:t xml:space="preserve">Сейчас: </w:t>
+      </w:r>
+      <w:r>
+        <w:t>статус отгрузки поступает из устаревшей системы и ненадёжен.</w:t>
       </w:r>
     </w:p>
     <w:p>
@@ -517,10 +517,10 @@
         <w:rPr>
           <w:b/>
         </w:rPr>
-        <w:t xml:space="preserve">Делаем: </w:t>
-      </w:r>
-      <w:r>
-        <w:t>1С сама сверяет, всё ли отгружено, и сообщает «Отгружен» только когда отгружено всё.</w:t>
+        <w:t xml:space="preserve">Будет: </w:t>
+      </w:r>
+      <w:r>
+        <w:t>1С сверяет отгруженное с заказанным по каждой позиции и передаёт статус «Отгружен» только при полной отгрузке.</w:t>
       </w:r>
     </w:p>
     <w:p>
@@ -531,10 +531,10 @@
         <w:rPr>
           <w:b/>
         </w:rPr>
-        <w:t xml:space="preserve">Почему: </w:t>
-      </w:r>
-      <w:r>
-        <w:t>пропустить недогруз невозможно.</w:t>
+        <w:t xml:space="preserve">Цель: </w:t>
+      </w:r>
+      <w:r>
+        <w:t>исключить незамеченную частичную отгрузку.</w:t>
       </w:r>
     </w:p>
     <w:p>
@@ -554,10 +554,10 @@
         <w:rPr>
           <w:b/>
         </w:rPr>
-        <w:t xml:space="preserve">Было: </w:t>
-      </w:r>
-      <w:r>
-        <w:t>документы делались вразнобой, сроки счетов-фактур никто не контролировал.</w:t>
+        <w:t xml:space="preserve">Сейчас: </w:t>
+      </w:r>
+      <w:r>
+        <w:t>документы оформляются разрозненно, сроки выставления ЭСФ не контролируются.</w:t>
       </w:r>
     </w:p>
     <w:p>
@@ -568,10 +568,10 @@
         <w:rPr>
           <w:b/>
         </w:rPr>
-        <w:t xml:space="preserve">Делаем: </w:t>
-      </w:r>
-      <w:r>
-        <w:t>Ақерке проверяет данные, Аяна проводит накладную в бухгалтерии; система сама напоминает про ЭСФ и следит за сроком в 10 дней (для 7П — списком раз в месяц).</w:t>
+        <w:t xml:space="preserve">Будет: </w:t>
+      </w:r>
+      <w:r>
+        <w:t>Ақерке сверяет данные, Аяна проводит накладную в 1С БУХ; система контролирует выставление ЭСФ по таймеру 10 дней (для подразделения 7П — сводным реестром в конце месяца).</w:t>
       </w:r>
     </w:p>
     <w:p>
@@ -582,10 +582,10 @@
         <w:rPr>
           <w:b/>
         </w:rPr>
-        <w:t xml:space="preserve">Почему: </w:t>
-      </w:r>
-      <w:r>
-        <w:t>закрывающие документы выходят вовремя и без ошибок.</w:t>
+        <w:t xml:space="preserve">Цель: </w:t>
+      </w:r>
+      <w:r>
+        <w:t>закрывающие документы оформляются в срок и по проверенным данным.</w:t>
       </w:r>
     </w:p>
     <w:p>
@@ -605,10 +605,10 @@
         <w:rPr>
           <w:b/>
         </w:rPr>
-        <w:t xml:space="preserve">Было: </w:t>
-      </w:r>
-      <w:r>
-        <w:t>за остатком оплаты следили вручную.</w:t>
+        <w:t xml:space="preserve">Сейчас: </w:t>
+      </w:r>
+      <w:r>
+        <w:t>остаток оплаты контролируется вручную.</w:t>
       </w:r>
     </w:p>
     <w:p>
@@ -619,10 +619,10 @@
         <w:rPr>
           <w:b/>
         </w:rPr>
-        <w:t xml:space="preserve">Делаем: </w:t>
-      </w:r>
-      <w:r>
-        <w:t>ждём, когда 1С сообщит о полной оплате поставщику.</w:t>
+        <w:t xml:space="preserve">Будет: </w:t>
+      </w:r>
+      <w:r>
+        <w:t>сделка ожидает подтверждения 1С о полной оплате заказа поставщику.</w:t>
       </w:r>
     </w:p>
     <w:p>
@@ -633,10 +633,10 @@
         <w:rPr>
           <w:b/>
         </w:rPr>
-        <w:t xml:space="preserve">Почему: </w:t>
-      </w:r>
-      <w:r>
-        <w:t>сделка не закроется, пока есть долг.</w:t>
+        <w:t xml:space="preserve">Цель: </w:t>
+      </w:r>
+      <w:r>
+        <w:t>сделка не закрывается при наличии задолженности.</w:t>
       </w:r>
     </w:p>
     <w:p>
@@ -656,10 +656,10 @@
         <w:rPr>
           <w:b/>
         </w:rPr>
-        <w:t xml:space="preserve">Конец: </w:t>
-      </w:r>
-      <w:r>
-        <w:t>всё сделано и оплачено; сделка закрыта, менять ничего нельзя.</w:t>
+        <w:t xml:space="preserve">Итог: </w:t>
+      </w:r>
+      <w:r>
+        <w:t>обязательства исполнены и оплачены; карточка закрыта для изменений.</w:t>
       </w:r>
     </w:p>
     <w:p>
@@ -679,10 +679,10 @@
         <w:rPr>
           <w:b/>
         </w:rPr>
-        <w:t xml:space="preserve">Было: </w:t>
-      </w:r>
-      <w:r>
-        <w:t>отменённые заказы удаляли из 1С руками, заявитель мог не узнать об отмене.</w:t>
+        <w:t xml:space="preserve">Сейчас: </w:t>
+      </w:r>
+      <w:r>
+        <w:t>отменённые заказы удаляются из 1С вручную; заявитель может не получить информацию об отмене.</w:t>
       </w:r>
     </w:p>
     <w:p>
@@ -693,10 +693,10 @@
         <w:rPr>
           <w:b/>
         </w:rPr>
-        <w:t xml:space="preserve">Делаем: </w:t>
-      </w:r>
-      <w:r>
-        <w:t>при отмене обязательно указывается причина; заявителю приходит уведомление; заказы в 1С помечаются на удаление автоматически.</w:t>
+        <w:t xml:space="preserve">Будет: </w:t>
+      </w:r>
+      <w:r>
+        <w:t>при отмене обязательно указывается причина; заявителю направляется уведомление; созданные в 1С заказы помечаются на удаление автоматически.</w:t>
       </w:r>
     </w:p>
     <w:p>
@@ -707,10 +707,10 @@
         <w:rPr>
           <w:b/>
         </w:rPr>
-        <w:t xml:space="preserve">Почему: </w:t>
-      </w:r>
-      <w:r>
-        <w:t>ничего не зависает, и никто не остаётся в неведении.</w:t>
+        <w:t xml:space="preserve">Цель: </w:t>
+      </w:r>
+      <w:r>
+        <w:t>исключить зависшие документы и неинформированность участников.</w:t>
       </w:r>
     </w:p>
     <w:p>

--- a/ТЗ ЦМК.docx
+++ b/ТЗ ЦМК.docx
@@ -926,7 +926,7 @@
         <w:tab/>
       </w:r>
       <w:r>
-        <w:t>Поле UF_CRM_1722953876 «Проект» (file): сменить на multiple, до 20 файлов. Переименовать — название дублирует UF_CRM_1721728435 «Проект» (новое название — прил. В, №6).</w:t>
+        <w:t>Поле UF_CRM_1722953876 «Проект» (file): сменить на multiple, до 20 файлов. Переименовать — название дублирует UF_CRM_1721728435 «Проект». Новое название пока не утверждено заказчиком (рабочий вариант — «Проектная документация»).</w:t>
       </w:r>
     </w:p>
     <w:p>
@@ -956,7 +956,7 @@
         <w:tab/>
       </w:r>
       <w:r>
-        <w:t>Создать смарт-процесс «Комплектация» — копия «Договора» (DYNAMIC_151): поля Название*, Описание*, Файл проекта (file, multiple), товарные позиции*; права на создание — заявителям. DYNAMIC_ID подставить в ТЗ после создания (прил. В, №3).</w:t>
+        <w:t>Создать смарт-процесс «Комплектация» — копия «Договора» (DYNAMIC_151): поля Название*, Описание*, Файл проекта (file, multiple), товарные позиции*; права на создание — заявителям. DYNAMIC_ID станет известен только после создания смарт-процесса — тогда вписать его в ТЗ.</w:t>
       </w:r>
     </w:p>
     <w:p>
@@ -971,7 +971,7 @@
         <w:tab/>
       </w:r>
       <w:r>
-        <w:t>Завести справочники сопоставления БИН/GUID: склады (iblock 91), организации (iblock 107), проекты, GUID пользователей 1С для PM. Организация ЦМК по умолчанию — БИН 110440011140 (прил. В, №2).</w:t>
+        <w:t>Завести справочники сопоставления БИН/GUID: склады (iblock 91), организации (iblock 107), проекты, GUID пользователей 1С для PM. Организация ЦМК по умолчанию — БИН 110440011140; требует подтверждения заказчиком, что она единственная и не зависит от подразделения заявителя.</w:t>
       </w:r>
     </w:p>
     <w:p>
@@ -3400,7 +3400,7 @@
         <w:tab/>
       </w:r>
       <w:r>
-        <w:t>Робот ставит сотруднику ЦМК задание «Согласовать коммерческие условия и производство» с кнопками «Согласовать», «На доработку», «Отменить сделку» (текст ниже). Исполнитель — один из: Санат Нармагамбетов (384), Рустам Палтушев (383), Имдат Халилов (716), Игорь Быков (458), Ерлан Аккузинов (1625), Виктор Моргунов (902); правило назначения — прил. В, №1.</w:t>
+        <w:t>Робот ставит сотруднику ЦМК задание «Согласовать коммерческие условия и производство» с кнопками «Согласовать», «На доработку», «Отменить сделку» (текст ниже). Исполнитель — один из: Санат Нармагамбетов (384), Рустам Палтушев (383), Имдат Халилов (716), Игорь Быков (458), Ерлан Аккузинов (1625), Виктор Моргунов (902); правило назначения пока не выбрано заказчиком (по очереди, руководителем ЦМК или один ответственный).</w:t>
       </w:r>
     </w:p>
     <w:p>
@@ -5144,7 +5144,7 @@
         <w:tab/>
       </w:r>
       <w:r>
-        <w:t>Робот ставит оператору задание «Внести доп. комплектацию ГП» (текст ниже). Оператор — Дмитрий Негодяев (414); деление операторов по «ЦМК-1»/«ЦМК-2» — прил. В, №7.</w:t>
+        <w:t>Робот ставит оператору задание «Внести доп. комплектацию ГП» (текст ниже). Оператор — Дмитрий Негодяев (414); обсуждается второй оператор (Гулнур) с делением заказов по «ЦМК-1»/«ЦМК-2» — критерий деления пока не определён заказчиком.</w:t>
       </w:r>
     </w:p>
     <w:p>
@@ -7455,7 +7455,7 @@
                 <w:b w:val="0"/>
                 <w:sz w:val="16"/>
               </w:rPr>
-              <w:t>Проект (файлы; переименовать — прил. В №6)</w:t>
+              <w:t>Проект (файлы; будет переименовано — название не утверждено)</w:t>
             </w:r>
           </w:p>
         </w:tc>
@@ -7649,7 +7649,7 @@
                 <w:b w:val="0"/>
                 <w:sz w:val="16"/>
               </w:rPr>
-              <w:t>— (дубль; прил. В №4)</w:t>
+              <w:t>— (дубль Подразделения; скрыть или оставить — не решено)</w:t>
             </w:r>
           </w:p>
         </w:tc>

--- a/ТЗ ЦМК.docx
+++ b/ТЗ ЦМК.docx
@@ -47,7 +47,7 @@
         <w:t xml:space="preserve">Ключ связи: </w:t>
       </w:r>
       <w:r>
-        <w:t>каждому заказу в 1С присваивается номер сделки Битрикс24 в формате "{ID}-ЦМК" — по нему системы сопоставляют данные.</w:t>
+        <w:t>каждому заказу в 1С присваивается номер сделки Битрикс24 в формате "{ID}-56" — по нему системы сопоставляют данные.</w:t>
       </w:r>
     </w:p>
     <w:p>
@@ -732,7 +732,7 @@
         <w:t xml:space="preserve">Ключ связи с 1С: </w:t>
       </w:r>
       <w:r>
-        <w:t>реквизит авр_НомерЗаказаБитрикс = "{ID}-ЦМК". {ID} — номер сделки, как он отображается в Б24 (пример: «Сделка #127260_ЦМК» → 127260). Одинаков для ЗК и ЗП одной сделки.</w:t>
+        <w:t>реквизит авр_НомерЗаказаБитрикс = "{ID}-56". {ID} — номер сделки, как он отображается в Б24 (пример: «Сделка #127260_ЦМК» → 127260). Одинаков для ЗК и ЗП одной сделки.</w:t>
       </w:r>
     </w:p>
     <w:p>
@@ -1145,7 +1145,7 @@
           <w:color w:val="188038"/>
           <w:sz w:val="19"/>
         </w:rPr>
-        <w:t xml:space="preserve">  "ID": "{ID}-ЦМК",</w:t>
+        <w:t xml:space="preserve">  "ID": "{ID}-56",</w:t>
       </w:r>
     </w:p>
     <w:p>
@@ -3896,7 +3896,7 @@
           <w:color w:val="188038"/>
           <w:sz w:val="19"/>
         </w:rPr>
-        <w:t xml:space="preserve"> "ID": "{ID}-ЦМК",</w:t>
+        <w:t xml:space="preserve"> "ID": "{ID}-56",</w:t>
       </w:r>
     </w:p>
     <w:p>
@@ -4166,7 +4166,7 @@
           <w:color w:val="188038"/>
           <w:sz w:val="19"/>
         </w:rPr>
-        <w:t xml:space="preserve"> "ID": "{ID}-ЦМК",</w:t>
+        <w:t xml:space="preserve"> "ID": "{ID}-56",</w:t>
       </w:r>
     </w:p>
     <w:p>
@@ -4345,7 +4345,7 @@
           <w:color w:val="188038"/>
           <w:sz w:val="19"/>
         </w:rPr>
-        <w:t>{"ENTITY":"CLIENT_ORDER",   "ID":"{ID}-ЦМК", "GUID":"…", "DOC_NUMBER":"…", "POSTED":true}</w:t>
+        <w:t>{"ENTITY":"CLIENT_ORDER",   "ID":"{ID}-56", "GUID":"…", "DOC_NUMBER":"…", "POSTED":true}</w:t>
       </w:r>
     </w:p>
     <w:p>
@@ -4358,7 +4358,7 @@
           <w:color w:val="188038"/>
           <w:sz w:val="19"/>
         </w:rPr>
-        <w:t>{"ENTITY":"SUPPLIER_ORDER", "ID":"{ID}-ЦМК", "GUID":"…", "DOC_NUMBER":"…", "POSTED":true}</w:t>
+        <w:t>{"ENTITY":"SUPPLIER_ORDER", "ID":"{ID}-56", "GUID":"…", "DOC_NUMBER":"…", "POSTED":true}</w:t>
       </w:r>
     </w:p>
     <w:p/>
@@ -4724,7 +4724,7 @@
           <w:color w:val="188038"/>
           <w:sz w:val="19"/>
         </w:rPr>
-        <w:t xml:space="preserve">  "ID": "{ID}-ЦМК",</w:t>
+        <w:t xml:space="preserve">  "ID": "{ID}-56",</w:t>
       </w:r>
     </w:p>
     <w:p>
@@ -4922,7 +4922,7 @@
           <w:color w:val="188038"/>
           <w:sz w:val="19"/>
         </w:rPr>
-        <w:t>{"event": "CHECK_PRODUCTION_COMPLETENESS", "ID": "{ID}-ЦМК", "client_order_guid": "{UF_ONEC_GUID}"}</w:t>
+        <w:t>{"event": "CHECK_PRODUCTION_COMPLETENESS", "ID": "{ID}-56", "client_order_guid": "{UF_ONEC_GUID}"}</w:t>
       </w:r>
     </w:p>
     <w:p/>
@@ -5072,7 +5072,7 @@
           <w:color w:val="188038"/>
           <w:sz w:val="19"/>
         </w:rPr>
-        <w:t>{"event":"CHECK_PRODUCTION_COMPLETENESS", "ID":"{ID}-ЦМК", "STATUS":"SUCCESS", // SUCCESS | PARTIAL | NOT_FOUND</w:t>
+        <w:t>{"event":"CHECK_PRODUCTION_COMPLETENESS", "ID":"{ID}-56", "STATUS":"SUCCESS", // SUCCESS | PARTIAL | NOT_FOUND</w:t>
       </w:r>
     </w:p>
     <w:p>
@@ -5380,7 +5380,7 @@
           <w:color w:val="188038"/>
           <w:sz w:val="19"/>
         </w:rPr>
-        <w:t xml:space="preserve">  "ID": "{ID}-ЦМК",</w:t>
+        <w:t xml:space="preserve">  "ID": "{ID}-56",</w:t>
       </w:r>
     </w:p>
     <w:p>
@@ -5716,7 +5716,7 @@
           <w:color w:val="188038"/>
           <w:sz w:val="19"/>
         </w:rPr>
-        <w:t xml:space="preserve">  "ID": "{ID}-ЦМК",</w:t>
+        <w:t xml:space="preserve">  "ID": "{ID}-56",</w:t>
       </w:r>
     </w:p>
     <w:p>
@@ -5898,7 +5898,7 @@
           <w:color w:val="188038"/>
           <w:sz w:val="19"/>
         </w:rPr>
-        <w:t>{"action":"CANCEL_REQUEST","ID":"{ID}-ЦМК"}</w:t>
+        <w:t>{"action":"CANCEL_REQUEST","ID":"{ID}-56"}</w:t>
       </w:r>
     </w:p>
     <w:p/>

--- a/ТЗ ЦМК.docx
+++ b/ТЗ ЦМК.docx
@@ -112,7 +112,7 @@
         <w:t xml:space="preserve">Будет: </w:t>
       </w:r>
       <w:r>
-        <w:t>заявитель указывает только номер первичного заказа — остальные данные заполняются из 1С автоматически; типовой состав изделия подставляется выбором объекта «Комплектация». Система сразу предупреждает, если такая заявка уже зарегистрирована.</w:t>
+        <w:t>заявитель заполняет свои данные (требуемая дата производства, пункт доставки, состав заказа с количеством, файлы проекта), а реквизиты из 1С — покупателя, компанию, проект, подразделение, группу проекта и регион — система подставляет автоматически по номеру первичного заказа. Типовой состав изделия переносится выбором объекта «Комплектация». Система сразу предупреждает, если такая заявка уже зарегистрирована.</w:t>
       </w:r>
     </w:p>
     <w:p>
@@ -126,7 +126,7 @@
         <w:t xml:space="preserve">Цель: </w:t>
       </w:r>
       <w:r>
-        <w:t>исключить ручной ввод, ошибки и повторные заявки на этапе создания.</w:t>
+        <w:t>исключить ручной перенос данных из 1С, ошибки и повторные заявки на этапе создания.</w:t>
       </w:r>
     </w:p>
     <w:p>

--- a/ТЗ ЦМК.docx
+++ b/ТЗ ЦМК.docx
@@ -16,7 +16,7 @@
           <w:b w:val="0"/>
           <w:i/>
         </w:rPr>
-        <w:t>Версия 5.2 от 27.08.2026. Заменяет предыдущую редакцию целиком. Воронка «ЦМК», CATEGORY_ID = 56.</w:t>
+        <w:t>Версия 6.0 от 27.08.2026. Заменяет предыдущую редакцию целиком. Воронка «ЦМК», CATEGORY_ID = 56.</w:t>
       </w:r>
     </w:p>
     <w:p>
@@ -25,7 +25,7 @@
           <w:b w:val="0"/>
           <w:i w:val="0"/>
         </w:rPr>
-        <w:t>Раздел 1 — краткая сводка: по каждой стадии указано, как процесс устроен сейчас, что меняется и с какой целью. Технические детали (JSON, алгоритмы, тексты заданий) — в разделе 4, под теми же номерами стадий.</w:t>
+        <w:t>Документ идёт строго по стадиям 0–12. Каждая стадия открывается строками «Сейчас / Делаем / Зачем», затем — вся техника этой стадии: разовая подготовка, шаги, JSON, алгоритмы, тексты заданий и блокировки. Приложения в конце — справочные таблицы, всё в них продублировано из стадий.</w:t>
       </w:r>
     </w:p>
     <w:p>
@@ -33,7 +33,7 @@
         <w:pStyle w:val="Heading1"/>
       </w:pPr>
       <w:r>
-        <w:t>1. Сводка изменений по стадиям</w:t>
+        <w:t>Общие правила (действуют на всех стадиях)</w:t>
       </w:r>
     </w:p>
     <w:p>
@@ -44,10 +44,10 @@
         <w:rPr>
           <w:b/>
         </w:rPr>
-        <w:t xml:space="preserve">Ключ связи: </w:t>
-      </w:r>
-      <w:r>
-        <w:t>каждому заказу в 1С присваивается номер сделки Битрикс24 в формате "{ID}-56" — по нему системы сопоставляют данные.</w:t>
+        <w:t xml:space="preserve">Ключ связи с 1С: </w:t>
+      </w:r>
+      <w:r>
+        <w:t>реквизит авр_НомерЗаказаБитрикс = "{ID}-56". {ID} — номер сделки, как он отображается в Б24 (пример: «Сделка #127260_ЦМК» → 127260). Одинаков для ЗК и ЗП одной сделки.</w:t>
       </w:r>
     </w:p>
     <w:p>
@@ -58,10 +58,66 @@
         <w:rPr>
           <w:b/>
         </w:rPr>
-        <w:t xml:space="preserve">Ошибки обмена: </w:t>
-      </w:r>
-      <w:r>
-        <w:t>система автоматически выполняет 3 повторные попытки с интервалом 5 минут, затем уведомляет отдел ОПБП-2; все запросы фиксируются в истории сделки.</w:t>
+        <w:t xml:space="preserve">Обмен: </w:t>
+      </w:r>
+      <w:r>
+        <w:t>HTTP-сервис 1С:ERP, JSON, один запрос — одна операция. Каждый метод описан в своей стадии: LOOKUP_CLIENT_ORDER — ст. 0; CREATE ЗК и ЗП — ст. 4; UPDATE ЗК и CHECK_PRODUCTION_COMPLETENESS — ст. 6; UPDATE ЗП — ст. 7; CANCEL_REQUEST — ст. 12; входящие сигналы 1С: SUPPLIER_ORDER_STATUS — ст. 5 и 10, CLIENT_ORDER_STATUS — ст. 8 и 9.</w:t>
+      </w:r>
+    </w:p>
+    <w:p>
+      <w:pPr>
+        <w:pStyle w:val="ListBullet"/>
+      </w:pPr>
+      <w:r>
+        <w:rPr>
+          <w:b/>
+        </w:rPr>
+        <w:t xml:space="preserve">Ошибки сети / HTTP 5xx: </w:t>
+      </w:r>
+      <w:r>
+        <w:t>3 повтора с интервалом 5 минут; после — сделка остаётся на текущей стадии, запись в историю сделки, уведомление ОПБП-2.</w:t>
+      </w:r>
+    </w:p>
+    <w:p>
+      <w:pPr>
+        <w:pStyle w:val="ListBullet"/>
+      </w:pPr>
+      <w:r>
+        <w:rPr>
+          <w:b/>
+        </w:rPr>
+        <w:t xml:space="preserve">Ошибки данных (4xx, ERROR в теле): </w:t>
+      </w:r>
+      <w:r>
+        <w:t>повторов нет; запись в историю, уведомление ОПБП-2 и ответственного по сделке.</w:t>
+      </w:r>
+    </w:p>
+    <w:p>
+      <w:pPr>
+        <w:pStyle w:val="ListBullet"/>
+      </w:pPr>
+      <w:r>
+        <w:rPr>
+          <w:b/>
+        </w:rPr>
+        <w:t xml:space="preserve">Идемпотентность: </w:t>
+      </w:r>
+      <w:r>
+        <w:t>повторный CREATE с тем же "ID" не создаёт вторую пару документов — 1С возвращает существующие GUID и DOC_NUMBER.</w:t>
+      </w:r>
+    </w:p>
+    <w:p>
+      <w:pPr>
+        <w:pStyle w:val="ListBullet"/>
+      </w:pPr>
+      <w:r>
+        <w:rPr>
+          <w:b/>
+        </w:rPr>
+        <w:t xml:space="preserve">Журнал: </w:t>
+      </w:r>
+      <w:r>
+        <w:t>все запросы и ответы пишутся в историю сделки (комментарий робота) с меткой времени.</w:t>
       </w:r>
     </w:p>
     <w:p>
@@ -75,15 +131,56 @@
         <w:t xml:space="preserve">«Задание»: </w:t>
       </w:r>
       <w:r>
-        <w:t>стандартная задача Битрикс24; исполнитель получает уведомление.</w:t>
+        <w:t>стандартная задача B24, робот ставит через «Автоматизацию» карточки сделки; исполнитель получает уведомление B24.</w:t>
       </w:r>
     </w:p>
     <w:p>
+      <w:pPr>
+        <w:pStyle w:val="ListBullet"/>
+      </w:pPr>
       <w:r>
         <w:rPr>
           <w:b/>
-          <w:i w:val="0"/>
         </w:rPr>
+        <w:t xml:space="preserve">Справочные коды: </w:t>
+      </w:r>
+      <w:r>
+        <w:t>DEPARTMENT / PROJECT / ACTIVITY по умолчанию в ТЗ не хардкодятся — единственный источник: таблица «ЦМК 56 Интеграция» (docs.google.com/spreadsheets/d/1F4CkdWqQgrK4q07_PsRBndQn65LLdlYzzGPVWwxqmWM), по ссылке всегда актуальная версия.</w:t>
+      </w:r>
+    </w:p>
+    <w:p>
+      <w:pPr>
+        <w:pStyle w:val="ListBullet"/>
+      </w:pPr>
+      <w:r>
+        <w:rPr>
+          <w:b/>
+        </w:rPr>
+        <w:t xml:space="preserve">Read-only: </w:t>
+      </w:r>
+      <w:r>
+        <w:t>поля, которые пишут роботы или 1С, для заявителя read-only. Поля lookup (стадия 0) заявитель может поправить вручную; штатный путь — исправить первичный ЗК в 1С и ввести номер заново.</w:t>
+      </w:r>
+    </w:p>
+    <w:p>
+      <w:pPr>
+        <w:pStyle w:val="ListBullet"/>
+      </w:pPr>
+      <w:r>
+        <w:rPr>
+          <w:b/>
+        </w:rPr>
+        <w:t xml:space="preserve">Сокращения: </w:t>
+      </w:r>
+      <w:r>
+        <w:t>ЗК — Заказ клиента, ЗП — Заказ поставщику, РО — расходный ордер, ПБЗ — документ «Производство без заказа».</w:t>
+      </w:r>
+    </w:p>
+    <w:p>
+      <w:pPr>
+        <w:pStyle w:val="Heading1"/>
+      </w:pPr>
+      <w:r>
         <w:t>Стадия 0. Создание сделки</w:t>
       </w:r>
     </w:p>
@@ -109,7 +206,7 @@
         <w:rPr>
           <w:b/>
         </w:rPr>
-        <w:t xml:space="preserve">Будет: </w:t>
+        <w:t xml:space="preserve">Делаем: </w:t>
       </w:r>
       <w:r>
         <w:t>заявитель заполняет свои данные (требуемая дата производства, пункт доставки, состав заказа с количеством, файлы проекта), а реквизиты из 1С — покупателя, компанию, проект, подразделение, группу проекта и регион — система подставляет автоматически по номеру первичного заказа. Типовой состав изделия переносится выбором объекта «Комплектация». Система сразу предупреждает, если такая заявка уже зарегистрирована.</w:t>
@@ -123,751 +220,20 @@
         <w:rPr>
           <w:b/>
         </w:rPr>
-        <w:t xml:space="preserve">Цель: </w:t>
+        <w:t xml:space="preserve">Зачем: </w:t>
       </w:r>
       <w:r>
         <w:t>исключить ручной перенос данных из 1С, ошибки и повторные заявки на этапе создания.</w:t>
       </w:r>
     </w:p>
     <w:p>
-      <w:r>
-        <w:rPr>
-          <w:b/>
-          <w:i w:val="0"/>
-        </w:rPr>
-        <w:t>Стадия 1. ПТО. Проверка заказа</w:t>
-      </w:r>
-    </w:p>
-    <w:p>
-      <w:pPr>
-        <w:pStyle w:val="ListBullet"/>
-      </w:pPr>
       <w:r>
         <w:rPr>
           <w:b/>
         </w:rPr>
-        <w:t xml:space="preserve">Сейчас: </w:t>
-      </w:r>
-      <w:r>
-        <w:t>проверка выполняется вручную; повторные заявки выявляются нестабильно.</w:t>
-      </w:r>
-    </w:p>
-    <w:p>
-      <w:pPr>
-        <w:pStyle w:val="ListBullet"/>
-      </w:pPr>
-      <w:r>
-        <w:rPr>
-          <w:b/>
-        </w:rPr>
-        <w:t xml:space="preserve">Будет: </w:t>
-      </w:r>
-      <w:r>
-        <w:t>утверждающему автоматически ставится задача с кнопками «Согласовать», «На доработку», «Отменить»; система блокирует переход, пока заявка заполнена не полностью; решение по возможному дублю принимает утверждающий.</w:t>
-      </w:r>
-    </w:p>
-    <w:p>
-      <w:pPr>
-        <w:pStyle w:val="ListBullet"/>
-      </w:pPr>
-      <w:r>
-        <w:rPr>
-          <w:b/>
-        </w:rPr>
-        <w:t xml:space="preserve">Цель: </w:t>
-      </w:r>
-      <w:r>
-        <w:t>далее по процессу проходят только полные и проверенные заявки.</w:t>
-      </w:r>
-    </w:p>
-    <w:p>
-      <w:r>
-        <w:rPr>
-          <w:b/>
-          <w:i w:val="0"/>
-        </w:rPr>
-        <w:t>Стадия 2. Согласование производства</w:t>
-      </w:r>
-    </w:p>
-    <w:p>
-      <w:pPr>
-        <w:pStyle w:val="ListBullet"/>
-      </w:pPr>
-      <w:r>
-        <w:rPr>
-          <w:b/>
-        </w:rPr>
-        <w:t xml:space="preserve">Сейчас: </w:t>
-      </w:r>
-      <w:r>
-        <w:t>производственный блок указывает только цену, артикул и НДС; остальные условия согласуются вне системы.</w:t>
-      </w:r>
-    </w:p>
-    <w:p>
-      <w:pPr>
-        <w:pStyle w:val="ListBullet"/>
-      </w:pPr>
-      <w:r>
-        <w:rPr>
-          <w:b/>
-        </w:rPr>
-        <w:t xml:space="preserve">Будет: </w:t>
-      </w:r>
-      <w:r>
-        <w:t>сотрудник ЦМК в рамках одной задачи сверяет позиции со справочником номенклатуры (отсутствующие позиции предварительно заводятся в 1С), указывает цены, процент предоплаты, плановые даты и склад.</w:t>
-      </w:r>
-    </w:p>
-    <w:p>
-      <w:pPr>
-        <w:pStyle w:val="ListBullet"/>
-      </w:pPr>
-      <w:r>
-        <w:rPr>
-          <w:b/>
-        </w:rPr>
-        <w:t xml:space="preserve">Цель: </w:t>
-      </w:r>
-      <w:r>
-        <w:t>все условия сделки фиксируются в одном месте до создания документов в 1С.</w:t>
-      </w:r>
-    </w:p>
-    <w:p>
-      <w:r>
-        <w:rPr>
-          <w:b/>
-          <w:i w:val="0"/>
-        </w:rPr>
-        <w:t>Стадия 3. Согласование заявителем</w:t>
-      </w:r>
-    </w:p>
-    <w:p>
-      <w:pPr>
-        <w:pStyle w:val="ListBullet"/>
-      </w:pPr>
-      <w:r>
-        <w:rPr>
-          <w:b/>
-        </w:rPr>
-        <w:t xml:space="preserve">Сейчас: </w:t>
-      </w:r>
-      <w:r>
-        <w:t>заявитель подтверждает данные, собранные из разных источников.</w:t>
-      </w:r>
-    </w:p>
-    <w:p>
-      <w:pPr>
-        <w:pStyle w:val="ListBullet"/>
-      </w:pPr>
-      <w:r>
-        <w:rPr>
-          <w:b/>
-        </w:rPr>
-        <w:t xml:space="preserve">Будет: </w:t>
-      </w:r>
-      <w:r>
-        <w:t>заявителю ставится задача проверить итоговые условия и принять решение: «Согласовать», «На доработку» или «Прервать процесс». Редактирование карточки на этой стадии недоступно.</w:t>
-      </w:r>
-    </w:p>
-    <w:p>
-      <w:pPr>
-        <w:pStyle w:val="ListBullet"/>
-      </w:pPr>
-      <w:r>
-        <w:rPr>
-          <w:b/>
-        </w:rPr>
-        <w:t xml:space="preserve">Цель: </w:t>
-      </w:r>
-      <w:r>
-        <w:t>финальный контроль заявителя перед созданием документов в 1С.</w:t>
-      </w:r>
-    </w:p>
-    <w:p>
-      <w:r>
-        <w:rPr>
-          <w:b/>
-          <w:i w:val="0"/>
-        </w:rPr>
-        <w:t>Стадия 4. Согласование предоплаты (CREATE)</w:t>
-      </w:r>
-    </w:p>
-    <w:p>
-      <w:pPr>
-        <w:pStyle w:val="ListBullet"/>
-      </w:pPr>
-      <w:r>
-        <w:rPr>
-          <w:b/>
-        </w:rPr>
-        <w:t xml:space="preserve">Сейчас: </w:t>
-      </w:r>
-      <w:r>
-        <w:t>заказы в 1С создаются вручную; промежуточные счета дублируются, номера не совпадают.</w:t>
-      </w:r>
-    </w:p>
-    <w:p>
-      <w:pPr>
-        <w:pStyle w:val="ListBullet"/>
-      </w:pPr>
-      <w:r>
-        <w:rPr>
-          <w:b/>
-        </w:rPr>
-        <w:t xml:space="preserve">Будет: </w:t>
-      </w:r>
-      <w:r>
-        <w:t>система автоматически создаёт и проводит оба заказа в 1С — заказ клиента и заказ поставщику. За сотрудниками остаются две контрольные проверки: Гулнур сверяет заказ клиента, Карина — заказ поставщику. Промежуточные счета из процесса исключаются.</w:t>
-      </w:r>
-    </w:p>
-    <w:p>
-      <w:pPr>
-        <w:pStyle w:val="ListBullet"/>
-      </w:pPr>
-      <w:r>
-        <w:rPr>
-          <w:b/>
-        </w:rPr>
-        <w:t xml:space="preserve">Цель: </w:t>
-      </w:r>
-      <w:r>
-        <w:t>документы создаются сразу после согласования, без расхождений в номерах.</w:t>
-      </w:r>
-    </w:p>
-    <w:p>
-      <w:r>
-        <w:rPr>
-          <w:b/>
-          <w:i w:val="0"/>
-        </w:rPr>
-        <w:t>Стадия 5. Предоплата</w:t>
-      </w:r>
-    </w:p>
-    <w:p>
-      <w:pPr>
-        <w:pStyle w:val="ListBullet"/>
-      </w:pPr>
-      <w:r>
-        <w:rPr>
-          <w:b/>
-        </w:rPr>
-        <w:t xml:space="preserve">Сейчас: </w:t>
-      </w:r>
-      <w:r>
-        <w:t>поступление оплаты контролируется вручную по счетам.</w:t>
-      </w:r>
-    </w:p>
-    <w:p>
-      <w:pPr>
-        <w:pStyle w:val="ListBullet"/>
-      </w:pPr>
-      <w:r>
-        <w:rPr>
-          <w:b/>
-        </w:rPr>
-        <w:t xml:space="preserve">Будет: </w:t>
-      </w:r>
-      <w:r>
-        <w:t>1С автоматически передаёт процент оплаты по заказу поставщику; при достижении согласованного процента сделка переходит на следующую стадию.</w:t>
-      </w:r>
-    </w:p>
-    <w:p>
-      <w:pPr>
-        <w:pStyle w:val="ListBullet"/>
-      </w:pPr>
-      <w:r>
-        <w:rPr>
-          <w:b/>
-        </w:rPr>
-        <w:t xml:space="preserve">Цель: </w:t>
-      </w:r>
-      <w:r>
-        <w:t>исключить ручной контроль оплаты.</w:t>
-      </w:r>
-    </w:p>
-    <w:p>
-      <w:r>
-        <w:rPr>
-          <w:b/>
-          <w:i w:val="0"/>
-        </w:rPr>
-        <w:t>Стадия 6. Изготовление изделия</w:t>
-      </w:r>
-    </w:p>
-    <w:p>
-      <w:pPr>
-        <w:pStyle w:val="ListBullet"/>
-      </w:pPr>
-      <w:r>
-        <w:rPr>
-          <w:b/>
-        </w:rPr>
-        <w:t xml:space="preserve">Сейчас: </w:t>
-      </w:r>
-      <w:r>
-        <w:t>дата производства фиксируется со слов сотрудника, без сверки с 1С.</w:t>
-      </w:r>
-    </w:p>
-    <w:p>
-      <w:pPr>
-        <w:pStyle w:val="ListBullet"/>
-      </w:pPr>
-      <w:r>
-        <w:rPr>
-          <w:b/>
-        </w:rPr>
-        <w:t xml:space="preserve">Будет: </w:t>
-      </w:r>
-      <w:r>
-        <w:t>сотрудник ЦМК вносит фактические даты начала и окончания производства и закрывает задачу; система сверяет объём выпуска с производственными документами 1С — при неполном выпуске переход блокируется. Изменение сделки после создания документов допускается только на этой стадии.</w:t>
-      </w:r>
-    </w:p>
-    <w:p>
-      <w:pPr>
-        <w:pStyle w:val="ListBullet"/>
-      </w:pPr>
-      <w:r>
-        <w:rPr>
-          <w:b/>
-        </w:rPr>
-        <w:t xml:space="preserve">Цель: </w:t>
-      </w:r>
-      <w:r>
-        <w:t>факт производства подтверждается документами 1С.</w:t>
-      </w:r>
-    </w:p>
-    <w:p>
-      <w:r>
-        <w:rPr>
-          <w:b/>
-          <w:i w:val="0"/>
-        </w:rPr>
-        <w:t>Стадия 7. Корректировка заказа</w:t>
-      </w:r>
-    </w:p>
-    <w:p>
-      <w:pPr>
-        <w:pStyle w:val="ListBullet"/>
-      </w:pPr>
-      <w:r>
-        <w:rPr>
-          <w:b/>
-        </w:rPr>
-        <w:t xml:space="preserve">Сейчас: </w:t>
-      </w:r>
-      <w:r>
-        <w:t>дополнительная комплектация изделия в процессе не формализована.</w:t>
-      </w:r>
-    </w:p>
-    <w:p>
-      <w:pPr>
-        <w:pStyle w:val="ListBullet"/>
-      </w:pPr>
-      <w:r>
-        <w:rPr>
-          <w:b/>
-        </w:rPr>
-        <w:t xml:space="preserve">Будет: </w:t>
-      </w:r>
-      <w:r>
-        <w:t>система обновляет заказ поставщику; оператор вносит дополнительную комплектацию и закрывает задачу только при полном наличии комплектующих на складе.</w:t>
-      </w:r>
-    </w:p>
-    <w:p>
-      <w:pPr>
-        <w:pStyle w:val="ListBullet"/>
-      </w:pPr>
-      <w:r>
-        <w:rPr>
-          <w:b/>
-        </w:rPr>
-        <w:t xml:space="preserve">Цель: </w:t>
-      </w:r>
-      <w:r>
-        <w:t>исключить отгрузку неполного комплекта.</w:t>
-      </w:r>
-    </w:p>
-    <w:p>
-      <w:r>
-        <w:rPr>
-          <w:b/>
-          <w:i w:val="0"/>
-        </w:rPr>
-        <w:t>Стадия 8. Отгрузка</w:t>
-      </w:r>
-    </w:p>
-    <w:p>
-      <w:pPr>
-        <w:pStyle w:val="ListBullet"/>
-      </w:pPr>
-      <w:r>
-        <w:rPr>
-          <w:b/>
-        </w:rPr>
-        <w:t xml:space="preserve">Сейчас: </w:t>
-      </w:r>
-      <w:r>
-        <w:t>статус отгрузки поступает из устаревшей системы и ненадёжен.</w:t>
-      </w:r>
-    </w:p>
-    <w:p>
-      <w:pPr>
-        <w:pStyle w:val="ListBullet"/>
-      </w:pPr>
-      <w:r>
-        <w:rPr>
-          <w:b/>
-        </w:rPr>
-        <w:t xml:space="preserve">Будет: </w:t>
-      </w:r>
-      <w:r>
-        <w:t>1С сверяет отгруженное с заказанным по каждой позиции и передаёт статус «Отгружен» только при полной отгрузке.</w:t>
-      </w:r>
-    </w:p>
-    <w:p>
-      <w:pPr>
-        <w:pStyle w:val="ListBullet"/>
-      </w:pPr>
-      <w:r>
-        <w:rPr>
-          <w:b/>
-        </w:rPr>
-        <w:t xml:space="preserve">Цель: </w:t>
-      </w:r>
-      <w:r>
-        <w:t>исключить незамеченную частичную отгрузку.</w:t>
-      </w:r>
-    </w:p>
-    <w:p>
-      <w:r>
-        <w:rPr>
-          <w:b/>
-          <w:i w:val="0"/>
-        </w:rPr>
-        <w:t>Стадия 9. Закрывающие документы</w:t>
-      </w:r>
-    </w:p>
-    <w:p>
-      <w:pPr>
-        <w:pStyle w:val="ListBullet"/>
-      </w:pPr>
-      <w:r>
-        <w:rPr>
-          <w:b/>
-        </w:rPr>
-        <w:t xml:space="preserve">Сейчас: </w:t>
-      </w:r>
-      <w:r>
-        <w:t>документы оформляются разрозненно, сроки выставления ЭСФ не контролируются.</w:t>
-      </w:r>
-    </w:p>
-    <w:p>
-      <w:pPr>
-        <w:pStyle w:val="ListBullet"/>
-      </w:pPr>
-      <w:r>
-        <w:rPr>
-          <w:b/>
-        </w:rPr>
-        <w:t xml:space="preserve">Будет: </w:t>
-      </w:r>
-      <w:r>
-        <w:t>Ақерке сверяет данные, Аяна проводит накладную в 1С БУХ; система контролирует выставление ЭСФ по таймеру 10 дней (для подразделения 7П — сводным реестром в конце месяца).</w:t>
-      </w:r>
-    </w:p>
-    <w:p>
-      <w:pPr>
-        <w:pStyle w:val="ListBullet"/>
-      </w:pPr>
-      <w:r>
-        <w:rPr>
-          <w:b/>
-        </w:rPr>
-        <w:t xml:space="preserve">Цель: </w:t>
-      </w:r>
-      <w:r>
-        <w:t>закрывающие документы оформляются в срок и по проверенным данным.</w:t>
-      </w:r>
-    </w:p>
-    <w:p>
-      <w:r>
-        <w:rPr>
-          <w:b/>
-          <w:i w:val="0"/>
-        </w:rPr>
-        <w:t>Стадия 10. Погашение задолженности</w:t>
-      </w:r>
-    </w:p>
-    <w:p>
-      <w:pPr>
-        <w:pStyle w:val="ListBullet"/>
-      </w:pPr>
-      <w:r>
-        <w:rPr>
-          <w:b/>
-        </w:rPr>
-        <w:t xml:space="preserve">Сейчас: </w:t>
-      </w:r>
-      <w:r>
-        <w:t>остаток оплаты контролируется вручную.</w:t>
-      </w:r>
-    </w:p>
-    <w:p>
-      <w:pPr>
-        <w:pStyle w:val="ListBullet"/>
-      </w:pPr>
-      <w:r>
-        <w:rPr>
-          <w:b/>
-        </w:rPr>
-        <w:t xml:space="preserve">Будет: </w:t>
-      </w:r>
-      <w:r>
-        <w:t>сделка ожидает подтверждения 1С о полной оплате заказа поставщику.</w:t>
-      </w:r>
-    </w:p>
-    <w:p>
-      <w:pPr>
-        <w:pStyle w:val="ListBullet"/>
-      </w:pPr>
-      <w:r>
-        <w:rPr>
-          <w:b/>
-        </w:rPr>
-        <w:t xml:space="preserve">Цель: </w:t>
-      </w:r>
-      <w:r>
-        <w:t>сделка не закрывается при наличии задолженности.</w:t>
-      </w:r>
-    </w:p>
-    <w:p>
-      <w:r>
-        <w:rPr>
-          <w:b/>
-          <w:i w:val="0"/>
-        </w:rPr>
-        <w:t>Стадия 11. Сделка успешна</w:t>
-      </w:r>
-    </w:p>
-    <w:p>
-      <w:pPr>
-        <w:pStyle w:val="ListBullet"/>
-      </w:pPr>
-      <w:r>
-        <w:rPr>
-          <w:b/>
-        </w:rPr>
-        <w:t xml:space="preserve">Итог: </w:t>
-      </w:r>
-      <w:r>
-        <w:t>обязательства исполнены и оплачены; карточка закрыта для изменений.</w:t>
-      </w:r>
-    </w:p>
-    <w:p>
-      <w:r>
-        <w:rPr>
-          <w:b/>
-          <w:i w:val="0"/>
-        </w:rPr>
-        <w:t>Стадия 12. Сделка провалена</w:t>
-      </w:r>
-    </w:p>
-    <w:p>
-      <w:pPr>
-        <w:pStyle w:val="ListBullet"/>
-      </w:pPr>
-      <w:r>
-        <w:rPr>
-          <w:b/>
-        </w:rPr>
-        <w:t xml:space="preserve">Сейчас: </w:t>
-      </w:r>
-      <w:r>
-        <w:t>отменённые заказы удаляются из 1С вручную; заявитель может не получить информацию об отмене.</w:t>
-      </w:r>
-    </w:p>
-    <w:p>
-      <w:pPr>
-        <w:pStyle w:val="ListBullet"/>
-      </w:pPr>
-      <w:r>
-        <w:rPr>
-          <w:b/>
-        </w:rPr>
-        <w:t xml:space="preserve">Будет: </w:t>
-      </w:r>
-      <w:r>
-        <w:t>при отмене обязательно указывается причина; заявителю направляется уведомление; созданные в 1С заказы помечаются на удаление автоматически.</w:t>
-      </w:r>
-    </w:p>
-    <w:p>
-      <w:pPr>
-        <w:pStyle w:val="ListBullet"/>
-      </w:pPr>
-      <w:r>
-        <w:rPr>
-          <w:b/>
-        </w:rPr>
-        <w:t xml:space="preserve">Цель: </w:t>
-      </w:r>
-      <w:r>
-        <w:t>исключить зависшие документы и неинформированность участников.</w:t>
-      </w:r>
-    </w:p>
-    <w:p>
-      <w:pPr>
-        <w:pStyle w:val="Heading1"/>
-      </w:pPr>
-      <w:r>
-        <w:t>2. Правила обмена с 1С (разработчику)</w:t>
-      </w:r>
-    </w:p>
-    <w:p>
-      <w:pPr>
-        <w:pStyle w:val="ListBullet"/>
-      </w:pPr>
-      <w:r>
-        <w:rPr>
-          <w:b/>
-        </w:rPr>
-        <w:t xml:space="preserve">Ключ связи с 1С: </w:t>
-      </w:r>
-      <w:r>
-        <w:t>реквизит авр_НомерЗаказаБитрикс = "{ID}-56". {ID} — номер сделки, как он отображается в Б24 (пример: «Сделка #127260_ЦМК» → 127260). Одинаков для ЗК и ЗП одной сделки.</w:t>
-      </w:r>
-    </w:p>
-    <w:p>
-      <w:pPr>
-        <w:pStyle w:val="ListBullet"/>
-      </w:pPr>
-      <w:r>
-        <w:rPr>
-          <w:b/>
-        </w:rPr>
-        <w:t xml:space="preserve">Обмен: </w:t>
-      </w:r>
-      <w:r>
-        <w:t>HTTP-сервис 1С:ERP, JSON, один запрос — одна операция.</w:t>
-      </w:r>
-    </w:p>
-    <w:p>
-      <w:pPr>
-        <w:pStyle w:val="ListBullet"/>
-      </w:pPr>
-      <w:r>
-        <w:rPr>
-          <w:b/>
-        </w:rPr>
-        <w:t xml:space="preserve">Ошибки сети / HTTP 5xx: </w:t>
-      </w:r>
-      <w:r>
-        <w:t>3 повтора с интервалом 5 минут; после — сделка остаётся на текущей стадии, запись в историю сделки, уведомление ОПБП-2.</w:t>
-      </w:r>
-    </w:p>
-    <w:p>
-      <w:pPr>
-        <w:pStyle w:val="ListBullet"/>
-      </w:pPr>
-      <w:r>
-        <w:rPr>
-          <w:b/>
-        </w:rPr>
-        <w:t xml:space="preserve">Ошибки данных (4xx, ERROR в теле): </w:t>
-      </w:r>
-      <w:r>
-        <w:t>повторов нет; запись в историю, уведомление ОПБП-2 и ответственного по сделке.</w:t>
-      </w:r>
-    </w:p>
-    <w:p>
-      <w:pPr>
-        <w:pStyle w:val="ListBullet"/>
-      </w:pPr>
-      <w:r>
-        <w:rPr>
-          <w:b/>
-        </w:rPr>
-        <w:t xml:space="preserve">Идемпотентность: </w:t>
-      </w:r>
-      <w:r>
-        <w:t>повторный CREATE с тем же "ID" не создаёт вторую пару документов — 1С возвращает существующие GUID и DOC_NUMBER.</w:t>
-      </w:r>
-    </w:p>
-    <w:p>
-      <w:pPr>
-        <w:pStyle w:val="ListBullet"/>
-      </w:pPr>
-      <w:r>
-        <w:rPr>
-          <w:b/>
-        </w:rPr>
-        <w:t xml:space="preserve">Журнал: </w:t>
-      </w:r>
-      <w:r>
-        <w:t>все запросы и ответы пишутся в историю сделки (комментарий робота) с меткой времени.</w:t>
-      </w:r>
-    </w:p>
-    <w:p>
-      <w:pPr>
-        <w:pStyle w:val="ListBullet"/>
-      </w:pPr>
-      <w:r>
-        <w:rPr>
-          <w:b/>
-        </w:rPr>
-        <w:t xml:space="preserve">«Задание»: </w:t>
-      </w:r>
-      <w:r>
-        <w:t>стандартная задача B24, робот ставит через «Автоматизацию» карточки сделки; исполнитель получает уведомление B24.</w:t>
-      </w:r>
-    </w:p>
-    <w:p>
-      <w:pPr>
-        <w:pStyle w:val="ListBullet"/>
-      </w:pPr>
-      <w:r>
-        <w:rPr>
-          <w:b/>
-        </w:rPr>
-        <w:t xml:space="preserve">Справочные коды: </w:t>
-      </w:r>
-      <w:r>
-        <w:t>DEPARTMENT / PROJECT / ACTIVITY по умолчанию в ТЗ не хардкодятся — единственный источник: таблица «ЦМК 56 Интеграция» (docs.google.com/spreadsheets/d/1F4CkdWqQgrK4q07_PsRBndQn65LLdlYzzGPVWwxqmWM), по ссылке всегда актуальная версия.</w:t>
-      </w:r>
-    </w:p>
-    <w:p>
-      <w:pPr>
-        <w:pStyle w:val="ListBullet"/>
-      </w:pPr>
-      <w:r>
-        <w:rPr>
-          <w:b/>
-        </w:rPr>
-        <w:t xml:space="preserve">Read-only: </w:t>
-      </w:r>
-      <w:r>
-        <w:t>поля, которые пишут роботы или 1С, для заявителя read-only. Поля lookup (стадия 0) заявитель может поправить вручную; штатный путь — исправить первичный ЗК в 1С и ввести номер заново.</w:t>
-      </w:r>
-    </w:p>
-    <w:p>
-      <w:pPr>
-        <w:pStyle w:val="ListBullet"/>
-      </w:pPr>
-      <w:r>
-        <w:rPr>
-          <w:b/>
-        </w:rPr>
-        <w:t xml:space="preserve">Сокращения: </w:t>
-      </w:r>
-      <w:r>
-        <w:t>ЗК — Заказ клиента, ЗП — Заказ поставщику, РО — расходный ордер, ПБЗ — документ «Производство без заказа».</w:t>
-      </w:r>
-    </w:p>
-    <w:p>
-      <w:pPr>
-        <w:pStyle w:val="Heading1"/>
-      </w:pPr>
-      <w:r>
-        <w:t>3. Разовые работы (до стадий)</w:t>
-      </w:r>
+        <w:t xml:space="preserve">Подготовка (разово, до запуска): </w:t>
+      </w:r>
+      <w:r/>
     </w:p>
     <w:p>
       <w:pPr>
@@ -896,7 +262,7 @@
         <w:tab/>
       </w:r>
       <w:r>
-        <w:t>Переименовать стадии: C56:PREPARATION «Согласование номенклатуры заявителем» → «Согласование заявителем»; C56:FINAL_INVOICE «Согласование предоплаты» → «Согласование предоплаты (CREATE, Gate A/B)»; C56:UC_EPV01R «Корректировка ДО и Постоплата» → «Корректировка заказа»; C56:UC_RIOY3Q «АПП и отгрузка» → «Отгрузка».</w:t>
+        <w:t>Создать поля сделки: UF_CRM_KIT_ID «Комплектация» (привязка к смарт-процессу «Комплектация»); UF_CRM_PRIMARY_ORDER_STATUS «Статус проверки первичного ЗК» (enum: Найден / Не найден / Дубль / Не проверялся; на форму карточки НЕ выводить — техническое значение для робота).</w:t>
       </w:r>
     </w:p>
     <w:p>
@@ -911,7 +277,7 @@
         <w:tab/>
       </w:r>
       <w:r>
-        <w:t>Создать поля сделки: UF_CRM_KIT_ID «Комплектация» (привязка к смарт-процессу «Комплектация»); UF_CRM_PRIMARY_ORDER_STATUS «Статус проверки первичного ЗК» (enum: Найден / Не найден / Дубль / Не проверялся; на форму карточки НЕ выводить — техническое значение для робота); UF_CRM_SUPPLIER_ONEC_GUID «GUID заказа поставщику (1С)» (string); UF_CRM_RTU_DATE «Дата РТиУ» (date).</w:t>
+        <w:t>Поле UF_CRM_1722953876 «Проект» (file): сменить на multiple, до 20 файлов. Переименовать — название дублирует UF_CRM_1721728435 «Проект». Новое название пока не утверждено заказчиком (рабочий вариант — «Проектная документация»).</w:t>
       </w:r>
     </w:p>
     <w:p>
@@ -926,7 +292,7 @@
         <w:tab/>
       </w:r>
       <w:r>
-        <w:t>Поле UF_CRM_1722953876 «Проект» (file): сменить на multiple, до 20 файлов. Переименовать — название дублирует UF_CRM_1721728435 «Проект». Новое название пока не утверждено заказчиком (рабочий вариант — «Проектная документация»).</w:t>
+        <w:t>Скрыть на карточке категории 56: дубли UF_CRM_1761221968757 («Пункт доставки»), UF_CRM_1762861520 и UF_CRM_1761222082 («Склад»); прочие неиспользуемые поля других категорий, попавшие в карточку.</w:t>
       </w:r>
     </w:p>
     <w:p>
@@ -941,7 +307,7 @@
         <w:tab/>
       </w:r>
       <w:r>
-        <w:t>Скрыть на карточке категории 56: дубли UF_CRM_1761221968757 («Пункт доставки»), UF_CRM_1762861520 и UF_CRM_1761222082 («Склад»); прочие неиспользуемые поля других категорий, попавшие в карточку.</w:t>
+        <w:t>Создать смарт-процесс «Комплектация» — копия «Договора» (DYNAMIC_151): поля Название*, Описание*, Файл проекта (file, multiple), товарные позиции*; права на создание — заявителям. DYNAMIC_ID станет известен только после создания смарт-процесса — тогда вписать его в ТЗ.</w:t>
       </w:r>
     </w:p>
     <w:p>
@@ -956,7 +322,7 @@
         <w:tab/>
       </w:r>
       <w:r>
-        <w:t>Создать смарт-процесс «Комплектация» — копия «Договора» (DYNAMIC_151): поля Название*, Описание*, Файл проекта (file, multiple), товарные позиции*; права на создание — заявителям. DYNAMIC_ID станет известен только после создания смарт-процесса — тогда вписать его в ТЗ.</w:t>
+        <w:t>Завести справочники сопоставления БИН/GUID: склады (iblock 91), организации (iblock 107), проекты, GUID пользователей 1С для PM.</w:t>
       </w:r>
     </w:p>
     <w:p>
@@ -971,8 +337,17 @@
         <w:tab/>
       </w:r>
       <w:r>
-        <w:t>Завести справочники сопоставления БИН/GUID: склады (iblock 91), организации (iblock 107), проекты, GUID пользователей 1С для PM. Организация ЦМК по умолчанию — БИН 110440011140; требует подтверждения заказчиком, что она единственная и не зависит от подразделения заявителя.</w:t>
-      </w:r>
+        <w:t>Проверить, что поле «Подразделение ЦМК» (UF_CRM_1744896002) выведено на форму карточки категории 56.</w:t>
+      </w:r>
+    </w:p>
+    <w:p>
+      <w:r>
+        <w:rPr>
+          <w:b/>
+        </w:rPr>
+        <w:t xml:space="preserve">Шаги: </w:t>
+      </w:r>
+      <w:r/>
     </w:p>
     <w:p>
       <w:pPr>
@@ -982,48 +357,12 @@
         <w:ind w:left="403" w:hanging="403"/>
       </w:pPr>
       <w:r>
-        <w:t>8.</w:t>
+        <w:t>1.</w:t>
         <w:tab/>
       </w:r>
       <w:r>
-        <w:t>HTTP-сервис 1С: методы указаны в стадиях, где вызываются — LOOKUP_CLIENT_ORDER (ст. 0), CREATE ЗК и ЗП (ст. 4), UPDATE ЗК (ст. 6), UPDATE ЗП (ст. 7), CHECK_PRODUCTION_COMPLETENESS (ст. 6), CANCEL_REQUEST (ст. 12); исходящие сигналы 1С — SUPPLIER_ORDER_STATUS (ст. 5, 10), CLIENT_ORDER_STATUS (ст. 8, 9).</w:t>
-      </w:r>
-    </w:p>
-    <w:p>
-      <w:pPr>
-        <w:pStyle w:val="Heading1"/>
-      </w:pPr>
-      <w:r>
-        <w:t>4. Стадии подробно (разработчику)</w:t>
-      </w:r>
-    </w:p>
-    <w:p>
-      <w:pPr>
-        <w:pStyle w:val="Heading2"/>
-      </w:pPr>
-      <w:r>
-        <w:t>Стадия 0. Создание сделки</w:t>
-      </w:r>
-    </w:p>
-    <w:p>
-      <w:r>
-        <w:rPr>
-          <w:b/>
-        </w:rPr>
-        <w:t xml:space="preserve">Зачем: </w:t>
-      </w:r>
-      <w:r>
-        <w:t>заявитель вводит один номер первичного ЗК — остальные данные система тянет из 1С сама; номенклатура типовых изделий переносится из заранее заведённой комплектации. Убирается ручной перенос и расхождения.</w:t>
-      </w:r>
-    </w:p>
-    <w:p>
-      <w:r>
-        <w:rPr>
-          <w:b/>
-        </w:rPr>
-        <w:t xml:space="preserve">Делаем: </w:t>
-      </w:r>
-      <w:r/>
+        <w:t>JS-виджет на форме создания/карточки сделки (роботом по сохранению нельзя — нужен живой ответ на форме до сохранения). По потере фокуса полем «Заказ клиента» (UF_CRM_1693298354712) виджет проверяет маску ХХХХ-ХХХХХХ-ГГГГ и через серверный обработчик вызывает LOOKUP_CLIENT_ORDER (JSON ниже). Ответ FOUND — виджет заполняет 6 полей (таблица ниже); NOT_FOUND — очищает их и показывает предупреждение «Заказ клиента {номер} не найден в 1С или не проведён»; ошибка связи — 3 повтора по 5 минут в фоне, заявителя не задерживаем. Поле, не сопоставленное по БИН/GUID, остаётся пустым и подсвечивается красной рамкой — заявитель заполняет вручную.</w:t>
+      </w:r>
     </w:p>
     <w:p>
       <w:pPr>
@@ -1033,11 +372,11 @@
         <w:ind w:left="403" w:hanging="403"/>
       </w:pPr>
       <w:r>
-        <w:t>1.</w:t>
+        <w:t>2.</w:t>
         <w:tab/>
       </w:r>
       <w:r>
-        <w:t>JS-виджет на форме создания/карточки сделки (роботом по сохранению нельзя — нужен живой ответ на форме до сохранения). По потере фокуса полем «Заказ клиента» (UF_CRM_1693298354712) виджет проверяет маску ХХХХ-ХХХХХХ-ГГГГ и через серверный обработчик вызывает LOOKUP_CLIENT_ORDER (JSON ниже). Ответ FOUND — виджет заполняет 6 полей (таблица ниже); NOT_FOUND — очищает их и показывает предупреждение «Заказ клиента {номер} не найден в 1С или не проведён»; ошибка связи — 3 повтора по 5 минут в фоне, заявителя не задерживаем. Поле, не сопоставленное по БИН/GUID, остаётся пустым и подсвечивается красной рамкой — заявитель заполняет вручную.</w:t>
+        <w:t>Проверка дубля — внутри B24, без 1С: после FOUND робот ищет другие сделки категории 56 с тем же «Заказом клиента», не находящиеся на C56:LOSE. Итог пишется в скрытое поле UF_CRM_PRIMARY_ORDER_STATUS (таблица ниже). Решение по дублю принимает утверждающий на стадии 1 (ПТО. Проверка заказа).</w:t>
       </w:r>
     </w:p>
     <w:p>
@@ -1048,11 +387,11 @@
         <w:ind w:left="403" w:hanging="403"/>
       </w:pPr>
       <w:r>
-        <w:t>2.</w:t>
+        <w:t>3.</w:t>
         <w:tab/>
       </w:r>
       <w:r>
-        <w:t>Проверка дубля — внутри B24, без 1С: после FOUND робот ищет другие сделки категории 56 с тем же «Заказом клиента», не находящиеся на C56:LOSE. Итог пишется в скрытое поле UF_CRM_PRIMARY_ORDER_STATUS (таблица ниже). Решение по дублю принимает утверждающий на стадии 1 (ПТО. Проверка заказа).</w:t>
+        <w:t>Комплектация: по выбору значения UF_CRM_KIT_ID виджет переносит товарные позиции объекта в PRODUCT_ROWS (цены пустые) и файлы «Файл проекта» в UF_CRM_1722953876. Правила: строки добавляются к существующим, одинаковая номенклатура не объединяется; очистка поля строки не удаляет; перенос работает при создании сделки и на стадии 1 (ПТО. Проверка заказа); количество в объекте — на один комплект, нужное число заявитель умножает сам.</w:t>
       </w:r>
     </w:p>
     <w:p>
@@ -1063,11 +402,11 @@
         <w:ind w:left="403" w:hanging="403"/>
       </w:pPr>
       <w:r>
-        <w:t>3.</w:t>
+        <w:t>4.</w:t>
         <w:tab/>
       </w:r>
       <w:r>
-        <w:t>Комплектация: по выбору значения UF_CRM_KIT_ID виджет переносит товарные позиции объекта в PRODUCT_ROWS (цены пустые) и файлы «Файл проекта» в UF_CRM_1722953876. Правила: строки добавляются к существующим, одинаковая номенклатура не объединяется; очистка поля строки не удаляет; перенос работает только на стадии 1 (ПТО. Проверка заказа); количество в объекте — на один комплект, нужное число заявитель умножает сам.</w:t>
+        <w:t>Роли — Утверждающий (UF_CRM_1721820934), Руководитель (UF_CRM_1707998503), Руководитель/Пользователь (UF_CRM_3834411152636), ПМ (UF_CRM_1726150091) — заполняет существующий механизм B24 (цепочка Заявитель → Утверждающий → Руководитель). Ничего не делаем, поля read-only.</w:t>
       </w:r>
     </w:p>
     <w:p>
@@ -1078,26 +417,11 @@
         <w:ind w:left="403" w:hanging="403"/>
       </w:pPr>
       <w:r>
-        <w:t>4.</w:t>
-        <w:tab/>
-      </w:r>
-      <w:r>
-        <w:t>Роли — Утверждающий (UF_CRM_1721820934), Руководитель (UF_CRM_1707998503), Руководитель/Пользователь (UF_CRM_3834411152636), ПМ (UF_CRM_1726150091) — заполняет существующий механизм B24 (цепочка Заявитель → Утверждающий → Руководитель). Ничего не делаем, поля read-only.</w:t>
-      </w:r>
-    </w:p>
-    <w:p>
-      <w:pPr>
-        <w:tabs>
-          <w:tab w:pos="403" w:val="left"/>
-        </w:tabs>
-        <w:ind w:left="403" w:hanging="403"/>
-      </w:pPr>
-      <w:r>
         <w:t>5.</w:t>
         <w:tab/>
       </w:r>
       <w:r>
-        <w:t>Робот по «Подразделению» (UF_CRM_1690169191) заполняет Направление деятельности (UF_CRM_1744896704), Подразделение ЦМК (UF_CRM_1744896002) и PROJECT — по таблице «ЦМК 56 Интеграция» (п. 2). STOCK_IN_GUID по «Пункту доставки»: «На склад компании» (ENUM 7442) → GUID из «Склад получатель» (UF_CRM_1721821168), иначе → «Прямые поставки на объекты 7п».</w:t>
+        <w:t>Робот по «Подразделению» (UF_CRM_1690169191) заполняет Направление деятельности (UF_CRM_1744896704), Подразделение ЦМК (UF_CRM_1744896002) и PROJECT — по таблице «ЦМК 56 Интеграция» (см. Общие правила). STOCK_IN_GUID по «Пункту доставки»: «На склад компании» (ENUM 7442) → GUID из «Склад получатель» (UF_CRM_1721821168), иначе → «Прямые поставки на объекты 7п».</w:t>
       </w:r>
     </w:p>
     <w:p>
@@ -3109,10 +2433,52 @@
     </w:p>
     <w:p>
       <w:pPr>
-        <w:pStyle w:val="Heading2"/>
+        <w:pStyle w:val="Heading1"/>
       </w:pPr>
       <w:r>
         <w:t>Стадия 1. ПТО. Проверка заказа (C56:UC_4TOQP6)</w:t>
+      </w:r>
+    </w:p>
+    <w:p>
+      <w:pPr>
+        <w:pStyle w:val="ListBullet"/>
+      </w:pPr>
+      <w:r>
+        <w:rPr>
+          <w:b/>
+        </w:rPr>
+        <w:t xml:space="preserve">Сейчас: </w:t>
+      </w:r>
+      <w:r>
+        <w:t>проверка выполняется вручную; повторные заявки выявляются нестабильно.</w:t>
+      </w:r>
+    </w:p>
+    <w:p>
+      <w:pPr>
+        <w:pStyle w:val="ListBullet"/>
+      </w:pPr>
+      <w:r>
+        <w:rPr>
+          <w:b/>
+        </w:rPr>
+        <w:t xml:space="preserve">Делаем: </w:t>
+      </w:r>
+      <w:r>
+        <w:t>утверждающему автоматически ставится задание с кнопками «Согласовать», «На доработку», «Отменить»; система блокирует переход, пока заявка заполнена не полностью; решение по возможному дублю принимает утверждающий.</w:t>
+      </w:r>
+    </w:p>
+    <w:p>
+      <w:pPr>
+        <w:pStyle w:val="ListBullet"/>
+      </w:pPr>
+      <w:r>
+        <w:rPr>
+          <w:b/>
+        </w:rPr>
+        <w:t xml:space="preserve">Зачем: </w:t>
+      </w:r>
+      <w:r>
+        <w:t>далее по процессу проходят только полные и проверенные заявки.</w:t>
       </w:r>
     </w:p>
     <w:p>
@@ -3131,7 +2497,7 @@
         <w:rPr>
           <w:b/>
         </w:rPr>
-        <w:t xml:space="preserve">Делаем: </w:t>
+        <w:t xml:space="preserve">Шаги: </w:t>
       </w:r>
       <w:r/>
     </w:p>
@@ -3362,10 +2728,52 @@
     </w:p>
     <w:p>
       <w:pPr>
-        <w:pStyle w:val="Heading2"/>
+        <w:pStyle w:val="Heading1"/>
       </w:pPr>
       <w:r>
         <w:t>Стадия 2. Согласование производства (C56:UC_Q8BURF)</w:t>
+      </w:r>
+    </w:p>
+    <w:p>
+      <w:pPr>
+        <w:pStyle w:val="ListBullet"/>
+      </w:pPr>
+      <w:r>
+        <w:rPr>
+          <w:b/>
+        </w:rPr>
+        <w:t xml:space="preserve">Сейчас: </w:t>
+      </w:r>
+      <w:r>
+        <w:t>производственный блок указывает только цену, артикул и НДС; остальные условия согласуются вне системы.</w:t>
+      </w:r>
+    </w:p>
+    <w:p>
+      <w:pPr>
+        <w:pStyle w:val="ListBullet"/>
+      </w:pPr>
+      <w:r>
+        <w:rPr>
+          <w:b/>
+        </w:rPr>
+        <w:t xml:space="preserve">Делаем: </w:t>
+      </w:r>
+      <w:r>
+        <w:t>сотрудник ЦМК в рамках одного задания сверяет позиции со справочником номенклатуры (отсутствующие позиции предварительно заводятся в 1С), указывает цены, процент предоплаты, плановые даты и склад.</w:t>
+      </w:r>
+    </w:p>
+    <w:p>
+      <w:pPr>
+        <w:pStyle w:val="ListBullet"/>
+      </w:pPr>
+      <w:r>
+        <w:rPr>
+          <w:b/>
+        </w:rPr>
+        <w:t xml:space="preserve">Зачем: </w:t>
+      </w:r>
+      <w:r>
+        <w:t>все условия сделки фиксируются в одном месте до создания документов в 1С.</w:t>
       </w:r>
     </w:p>
     <w:p>
@@ -3384,7 +2792,7 @@
         <w:rPr>
           <w:b/>
         </w:rPr>
-        <w:t xml:space="preserve">Делаем: </w:t>
+        <w:t xml:space="preserve">Шаги: </w:t>
       </w:r>
       <w:r/>
     </w:p>
@@ -3599,10 +3007,76 @@
     </w:p>
     <w:p>
       <w:pPr>
-        <w:pStyle w:val="Heading2"/>
+        <w:pStyle w:val="Heading1"/>
       </w:pPr>
       <w:r>
         <w:t>Стадия 3. Согласование заявителем (C56:PREPARATION)</w:t>
+      </w:r>
+    </w:p>
+    <w:p>
+      <w:pPr>
+        <w:pStyle w:val="ListBullet"/>
+      </w:pPr>
+      <w:r>
+        <w:rPr>
+          <w:b/>
+        </w:rPr>
+        <w:t xml:space="preserve">Сейчас: </w:t>
+      </w:r>
+      <w:r>
+        <w:t>заявитель подтверждает данные, собранные из разных источников.</w:t>
+      </w:r>
+    </w:p>
+    <w:p>
+      <w:pPr>
+        <w:pStyle w:val="ListBullet"/>
+      </w:pPr>
+      <w:r>
+        <w:rPr>
+          <w:b/>
+        </w:rPr>
+        <w:t xml:space="preserve">Делаем: </w:t>
+      </w:r>
+      <w:r>
+        <w:t>заявителю ставится задание проверить итоговые условия и принять решение: «Согласовать», «На доработку» или «Прервать процесс». Редактирование карточки на этой стадии недоступно.</w:t>
+      </w:r>
+    </w:p>
+    <w:p>
+      <w:pPr>
+        <w:pStyle w:val="ListBullet"/>
+      </w:pPr>
+      <w:r>
+        <w:rPr>
+          <w:b/>
+        </w:rPr>
+        <w:t xml:space="preserve">Зачем: </w:t>
+      </w:r>
+      <w:r>
+        <w:t>финальный контроль заявителя перед созданием документов в 1С.</w:t>
+      </w:r>
+    </w:p>
+    <w:p>
+      <w:r>
+        <w:rPr>
+          <w:b/>
+        </w:rPr>
+        <w:t xml:space="preserve">Подготовка (разово, до запуска): </w:t>
+      </w:r>
+      <w:r/>
+    </w:p>
+    <w:p>
+      <w:pPr>
+        <w:tabs>
+          <w:tab w:pos="403" w:val="left"/>
+        </w:tabs>
+        <w:ind w:left="403" w:hanging="403"/>
+      </w:pPr>
+      <w:r>
+        <w:t>1.</w:t>
+        <w:tab/>
+      </w:r>
+      <w:r>
+        <w:t>Переименовать стадию C56:PREPARATION «Согласование номенклатуры заявителем» → «Согласование заявителем».</w:t>
       </w:r>
     </w:p>
     <w:p>
@@ -3621,7 +3095,7 @@
         <w:rPr>
           <w:b/>
         </w:rPr>
-        <w:t xml:space="preserve">Делаем: </w:t>
+        <w:t xml:space="preserve">Шаги: </w:t>
       </w:r>
       <w:r>
         <w:t>робот ставит заявителю задание «Проверить условия ЦМК» с кнопками «Согласовать», «На доработку», «Прервать процесс». Карточка read-only — заявитель только сверяет номенклатуру, цены, сроки, склады, % предоплаты. Это последняя точка изменения заявки без участия ЦМК.</w:t>
@@ -3724,10 +3198,91 @@
     <w:p/>
     <w:p>
       <w:pPr>
-        <w:pStyle w:val="Heading2"/>
+        <w:pStyle w:val="Heading1"/>
       </w:pPr>
       <w:r>
         <w:t>Стадия 4. Согласование предоплаты — CREATE, Gate A/B (C56:FINAL_INVOICE)</w:t>
+      </w:r>
+    </w:p>
+    <w:p>
+      <w:pPr>
+        <w:pStyle w:val="ListBullet"/>
+      </w:pPr>
+      <w:r>
+        <w:rPr>
+          <w:b/>
+        </w:rPr>
+        <w:t xml:space="preserve">Сейчас: </w:t>
+      </w:r>
+      <w:r>
+        <w:t>заказы в 1С создаются вручную; промежуточные счета дублируются, номера не совпадают.</w:t>
+      </w:r>
+    </w:p>
+    <w:p>
+      <w:pPr>
+        <w:pStyle w:val="ListBullet"/>
+      </w:pPr>
+      <w:r>
+        <w:rPr>
+          <w:b/>
+        </w:rPr>
+        <w:t xml:space="preserve">Делаем: </w:t>
+      </w:r>
+      <w:r>
+        <w:t>система автоматически создаёт и проводит оба заказа в 1С — заказ клиента и заказ поставщику. За сотрудниками остаются две контрольные проверки: Гулнур сверяет заказ клиента, Карина — заказ поставщику. Промежуточные счета из процесса исключаются.</w:t>
+      </w:r>
+    </w:p>
+    <w:p>
+      <w:pPr>
+        <w:pStyle w:val="ListBullet"/>
+      </w:pPr>
+      <w:r>
+        <w:rPr>
+          <w:b/>
+        </w:rPr>
+        <w:t xml:space="preserve">Зачем: </w:t>
+      </w:r>
+      <w:r>
+        <w:t>документы создаются сразу после согласования, без расхождений в номерах.</w:t>
+      </w:r>
+    </w:p>
+    <w:p>
+      <w:r>
+        <w:rPr>
+          <w:b/>
+        </w:rPr>
+        <w:t xml:space="preserve">Подготовка (разово, до запуска): </w:t>
+      </w:r>
+      <w:r/>
+    </w:p>
+    <w:p>
+      <w:pPr>
+        <w:tabs>
+          <w:tab w:pos="403" w:val="left"/>
+        </w:tabs>
+        <w:ind w:left="403" w:hanging="403"/>
+      </w:pPr>
+      <w:r>
+        <w:t>1.</w:t>
+        <w:tab/>
+      </w:r>
+      <w:r>
+        <w:t>Переименовать стадию C56:FINAL_INVOICE «Согласование предоплаты» → «Согласование предоплаты (CREATE, Gate A/B)».</w:t>
+      </w:r>
+    </w:p>
+    <w:p>
+      <w:pPr>
+        <w:tabs>
+          <w:tab w:pos="403" w:val="left"/>
+        </w:tabs>
+        <w:ind w:left="403" w:hanging="403"/>
+      </w:pPr>
+      <w:r>
+        <w:t>2.</w:t>
+        <w:tab/>
+      </w:r>
+      <w:r>
+        <w:t>Создать поле сделки UF_CRM_SUPPLIER_ONEC_GUID «GUID заказа поставщику (1С)» (string).</w:t>
       </w:r>
     </w:p>
     <w:p>
@@ -3746,18 +3301,7 @@
         <w:rPr>
           <w:b/>
         </w:rPr>
-        <w:t xml:space="preserve">Зачем: </w:t>
-      </w:r>
-      <w:r>
-        <w:t>документы создаются в 1С автоматически, человек только подтверждает корректность — до запуска оплаты и производства.</w:t>
-      </w:r>
-    </w:p>
-    <w:p>
-      <w:r>
-        <w:rPr>
-          <w:b/>
-        </w:rPr>
-        <w:t xml:space="preserve">Делаем: </w:t>
+        <w:t xml:space="preserve">Шаги: </w:t>
       </w:r>
       <w:r/>
     </w:p>
@@ -3961,7 +3505,7 @@
           <w:color w:val="188038"/>
           <w:sz w:val="19"/>
         </w:rPr>
-        <w:t xml:space="preserve"> "DEPARTMENT":     "{UF_CRM_1744896002}",                  // Подразделение ЦМК (стадия 0, п. 5)</w:t>
+        <w:t xml:space="preserve"> "DEPARTMENT":     "{UF_CRM_1744896002}",                  // Подразделение ЦМК (стадия 0, шаг 5)</w:t>
       </w:r>
     </w:p>
     <w:p>
@@ -4124,6 +3668,15 @@
     <w:p>
       <w:r>
         <w:rPr>
+          <w:b w:val="0"/>
+          <w:i w:val="0"/>
+        </w:rPr>
+        <w:t>Организация ЦМК по умолчанию — БИН 110440011140; требует подтверждения заказчиком, что она единственная и не зависит от подразделения заявителя.</w:t>
+      </w:r>
+    </w:p>
+    <w:p>
+      <w:r>
+        <w:rPr>
           <w:b/>
         </w:rPr>
         <w:t xml:space="preserve">Запрос CREATE — Заказ поставщику: </w:t>
@@ -4270,7 +3823,7 @@
           <w:color w:val="188038"/>
           <w:sz w:val="19"/>
         </w:rPr>
-        <w:t xml:space="preserve"> "STOCK_IN_GUID":  "{по Пункту доставки — стадия 0, п. 5}", // только ЗП</w:t>
+        <w:t xml:space="preserve"> "STOCK_IN_GUID":  "{по Пункту доставки — стадия 0, шаг 5}", // только ЗП</w:t>
       </w:r>
     </w:p>
     <w:p>
@@ -4647,7 +4200,7 @@
         <w:pStyle w:val="ListBullet"/>
       </w:pPr>
       <w:r>
-        <w:t>POSTED = false / ошибка обмена — по п. 2; после исчерпания повторов — ручной перезапуск CREATE кнопкой робота (ОПБП-2).</w:t>
+        <w:t>POSTED = false / ошибка обмена — по Общим правилам; после исчерпания повторов — ручной перезапуск CREATE кнопкой робота (ОПБП-2).</w:t>
       </w:r>
     </w:p>
     <w:p>
@@ -4660,10 +4213,52 @@
     </w:p>
     <w:p>
       <w:pPr>
-        <w:pStyle w:val="Heading2"/>
+        <w:pStyle w:val="Heading1"/>
       </w:pPr>
       <w:r>
         <w:t>Стадия 5. Предоплата (C56:UC_0RWTQW)</w:t>
+      </w:r>
+    </w:p>
+    <w:p>
+      <w:pPr>
+        <w:pStyle w:val="ListBullet"/>
+      </w:pPr>
+      <w:r>
+        <w:rPr>
+          <w:b/>
+        </w:rPr>
+        <w:t xml:space="preserve">Сейчас: </w:t>
+      </w:r>
+      <w:r>
+        <w:t>поступление оплаты контролируется вручную по счетам.</w:t>
+      </w:r>
+    </w:p>
+    <w:p>
+      <w:pPr>
+        <w:pStyle w:val="ListBullet"/>
+      </w:pPr>
+      <w:r>
+        <w:rPr>
+          <w:b/>
+        </w:rPr>
+        <w:t xml:space="preserve">Делаем: </w:t>
+      </w:r>
+      <w:r>
+        <w:t>1С автоматически передаёт процент оплаты по заказу поставщику; при достижении согласованного процента сделка переходит на следующую стадию.</w:t>
+      </w:r>
+    </w:p>
+    <w:p>
+      <w:pPr>
+        <w:pStyle w:val="ListBullet"/>
+      </w:pPr>
+      <w:r>
+        <w:rPr>
+          <w:b/>
+        </w:rPr>
+        <w:t xml:space="preserve">Зачем: </w:t>
+      </w:r>
+      <w:r>
+        <w:t>исключить ручной контроль оплаты.</w:t>
       </w:r>
     </w:p>
     <w:p>
@@ -4682,7 +4277,7 @@
         <w:rPr>
           <w:b/>
         </w:rPr>
-        <w:t xml:space="preserve">Делаем: </w:t>
+        <w:t xml:space="preserve">Шаги: </w:t>
       </w:r>
       <w:r>
         <w:t>принимаем сигнал 1С при каждом списании ДС по ЗП; эталон — % предоплаты (UF_CRM_1733494955) со стадии 2 (Согласование производства).</w:t>
@@ -4801,15 +4396,57 @@
         <w:t xml:space="preserve">Выход: </w:t>
       </w:r>
       <w:r>
-        <w:t>SUPPLIER_ORDER_PAYMENT_PERCENT ≥ UF_CRM_1733494955 → стадия 6 (Изготовление изделия). Меньше — сделка стоит, запись в историю.</w:t>
+        <w:t>SUPPLIER_ORDER_PAYMENT_PERCENT ≥ UF_CRM_1733494955 → стадия 6 (Изготовление изделия). Меньше — сделка стоит, запись в историю. Последний полученный процент робот сохраняет в истории сделки — он используется на стадии 9 (Закрывающие документы) при выборе следующей стадии.</w:t>
       </w:r>
     </w:p>
     <w:p>
       <w:pPr>
-        <w:pStyle w:val="Heading2"/>
+        <w:pStyle w:val="Heading1"/>
       </w:pPr>
       <w:r>
         <w:t>Стадия 6. Изготовление изделия (C56:PREPAYMENT_INVOIC)</w:t>
+      </w:r>
+    </w:p>
+    <w:p>
+      <w:pPr>
+        <w:pStyle w:val="ListBullet"/>
+      </w:pPr>
+      <w:r>
+        <w:rPr>
+          <w:b/>
+        </w:rPr>
+        <w:t xml:space="preserve">Сейчас: </w:t>
+      </w:r>
+      <w:r>
+        <w:t>дата производства фиксируется со слов сотрудника, без сверки с 1С.</w:t>
+      </w:r>
+    </w:p>
+    <w:p>
+      <w:pPr>
+        <w:pStyle w:val="ListBullet"/>
+      </w:pPr>
+      <w:r>
+        <w:rPr>
+          <w:b/>
+        </w:rPr>
+        <w:t xml:space="preserve">Делаем: </w:t>
+      </w:r>
+      <w:r>
+        <w:t>сотрудник ЦМК вносит фактические даты начала и окончания производства и закрывает задание; система сверяет объём выпуска с производственными документами 1С — при неполном выпуске переход блокируется. Изменение состава заказа после создания документов допускается только на этой стадии.</w:t>
+      </w:r>
+    </w:p>
+    <w:p>
+      <w:pPr>
+        <w:pStyle w:val="ListBullet"/>
+      </w:pPr>
+      <w:r>
+        <w:rPr>
+          <w:b/>
+        </w:rPr>
+        <w:t xml:space="preserve">Зачем: </w:t>
+      </w:r>
+      <w:r>
+        <w:t>факт производства подтверждается документами 1С.</w:t>
       </w:r>
     </w:p>
     <w:p>
@@ -4828,7 +4465,7 @@
         <w:rPr>
           <w:b/>
         </w:rPr>
-        <w:t xml:space="preserve">Делаем: </w:t>
+        <w:t xml:space="preserve">Шаги: </w:t>
       </w:r>
       <w:r/>
     </w:p>
@@ -4844,7 +4481,7 @@
         <w:tab/>
       </w:r>
       <w:r>
-        <w:t>Робот ставит сотруднику ЦМК задание «Изготовление изделия»; ID задания пишет в UF_CRM_1744023445.</w:t>
+        <w:t>Робот ставит сотруднику ЦМК задание «Изготовление изделия»; ID задания пишет в UF_CRM_1744023445. Исполнитель назначается так же, как на стадии 2, Согласование производства (правило пока не выбрано заказчиком).</w:t>
       </w:r>
     </w:p>
     <w:p>
@@ -4874,7 +4511,7 @@
         <w:tab/>
       </w:r>
       <w:r>
-        <w:t>Редактирование сделки со стадии 4 (Согласование предоплаты) по 12 разрешено только здесь и только ЦМК. При изменении номенклатуры/количества/цен робот шлёт UPDATE по ЗК (ЗП не трогаем — обновится на стадии 7, Корректировка заказа).</w:t>
+        <w:t>Изменение состава заказа (номенклатура, количество, цены) со стадии 4 (Согласование предоплаты) по 12 разрешено только здесь и только ЦМК. Исключение — служебные поля своих стадий: Дата РТиУ (стадия 9, Закрывающие документы) и Причина провала (стадия 12, Сделка провалена). При изменении номенклатуры/количества/цен робот шлёт UPDATE по ЗК (ЗП не трогаем — обновится на стадии 7, Корректировка заказа).</w:t>
       </w:r>
     </w:p>
     <w:p>
@@ -5091,10 +4728,76 @@
     <w:p/>
     <w:p>
       <w:pPr>
-        <w:pStyle w:val="Heading2"/>
+        <w:pStyle w:val="Heading1"/>
       </w:pPr>
       <w:r>
         <w:t>Стадия 7. Корректировка заказа — доп. комплектация (C56:UC_EPV01R)</w:t>
+      </w:r>
+    </w:p>
+    <w:p>
+      <w:pPr>
+        <w:pStyle w:val="ListBullet"/>
+      </w:pPr>
+      <w:r>
+        <w:rPr>
+          <w:b/>
+        </w:rPr>
+        <w:t xml:space="preserve">Сейчас: </w:t>
+      </w:r>
+      <w:r>
+        <w:t>дополнительная комплектация изделия в процессе не формализована.</w:t>
+      </w:r>
+    </w:p>
+    <w:p>
+      <w:pPr>
+        <w:pStyle w:val="ListBullet"/>
+      </w:pPr>
+      <w:r>
+        <w:rPr>
+          <w:b/>
+        </w:rPr>
+        <w:t xml:space="preserve">Делаем: </w:t>
+      </w:r>
+      <w:r>
+        <w:t>система обновляет заказ поставщику; оператор вносит дополнительную комплектацию и закрывает задание только при полном наличии комплектующих на складе.</w:t>
+      </w:r>
+    </w:p>
+    <w:p>
+      <w:pPr>
+        <w:pStyle w:val="ListBullet"/>
+      </w:pPr>
+      <w:r>
+        <w:rPr>
+          <w:b/>
+        </w:rPr>
+        <w:t xml:space="preserve">Зачем: </w:t>
+      </w:r>
+      <w:r>
+        <w:t>исключить отгрузку неполного комплекта.</w:t>
+      </w:r>
+    </w:p>
+    <w:p>
+      <w:r>
+        <w:rPr>
+          <w:b/>
+        </w:rPr>
+        <w:t xml:space="preserve">Подготовка (разово, до запуска): </w:t>
+      </w:r>
+      <w:r/>
+    </w:p>
+    <w:p>
+      <w:pPr>
+        <w:tabs>
+          <w:tab w:pos="403" w:val="left"/>
+        </w:tabs>
+        <w:ind w:left="403" w:hanging="403"/>
+      </w:pPr>
+      <w:r>
+        <w:t>1.</w:t>
+        <w:tab/>
+      </w:r>
+      <w:r>
+        <w:t>Переименовать стадию C56:UC_EPV01R «Корректировка ДО и Постоплата» → «Корректировка заказа».</w:t>
       </w:r>
     </w:p>
     <w:p>
@@ -5113,7 +4816,7 @@
         <w:rPr>
           <w:b/>
         </w:rPr>
-        <w:t xml:space="preserve">Делаем: </w:t>
+        <w:t xml:space="preserve">Шаги: </w:t>
       </w:r>
       <w:r/>
     </w:p>
@@ -5250,10 +4953,76 @@
     </w:p>
     <w:p>
       <w:pPr>
-        <w:pStyle w:val="Heading2"/>
+        <w:pStyle w:val="Heading1"/>
       </w:pPr>
       <w:r>
         <w:t>Стадия 8. Отгрузка (C56:UC_RIOY3Q)</w:t>
+      </w:r>
+    </w:p>
+    <w:p>
+      <w:pPr>
+        <w:pStyle w:val="ListBullet"/>
+      </w:pPr>
+      <w:r>
+        <w:rPr>
+          <w:b/>
+        </w:rPr>
+        <w:t xml:space="preserve">Сейчас: </w:t>
+      </w:r>
+      <w:r>
+        <w:t>статус отгрузки поступает из устаревшей системы и ненадёжен.</w:t>
+      </w:r>
+    </w:p>
+    <w:p>
+      <w:pPr>
+        <w:pStyle w:val="ListBullet"/>
+      </w:pPr>
+      <w:r>
+        <w:rPr>
+          <w:b/>
+        </w:rPr>
+        <w:t xml:space="preserve">Делаем: </w:t>
+      </w:r>
+      <w:r>
+        <w:t>1С сверяет отгруженное с заказанным по каждой позиции и передаёт статус «Отгружен» только при полной отгрузке.</w:t>
+      </w:r>
+    </w:p>
+    <w:p>
+      <w:pPr>
+        <w:pStyle w:val="ListBullet"/>
+      </w:pPr>
+      <w:r>
+        <w:rPr>
+          <w:b/>
+        </w:rPr>
+        <w:t xml:space="preserve">Зачем: </w:t>
+      </w:r>
+      <w:r>
+        <w:t>исключить незамеченную частичную отгрузку.</w:t>
+      </w:r>
+    </w:p>
+    <w:p>
+      <w:r>
+        <w:rPr>
+          <w:b/>
+        </w:rPr>
+        <w:t xml:space="preserve">Подготовка (разово, до запуска): </w:t>
+      </w:r>
+      <w:r/>
+    </w:p>
+    <w:p>
+      <w:pPr>
+        <w:tabs>
+          <w:tab w:pos="403" w:val="left"/>
+        </w:tabs>
+        <w:ind w:left="403" w:hanging="403"/>
+      </w:pPr>
+      <w:r>
+        <w:t>1.</w:t>
+        <w:tab/>
+      </w:r>
+      <w:r>
+        <w:t>Переименовать стадию C56:UC_RIOY3Q «АПП и отгрузка» → «Отгрузка».</w:t>
       </w:r>
     </w:p>
     <w:p>
@@ -5272,7 +5041,7 @@
         <w:rPr>
           <w:b/>
         </w:rPr>
-        <w:t xml:space="preserve">Делаем: </w:t>
+        <w:t xml:space="preserve">Шаги: </w:t>
       </w:r>
       <w:r>
         <w:t>в 1С: Реализация → накладная → РО создан и проведён → физическая отгрузка. При проведении каждого РО 1С сверяет отгруженное с заказанным и при полной отгрузке шлёт сигнал.</w:t>
@@ -5462,10 +5231,76 @@
     </w:p>
     <w:p>
       <w:pPr>
-        <w:pStyle w:val="Heading2"/>
+        <w:pStyle w:val="Heading1"/>
       </w:pPr>
       <w:r>
         <w:t>Стадия 9. Закрывающие документы (C56:UC_7XJL3J)</w:t>
+      </w:r>
+    </w:p>
+    <w:p>
+      <w:pPr>
+        <w:pStyle w:val="ListBullet"/>
+      </w:pPr>
+      <w:r>
+        <w:rPr>
+          <w:b/>
+        </w:rPr>
+        <w:t xml:space="preserve">Сейчас: </w:t>
+      </w:r>
+      <w:r>
+        <w:t>документы оформляются разрозненно, сроки выставления ЭСФ не контролируются.</w:t>
+      </w:r>
+    </w:p>
+    <w:p>
+      <w:pPr>
+        <w:pStyle w:val="ListBullet"/>
+      </w:pPr>
+      <w:r>
+        <w:rPr>
+          <w:b/>
+        </w:rPr>
+        <w:t xml:space="preserve">Делаем: </w:t>
+      </w:r>
+      <w:r>
+        <w:t>Ақерке сверяет данные, Аяна проводит накладную в 1С БУХ; система контролирует выставление ЭСФ по таймеру 10 дней (для подразделения 7П — сводным реестром в конце месяца).</w:t>
+      </w:r>
+    </w:p>
+    <w:p>
+      <w:pPr>
+        <w:pStyle w:val="ListBullet"/>
+      </w:pPr>
+      <w:r>
+        <w:rPr>
+          <w:b/>
+        </w:rPr>
+        <w:t xml:space="preserve">Зачем: </w:t>
+      </w:r>
+      <w:r>
+        <w:t>закрывающие документы оформляются в срок и по проверенным данным.</w:t>
+      </w:r>
+    </w:p>
+    <w:p>
+      <w:r>
+        <w:rPr>
+          <w:b/>
+        </w:rPr>
+        <w:t xml:space="preserve">Подготовка (разово, до запуска): </w:t>
+      </w:r>
+      <w:r/>
+    </w:p>
+    <w:p>
+      <w:pPr>
+        <w:tabs>
+          <w:tab w:pos="403" w:val="left"/>
+        </w:tabs>
+        <w:ind w:left="403" w:hanging="403"/>
+      </w:pPr>
+      <w:r>
+        <w:t>1.</w:t>
+        <w:tab/>
+      </w:r>
+      <w:r>
+        <w:t>Создать поле сделки UF_CRM_RTU_DATE «Дата РТиУ» (date).</w:t>
       </w:r>
     </w:p>
     <w:p>
@@ -5484,7 +5319,7 @@
         <w:rPr>
           <w:b/>
         </w:rPr>
-        <w:t xml:space="preserve">Делаем: </w:t>
+        <w:t xml:space="preserve">Шаги: </w:t>
       </w:r>
       <w:r/>
     </w:p>
@@ -5545,7 +5380,7 @@
         <w:tab/>
       </w:r>
       <w:r>
-        <w:t>Ветка А (следующая стадия): постоплата по ЗП есть (PERCENT &lt; 100) → стадия 10 (Погашение задолженности); нет → стадия 11 (Сделка успешна).</w:t>
+        <w:t>Ветка А (следующая стадия): если по ЗП уже подтверждена 100% оплата (последний сигнал стадии 5 (Предоплата) с SUPPLIER_ORDER_PAYMENT_PERCENT = 100) → стадия 11 (Сделка успешна); иначе — в том числе при предоплате 0%, когда сигналов об оплате не было, — → стадия 10 (Погашение задолженности).</w:t>
       </w:r>
     </w:p>
     <w:p>
@@ -5652,10 +5487,52 @@
     </w:p>
     <w:p>
       <w:pPr>
-        <w:pStyle w:val="Heading2"/>
+        <w:pStyle w:val="Heading1"/>
       </w:pPr>
       <w:r>
         <w:t>Стадия 10. Погашение задолженности (C56:UC_7MKPUR)</w:t>
+      </w:r>
+    </w:p>
+    <w:p>
+      <w:pPr>
+        <w:pStyle w:val="ListBullet"/>
+      </w:pPr>
+      <w:r>
+        <w:rPr>
+          <w:b/>
+        </w:rPr>
+        <w:t xml:space="preserve">Сейчас: </w:t>
+      </w:r>
+      <w:r>
+        <w:t>остаток оплаты контролируется вручную.</w:t>
+      </w:r>
+    </w:p>
+    <w:p>
+      <w:pPr>
+        <w:pStyle w:val="ListBullet"/>
+      </w:pPr>
+      <w:r>
+        <w:rPr>
+          <w:b/>
+        </w:rPr>
+        <w:t xml:space="preserve">Делаем: </w:t>
+      </w:r>
+      <w:r>
+        <w:t>сделка ожидает подтверждения 1С о полной оплате заказа поставщику.</w:t>
+      </w:r>
+    </w:p>
+    <w:p>
+      <w:pPr>
+        <w:pStyle w:val="ListBullet"/>
+      </w:pPr>
+      <w:r>
+        <w:rPr>
+          <w:b/>
+        </w:rPr>
+        <w:t xml:space="preserve">Зачем: </w:t>
+      </w:r>
+      <w:r>
+        <w:t>сделка не закрывается при наличии задолженности.</w:t>
       </w:r>
     </w:p>
     <w:p>
@@ -5666,7 +5543,7 @@
         <w:t xml:space="preserve">Вход: </w:t>
       </w:r>
       <w:r>
-        <w:t>ветка А стадии 9 (Закрывающие документы), постоплата по ЗП есть. Человек ничего не делает.</w:t>
+        <w:t>ветка А стадии 9 (Закрывающие документы), оплата ЗП не подтверждена на 100%. Человек ничего не делает.</w:t>
       </w:r>
     </w:p>
     <w:p>
@@ -5674,7 +5551,7 @@
         <w:rPr>
           <w:b/>
         </w:rPr>
-        <w:t xml:space="preserve">Делаем: </w:t>
+        <w:t xml:space="preserve">Шаги: </w:t>
       </w:r>
       <w:r>
         <w:t>принимаем сигнал 1С о 100% оплате ЗП.</w:t>
@@ -5785,10 +5662,24 @@
     </w:p>
     <w:p>
       <w:pPr>
-        <w:pStyle w:val="Heading2"/>
+        <w:pStyle w:val="Heading1"/>
       </w:pPr>
       <w:r>
         <w:t>Стадия 11. Сделка успешна (C56:WON)</w:t>
+      </w:r>
+    </w:p>
+    <w:p>
+      <w:pPr>
+        <w:pStyle w:val="ListBullet"/>
+      </w:pPr>
+      <w:r>
+        <w:rPr>
+          <w:b/>
+        </w:rPr>
+        <w:t xml:space="preserve">Итог: </w:t>
+      </w:r>
+      <w:r>
+        <w:t>обязательства исполнены и оплачены; карточка закрыта для изменений.</w:t>
       </w:r>
     </w:p>
     <w:p>
@@ -5797,15 +5688,57 @@
           <w:b w:val="0"/>
           <w:i w:val="0"/>
         </w:rPr>
-        <w:t>Вход: со стадии 9, Закрывающие документы (постоплаты нет) или 10 (ЗП оплачен на 100%). Карточка read-only, терминальное состояние. Ничего не делаем.</w:t>
+        <w:t>Вход: со стадии 9, Закрывающие документы (оплата ЗП подтверждена на 100%) или 10 (ЗП оплачен на 100%). Карточка read-only, терминальное состояние. Ничего не делаем.</w:t>
       </w:r>
     </w:p>
     <w:p>
       <w:pPr>
-        <w:pStyle w:val="Heading2"/>
+        <w:pStyle w:val="Heading1"/>
       </w:pPr>
       <w:r>
         <w:t>Стадия 12. Сделка провалена (C56:LOSE)</w:t>
+      </w:r>
+    </w:p>
+    <w:p>
+      <w:pPr>
+        <w:pStyle w:val="ListBullet"/>
+      </w:pPr>
+      <w:r>
+        <w:rPr>
+          <w:b/>
+        </w:rPr>
+        <w:t xml:space="preserve">Сейчас: </w:t>
+      </w:r>
+      <w:r>
+        <w:t>отменённые заказы удаляются из 1С вручную; заявитель может не получить информацию об отмене.</w:t>
+      </w:r>
+    </w:p>
+    <w:p>
+      <w:pPr>
+        <w:pStyle w:val="ListBullet"/>
+      </w:pPr>
+      <w:r>
+        <w:rPr>
+          <w:b/>
+        </w:rPr>
+        <w:t xml:space="preserve">Делаем: </w:t>
+      </w:r>
+      <w:r>
+        <w:t>при отмене обязательно указывается причина; заявителю направляется уведомление; созданные в 1С заказы помечаются на удаление автоматически.</w:t>
+      </w:r>
+    </w:p>
+    <w:p>
+      <w:pPr>
+        <w:pStyle w:val="ListBullet"/>
+      </w:pPr>
+      <w:r>
+        <w:rPr>
+          <w:b/>
+        </w:rPr>
+        <w:t xml:space="preserve">Зачем: </w:t>
+      </w:r>
+      <w:r>
+        <w:t>исключить зависшие документы и неинформированность участников.</w:t>
       </w:r>
     </w:p>
     <w:p>
@@ -5824,7 +5757,7 @@
         <w:rPr>
           <w:b/>
         </w:rPr>
-        <w:t xml:space="preserve">Делаем: </w:t>
+        <w:t xml:space="preserve">Шаги: </w:t>
       </w:r>
       <w:r/>
     </w:p>
@@ -5907,7 +5840,16 @@
         <w:pStyle w:val="Heading1"/>
       </w:pPr>
       <w:r>
-        <w:t>5. Приложения</w:t>
+        <w:t>Приложения (справочно)</w:t>
+      </w:r>
+    </w:p>
+    <w:p>
+      <w:r>
+        <w:rPr>
+          <w:b w:val="0"/>
+          <w:i w:val="0"/>
+        </w:rPr>
+        <w:t>Справочные таблицы; все сведения продублированы из стадий.</w:t>
       </w:r>
     </w:p>
     <w:p>
@@ -10654,7 +10596,7 @@
                 <w:b w:val="0"/>
                 <w:sz w:val="17"/>
               </w:rPr>
-              <w:t>2, 6</w:t>
+              <w:t>2, 6, 7 (закупка комплектующих)</w:t>
             </w:r>
           </w:p>
         </w:tc>
@@ -11419,7 +11361,7 @@
                 <w:b w:val="0"/>
                 <w:sz w:val="19"/>
               </w:rPr>
-              <w:t>п. 3</w:t>
+              <w:t>ст. 0</w:t>
             </w:r>
           </w:p>
         </w:tc>
@@ -11641,7 +11583,7 @@
                 <w:b w:val="0"/>
                 <w:sz w:val="19"/>
               </w:rPr>
-              <w:t>п. 3, прил. А</w:t>
+              <w:t>ст. 0, прил. А</w:t>
             </w:r>
           </w:p>
         </w:tc>

--- a/ТЗ ЦМК.docx
+++ b/ТЗ ЦМК.docx
@@ -33,7 +33,7 @@
         <w:pStyle w:val="Heading1"/>
       </w:pPr>
       <w:r>
-        <w:t>Общие правила (действуют на всех стадиях)</w:t>
+        <w:t>Стадия 0. Создание сделки</w:t>
       </w:r>
     </w:p>
     <w:p>
@@ -44,10 +44,10 @@
         <w:rPr>
           <w:b/>
         </w:rPr>
-        <w:t xml:space="preserve">Ключ связи с 1С: </w:t>
-      </w:r>
-      <w:r>
-        <w:t>реквизит авр_НомерЗаказаБитрикс = "{ID}-56". {ID} — номер сделки, как он отображается в Б24 (пример: «Сделка #127260_ЦМК» → 127260). Одинаков для ЗК и ЗП одной сделки.</w:t>
+        <w:t xml:space="preserve">Сейчас: </w:t>
+      </w:r>
+      <w:r>
+        <w:t>заявитель вручную переносит данные из 1С в сделку; состав изделия вводится заново для каждой заявки.</w:t>
       </w:r>
     </w:p>
     <w:p>
@@ -58,10 +58,61 @@
         <w:rPr>
           <w:b/>
         </w:rPr>
-        <w:t xml:space="preserve">Обмен: </w:t>
-      </w:r>
-      <w:r>
-        <w:t>HTTP-сервис 1С:ERP, JSON, один запрос — одна операция. Каждый метод описан в своей стадии: LOOKUP_CLIENT_ORDER — ст. 0; CREATE ЗК и ЗП — ст. 4; UPDATE ЗК и CHECK_PRODUCTION_COMPLETENESS — ст. 6; UPDATE ЗП — ст. 7; CANCEL_REQUEST — ст. 12; входящие сигналы 1С: SUPPLIER_ORDER_STATUS — ст. 5 и 10, CLIENT_ORDER_STATUS — ст. 8 и 9.</w:t>
+        <w:t xml:space="preserve">Делаем: </w:t>
+      </w:r>
+      <w:r>
+        <w:t>заявитель заполняет свои данные (требуемая дата производства, пункт доставки, состав заказа с количеством, файлы проекта), а реквизиты из 1С — покупателя, компанию, проект, подразделение, группу проекта и регион — система подставляет автоматически по номеру первичного заказа. Типовой состав изделия переносится выбором объекта «Комплектация». Система сразу предупреждает, если такая заявка уже зарегистрирована.</w:t>
+      </w:r>
+    </w:p>
+    <w:p>
+      <w:pPr>
+        <w:pStyle w:val="ListBullet"/>
+      </w:pPr>
+      <w:r>
+        <w:rPr>
+          <w:b/>
+        </w:rPr>
+        <w:t xml:space="preserve">Зачем: </w:t>
+      </w:r>
+      <w:r>
+        <w:t>исключить ручной перенос данных из 1С, ошибки и повторные заявки на этапе создания.</w:t>
+      </w:r>
+    </w:p>
+    <w:p>
+      <w:r>
+        <w:rPr>
+          <w:b/>
+        </w:rPr>
+        <w:t xml:space="preserve">Правила обмена с 1С (общие для всех стадий, где идёт обмен): </w:t>
+      </w:r>
+      <w:r/>
+    </w:p>
+    <w:p>
+      <w:pPr>
+        <w:pStyle w:val="ListBullet"/>
+      </w:pPr>
+      <w:r>
+        <w:rPr>
+          <w:b/>
+        </w:rPr>
+        <w:t xml:space="preserve">Ключ связи: </w:t>
+      </w:r>
+      <w:r>
+        <w:t>реквизит авр_НомерЗаказаБитрикс = "{ID}-56". {ID} — номер сделки, как он отображается в Б24 (пример: «Сделка #127260_ЦМК» → 127260). Одинаков для ЗК и ЗП одной сделки.</w:t>
+      </w:r>
+    </w:p>
+    <w:p>
+      <w:pPr>
+        <w:pStyle w:val="ListBullet"/>
+      </w:pPr>
+      <w:r>
+        <w:rPr>
+          <w:b/>
+        </w:rPr>
+        <w:t xml:space="preserve">Формат: </w:t>
+      </w:r>
+      <w:r>
+        <w:t>HTTP-сервис 1С:ERP, JSON, один запрос — одна операция.</w:t>
       </w:r>
     </w:p>
     <w:p>
@@ -100,10 +151,10 @@
         <w:rPr>
           <w:b/>
         </w:rPr>
-        <w:t xml:space="preserve">Идемпотентность: </w:t>
-      </w:r>
-      <w:r>
-        <w:t>повторный CREATE с тем же "ID" не создаёт вторую пару документов — 1С возвращает существующие GUID и DOC_NUMBER.</w:t>
+        <w:t xml:space="preserve">Идемпотентность CREATE: </w:t>
+      </w:r>
+      <w:r>
+        <w:t>повторный запрос с тем же "ID" не создаёт вторую пару документов — 1С возвращает существующие GUID и DOC_NUMBER (см. стадию 4, Согласование предоплаты).</w:t>
       </w:r>
     </w:p>
     <w:p>
@@ -128,38 +179,10 @@
         <w:rPr>
           <w:b/>
         </w:rPr>
-        <w:t xml:space="preserve">«Задание»: </w:t>
-      </w:r>
-      <w:r>
-        <w:t>стандартная задача B24, робот ставит через «Автоматизацию» карточки сделки; исполнитель получает уведомление B24.</w:t>
-      </w:r>
-    </w:p>
-    <w:p>
-      <w:pPr>
-        <w:pStyle w:val="ListBullet"/>
-      </w:pPr>
-      <w:r>
-        <w:rPr>
-          <w:b/>
-        </w:rPr>
         <w:t xml:space="preserve">Справочные коды: </w:t>
       </w:r>
       <w:r>
         <w:t>DEPARTMENT / PROJECT / ACTIVITY по умолчанию в ТЗ не хардкодятся — единственный источник: таблица «ЦМК 56 Интеграция» (docs.google.com/spreadsheets/d/1F4CkdWqQgrK4q07_PsRBndQn65LLdlYzzGPVWwxqmWM), по ссылке всегда актуальная версия.</w:t>
-      </w:r>
-    </w:p>
-    <w:p>
-      <w:pPr>
-        <w:pStyle w:val="ListBullet"/>
-      </w:pPr>
-      <w:r>
-        <w:rPr>
-          <w:b/>
-        </w:rPr>
-        <w:t xml:space="preserve">Read-only: </w:t>
-      </w:r>
-      <w:r>
-        <w:t>поля, которые пишут роботы или 1С, для заявителя read-only. Поля lookup (стадия 0) заявитель может поправить вручную; штатный путь — исправить первичный ЗК в 1С и ввести номер заново.</w:t>
       </w:r>
     </w:p>
     <w:p>
@@ -177,56 +200,6 @@
       </w:r>
     </w:p>
     <w:p>
-      <w:pPr>
-        <w:pStyle w:val="Heading1"/>
-      </w:pPr>
-      <w:r>
-        <w:t>Стадия 0. Создание сделки</w:t>
-      </w:r>
-    </w:p>
-    <w:p>
-      <w:pPr>
-        <w:pStyle w:val="ListBullet"/>
-      </w:pPr>
-      <w:r>
-        <w:rPr>
-          <w:b/>
-        </w:rPr>
-        <w:t xml:space="preserve">Сейчас: </w:t>
-      </w:r>
-      <w:r>
-        <w:t>заявитель вручную переносит данные из 1С в сделку; состав изделия вводится заново для каждой заявки.</w:t>
-      </w:r>
-    </w:p>
-    <w:p>
-      <w:pPr>
-        <w:pStyle w:val="ListBullet"/>
-      </w:pPr>
-      <w:r>
-        <w:rPr>
-          <w:b/>
-        </w:rPr>
-        <w:t xml:space="preserve">Делаем: </w:t>
-      </w:r>
-      <w:r>
-        <w:t>заявитель заполняет свои данные (требуемая дата производства, пункт доставки, состав заказа с количеством, файлы проекта), а реквизиты из 1С — покупателя, компанию, проект, подразделение, группу проекта и регион — система подставляет автоматически по номеру первичного заказа. Типовой состав изделия переносится выбором объекта «Комплектация». Система сразу предупреждает, если такая заявка уже зарегистрирована.</w:t>
-      </w:r>
-    </w:p>
-    <w:p>
-      <w:pPr>
-        <w:pStyle w:val="ListBullet"/>
-      </w:pPr>
-      <w:r>
-        <w:rPr>
-          <w:b/>
-        </w:rPr>
-        <w:t xml:space="preserve">Зачем: </w:t>
-      </w:r>
-      <w:r>
-        <w:t>исключить ручной перенос данных из 1С, ошибки и повторные заявки на этапе создания.</w:t>
-      </w:r>
-    </w:p>
-    <w:p>
       <w:r>
         <w:rPr>
           <w:b/>
@@ -421,7 +394,7 @@
         <w:tab/>
       </w:r>
       <w:r>
-        <w:t>Робот по «Подразделению» (UF_CRM_1690169191) заполняет Направление деятельности (UF_CRM_1744896704), Подразделение ЦМК (UF_CRM_1744896002) и PROJECT — по таблице «ЦМК 56 Интеграция» (см. Общие правила). STOCK_IN_GUID по «Пункту доставки»: «На склад компании» (ENUM 7442) → GUID из «Склад получатель» (UF_CRM_1721821168), иначе → «Прямые поставки на объекты 7п».</w:t>
+        <w:t>Робот по «Подразделению» (UF_CRM_1690169191) заполняет Направление деятельности (UF_CRM_1744896704), Подразделение ЦМК (UF_CRM_1744896002) и PROJECT — по таблице «ЦМК 56 Интеграция» (см. выше). STOCK_IN_GUID по «Пункту доставки»: «На склад компании» (ENUM 7442) → GUID из «Склад получатель» (UF_CRM_1721821168), иначе → «Прямые поставки на объекты 7п».</w:t>
       </w:r>
     </w:p>
     <w:p>
@@ -2428,7 +2401,7 @@
         <w:t xml:space="preserve">Результат: </w:t>
       </w:r>
       <w:r>
-        <w:t>B24 не даст сохранить сделку без обязательных полей; после сохранения сделка сразу на стадии 1 (ПТО. Проверка заказа). Документы в 1С не создаются. Условная обязательность «Склада получателя» проверяется на переходе 1 → 2 (B24 такое нативно не умеет).</w:t>
+        <w:t>B24 не даст сохранить сделку без обязательных полей; после сохранения сделка сразу на стадии 1 (ПТО. Проверка заказа). Документы в 1С не создаются. Условная обязательность «Склада получателя» проверяется на переходе 1 → 2 (B24 такое нативно не умеет). Поля, которые пишут роботы или 1С, для заявителя read-only; исключение — поля lookup выше, их заявитель может поправить вручную (штатный путь — исправить первичный ЗК в 1С и ввести номер заново).</w:t>
       </w:r>
     </w:p>
     <w:p>
@@ -2490,6 +2463,15 @@
       </w:r>
       <w:r>
         <w:t>создание сделки; «На доработку» со стадии 2 (Согласование производства).</w:t>
+      </w:r>
+    </w:p>
+    <w:p>
+      <w:r>
+        <w:rPr>
+          <w:b w:val="0"/>
+          <w:i w:val="0"/>
+        </w:rPr>
+        <w:t>Здесь и далее «задание» — стандартная задача B24: робот ставит её через «Автоматизацию» карточки сделки, исполнитель получает уведомление B24.</w:t>
       </w:r>
     </w:p>
     <w:p>
@@ -4200,7 +4182,7 @@
         <w:pStyle w:val="ListBullet"/>
       </w:pPr>
       <w:r>
-        <w:t>POSTED = false / ошибка обмена — по Общим правилам; после исчерпания повторов — ручной перезапуск CREATE кнопкой робота (ОПБП-2).</w:t>
+        <w:t>POSTED = false / ошибка обмена — по правилам обмена (стадия 0); после исчерпания повторов — ручной перезапуск CREATE кнопкой робота (ОПБП-2).</w:t>
       </w:r>
     </w:p>
     <w:p>

--- a/ТЗ ЦМК.docx
+++ b/ТЗ ЦМК.docx
@@ -61,7 +61,7 @@
         <w:t xml:space="preserve">Делаем: </w:t>
       </w:r>
       <w:r>
-        <w:t>заявитель заполняет свои данные (требуемая дата производства, пункт доставки, состав заказа с количеством, файлы проекта), а реквизиты из 1С — покупателя, компанию, проект, подразделение, группу проекта и регион — система подставляет автоматически по номеру первичного заказа. Типовой состав изделия переносится выбором объекта «Комплектация». Система сразу предупреждает, если такая заявка уже зарегистрирована.</w:t>
+        <w:t>заявитель заполняет свои данные (требуемая дата производства, пункт доставки, состав заказа с количеством, файлы проекта), а реквизиты из 1С — конечного покупателя, нашу компанию, проект, подразделение, группу проекта и регион — система подставляет автоматически по номеру первичного заказа. Типовой состав изделия переносится выбором объекта «Комплектация». Система сразу предупреждает, если такая заявка уже зарегистрирована.</w:t>
       </w:r>
     </w:p>
     <w:p>
@@ -2741,7 +2741,7 @@
         <w:t xml:space="preserve">Делаем: </w:t>
       </w:r>
       <w:r>
-        <w:t>сотрудник ЦМК в рамках одного задания сверяет позиции со справочником номенклатуры (отсутствующие позиции предварительно заводятся в 1С), указывает цены, процент предоплаты, плановые даты и склад.</w:t>
+        <w:t>сотрудник ЦМК в рамках одного задания сверяет позиции со справочником номенклатуры (отсутствующие позиции предварительно заводятся в 1С), указывает цены, процент предоплаты, плановые даты и склад выдачи.</w:t>
       </w:r>
     </w:p>
     <w:p>

--- a/ТЗ ЦМК.docx
+++ b/ТЗ ЦМК.docx
@@ -36,48 +36,169 @@
         <w:t>Стадия 0. Создание сделки</w:t>
       </w:r>
     </w:p>
-    <w:p>
-      <w:pPr>
-        <w:pStyle w:val="ListBullet"/>
-      </w:pPr>
-      <w:r>
-        <w:rPr>
-          <w:b/>
-        </w:rPr>
-        <w:t xml:space="preserve">Сейчас: </w:t>
-      </w:r>
-      <w:r>
-        <w:t>заявитель вручную переносит данные из 1С в сделку; состав изделия вводится заново для каждой заявки.</w:t>
-      </w:r>
-    </w:p>
-    <w:p>
-      <w:pPr>
-        <w:pStyle w:val="ListBullet"/>
-      </w:pPr>
-      <w:r>
-        <w:rPr>
-          <w:b/>
-        </w:rPr>
-        <w:t xml:space="preserve">Делаем: </w:t>
-      </w:r>
-      <w:r>
-        <w:t>заявитель заполняет свои данные (требуемая дата производства, пункт доставки, состав заказа с количеством, файлы проекта), а реквизиты из 1С — конечного покупателя, нашу компанию, проект, подразделение, группу проекта и регион — система подставляет автоматически по номеру первичного заказа. Типовой состав изделия переносится выбором объекта «Комплектация». Система сразу предупреждает, если такая заявка уже зарегистрирована.</w:t>
-      </w:r>
-    </w:p>
-    <w:p>
-      <w:pPr>
-        <w:pStyle w:val="ListBullet"/>
-      </w:pPr>
-      <w:r>
-        <w:rPr>
-          <w:b/>
-        </w:rPr>
-        <w:t xml:space="preserve">Зачем: </w:t>
-      </w:r>
-      <w:r>
-        <w:t>исключить ручной перенос данных из 1С, ошибки и повторные заявки на этапе создания.</w:t>
-      </w:r>
-    </w:p>
+    <w:tbl>
+      <w:tblPr>
+        <w:tblW w:type="auto" w:w="0"/>
+        <w:jc w:val="left"/>
+        <w:tblLayout w:type="fixed"/>
+        <w:tblLook w:firstColumn="1" w:firstRow="1" w:lastColumn="0" w:lastRow="0" w:noHBand="0" w:noVBand="1" w:val="04A0"/>
+      </w:tblPr>
+      <w:tblGrid>
+        <w:gridCol w:w="4680"/>
+        <w:gridCol w:w="4680"/>
+      </w:tblGrid>
+      <w:tr>
+        <w:tc>
+          <w:tcPr>
+            <w:tcW w:type="dxa" w:w="1584"/>
+            <w:tcBorders>
+              <w:top w:val="single" w:sz="6" w:space="0" w:color="c9a0a6"/>
+              <w:left w:val="single" w:sz="6" w:space="0" w:color="c9a0a6"/>
+              <w:bottom w:val="single" w:sz="6" w:space="0" w:color="c9a0a6"/>
+              <w:right w:val="single" w:sz="6" w:space="0" w:color="c9a0a6"/>
+            </w:tcBorders>
+            <w:shd w:val="clear" w:color="auto" w:fill="f2dcdf"/>
+          </w:tcPr>
+          <w:p>
+            <w:pPr>
+              <w:spacing w:after="0"/>
+            </w:pPr>
+            <w:r/>
+            <w:r>
+              <w:rPr>
+                <w:b/>
+                <w:sz w:val="20"/>
+              </w:rPr>
+              <w:t>Сейчас</w:t>
+            </w:r>
+          </w:p>
+        </w:tc>
+        <w:tc>
+          <w:tcPr>
+            <w:tcW w:type="dxa" w:w="7776"/>
+            <w:tcBorders>
+              <w:top w:val="single" w:sz="6" w:space="0" w:color="c9a0a6"/>
+              <w:left w:val="single" w:sz="6" w:space="0" w:color="c9a0a6"/>
+              <w:bottom w:val="single" w:sz="6" w:space="0" w:color="c9a0a6"/>
+              <w:right w:val="single" w:sz="6" w:space="0" w:color="c9a0a6"/>
+            </w:tcBorders>
+          </w:tcPr>
+          <w:p>
+            <w:pPr>
+              <w:spacing w:after="0"/>
+            </w:pPr>
+            <w:r/>
+            <w:r>
+              <w:rPr>
+                <w:sz w:val="20"/>
+              </w:rPr>
+              <w:t>заявитель вручную переносит данные из 1С в сделку; состав изделия вводится заново для каждой заявки.</w:t>
+            </w:r>
+          </w:p>
+        </w:tc>
+      </w:tr>
+      <w:tr>
+        <w:tc>
+          <w:tcPr>
+            <w:tcW w:type="dxa" w:w="1584"/>
+            <w:tcBorders>
+              <w:top w:val="single" w:sz="6" w:space="0" w:color="c9a0a6"/>
+              <w:left w:val="single" w:sz="6" w:space="0" w:color="c9a0a6"/>
+              <w:bottom w:val="single" w:sz="6" w:space="0" w:color="c9a0a6"/>
+              <w:right w:val="single" w:sz="6" w:space="0" w:color="c9a0a6"/>
+            </w:tcBorders>
+            <w:shd w:val="clear" w:color="auto" w:fill="f2dcdf"/>
+          </w:tcPr>
+          <w:p>
+            <w:pPr>
+              <w:spacing w:after="0"/>
+            </w:pPr>
+            <w:r/>
+            <w:r>
+              <w:rPr>
+                <w:b/>
+                <w:sz w:val="20"/>
+              </w:rPr>
+              <w:t>Делаем</w:t>
+            </w:r>
+          </w:p>
+        </w:tc>
+        <w:tc>
+          <w:tcPr>
+            <w:tcW w:type="dxa" w:w="7776"/>
+            <w:tcBorders>
+              <w:top w:val="single" w:sz="6" w:space="0" w:color="c9a0a6"/>
+              <w:left w:val="single" w:sz="6" w:space="0" w:color="c9a0a6"/>
+              <w:bottom w:val="single" w:sz="6" w:space="0" w:color="c9a0a6"/>
+              <w:right w:val="single" w:sz="6" w:space="0" w:color="c9a0a6"/>
+            </w:tcBorders>
+          </w:tcPr>
+          <w:p>
+            <w:pPr>
+              <w:spacing w:after="0"/>
+            </w:pPr>
+            <w:r/>
+            <w:r>
+              <w:rPr>
+                <w:sz w:val="20"/>
+              </w:rPr>
+              <w:t>заявитель заполняет свои данные (требуемая дата производства, пункт доставки, состав заказа с количеством, файлы проекта), а реквизиты из 1С — конечного покупателя, нашу компанию, проект, подразделение, группу проекта и регион — система подставляет автоматически по номеру первичного заказа. Типовой состав изделия переносится выбором объекта «Комплектация». Система сразу предупреждает, если такая заявка уже зарегистрирована.</w:t>
+            </w:r>
+          </w:p>
+        </w:tc>
+      </w:tr>
+      <w:tr>
+        <w:tc>
+          <w:tcPr>
+            <w:tcW w:type="dxa" w:w="1584"/>
+            <w:tcBorders>
+              <w:top w:val="single" w:sz="6" w:space="0" w:color="c9a0a6"/>
+              <w:left w:val="single" w:sz="6" w:space="0" w:color="c9a0a6"/>
+              <w:bottom w:val="single" w:sz="6" w:space="0" w:color="c9a0a6"/>
+              <w:right w:val="single" w:sz="6" w:space="0" w:color="c9a0a6"/>
+            </w:tcBorders>
+            <w:shd w:val="clear" w:color="auto" w:fill="f2dcdf"/>
+          </w:tcPr>
+          <w:p>
+            <w:pPr>
+              <w:spacing w:after="0"/>
+            </w:pPr>
+            <w:r/>
+            <w:r>
+              <w:rPr>
+                <w:b/>
+                <w:sz w:val="20"/>
+              </w:rPr>
+              <w:t>Зачем</w:t>
+            </w:r>
+          </w:p>
+        </w:tc>
+        <w:tc>
+          <w:tcPr>
+            <w:tcW w:type="dxa" w:w="7776"/>
+            <w:tcBorders>
+              <w:top w:val="single" w:sz="6" w:space="0" w:color="c9a0a6"/>
+              <w:left w:val="single" w:sz="6" w:space="0" w:color="c9a0a6"/>
+              <w:bottom w:val="single" w:sz="6" w:space="0" w:color="c9a0a6"/>
+              <w:right w:val="single" w:sz="6" w:space="0" w:color="c9a0a6"/>
+            </w:tcBorders>
+          </w:tcPr>
+          <w:p>
+            <w:pPr>
+              <w:spacing w:after="0"/>
+            </w:pPr>
+            <w:r/>
+            <w:r>
+              <w:rPr>
+                <w:sz w:val="20"/>
+              </w:rPr>
+              <w:t>исключить ручной перенос данных из 1С, ошибки и повторные заявки на этапе создания.</w:t>
+            </w:r>
+          </w:p>
+        </w:tc>
+      </w:tr>
+    </w:tbl>
+    <w:p/>
     <w:p>
       <w:r>
         <w:rPr>
@@ -2412,48 +2533,169 @@
         <w:t>Стадия 1. ПТО. Проверка заказа (C56:UC_4TOQP6)</w:t>
       </w:r>
     </w:p>
-    <w:p>
-      <w:pPr>
-        <w:pStyle w:val="ListBullet"/>
-      </w:pPr>
-      <w:r>
-        <w:rPr>
-          <w:b/>
-        </w:rPr>
-        <w:t xml:space="preserve">Сейчас: </w:t>
-      </w:r>
-      <w:r>
-        <w:t>проверка выполняется вручную; повторные заявки выявляются нестабильно.</w:t>
-      </w:r>
-    </w:p>
-    <w:p>
-      <w:pPr>
-        <w:pStyle w:val="ListBullet"/>
-      </w:pPr>
-      <w:r>
-        <w:rPr>
-          <w:b/>
-        </w:rPr>
-        <w:t xml:space="preserve">Делаем: </w:t>
-      </w:r>
-      <w:r>
-        <w:t>утверждающему автоматически ставится задание с кнопками «Согласовать», «На доработку», «Отменить»; система блокирует переход, пока заявка заполнена не полностью; решение по возможному дублю принимает утверждающий.</w:t>
-      </w:r>
-    </w:p>
-    <w:p>
-      <w:pPr>
-        <w:pStyle w:val="ListBullet"/>
-      </w:pPr>
-      <w:r>
-        <w:rPr>
-          <w:b/>
-        </w:rPr>
-        <w:t xml:space="preserve">Зачем: </w:t>
-      </w:r>
-      <w:r>
-        <w:t>далее по процессу проходят только полные и проверенные заявки.</w:t>
-      </w:r>
-    </w:p>
+    <w:tbl>
+      <w:tblPr>
+        <w:tblW w:type="auto" w:w="0"/>
+        <w:jc w:val="left"/>
+        <w:tblLayout w:type="fixed"/>
+        <w:tblLook w:firstColumn="1" w:firstRow="1" w:lastColumn="0" w:lastRow="0" w:noHBand="0" w:noVBand="1" w:val="04A0"/>
+      </w:tblPr>
+      <w:tblGrid>
+        <w:gridCol w:w="4680"/>
+        <w:gridCol w:w="4680"/>
+      </w:tblGrid>
+      <w:tr>
+        <w:tc>
+          <w:tcPr>
+            <w:tcW w:type="dxa" w:w="1584"/>
+            <w:tcBorders>
+              <w:top w:val="single" w:sz="6" w:space="0" w:color="c9a0a6"/>
+              <w:left w:val="single" w:sz="6" w:space="0" w:color="c9a0a6"/>
+              <w:bottom w:val="single" w:sz="6" w:space="0" w:color="c9a0a6"/>
+              <w:right w:val="single" w:sz="6" w:space="0" w:color="c9a0a6"/>
+            </w:tcBorders>
+            <w:shd w:val="clear" w:color="auto" w:fill="f2dcdf"/>
+          </w:tcPr>
+          <w:p>
+            <w:pPr>
+              <w:spacing w:after="0"/>
+            </w:pPr>
+            <w:r/>
+            <w:r>
+              <w:rPr>
+                <w:b/>
+                <w:sz w:val="20"/>
+              </w:rPr>
+              <w:t>Сейчас</w:t>
+            </w:r>
+          </w:p>
+        </w:tc>
+        <w:tc>
+          <w:tcPr>
+            <w:tcW w:type="dxa" w:w="7776"/>
+            <w:tcBorders>
+              <w:top w:val="single" w:sz="6" w:space="0" w:color="c9a0a6"/>
+              <w:left w:val="single" w:sz="6" w:space="0" w:color="c9a0a6"/>
+              <w:bottom w:val="single" w:sz="6" w:space="0" w:color="c9a0a6"/>
+              <w:right w:val="single" w:sz="6" w:space="0" w:color="c9a0a6"/>
+            </w:tcBorders>
+          </w:tcPr>
+          <w:p>
+            <w:pPr>
+              <w:spacing w:after="0"/>
+            </w:pPr>
+            <w:r/>
+            <w:r>
+              <w:rPr>
+                <w:sz w:val="20"/>
+              </w:rPr>
+              <w:t>проверка выполняется вручную; повторные заявки выявляются нестабильно.</w:t>
+            </w:r>
+          </w:p>
+        </w:tc>
+      </w:tr>
+      <w:tr>
+        <w:tc>
+          <w:tcPr>
+            <w:tcW w:type="dxa" w:w="1584"/>
+            <w:tcBorders>
+              <w:top w:val="single" w:sz="6" w:space="0" w:color="c9a0a6"/>
+              <w:left w:val="single" w:sz="6" w:space="0" w:color="c9a0a6"/>
+              <w:bottom w:val="single" w:sz="6" w:space="0" w:color="c9a0a6"/>
+              <w:right w:val="single" w:sz="6" w:space="0" w:color="c9a0a6"/>
+            </w:tcBorders>
+            <w:shd w:val="clear" w:color="auto" w:fill="f2dcdf"/>
+          </w:tcPr>
+          <w:p>
+            <w:pPr>
+              <w:spacing w:after="0"/>
+            </w:pPr>
+            <w:r/>
+            <w:r>
+              <w:rPr>
+                <w:b/>
+                <w:sz w:val="20"/>
+              </w:rPr>
+              <w:t>Делаем</w:t>
+            </w:r>
+          </w:p>
+        </w:tc>
+        <w:tc>
+          <w:tcPr>
+            <w:tcW w:type="dxa" w:w="7776"/>
+            <w:tcBorders>
+              <w:top w:val="single" w:sz="6" w:space="0" w:color="c9a0a6"/>
+              <w:left w:val="single" w:sz="6" w:space="0" w:color="c9a0a6"/>
+              <w:bottom w:val="single" w:sz="6" w:space="0" w:color="c9a0a6"/>
+              <w:right w:val="single" w:sz="6" w:space="0" w:color="c9a0a6"/>
+            </w:tcBorders>
+          </w:tcPr>
+          <w:p>
+            <w:pPr>
+              <w:spacing w:after="0"/>
+            </w:pPr>
+            <w:r/>
+            <w:r>
+              <w:rPr>
+                <w:sz w:val="20"/>
+              </w:rPr>
+              <w:t>утверждающему автоматически ставится задание с кнопками «Согласовать», «На доработку», «Отменить»; система блокирует переход, пока заявка заполнена не полностью; решение по возможному дублю принимает утверждающий.</w:t>
+            </w:r>
+          </w:p>
+        </w:tc>
+      </w:tr>
+      <w:tr>
+        <w:tc>
+          <w:tcPr>
+            <w:tcW w:type="dxa" w:w="1584"/>
+            <w:tcBorders>
+              <w:top w:val="single" w:sz="6" w:space="0" w:color="c9a0a6"/>
+              <w:left w:val="single" w:sz="6" w:space="0" w:color="c9a0a6"/>
+              <w:bottom w:val="single" w:sz="6" w:space="0" w:color="c9a0a6"/>
+              <w:right w:val="single" w:sz="6" w:space="0" w:color="c9a0a6"/>
+            </w:tcBorders>
+            <w:shd w:val="clear" w:color="auto" w:fill="f2dcdf"/>
+          </w:tcPr>
+          <w:p>
+            <w:pPr>
+              <w:spacing w:after="0"/>
+            </w:pPr>
+            <w:r/>
+            <w:r>
+              <w:rPr>
+                <w:b/>
+                <w:sz w:val="20"/>
+              </w:rPr>
+              <w:t>Зачем</w:t>
+            </w:r>
+          </w:p>
+        </w:tc>
+        <w:tc>
+          <w:tcPr>
+            <w:tcW w:type="dxa" w:w="7776"/>
+            <w:tcBorders>
+              <w:top w:val="single" w:sz="6" w:space="0" w:color="c9a0a6"/>
+              <w:left w:val="single" w:sz="6" w:space="0" w:color="c9a0a6"/>
+              <w:bottom w:val="single" w:sz="6" w:space="0" w:color="c9a0a6"/>
+              <w:right w:val="single" w:sz="6" w:space="0" w:color="c9a0a6"/>
+            </w:tcBorders>
+          </w:tcPr>
+          <w:p>
+            <w:pPr>
+              <w:spacing w:after="0"/>
+            </w:pPr>
+            <w:r/>
+            <w:r>
+              <w:rPr>
+                <w:sz w:val="20"/>
+              </w:rPr>
+              <w:t>далее по процессу проходят только полные и проверенные заявки.</w:t>
+            </w:r>
+          </w:p>
+        </w:tc>
+      </w:tr>
+    </w:tbl>
+    <w:p/>
     <w:p>
       <w:r>
         <w:rPr>
@@ -2716,48 +2958,169 @@
         <w:t>Стадия 2. Согласование производства (C56:UC_Q8BURF)</w:t>
       </w:r>
     </w:p>
-    <w:p>
-      <w:pPr>
-        <w:pStyle w:val="ListBullet"/>
-      </w:pPr>
-      <w:r>
-        <w:rPr>
-          <w:b/>
-        </w:rPr>
-        <w:t xml:space="preserve">Сейчас: </w:t>
-      </w:r>
-      <w:r>
-        <w:t>производственный блок указывает только цену, артикул и НДС; остальные условия согласуются вне системы.</w:t>
-      </w:r>
-    </w:p>
-    <w:p>
-      <w:pPr>
-        <w:pStyle w:val="ListBullet"/>
-      </w:pPr>
-      <w:r>
-        <w:rPr>
-          <w:b/>
-        </w:rPr>
-        <w:t xml:space="preserve">Делаем: </w:t>
-      </w:r>
-      <w:r>
-        <w:t>сотрудник ЦМК в рамках одного задания сверяет позиции со справочником номенклатуры (отсутствующие позиции предварительно заводятся в 1С), указывает цены, процент предоплаты, плановые даты и склад выдачи.</w:t>
-      </w:r>
-    </w:p>
-    <w:p>
-      <w:pPr>
-        <w:pStyle w:val="ListBullet"/>
-      </w:pPr>
-      <w:r>
-        <w:rPr>
-          <w:b/>
-        </w:rPr>
-        <w:t xml:space="preserve">Зачем: </w:t>
-      </w:r>
-      <w:r>
-        <w:t>все условия сделки фиксируются в одном месте до создания документов в 1С.</w:t>
-      </w:r>
-    </w:p>
+    <w:tbl>
+      <w:tblPr>
+        <w:tblW w:type="auto" w:w="0"/>
+        <w:jc w:val="left"/>
+        <w:tblLayout w:type="fixed"/>
+        <w:tblLook w:firstColumn="1" w:firstRow="1" w:lastColumn="0" w:lastRow="0" w:noHBand="0" w:noVBand="1" w:val="04A0"/>
+      </w:tblPr>
+      <w:tblGrid>
+        <w:gridCol w:w="4680"/>
+        <w:gridCol w:w="4680"/>
+      </w:tblGrid>
+      <w:tr>
+        <w:tc>
+          <w:tcPr>
+            <w:tcW w:type="dxa" w:w="1584"/>
+            <w:tcBorders>
+              <w:top w:val="single" w:sz="6" w:space="0" w:color="c9a0a6"/>
+              <w:left w:val="single" w:sz="6" w:space="0" w:color="c9a0a6"/>
+              <w:bottom w:val="single" w:sz="6" w:space="0" w:color="c9a0a6"/>
+              <w:right w:val="single" w:sz="6" w:space="0" w:color="c9a0a6"/>
+            </w:tcBorders>
+            <w:shd w:val="clear" w:color="auto" w:fill="f2dcdf"/>
+          </w:tcPr>
+          <w:p>
+            <w:pPr>
+              <w:spacing w:after="0"/>
+            </w:pPr>
+            <w:r/>
+            <w:r>
+              <w:rPr>
+                <w:b/>
+                <w:sz w:val="20"/>
+              </w:rPr>
+              <w:t>Сейчас</w:t>
+            </w:r>
+          </w:p>
+        </w:tc>
+        <w:tc>
+          <w:tcPr>
+            <w:tcW w:type="dxa" w:w="7776"/>
+            <w:tcBorders>
+              <w:top w:val="single" w:sz="6" w:space="0" w:color="c9a0a6"/>
+              <w:left w:val="single" w:sz="6" w:space="0" w:color="c9a0a6"/>
+              <w:bottom w:val="single" w:sz="6" w:space="0" w:color="c9a0a6"/>
+              <w:right w:val="single" w:sz="6" w:space="0" w:color="c9a0a6"/>
+            </w:tcBorders>
+          </w:tcPr>
+          <w:p>
+            <w:pPr>
+              <w:spacing w:after="0"/>
+            </w:pPr>
+            <w:r/>
+            <w:r>
+              <w:rPr>
+                <w:sz w:val="20"/>
+              </w:rPr>
+              <w:t>производственный блок указывает только цену, артикул и НДС; остальные условия согласуются вне системы.</w:t>
+            </w:r>
+          </w:p>
+        </w:tc>
+      </w:tr>
+      <w:tr>
+        <w:tc>
+          <w:tcPr>
+            <w:tcW w:type="dxa" w:w="1584"/>
+            <w:tcBorders>
+              <w:top w:val="single" w:sz="6" w:space="0" w:color="c9a0a6"/>
+              <w:left w:val="single" w:sz="6" w:space="0" w:color="c9a0a6"/>
+              <w:bottom w:val="single" w:sz="6" w:space="0" w:color="c9a0a6"/>
+              <w:right w:val="single" w:sz="6" w:space="0" w:color="c9a0a6"/>
+            </w:tcBorders>
+            <w:shd w:val="clear" w:color="auto" w:fill="f2dcdf"/>
+          </w:tcPr>
+          <w:p>
+            <w:pPr>
+              <w:spacing w:after="0"/>
+            </w:pPr>
+            <w:r/>
+            <w:r>
+              <w:rPr>
+                <w:b/>
+                <w:sz w:val="20"/>
+              </w:rPr>
+              <w:t>Делаем</w:t>
+            </w:r>
+          </w:p>
+        </w:tc>
+        <w:tc>
+          <w:tcPr>
+            <w:tcW w:type="dxa" w:w="7776"/>
+            <w:tcBorders>
+              <w:top w:val="single" w:sz="6" w:space="0" w:color="c9a0a6"/>
+              <w:left w:val="single" w:sz="6" w:space="0" w:color="c9a0a6"/>
+              <w:bottom w:val="single" w:sz="6" w:space="0" w:color="c9a0a6"/>
+              <w:right w:val="single" w:sz="6" w:space="0" w:color="c9a0a6"/>
+            </w:tcBorders>
+          </w:tcPr>
+          <w:p>
+            <w:pPr>
+              <w:spacing w:after="0"/>
+            </w:pPr>
+            <w:r/>
+            <w:r>
+              <w:rPr>
+                <w:sz w:val="20"/>
+              </w:rPr>
+              <w:t>сотрудник ЦМК в рамках одного задания сверяет позиции со справочником номенклатуры (отсутствующие позиции предварительно заводятся в 1С), указывает цены, процент предоплаты, плановые даты и склад выдачи.</w:t>
+            </w:r>
+          </w:p>
+        </w:tc>
+      </w:tr>
+      <w:tr>
+        <w:tc>
+          <w:tcPr>
+            <w:tcW w:type="dxa" w:w="1584"/>
+            <w:tcBorders>
+              <w:top w:val="single" w:sz="6" w:space="0" w:color="c9a0a6"/>
+              <w:left w:val="single" w:sz="6" w:space="0" w:color="c9a0a6"/>
+              <w:bottom w:val="single" w:sz="6" w:space="0" w:color="c9a0a6"/>
+              <w:right w:val="single" w:sz="6" w:space="0" w:color="c9a0a6"/>
+            </w:tcBorders>
+            <w:shd w:val="clear" w:color="auto" w:fill="f2dcdf"/>
+          </w:tcPr>
+          <w:p>
+            <w:pPr>
+              <w:spacing w:after="0"/>
+            </w:pPr>
+            <w:r/>
+            <w:r>
+              <w:rPr>
+                <w:b/>
+                <w:sz w:val="20"/>
+              </w:rPr>
+              <w:t>Зачем</w:t>
+            </w:r>
+          </w:p>
+        </w:tc>
+        <w:tc>
+          <w:tcPr>
+            <w:tcW w:type="dxa" w:w="7776"/>
+            <w:tcBorders>
+              <w:top w:val="single" w:sz="6" w:space="0" w:color="c9a0a6"/>
+              <w:left w:val="single" w:sz="6" w:space="0" w:color="c9a0a6"/>
+              <w:bottom w:val="single" w:sz="6" w:space="0" w:color="c9a0a6"/>
+              <w:right w:val="single" w:sz="6" w:space="0" w:color="c9a0a6"/>
+            </w:tcBorders>
+          </w:tcPr>
+          <w:p>
+            <w:pPr>
+              <w:spacing w:after="0"/>
+            </w:pPr>
+            <w:r/>
+            <w:r>
+              <w:rPr>
+                <w:sz w:val="20"/>
+              </w:rPr>
+              <w:t>все условия сделки фиксируются в одном месте до создания документов в 1С.</w:t>
+            </w:r>
+          </w:p>
+        </w:tc>
+      </w:tr>
+    </w:tbl>
+    <w:p/>
     <w:p>
       <w:r>
         <w:rPr>
@@ -2995,48 +3358,169 @@
         <w:t>Стадия 3. Согласование заявителем (C56:PREPARATION)</w:t>
       </w:r>
     </w:p>
-    <w:p>
-      <w:pPr>
-        <w:pStyle w:val="ListBullet"/>
-      </w:pPr>
-      <w:r>
-        <w:rPr>
-          <w:b/>
-        </w:rPr>
-        <w:t xml:space="preserve">Сейчас: </w:t>
-      </w:r>
-      <w:r>
-        <w:t>заявитель подтверждает данные, собранные из разных источников.</w:t>
-      </w:r>
-    </w:p>
-    <w:p>
-      <w:pPr>
-        <w:pStyle w:val="ListBullet"/>
-      </w:pPr>
-      <w:r>
-        <w:rPr>
-          <w:b/>
-        </w:rPr>
-        <w:t xml:space="preserve">Делаем: </w:t>
-      </w:r>
-      <w:r>
-        <w:t>заявителю ставится задание проверить итоговые условия и принять решение: «Согласовать», «На доработку» или «Прервать процесс». Редактирование карточки на этой стадии недоступно.</w:t>
-      </w:r>
-    </w:p>
-    <w:p>
-      <w:pPr>
-        <w:pStyle w:val="ListBullet"/>
-      </w:pPr>
-      <w:r>
-        <w:rPr>
-          <w:b/>
-        </w:rPr>
-        <w:t xml:space="preserve">Зачем: </w:t>
-      </w:r>
-      <w:r>
-        <w:t>финальный контроль заявителя перед созданием документов в 1С.</w:t>
-      </w:r>
-    </w:p>
+    <w:tbl>
+      <w:tblPr>
+        <w:tblW w:type="auto" w:w="0"/>
+        <w:jc w:val="left"/>
+        <w:tblLayout w:type="fixed"/>
+        <w:tblLook w:firstColumn="1" w:firstRow="1" w:lastColumn="0" w:lastRow="0" w:noHBand="0" w:noVBand="1" w:val="04A0"/>
+      </w:tblPr>
+      <w:tblGrid>
+        <w:gridCol w:w="4680"/>
+        <w:gridCol w:w="4680"/>
+      </w:tblGrid>
+      <w:tr>
+        <w:tc>
+          <w:tcPr>
+            <w:tcW w:type="dxa" w:w="1584"/>
+            <w:tcBorders>
+              <w:top w:val="single" w:sz="6" w:space="0" w:color="c9a0a6"/>
+              <w:left w:val="single" w:sz="6" w:space="0" w:color="c9a0a6"/>
+              <w:bottom w:val="single" w:sz="6" w:space="0" w:color="c9a0a6"/>
+              <w:right w:val="single" w:sz="6" w:space="0" w:color="c9a0a6"/>
+            </w:tcBorders>
+            <w:shd w:val="clear" w:color="auto" w:fill="f2dcdf"/>
+          </w:tcPr>
+          <w:p>
+            <w:pPr>
+              <w:spacing w:after="0"/>
+            </w:pPr>
+            <w:r/>
+            <w:r>
+              <w:rPr>
+                <w:b/>
+                <w:sz w:val="20"/>
+              </w:rPr>
+              <w:t>Сейчас</w:t>
+            </w:r>
+          </w:p>
+        </w:tc>
+        <w:tc>
+          <w:tcPr>
+            <w:tcW w:type="dxa" w:w="7776"/>
+            <w:tcBorders>
+              <w:top w:val="single" w:sz="6" w:space="0" w:color="c9a0a6"/>
+              <w:left w:val="single" w:sz="6" w:space="0" w:color="c9a0a6"/>
+              <w:bottom w:val="single" w:sz="6" w:space="0" w:color="c9a0a6"/>
+              <w:right w:val="single" w:sz="6" w:space="0" w:color="c9a0a6"/>
+            </w:tcBorders>
+          </w:tcPr>
+          <w:p>
+            <w:pPr>
+              <w:spacing w:after="0"/>
+            </w:pPr>
+            <w:r/>
+            <w:r>
+              <w:rPr>
+                <w:sz w:val="20"/>
+              </w:rPr>
+              <w:t>заявитель подтверждает данные, собранные из разных источников.</w:t>
+            </w:r>
+          </w:p>
+        </w:tc>
+      </w:tr>
+      <w:tr>
+        <w:tc>
+          <w:tcPr>
+            <w:tcW w:type="dxa" w:w="1584"/>
+            <w:tcBorders>
+              <w:top w:val="single" w:sz="6" w:space="0" w:color="c9a0a6"/>
+              <w:left w:val="single" w:sz="6" w:space="0" w:color="c9a0a6"/>
+              <w:bottom w:val="single" w:sz="6" w:space="0" w:color="c9a0a6"/>
+              <w:right w:val="single" w:sz="6" w:space="0" w:color="c9a0a6"/>
+            </w:tcBorders>
+            <w:shd w:val="clear" w:color="auto" w:fill="f2dcdf"/>
+          </w:tcPr>
+          <w:p>
+            <w:pPr>
+              <w:spacing w:after="0"/>
+            </w:pPr>
+            <w:r/>
+            <w:r>
+              <w:rPr>
+                <w:b/>
+                <w:sz w:val="20"/>
+              </w:rPr>
+              <w:t>Делаем</w:t>
+            </w:r>
+          </w:p>
+        </w:tc>
+        <w:tc>
+          <w:tcPr>
+            <w:tcW w:type="dxa" w:w="7776"/>
+            <w:tcBorders>
+              <w:top w:val="single" w:sz="6" w:space="0" w:color="c9a0a6"/>
+              <w:left w:val="single" w:sz="6" w:space="0" w:color="c9a0a6"/>
+              <w:bottom w:val="single" w:sz="6" w:space="0" w:color="c9a0a6"/>
+              <w:right w:val="single" w:sz="6" w:space="0" w:color="c9a0a6"/>
+            </w:tcBorders>
+          </w:tcPr>
+          <w:p>
+            <w:pPr>
+              <w:spacing w:after="0"/>
+            </w:pPr>
+            <w:r/>
+            <w:r>
+              <w:rPr>
+                <w:sz w:val="20"/>
+              </w:rPr>
+              <w:t>заявителю ставится задание проверить итоговые условия и принять решение: «Согласовать», «На доработку» или «Прервать процесс». Редактирование карточки на этой стадии недоступно.</w:t>
+            </w:r>
+          </w:p>
+        </w:tc>
+      </w:tr>
+      <w:tr>
+        <w:tc>
+          <w:tcPr>
+            <w:tcW w:type="dxa" w:w="1584"/>
+            <w:tcBorders>
+              <w:top w:val="single" w:sz="6" w:space="0" w:color="c9a0a6"/>
+              <w:left w:val="single" w:sz="6" w:space="0" w:color="c9a0a6"/>
+              <w:bottom w:val="single" w:sz="6" w:space="0" w:color="c9a0a6"/>
+              <w:right w:val="single" w:sz="6" w:space="0" w:color="c9a0a6"/>
+            </w:tcBorders>
+            <w:shd w:val="clear" w:color="auto" w:fill="f2dcdf"/>
+          </w:tcPr>
+          <w:p>
+            <w:pPr>
+              <w:spacing w:after="0"/>
+            </w:pPr>
+            <w:r/>
+            <w:r>
+              <w:rPr>
+                <w:b/>
+                <w:sz w:val="20"/>
+              </w:rPr>
+              <w:t>Зачем</w:t>
+            </w:r>
+          </w:p>
+        </w:tc>
+        <w:tc>
+          <w:tcPr>
+            <w:tcW w:type="dxa" w:w="7776"/>
+            <w:tcBorders>
+              <w:top w:val="single" w:sz="6" w:space="0" w:color="c9a0a6"/>
+              <w:left w:val="single" w:sz="6" w:space="0" w:color="c9a0a6"/>
+              <w:bottom w:val="single" w:sz="6" w:space="0" w:color="c9a0a6"/>
+              <w:right w:val="single" w:sz="6" w:space="0" w:color="c9a0a6"/>
+            </w:tcBorders>
+          </w:tcPr>
+          <w:p>
+            <w:pPr>
+              <w:spacing w:after="0"/>
+            </w:pPr>
+            <w:r/>
+            <w:r>
+              <w:rPr>
+                <w:sz w:val="20"/>
+              </w:rPr>
+              <w:t>финальный контроль заявителя перед созданием документов в 1С.</w:t>
+            </w:r>
+          </w:p>
+        </w:tc>
+      </w:tr>
+    </w:tbl>
+    <w:p/>
     <w:p>
       <w:r>
         <w:rPr>
@@ -3186,48 +3670,169 @@
         <w:t>Стадия 4. Согласование предоплаты — CREATE, Gate A/B (C56:FINAL_INVOICE)</w:t>
       </w:r>
     </w:p>
-    <w:p>
-      <w:pPr>
-        <w:pStyle w:val="ListBullet"/>
-      </w:pPr>
-      <w:r>
-        <w:rPr>
-          <w:b/>
-        </w:rPr>
-        <w:t xml:space="preserve">Сейчас: </w:t>
-      </w:r>
-      <w:r>
-        <w:t>заказы в 1С создаются вручную; промежуточные счета дублируются, номера не совпадают.</w:t>
-      </w:r>
-    </w:p>
-    <w:p>
-      <w:pPr>
-        <w:pStyle w:val="ListBullet"/>
-      </w:pPr>
-      <w:r>
-        <w:rPr>
-          <w:b/>
-        </w:rPr>
-        <w:t xml:space="preserve">Делаем: </w:t>
-      </w:r>
-      <w:r>
-        <w:t>система автоматически создаёт и проводит оба заказа в 1С — заказ клиента и заказ поставщику. За сотрудниками остаются две контрольные проверки: Гулнур сверяет заказ клиента, Карина — заказ поставщику. Промежуточные счета из процесса исключаются.</w:t>
-      </w:r>
-    </w:p>
-    <w:p>
-      <w:pPr>
-        <w:pStyle w:val="ListBullet"/>
-      </w:pPr>
-      <w:r>
-        <w:rPr>
-          <w:b/>
-        </w:rPr>
-        <w:t xml:space="preserve">Зачем: </w:t>
-      </w:r>
-      <w:r>
-        <w:t>документы создаются сразу после согласования, без расхождений в номерах.</w:t>
-      </w:r>
-    </w:p>
+    <w:tbl>
+      <w:tblPr>
+        <w:tblW w:type="auto" w:w="0"/>
+        <w:jc w:val="left"/>
+        <w:tblLayout w:type="fixed"/>
+        <w:tblLook w:firstColumn="1" w:firstRow="1" w:lastColumn="0" w:lastRow="0" w:noHBand="0" w:noVBand="1" w:val="04A0"/>
+      </w:tblPr>
+      <w:tblGrid>
+        <w:gridCol w:w="4680"/>
+        <w:gridCol w:w="4680"/>
+      </w:tblGrid>
+      <w:tr>
+        <w:tc>
+          <w:tcPr>
+            <w:tcW w:type="dxa" w:w="1584"/>
+            <w:tcBorders>
+              <w:top w:val="single" w:sz="6" w:space="0" w:color="c9a0a6"/>
+              <w:left w:val="single" w:sz="6" w:space="0" w:color="c9a0a6"/>
+              <w:bottom w:val="single" w:sz="6" w:space="0" w:color="c9a0a6"/>
+              <w:right w:val="single" w:sz="6" w:space="0" w:color="c9a0a6"/>
+            </w:tcBorders>
+            <w:shd w:val="clear" w:color="auto" w:fill="f2dcdf"/>
+          </w:tcPr>
+          <w:p>
+            <w:pPr>
+              <w:spacing w:after="0"/>
+            </w:pPr>
+            <w:r/>
+            <w:r>
+              <w:rPr>
+                <w:b/>
+                <w:sz w:val="20"/>
+              </w:rPr>
+              <w:t>Сейчас</w:t>
+            </w:r>
+          </w:p>
+        </w:tc>
+        <w:tc>
+          <w:tcPr>
+            <w:tcW w:type="dxa" w:w="7776"/>
+            <w:tcBorders>
+              <w:top w:val="single" w:sz="6" w:space="0" w:color="c9a0a6"/>
+              <w:left w:val="single" w:sz="6" w:space="0" w:color="c9a0a6"/>
+              <w:bottom w:val="single" w:sz="6" w:space="0" w:color="c9a0a6"/>
+              <w:right w:val="single" w:sz="6" w:space="0" w:color="c9a0a6"/>
+            </w:tcBorders>
+          </w:tcPr>
+          <w:p>
+            <w:pPr>
+              <w:spacing w:after="0"/>
+            </w:pPr>
+            <w:r/>
+            <w:r>
+              <w:rPr>
+                <w:sz w:val="20"/>
+              </w:rPr>
+              <w:t>заказы в 1С создаются вручную; промежуточные счета дублируются, номера не совпадают.</w:t>
+            </w:r>
+          </w:p>
+        </w:tc>
+      </w:tr>
+      <w:tr>
+        <w:tc>
+          <w:tcPr>
+            <w:tcW w:type="dxa" w:w="1584"/>
+            <w:tcBorders>
+              <w:top w:val="single" w:sz="6" w:space="0" w:color="c9a0a6"/>
+              <w:left w:val="single" w:sz="6" w:space="0" w:color="c9a0a6"/>
+              <w:bottom w:val="single" w:sz="6" w:space="0" w:color="c9a0a6"/>
+              <w:right w:val="single" w:sz="6" w:space="0" w:color="c9a0a6"/>
+            </w:tcBorders>
+            <w:shd w:val="clear" w:color="auto" w:fill="f2dcdf"/>
+          </w:tcPr>
+          <w:p>
+            <w:pPr>
+              <w:spacing w:after="0"/>
+            </w:pPr>
+            <w:r/>
+            <w:r>
+              <w:rPr>
+                <w:b/>
+                <w:sz w:val="20"/>
+              </w:rPr>
+              <w:t>Делаем</w:t>
+            </w:r>
+          </w:p>
+        </w:tc>
+        <w:tc>
+          <w:tcPr>
+            <w:tcW w:type="dxa" w:w="7776"/>
+            <w:tcBorders>
+              <w:top w:val="single" w:sz="6" w:space="0" w:color="c9a0a6"/>
+              <w:left w:val="single" w:sz="6" w:space="0" w:color="c9a0a6"/>
+              <w:bottom w:val="single" w:sz="6" w:space="0" w:color="c9a0a6"/>
+              <w:right w:val="single" w:sz="6" w:space="0" w:color="c9a0a6"/>
+            </w:tcBorders>
+          </w:tcPr>
+          <w:p>
+            <w:pPr>
+              <w:spacing w:after="0"/>
+            </w:pPr>
+            <w:r/>
+            <w:r>
+              <w:rPr>
+                <w:sz w:val="20"/>
+              </w:rPr>
+              <w:t>система автоматически создаёт и проводит оба заказа в 1С — заказ клиента и заказ поставщику. За сотрудниками остаются две контрольные проверки: Гулнур сверяет заказ клиента, Карина — заказ поставщику. Промежуточные счета из процесса исключаются.</w:t>
+            </w:r>
+          </w:p>
+        </w:tc>
+      </w:tr>
+      <w:tr>
+        <w:tc>
+          <w:tcPr>
+            <w:tcW w:type="dxa" w:w="1584"/>
+            <w:tcBorders>
+              <w:top w:val="single" w:sz="6" w:space="0" w:color="c9a0a6"/>
+              <w:left w:val="single" w:sz="6" w:space="0" w:color="c9a0a6"/>
+              <w:bottom w:val="single" w:sz="6" w:space="0" w:color="c9a0a6"/>
+              <w:right w:val="single" w:sz="6" w:space="0" w:color="c9a0a6"/>
+            </w:tcBorders>
+            <w:shd w:val="clear" w:color="auto" w:fill="f2dcdf"/>
+          </w:tcPr>
+          <w:p>
+            <w:pPr>
+              <w:spacing w:after="0"/>
+            </w:pPr>
+            <w:r/>
+            <w:r>
+              <w:rPr>
+                <w:b/>
+                <w:sz w:val="20"/>
+              </w:rPr>
+              <w:t>Зачем</w:t>
+            </w:r>
+          </w:p>
+        </w:tc>
+        <w:tc>
+          <w:tcPr>
+            <w:tcW w:type="dxa" w:w="7776"/>
+            <w:tcBorders>
+              <w:top w:val="single" w:sz="6" w:space="0" w:color="c9a0a6"/>
+              <w:left w:val="single" w:sz="6" w:space="0" w:color="c9a0a6"/>
+              <w:bottom w:val="single" w:sz="6" w:space="0" w:color="c9a0a6"/>
+              <w:right w:val="single" w:sz="6" w:space="0" w:color="c9a0a6"/>
+            </w:tcBorders>
+          </w:tcPr>
+          <w:p>
+            <w:pPr>
+              <w:spacing w:after="0"/>
+            </w:pPr>
+            <w:r/>
+            <w:r>
+              <w:rPr>
+                <w:sz w:val="20"/>
+              </w:rPr>
+              <w:t>документы создаются сразу после согласования, без расхождений в номерах.</w:t>
+            </w:r>
+          </w:p>
+        </w:tc>
+      </w:tr>
+    </w:tbl>
+    <w:p/>
     <w:p>
       <w:r>
         <w:rPr>
@@ -4201,48 +4806,169 @@
         <w:t>Стадия 5. Предоплата (C56:UC_0RWTQW)</w:t>
       </w:r>
     </w:p>
-    <w:p>
-      <w:pPr>
-        <w:pStyle w:val="ListBullet"/>
-      </w:pPr>
-      <w:r>
-        <w:rPr>
-          <w:b/>
-        </w:rPr>
-        <w:t xml:space="preserve">Сейчас: </w:t>
-      </w:r>
-      <w:r>
-        <w:t>поступление оплаты контролируется вручную по счетам.</w:t>
-      </w:r>
-    </w:p>
-    <w:p>
-      <w:pPr>
-        <w:pStyle w:val="ListBullet"/>
-      </w:pPr>
-      <w:r>
-        <w:rPr>
-          <w:b/>
-        </w:rPr>
-        <w:t xml:space="preserve">Делаем: </w:t>
-      </w:r>
-      <w:r>
-        <w:t>1С автоматически передаёт процент оплаты по заказу поставщику; при достижении согласованного процента сделка переходит на следующую стадию.</w:t>
-      </w:r>
-    </w:p>
-    <w:p>
-      <w:pPr>
-        <w:pStyle w:val="ListBullet"/>
-      </w:pPr>
-      <w:r>
-        <w:rPr>
-          <w:b/>
-        </w:rPr>
-        <w:t xml:space="preserve">Зачем: </w:t>
-      </w:r>
-      <w:r>
-        <w:t>исключить ручной контроль оплаты.</w:t>
-      </w:r>
-    </w:p>
+    <w:tbl>
+      <w:tblPr>
+        <w:tblW w:type="auto" w:w="0"/>
+        <w:jc w:val="left"/>
+        <w:tblLayout w:type="fixed"/>
+        <w:tblLook w:firstColumn="1" w:firstRow="1" w:lastColumn="0" w:lastRow="0" w:noHBand="0" w:noVBand="1" w:val="04A0"/>
+      </w:tblPr>
+      <w:tblGrid>
+        <w:gridCol w:w="4680"/>
+        <w:gridCol w:w="4680"/>
+      </w:tblGrid>
+      <w:tr>
+        <w:tc>
+          <w:tcPr>
+            <w:tcW w:type="dxa" w:w="1584"/>
+            <w:tcBorders>
+              <w:top w:val="single" w:sz="6" w:space="0" w:color="c9a0a6"/>
+              <w:left w:val="single" w:sz="6" w:space="0" w:color="c9a0a6"/>
+              <w:bottom w:val="single" w:sz="6" w:space="0" w:color="c9a0a6"/>
+              <w:right w:val="single" w:sz="6" w:space="0" w:color="c9a0a6"/>
+            </w:tcBorders>
+            <w:shd w:val="clear" w:color="auto" w:fill="f2dcdf"/>
+          </w:tcPr>
+          <w:p>
+            <w:pPr>
+              <w:spacing w:after="0"/>
+            </w:pPr>
+            <w:r/>
+            <w:r>
+              <w:rPr>
+                <w:b/>
+                <w:sz w:val="20"/>
+              </w:rPr>
+              <w:t>Сейчас</w:t>
+            </w:r>
+          </w:p>
+        </w:tc>
+        <w:tc>
+          <w:tcPr>
+            <w:tcW w:type="dxa" w:w="7776"/>
+            <w:tcBorders>
+              <w:top w:val="single" w:sz="6" w:space="0" w:color="c9a0a6"/>
+              <w:left w:val="single" w:sz="6" w:space="0" w:color="c9a0a6"/>
+              <w:bottom w:val="single" w:sz="6" w:space="0" w:color="c9a0a6"/>
+              <w:right w:val="single" w:sz="6" w:space="0" w:color="c9a0a6"/>
+            </w:tcBorders>
+          </w:tcPr>
+          <w:p>
+            <w:pPr>
+              <w:spacing w:after="0"/>
+            </w:pPr>
+            <w:r/>
+            <w:r>
+              <w:rPr>
+                <w:sz w:val="20"/>
+              </w:rPr>
+              <w:t>поступление оплаты контролируется вручную по счетам.</w:t>
+            </w:r>
+          </w:p>
+        </w:tc>
+      </w:tr>
+      <w:tr>
+        <w:tc>
+          <w:tcPr>
+            <w:tcW w:type="dxa" w:w="1584"/>
+            <w:tcBorders>
+              <w:top w:val="single" w:sz="6" w:space="0" w:color="c9a0a6"/>
+              <w:left w:val="single" w:sz="6" w:space="0" w:color="c9a0a6"/>
+              <w:bottom w:val="single" w:sz="6" w:space="0" w:color="c9a0a6"/>
+              <w:right w:val="single" w:sz="6" w:space="0" w:color="c9a0a6"/>
+            </w:tcBorders>
+            <w:shd w:val="clear" w:color="auto" w:fill="f2dcdf"/>
+          </w:tcPr>
+          <w:p>
+            <w:pPr>
+              <w:spacing w:after="0"/>
+            </w:pPr>
+            <w:r/>
+            <w:r>
+              <w:rPr>
+                <w:b/>
+                <w:sz w:val="20"/>
+              </w:rPr>
+              <w:t>Делаем</w:t>
+            </w:r>
+          </w:p>
+        </w:tc>
+        <w:tc>
+          <w:tcPr>
+            <w:tcW w:type="dxa" w:w="7776"/>
+            <w:tcBorders>
+              <w:top w:val="single" w:sz="6" w:space="0" w:color="c9a0a6"/>
+              <w:left w:val="single" w:sz="6" w:space="0" w:color="c9a0a6"/>
+              <w:bottom w:val="single" w:sz="6" w:space="0" w:color="c9a0a6"/>
+              <w:right w:val="single" w:sz="6" w:space="0" w:color="c9a0a6"/>
+            </w:tcBorders>
+          </w:tcPr>
+          <w:p>
+            <w:pPr>
+              <w:spacing w:after="0"/>
+            </w:pPr>
+            <w:r/>
+            <w:r>
+              <w:rPr>
+                <w:sz w:val="20"/>
+              </w:rPr>
+              <w:t>1С автоматически передаёт процент оплаты по заказу поставщику; при достижении согласованного процента сделка переходит на следующую стадию.</w:t>
+            </w:r>
+          </w:p>
+        </w:tc>
+      </w:tr>
+      <w:tr>
+        <w:tc>
+          <w:tcPr>
+            <w:tcW w:type="dxa" w:w="1584"/>
+            <w:tcBorders>
+              <w:top w:val="single" w:sz="6" w:space="0" w:color="c9a0a6"/>
+              <w:left w:val="single" w:sz="6" w:space="0" w:color="c9a0a6"/>
+              <w:bottom w:val="single" w:sz="6" w:space="0" w:color="c9a0a6"/>
+              <w:right w:val="single" w:sz="6" w:space="0" w:color="c9a0a6"/>
+            </w:tcBorders>
+            <w:shd w:val="clear" w:color="auto" w:fill="f2dcdf"/>
+          </w:tcPr>
+          <w:p>
+            <w:pPr>
+              <w:spacing w:after="0"/>
+            </w:pPr>
+            <w:r/>
+            <w:r>
+              <w:rPr>
+                <w:b/>
+                <w:sz w:val="20"/>
+              </w:rPr>
+              <w:t>Зачем</w:t>
+            </w:r>
+          </w:p>
+        </w:tc>
+        <w:tc>
+          <w:tcPr>
+            <w:tcW w:type="dxa" w:w="7776"/>
+            <w:tcBorders>
+              <w:top w:val="single" w:sz="6" w:space="0" w:color="c9a0a6"/>
+              <w:left w:val="single" w:sz="6" w:space="0" w:color="c9a0a6"/>
+              <w:bottom w:val="single" w:sz="6" w:space="0" w:color="c9a0a6"/>
+              <w:right w:val="single" w:sz="6" w:space="0" w:color="c9a0a6"/>
+            </w:tcBorders>
+          </w:tcPr>
+          <w:p>
+            <w:pPr>
+              <w:spacing w:after="0"/>
+            </w:pPr>
+            <w:r/>
+            <w:r>
+              <w:rPr>
+                <w:sz w:val="20"/>
+              </w:rPr>
+              <w:t>исключить ручной контроль оплаты.</w:t>
+            </w:r>
+          </w:p>
+        </w:tc>
+      </w:tr>
+    </w:tbl>
+    <w:p/>
     <w:p>
       <w:r>
         <w:rPr>
@@ -4389,48 +5115,169 @@
         <w:t>Стадия 6. Изготовление изделия (C56:PREPAYMENT_INVOIC)</w:t>
       </w:r>
     </w:p>
-    <w:p>
-      <w:pPr>
-        <w:pStyle w:val="ListBullet"/>
-      </w:pPr>
-      <w:r>
-        <w:rPr>
-          <w:b/>
-        </w:rPr>
-        <w:t xml:space="preserve">Сейчас: </w:t>
-      </w:r>
-      <w:r>
-        <w:t>дата производства фиксируется со слов сотрудника, без сверки с 1С.</w:t>
-      </w:r>
-    </w:p>
-    <w:p>
-      <w:pPr>
-        <w:pStyle w:val="ListBullet"/>
-      </w:pPr>
-      <w:r>
-        <w:rPr>
-          <w:b/>
-        </w:rPr>
-        <w:t xml:space="preserve">Делаем: </w:t>
-      </w:r>
-      <w:r>
-        <w:t>сотрудник ЦМК вносит фактические даты начала и окончания производства и закрывает задание; система сверяет объём выпуска с производственными документами 1С — при неполном выпуске переход блокируется. Изменение состава заказа после создания документов допускается только на этой стадии.</w:t>
-      </w:r>
-    </w:p>
-    <w:p>
-      <w:pPr>
-        <w:pStyle w:val="ListBullet"/>
-      </w:pPr>
-      <w:r>
-        <w:rPr>
-          <w:b/>
-        </w:rPr>
-        <w:t xml:space="preserve">Зачем: </w:t>
-      </w:r>
-      <w:r>
-        <w:t>факт производства подтверждается документами 1С.</w:t>
-      </w:r>
-    </w:p>
+    <w:tbl>
+      <w:tblPr>
+        <w:tblW w:type="auto" w:w="0"/>
+        <w:jc w:val="left"/>
+        <w:tblLayout w:type="fixed"/>
+        <w:tblLook w:firstColumn="1" w:firstRow="1" w:lastColumn="0" w:lastRow="0" w:noHBand="0" w:noVBand="1" w:val="04A0"/>
+      </w:tblPr>
+      <w:tblGrid>
+        <w:gridCol w:w="4680"/>
+        <w:gridCol w:w="4680"/>
+      </w:tblGrid>
+      <w:tr>
+        <w:tc>
+          <w:tcPr>
+            <w:tcW w:type="dxa" w:w="1584"/>
+            <w:tcBorders>
+              <w:top w:val="single" w:sz="6" w:space="0" w:color="c9a0a6"/>
+              <w:left w:val="single" w:sz="6" w:space="0" w:color="c9a0a6"/>
+              <w:bottom w:val="single" w:sz="6" w:space="0" w:color="c9a0a6"/>
+              <w:right w:val="single" w:sz="6" w:space="0" w:color="c9a0a6"/>
+            </w:tcBorders>
+            <w:shd w:val="clear" w:color="auto" w:fill="f2dcdf"/>
+          </w:tcPr>
+          <w:p>
+            <w:pPr>
+              <w:spacing w:after="0"/>
+            </w:pPr>
+            <w:r/>
+            <w:r>
+              <w:rPr>
+                <w:b/>
+                <w:sz w:val="20"/>
+              </w:rPr>
+              <w:t>Сейчас</w:t>
+            </w:r>
+          </w:p>
+        </w:tc>
+        <w:tc>
+          <w:tcPr>
+            <w:tcW w:type="dxa" w:w="7776"/>
+            <w:tcBorders>
+              <w:top w:val="single" w:sz="6" w:space="0" w:color="c9a0a6"/>
+              <w:left w:val="single" w:sz="6" w:space="0" w:color="c9a0a6"/>
+              <w:bottom w:val="single" w:sz="6" w:space="0" w:color="c9a0a6"/>
+              <w:right w:val="single" w:sz="6" w:space="0" w:color="c9a0a6"/>
+            </w:tcBorders>
+          </w:tcPr>
+          <w:p>
+            <w:pPr>
+              <w:spacing w:after="0"/>
+            </w:pPr>
+            <w:r/>
+            <w:r>
+              <w:rPr>
+                <w:sz w:val="20"/>
+              </w:rPr>
+              <w:t>дата производства фиксируется со слов сотрудника, без сверки с 1С.</w:t>
+            </w:r>
+          </w:p>
+        </w:tc>
+      </w:tr>
+      <w:tr>
+        <w:tc>
+          <w:tcPr>
+            <w:tcW w:type="dxa" w:w="1584"/>
+            <w:tcBorders>
+              <w:top w:val="single" w:sz="6" w:space="0" w:color="c9a0a6"/>
+              <w:left w:val="single" w:sz="6" w:space="0" w:color="c9a0a6"/>
+              <w:bottom w:val="single" w:sz="6" w:space="0" w:color="c9a0a6"/>
+              <w:right w:val="single" w:sz="6" w:space="0" w:color="c9a0a6"/>
+            </w:tcBorders>
+            <w:shd w:val="clear" w:color="auto" w:fill="f2dcdf"/>
+          </w:tcPr>
+          <w:p>
+            <w:pPr>
+              <w:spacing w:after="0"/>
+            </w:pPr>
+            <w:r/>
+            <w:r>
+              <w:rPr>
+                <w:b/>
+                <w:sz w:val="20"/>
+              </w:rPr>
+              <w:t>Делаем</w:t>
+            </w:r>
+          </w:p>
+        </w:tc>
+        <w:tc>
+          <w:tcPr>
+            <w:tcW w:type="dxa" w:w="7776"/>
+            <w:tcBorders>
+              <w:top w:val="single" w:sz="6" w:space="0" w:color="c9a0a6"/>
+              <w:left w:val="single" w:sz="6" w:space="0" w:color="c9a0a6"/>
+              <w:bottom w:val="single" w:sz="6" w:space="0" w:color="c9a0a6"/>
+              <w:right w:val="single" w:sz="6" w:space="0" w:color="c9a0a6"/>
+            </w:tcBorders>
+          </w:tcPr>
+          <w:p>
+            <w:pPr>
+              <w:spacing w:after="0"/>
+            </w:pPr>
+            <w:r/>
+            <w:r>
+              <w:rPr>
+                <w:sz w:val="20"/>
+              </w:rPr>
+              <w:t>сотрудник ЦМК вносит фактические даты начала и окончания производства и закрывает задание; система сверяет объём выпуска с производственными документами 1С — при неполном выпуске переход блокируется. Изменение состава заказа после создания документов допускается только на этой стадии.</w:t>
+            </w:r>
+          </w:p>
+        </w:tc>
+      </w:tr>
+      <w:tr>
+        <w:tc>
+          <w:tcPr>
+            <w:tcW w:type="dxa" w:w="1584"/>
+            <w:tcBorders>
+              <w:top w:val="single" w:sz="6" w:space="0" w:color="c9a0a6"/>
+              <w:left w:val="single" w:sz="6" w:space="0" w:color="c9a0a6"/>
+              <w:bottom w:val="single" w:sz="6" w:space="0" w:color="c9a0a6"/>
+              <w:right w:val="single" w:sz="6" w:space="0" w:color="c9a0a6"/>
+            </w:tcBorders>
+            <w:shd w:val="clear" w:color="auto" w:fill="f2dcdf"/>
+          </w:tcPr>
+          <w:p>
+            <w:pPr>
+              <w:spacing w:after="0"/>
+            </w:pPr>
+            <w:r/>
+            <w:r>
+              <w:rPr>
+                <w:b/>
+                <w:sz w:val="20"/>
+              </w:rPr>
+              <w:t>Зачем</w:t>
+            </w:r>
+          </w:p>
+        </w:tc>
+        <w:tc>
+          <w:tcPr>
+            <w:tcW w:type="dxa" w:w="7776"/>
+            <w:tcBorders>
+              <w:top w:val="single" w:sz="6" w:space="0" w:color="c9a0a6"/>
+              <w:left w:val="single" w:sz="6" w:space="0" w:color="c9a0a6"/>
+              <w:bottom w:val="single" w:sz="6" w:space="0" w:color="c9a0a6"/>
+              <w:right w:val="single" w:sz="6" w:space="0" w:color="c9a0a6"/>
+            </w:tcBorders>
+          </w:tcPr>
+          <w:p>
+            <w:pPr>
+              <w:spacing w:after="0"/>
+            </w:pPr>
+            <w:r/>
+            <w:r>
+              <w:rPr>
+                <w:sz w:val="20"/>
+              </w:rPr>
+              <w:t>факт производства подтверждается документами 1С.</w:t>
+            </w:r>
+          </w:p>
+        </w:tc>
+      </w:tr>
+    </w:tbl>
+    <w:p/>
     <w:p>
       <w:r>
         <w:rPr>
@@ -4716,48 +5563,169 @@
         <w:t>Стадия 7. Корректировка заказа — доп. комплектация (C56:UC_EPV01R)</w:t>
       </w:r>
     </w:p>
-    <w:p>
-      <w:pPr>
-        <w:pStyle w:val="ListBullet"/>
-      </w:pPr>
-      <w:r>
-        <w:rPr>
-          <w:b/>
-        </w:rPr>
-        <w:t xml:space="preserve">Сейчас: </w:t>
-      </w:r>
-      <w:r>
-        <w:t>дополнительная комплектация изделия в процессе не формализована.</w:t>
-      </w:r>
-    </w:p>
-    <w:p>
-      <w:pPr>
-        <w:pStyle w:val="ListBullet"/>
-      </w:pPr>
-      <w:r>
-        <w:rPr>
-          <w:b/>
-        </w:rPr>
-        <w:t xml:space="preserve">Делаем: </w:t>
-      </w:r>
-      <w:r>
-        <w:t>система обновляет заказ поставщику; оператор вносит дополнительную комплектацию и закрывает задание только при полном наличии комплектующих на складе.</w:t>
-      </w:r>
-    </w:p>
-    <w:p>
-      <w:pPr>
-        <w:pStyle w:val="ListBullet"/>
-      </w:pPr>
-      <w:r>
-        <w:rPr>
-          <w:b/>
-        </w:rPr>
-        <w:t xml:space="preserve">Зачем: </w:t>
-      </w:r>
-      <w:r>
-        <w:t>исключить отгрузку неполного комплекта.</w:t>
-      </w:r>
-    </w:p>
+    <w:tbl>
+      <w:tblPr>
+        <w:tblW w:type="auto" w:w="0"/>
+        <w:jc w:val="left"/>
+        <w:tblLayout w:type="fixed"/>
+        <w:tblLook w:firstColumn="1" w:firstRow="1" w:lastColumn="0" w:lastRow="0" w:noHBand="0" w:noVBand="1" w:val="04A0"/>
+      </w:tblPr>
+      <w:tblGrid>
+        <w:gridCol w:w="4680"/>
+        <w:gridCol w:w="4680"/>
+      </w:tblGrid>
+      <w:tr>
+        <w:tc>
+          <w:tcPr>
+            <w:tcW w:type="dxa" w:w="1584"/>
+            <w:tcBorders>
+              <w:top w:val="single" w:sz="6" w:space="0" w:color="c9a0a6"/>
+              <w:left w:val="single" w:sz="6" w:space="0" w:color="c9a0a6"/>
+              <w:bottom w:val="single" w:sz="6" w:space="0" w:color="c9a0a6"/>
+              <w:right w:val="single" w:sz="6" w:space="0" w:color="c9a0a6"/>
+            </w:tcBorders>
+            <w:shd w:val="clear" w:color="auto" w:fill="f2dcdf"/>
+          </w:tcPr>
+          <w:p>
+            <w:pPr>
+              <w:spacing w:after="0"/>
+            </w:pPr>
+            <w:r/>
+            <w:r>
+              <w:rPr>
+                <w:b/>
+                <w:sz w:val="20"/>
+              </w:rPr>
+              <w:t>Сейчас</w:t>
+            </w:r>
+          </w:p>
+        </w:tc>
+        <w:tc>
+          <w:tcPr>
+            <w:tcW w:type="dxa" w:w="7776"/>
+            <w:tcBorders>
+              <w:top w:val="single" w:sz="6" w:space="0" w:color="c9a0a6"/>
+              <w:left w:val="single" w:sz="6" w:space="0" w:color="c9a0a6"/>
+              <w:bottom w:val="single" w:sz="6" w:space="0" w:color="c9a0a6"/>
+              <w:right w:val="single" w:sz="6" w:space="0" w:color="c9a0a6"/>
+            </w:tcBorders>
+          </w:tcPr>
+          <w:p>
+            <w:pPr>
+              <w:spacing w:after="0"/>
+            </w:pPr>
+            <w:r/>
+            <w:r>
+              <w:rPr>
+                <w:sz w:val="20"/>
+              </w:rPr>
+              <w:t>дополнительная комплектация изделия в процессе не формализована.</w:t>
+            </w:r>
+          </w:p>
+        </w:tc>
+      </w:tr>
+      <w:tr>
+        <w:tc>
+          <w:tcPr>
+            <w:tcW w:type="dxa" w:w="1584"/>
+            <w:tcBorders>
+              <w:top w:val="single" w:sz="6" w:space="0" w:color="c9a0a6"/>
+              <w:left w:val="single" w:sz="6" w:space="0" w:color="c9a0a6"/>
+              <w:bottom w:val="single" w:sz="6" w:space="0" w:color="c9a0a6"/>
+              <w:right w:val="single" w:sz="6" w:space="0" w:color="c9a0a6"/>
+            </w:tcBorders>
+            <w:shd w:val="clear" w:color="auto" w:fill="f2dcdf"/>
+          </w:tcPr>
+          <w:p>
+            <w:pPr>
+              <w:spacing w:after="0"/>
+            </w:pPr>
+            <w:r/>
+            <w:r>
+              <w:rPr>
+                <w:b/>
+                <w:sz w:val="20"/>
+              </w:rPr>
+              <w:t>Делаем</w:t>
+            </w:r>
+          </w:p>
+        </w:tc>
+        <w:tc>
+          <w:tcPr>
+            <w:tcW w:type="dxa" w:w="7776"/>
+            <w:tcBorders>
+              <w:top w:val="single" w:sz="6" w:space="0" w:color="c9a0a6"/>
+              <w:left w:val="single" w:sz="6" w:space="0" w:color="c9a0a6"/>
+              <w:bottom w:val="single" w:sz="6" w:space="0" w:color="c9a0a6"/>
+              <w:right w:val="single" w:sz="6" w:space="0" w:color="c9a0a6"/>
+            </w:tcBorders>
+          </w:tcPr>
+          <w:p>
+            <w:pPr>
+              <w:spacing w:after="0"/>
+            </w:pPr>
+            <w:r/>
+            <w:r>
+              <w:rPr>
+                <w:sz w:val="20"/>
+              </w:rPr>
+              <w:t>система обновляет заказ поставщику; оператор вносит дополнительную комплектацию и закрывает задание только при полном наличии комплектующих на складе.</w:t>
+            </w:r>
+          </w:p>
+        </w:tc>
+      </w:tr>
+      <w:tr>
+        <w:tc>
+          <w:tcPr>
+            <w:tcW w:type="dxa" w:w="1584"/>
+            <w:tcBorders>
+              <w:top w:val="single" w:sz="6" w:space="0" w:color="c9a0a6"/>
+              <w:left w:val="single" w:sz="6" w:space="0" w:color="c9a0a6"/>
+              <w:bottom w:val="single" w:sz="6" w:space="0" w:color="c9a0a6"/>
+              <w:right w:val="single" w:sz="6" w:space="0" w:color="c9a0a6"/>
+            </w:tcBorders>
+            <w:shd w:val="clear" w:color="auto" w:fill="f2dcdf"/>
+          </w:tcPr>
+          <w:p>
+            <w:pPr>
+              <w:spacing w:after="0"/>
+            </w:pPr>
+            <w:r/>
+            <w:r>
+              <w:rPr>
+                <w:b/>
+                <w:sz w:val="20"/>
+              </w:rPr>
+              <w:t>Зачем</w:t>
+            </w:r>
+          </w:p>
+        </w:tc>
+        <w:tc>
+          <w:tcPr>
+            <w:tcW w:type="dxa" w:w="7776"/>
+            <w:tcBorders>
+              <w:top w:val="single" w:sz="6" w:space="0" w:color="c9a0a6"/>
+              <w:left w:val="single" w:sz="6" w:space="0" w:color="c9a0a6"/>
+              <w:bottom w:val="single" w:sz="6" w:space="0" w:color="c9a0a6"/>
+              <w:right w:val="single" w:sz="6" w:space="0" w:color="c9a0a6"/>
+            </w:tcBorders>
+          </w:tcPr>
+          <w:p>
+            <w:pPr>
+              <w:spacing w:after="0"/>
+            </w:pPr>
+            <w:r/>
+            <w:r>
+              <w:rPr>
+                <w:sz w:val="20"/>
+              </w:rPr>
+              <w:t>исключить отгрузку неполного комплекта.</w:t>
+            </w:r>
+          </w:p>
+        </w:tc>
+      </w:tr>
+    </w:tbl>
+    <w:p/>
     <w:p>
       <w:r>
         <w:rPr>
@@ -4941,48 +5909,169 @@
         <w:t>Стадия 8. Отгрузка (C56:UC_RIOY3Q)</w:t>
       </w:r>
     </w:p>
-    <w:p>
-      <w:pPr>
-        <w:pStyle w:val="ListBullet"/>
-      </w:pPr>
-      <w:r>
-        <w:rPr>
-          <w:b/>
-        </w:rPr>
-        <w:t xml:space="preserve">Сейчас: </w:t>
-      </w:r>
-      <w:r>
-        <w:t>статус отгрузки поступает из устаревшей системы и ненадёжен.</w:t>
-      </w:r>
-    </w:p>
-    <w:p>
-      <w:pPr>
-        <w:pStyle w:val="ListBullet"/>
-      </w:pPr>
-      <w:r>
-        <w:rPr>
-          <w:b/>
-        </w:rPr>
-        <w:t xml:space="preserve">Делаем: </w:t>
-      </w:r>
-      <w:r>
-        <w:t>1С сверяет отгруженное с заказанным по каждой позиции и передаёт статус «Отгружен» только при полной отгрузке.</w:t>
-      </w:r>
-    </w:p>
-    <w:p>
-      <w:pPr>
-        <w:pStyle w:val="ListBullet"/>
-      </w:pPr>
-      <w:r>
-        <w:rPr>
-          <w:b/>
-        </w:rPr>
-        <w:t xml:space="preserve">Зачем: </w:t>
-      </w:r>
-      <w:r>
-        <w:t>исключить незамеченную частичную отгрузку.</w:t>
-      </w:r>
-    </w:p>
+    <w:tbl>
+      <w:tblPr>
+        <w:tblW w:type="auto" w:w="0"/>
+        <w:jc w:val="left"/>
+        <w:tblLayout w:type="fixed"/>
+        <w:tblLook w:firstColumn="1" w:firstRow="1" w:lastColumn="0" w:lastRow="0" w:noHBand="0" w:noVBand="1" w:val="04A0"/>
+      </w:tblPr>
+      <w:tblGrid>
+        <w:gridCol w:w="4680"/>
+        <w:gridCol w:w="4680"/>
+      </w:tblGrid>
+      <w:tr>
+        <w:tc>
+          <w:tcPr>
+            <w:tcW w:type="dxa" w:w="1584"/>
+            <w:tcBorders>
+              <w:top w:val="single" w:sz="6" w:space="0" w:color="c9a0a6"/>
+              <w:left w:val="single" w:sz="6" w:space="0" w:color="c9a0a6"/>
+              <w:bottom w:val="single" w:sz="6" w:space="0" w:color="c9a0a6"/>
+              <w:right w:val="single" w:sz="6" w:space="0" w:color="c9a0a6"/>
+            </w:tcBorders>
+            <w:shd w:val="clear" w:color="auto" w:fill="f2dcdf"/>
+          </w:tcPr>
+          <w:p>
+            <w:pPr>
+              <w:spacing w:after="0"/>
+            </w:pPr>
+            <w:r/>
+            <w:r>
+              <w:rPr>
+                <w:b/>
+                <w:sz w:val="20"/>
+              </w:rPr>
+              <w:t>Сейчас</w:t>
+            </w:r>
+          </w:p>
+        </w:tc>
+        <w:tc>
+          <w:tcPr>
+            <w:tcW w:type="dxa" w:w="7776"/>
+            <w:tcBorders>
+              <w:top w:val="single" w:sz="6" w:space="0" w:color="c9a0a6"/>
+              <w:left w:val="single" w:sz="6" w:space="0" w:color="c9a0a6"/>
+              <w:bottom w:val="single" w:sz="6" w:space="0" w:color="c9a0a6"/>
+              <w:right w:val="single" w:sz="6" w:space="0" w:color="c9a0a6"/>
+            </w:tcBorders>
+          </w:tcPr>
+          <w:p>
+            <w:pPr>
+              <w:spacing w:after="0"/>
+            </w:pPr>
+            <w:r/>
+            <w:r>
+              <w:rPr>
+                <w:sz w:val="20"/>
+              </w:rPr>
+              <w:t>статус отгрузки поступает из устаревшей системы и ненадёжен.</w:t>
+            </w:r>
+          </w:p>
+        </w:tc>
+      </w:tr>
+      <w:tr>
+        <w:tc>
+          <w:tcPr>
+            <w:tcW w:type="dxa" w:w="1584"/>
+            <w:tcBorders>
+              <w:top w:val="single" w:sz="6" w:space="0" w:color="c9a0a6"/>
+              <w:left w:val="single" w:sz="6" w:space="0" w:color="c9a0a6"/>
+              <w:bottom w:val="single" w:sz="6" w:space="0" w:color="c9a0a6"/>
+              <w:right w:val="single" w:sz="6" w:space="0" w:color="c9a0a6"/>
+            </w:tcBorders>
+            <w:shd w:val="clear" w:color="auto" w:fill="f2dcdf"/>
+          </w:tcPr>
+          <w:p>
+            <w:pPr>
+              <w:spacing w:after="0"/>
+            </w:pPr>
+            <w:r/>
+            <w:r>
+              <w:rPr>
+                <w:b/>
+                <w:sz w:val="20"/>
+              </w:rPr>
+              <w:t>Делаем</w:t>
+            </w:r>
+          </w:p>
+        </w:tc>
+        <w:tc>
+          <w:tcPr>
+            <w:tcW w:type="dxa" w:w="7776"/>
+            <w:tcBorders>
+              <w:top w:val="single" w:sz="6" w:space="0" w:color="c9a0a6"/>
+              <w:left w:val="single" w:sz="6" w:space="0" w:color="c9a0a6"/>
+              <w:bottom w:val="single" w:sz="6" w:space="0" w:color="c9a0a6"/>
+              <w:right w:val="single" w:sz="6" w:space="0" w:color="c9a0a6"/>
+            </w:tcBorders>
+          </w:tcPr>
+          <w:p>
+            <w:pPr>
+              <w:spacing w:after="0"/>
+            </w:pPr>
+            <w:r/>
+            <w:r>
+              <w:rPr>
+                <w:sz w:val="20"/>
+              </w:rPr>
+              <w:t>1С сверяет отгруженное с заказанным по каждой позиции и передаёт статус «Отгружен» только при полной отгрузке.</w:t>
+            </w:r>
+          </w:p>
+        </w:tc>
+      </w:tr>
+      <w:tr>
+        <w:tc>
+          <w:tcPr>
+            <w:tcW w:type="dxa" w:w="1584"/>
+            <w:tcBorders>
+              <w:top w:val="single" w:sz="6" w:space="0" w:color="c9a0a6"/>
+              <w:left w:val="single" w:sz="6" w:space="0" w:color="c9a0a6"/>
+              <w:bottom w:val="single" w:sz="6" w:space="0" w:color="c9a0a6"/>
+              <w:right w:val="single" w:sz="6" w:space="0" w:color="c9a0a6"/>
+            </w:tcBorders>
+            <w:shd w:val="clear" w:color="auto" w:fill="f2dcdf"/>
+          </w:tcPr>
+          <w:p>
+            <w:pPr>
+              <w:spacing w:after="0"/>
+            </w:pPr>
+            <w:r/>
+            <w:r>
+              <w:rPr>
+                <w:b/>
+                <w:sz w:val="20"/>
+              </w:rPr>
+              <w:t>Зачем</w:t>
+            </w:r>
+          </w:p>
+        </w:tc>
+        <w:tc>
+          <w:tcPr>
+            <w:tcW w:type="dxa" w:w="7776"/>
+            <w:tcBorders>
+              <w:top w:val="single" w:sz="6" w:space="0" w:color="c9a0a6"/>
+              <w:left w:val="single" w:sz="6" w:space="0" w:color="c9a0a6"/>
+              <w:bottom w:val="single" w:sz="6" w:space="0" w:color="c9a0a6"/>
+              <w:right w:val="single" w:sz="6" w:space="0" w:color="c9a0a6"/>
+            </w:tcBorders>
+          </w:tcPr>
+          <w:p>
+            <w:pPr>
+              <w:spacing w:after="0"/>
+            </w:pPr>
+            <w:r/>
+            <w:r>
+              <w:rPr>
+                <w:sz w:val="20"/>
+              </w:rPr>
+              <w:t>исключить незамеченную частичную отгрузку.</w:t>
+            </w:r>
+          </w:p>
+        </w:tc>
+      </w:tr>
+    </w:tbl>
+    <w:p/>
     <w:p>
       <w:r>
         <w:rPr>
@@ -5219,48 +6308,169 @@
         <w:t>Стадия 9. Закрывающие документы (C56:UC_7XJL3J)</w:t>
       </w:r>
     </w:p>
-    <w:p>
-      <w:pPr>
-        <w:pStyle w:val="ListBullet"/>
-      </w:pPr>
-      <w:r>
-        <w:rPr>
-          <w:b/>
-        </w:rPr>
-        <w:t xml:space="preserve">Сейчас: </w:t>
-      </w:r>
-      <w:r>
-        <w:t>документы оформляются разрозненно, сроки выставления ЭСФ не контролируются.</w:t>
-      </w:r>
-    </w:p>
-    <w:p>
-      <w:pPr>
-        <w:pStyle w:val="ListBullet"/>
-      </w:pPr>
-      <w:r>
-        <w:rPr>
-          <w:b/>
-        </w:rPr>
-        <w:t xml:space="preserve">Делаем: </w:t>
-      </w:r>
-      <w:r>
-        <w:t>Ақерке сверяет данные, Аяна проводит накладную в 1С БУХ; система контролирует выставление ЭСФ по таймеру 10 дней (для подразделения 7П — сводным реестром в конце месяца).</w:t>
-      </w:r>
-    </w:p>
-    <w:p>
-      <w:pPr>
-        <w:pStyle w:val="ListBullet"/>
-      </w:pPr>
-      <w:r>
-        <w:rPr>
-          <w:b/>
-        </w:rPr>
-        <w:t xml:space="preserve">Зачем: </w:t>
-      </w:r>
-      <w:r>
-        <w:t>закрывающие документы оформляются в срок и по проверенным данным.</w:t>
-      </w:r>
-    </w:p>
+    <w:tbl>
+      <w:tblPr>
+        <w:tblW w:type="auto" w:w="0"/>
+        <w:jc w:val="left"/>
+        <w:tblLayout w:type="fixed"/>
+        <w:tblLook w:firstColumn="1" w:firstRow="1" w:lastColumn="0" w:lastRow="0" w:noHBand="0" w:noVBand="1" w:val="04A0"/>
+      </w:tblPr>
+      <w:tblGrid>
+        <w:gridCol w:w="4680"/>
+        <w:gridCol w:w="4680"/>
+      </w:tblGrid>
+      <w:tr>
+        <w:tc>
+          <w:tcPr>
+            <w:tcW w:type="dxa" w:w="1584"/>
+            <w:tcBorders>
+              <w:top w:val="single" w:sz="6" w:space="0" w:color="c9a0a6"/>
+              <w:left w:val="single" w:sz="6" w:space="0" w:color="c9a0a6"/>
+              <w:bottom w:val="single" w:sz="6" w:space="0" w:color="c9a0a6"/>
+              <w:right w:val="single" w:sz="6" w:space="0" w:color="c9a0a6"/>
+            </w:tcBorders>
+            <w:shd w:val="clear" w:color="auto" w:fill="f2dcdf"/>
+          </w:tcPr>
+          <w:p>
+            <w:pPr>
+              <w:spacing w:after="0"/>
+            </w:pPr>
+            <w:r/>
+            <w:r>
+              <w:rPr>
+                <w:b/>
+                <w:sz w:val="20"/>
+              </w:rPr>
+              <w:t>Сейчас</w:t>
+            </w:r>
+          </w:p>
+        </w:tc>
+        <w:tc>
+          <w:tcPr>
+            <w:tcW w:type="dxa" w:w="7776"/>
+            <w:tcBorders>
+              <w:top w:val="single" w:sz="6" w:space="0" w:color="c9a0a6"/>
+              <w:left w:val="single" w:sz="6" w:space="0" w:color="c9a0a6"/>
+              <w:bottom w:val="single" w:sz="6" w:space="0" w:color="c9a0a6"/>
+              <w:right w:val="single" w:sz="6" w:space="0" w:color="c9a0a6"/>
+            </w:tcBorders>
+          </w:tcPr>
+          <w:p>
+            <w:pPr>
+              <w:spacing w:after="0"/>
+            </w:pPr>
+            <w:r/>
+            <w:r>
+              <w:rPr>
+                <w:sz w:val="20"/>
+              </w:rPr>
+              <w:t>документы оформляются разрозненно, сроки выставления ЭСФ не контролируются.</w:t>
+            </w:r>
+          </w:p>
+        </w:tc>
+      </w:tr>
+      <w:tr>
+        <w:tc>
+          <w:tcPr>
+            <w:tcW w:type="dxa" w:w="1584"/>
+            <w:tcBorders>
+              <w:top w:val="single" w:sz="6" w:space="0" w:color="c9a0a6"/>
+              <w:left w:val="single" w:sz="6" w:space="0" w:color="c9a0a6"/>
+              <w:bottom w:val="single" w:sz="6" w:space="0" w:color="c9a0a6"/>
+              <w:right w:val="single" w:sz="6" w:space="0" w:color="c9a0a6"/>
+            </w:tcBorders>
+            <w:shd w:val="clear" w:color="auto" w:fill="f2dcdf"/>
+          </w:tcPr>
+          <w:p>
+            <w:pPr>
+              <w:spacing w:after="0"/>
+            </w:pPr>
+            <w:r/>
+            <w:r>
+              <w:rPr>
+                <w:b/>
+                <w:sz w:val="20"/>
+              </w:rPr>
+              <w:t>Делаем</w:t>
+            </w:r>
+          </w:p>
+        </w:tc>
+        <w:tc>
+          <w:tcPr>
+            <w:tcW w:type="dxa" w:w="7776"/>
+            <w:tcBorders>
+              <w:top w:val="single" w:sz="6" w:space="0" w:color="c9a0a6"/>
+              <w:left w:val="single" w:sz="6" w:space="0" w:color="c9a0a6"/>
+              <w:bottom w:val="single" w:sz="6" w:space="0" w:color="c9a0a6"/>
+              <w:right w:val="single" w:sz="6" w:space="0" w:color="c9a0a6"/>
+            </w:tcBorders>
+          </w:tcPr>
+          <w:p>
+            <w:pPr>
+              <w:spacing w:after="0"/>
+            </w:pPr>
+            <w:r/>
+            <w:r>
+              <w:rPr>
+                <w:sz w:val="20"/>
+              </w:rPr>
+              <w:t>Ақерке сверяет данные, Аяна проводит накладную в 1С БУХ; система контролирует выставление ЭСФ по таймеру 10 дней (для подразделения 7П — сводным реестром в конце месяца).</w:t>
+            </w:r>
+          </w:p>
+        </w:tc>
+      </w:tr>
+      <w:tr>
+        <w:tc>
+          <w:tcPr>
+            <w:tcW w:type="dxa" w:w="1584"/>
+            <w:tcBorders>
+              <w:top w:val="single" w:sz="6" w:space="0" w:color="c9a0a6"/>
+              <w:left w:val="single" w:sz="6" w:space="0" w:color="c9a0a6"/>
+              <w:bottom w:val="single" w:sz="6" w:space="0" w:color="c9a0a6"/>
+              <w:right w:val="single" w:sz="6" w:space="0" w:color="c9a0a6"/>
+            </w:tcBorders>
+            <w:shd w:val="clear" w:color="auto" w:fill="f2dcdf"/>
+          </w:tcPr>
+          <w:p>
+            <w:pPr>
+              <w:spacing w:after="0"/>
+            </w:pPr>
+            <w:r/>
+            <w:r>
+              <w:rPr>
+                <w:b/>
+                <w:sz w:val="20"/>
+              </w:rPr>
+              <w:t>Зачем</w:t>
+            </w:r>
+          </w:p>
+        </w:tc>
+        <w:tc>
+          <w:tcPr>
+            <w:tcW w:type="dxa" w:w="7776"/>
+            <w:tcBorders>
+              <w:top w:val="single" w:sz="6" w:space="0" w:color="c9a0a6"/>
+              <w:left w:val="single" w:sz="6" w:space="0" w:color="c9a0a6"/>
+              <w:bottom w:val="single" w:sz="6" w:space="0" w:color="c9a0a6"/>
+              <w:right w:val="single" w:sz="6" w:space="0" w:color="c9a0a6"/>
+            </w:tcBorders>
+          </w:tcPr>
+          <w:p>
+            <w:pPr>
+              <w:spacing w:after="0"/>
+            </w:pPr>
+            <w:r/>
+            <w:r>
+              <w:rPr>
+                <w:sz w:val="20"/>
+              </w:rPr>
+              <w:t>закрывающие документы оформляются в срок и по проверенным данным.</w:t>
+            </w:r>
+          </w:p>
+        </w:tc>
+      </w:tr>
+    </w:tbl>
+    <w:p/>
     <w:p>
       <w:r>
         <w:rPr>
@@ -5475,48 +6685,169 @@
         <w:t>Стадия 10. Погашение задолженности (C56:UC_7MKPUR)</w:t>
       </w:r>
     </w:p>
-    <w:p>
-      <w:pPr>
-        <w:pStyle w:val="ListBullet"/>
-      </w:pPr>
-      <w:r>
-        <w:rPr>
-          <w:b/>
-        </w:rPr>
-        <w:t xml:space="preserve">Сейчас: </w:t>
-      </w:r>
-      <w:r>
-        <w:t>остаток оплаты контролируется вручную.</w:t>
-      </w:r>
-    </w:p>
-    <w:p>
-      <w:pPr>
-        <w:pStyle w:val="ListBullet"/>
-      </w:pPr>
-      <w:r>
-        <w:rPr>
-          <w:b/>
-        </w:rPr>
-        <w:t xml:space="preserve">Делаем: </w:t>
-      </w:r>
-      <w:r>
-        <w:t>сделка ожидает подтверждения 1С о полной оплате заказа поставщику.</w:t>
-      </w:r>
-    </w:p>
-    <w:p>
-      <w:pPr>
-        <w:pStyle w:val="ListBullet"/>
-      </w:pPr>
-      <w:r>
-        <w:rPr>
-          <w:b/>
-        </w:rPr>
-        <w:t xml:space="preserve">Зачем: </w:t>
-      </w:r>
-      <w:r>
-        <w:t>сделка не закрывается при наличии задолженности.</w:t>
-      </w:r>
-    </w:p>
+    <w:tbl>
+      <w:tblPr>
+        <w:tblW w:type="auto" w:w="0"/>
+        <w:jc w:val="left"/>
+        <w:tblLayout w:type="fixed"/>
+        <w:tblLook w:firstColumn="1" w:firstRow="1" w:lastColumn="0" w:lastRow="0" w:noHBand="0" w:noVBand="1" w:val="04A0"/>
+      </w:tblPr>
+      <w:tblGrid>
+        <w:gridCol w:w="4680"/>
+        <w:gridCol w:w="4680"/>
+      </w:tblGrid>
+      <w:tr>
+        <w:tc>
+          <w:tcPr>
+            <w:tcW w:type="dxa" w:w="1584"/>
+            <w:tcBorders>
+              <w:top w:val="single" w:sz="6" w:space="0" w:color="c9a0a6"/>
+              <w:left w:val="single" w:sz="6" w:space="0" w:color="c9a0a6"/>
+              <w:bottom w:val="single" w:sz="6" w:space="0" w:color="c9a0a6"/>
+              <w:right w:val="single" w:sz="6" w:space="0" w:color="c9a0a6"/>
+            </w:tcBorders>
+            <w:shd w:val="clear" w:color="auto" w:fill="f2dcdf"/>
+          </w:tcPr>
+          <w:p>
+            <w:pPr>
+              <w:spacing w:after="0"/>
+            </w:pPr>
+            <w:r/>
+            <w:r>
+              <w:rPr>
+                <w:b/>
+                <w:sz w:val="20"/>
+              </w:rPr>
+              <w:t>Сейчас</w:t>
+            </w:r>
+          </w:p>
+        </w:tc>
+        <w:tc>
+          <w:tcPr>
+            <w:tcW w:type="dxa" w:w="7776"/>
+            <w:tcBorders>
+              <w:top w:val="single" w:sz="6" w:space="0" w:color="c9a0a6"/>
+              <w:left w:val="single" w:sz="6" w:space="0" w:color="c9a0a6"/>
+              <w:bottom w:val="single" w:sz="6" w:space="0" w:color="c9a0a6"/>
+              <w:right w:val="single" w:sz="6" w:space="0" w:color="c9a0a6"/>
+            </w:tcBorders>
+          </w:tcPr>
+          <w:p>
+            <w:pPr>
+              <w:spacing w:after="0"/>
+            </w:pPr>
+            <w:r/>
+            <w:r>
+              <w:rPr>
+                <w:sz w:val="20"/>
+              </w:rPr>
+              <w:t>остаток оплаты контролируется вручную.</w:t>
+            </w:r>
+          </w:p>
+        </w:tc>
+      </w:tr>
+      <w:tr>
+        <w:tc>
+          <w:tcPr>
+            <w:tcW w:type="dxa" w:w="1584"/>
+            <w:tcBorders>
+              <w:top w:val="single" w:sz="6" w:space="0" w:color="c9a0a6"/>
+              <w:left w:val="single" w:sz="6" w:space="0" w:color="c9a0a6"/>
+              <w:bottom w:val="single" w:sz="6" w:space="0" w:color="c9a0a6"/>
+              <w:right w:val="single" w:sz="6" w:space="0" w:color="c9a0a6"/>
+            </w:tcBorders>
+            <w:shd w:val="clear" w:color="auto" w:fill="f2dcdf"/>
+          </w:tcPr>
+          <w:p>
+            <w:pPr>
+              <w:spacing w:after="0"/>
+            </w:pPr>
+            <w:r/>
+            <w:r>
+              <w:rPr>
+                <w:b/>
+                <w:sz w:val="20"/>
+              </w:rPr>
+              <w:t>Делаем</w:t>
+            </w:r>
+          </w:p>
+        </w:tc>
+        <w:tc>
+          <w:tcPr>
+            <w:tcW w:type="dxa" w:w="7776"/>
+            <w:tcBorders>
+              <w:top w:val="single" w:sz="6" w:space="0" w:color="c9a0a6"/>
+              <w:left w:val="single" w:sz="6" w:space="0" w:color="c9a0a6"/>
+              <w:bottom w:val="single" w:sz="6" w:space="0" w:color="c9a0a6"/>
+              <w:right w:val="single" w:sz="6" w:space="0" w:color="c9a0a6"/>
+            </w:tcBorders>
+          </w:tcPr>
+          <w:p>
+            <w:pPr>
+              <w:spacing w:after="0"/>
+            </w:pPr>
+            <w:r/>
+            <w:r>
+              <w:rPr>
+                <w:sz w:val="20"/>
+              </w:rPr>
+              <w:t>сделка ожидает подтверждения 1С о полной оплате заказа поставщику.</w:t>
+            </w:r>
+          </w:p>
+        </w:tc>
+      </w:tr>
+      <w:tr>
+        <w:tc>
+          <w:tcPr>
+            <w:tcW w:type="dxa" w:w="1584"/>
+            <w:tcBorders>
+              <w:top w:val="single" w:sz="6" w:space="0" w:color="c9a0a6"/>
+              <w:left w:val="single" w:sz="6" w:space="0" w:color="c9a0a6"/>
+              <w:bottom w:val="single" w:sz="6" w:space="0" w:color="c9a0a6"/>
+              <w:right w:val="single" w:sz="6" w:space="0" w:color="c9a0a6"/>
+            </w:tcBorders>
+            <w:shd w:val="clear" w:color="auto" w:fill="f2dcdf"/>
+          </w:tcPr>
+          <w:p>
+            <w:pPr>
+              <w:spacing w:after="0"/>
+            </w:pPr>
+            <w:r/>
+            <w:r>
+              <w:rPr>
+                <w:b/>
+                <w:sz w:val="20"/>
+              </w:rPr>
+              <w:t>Зачем</w:t>
+            </w:r>
+          </w:p>
+        </w:tc>
+        <w:tc>
+          <w:tcPr>
+            <w:tcW w:type="dxa" w:w="7776"/>
+            <w:tcBorders>
+              <w:top w:val="single" w:sz="6" w:space="0" w:color="c9a0a6"/>
+              <w:left w:val="single" w:sz="6" w:space="0" w:color="c9a0a6"/>
+              <w:bottom w:val="single" w:sz="6" w:space="0" w:color="c9a0a6"/>
+              <w:right w:val="single" w:sz="6" w:space="0" w:color="c9a0a6"/>
+            </w:tcBorders>
+          </w:tcPr>
+          <w:p>
+            <w:pPr>
+              <w:spacing w:after="0"/>
+            </w:pPr>
+            <w:r/>
+            <w:r>
+              <w:rPr>
+                <w:sz w:val="20"/>
+              </w:rPr>
+              <w:t>сделка не закрывается при наличии задолженности.</w:t>
+            </w:r>
+          </w:p>
+        </w:tc>
+      </w:tr>
+    </w:tbl>
+    <w:p/>
     <w:p>
       <w:r>
         <w:rPr>
@@ -5681,48 +7012,169 @@
         <w:t>Стадия 12. Сделка провалена (C56:LOSE)</w:t>
       </w:r>
     </w:p>
-    <w:p>
-      <w:pPr>
-        <w:pStyle w:val="ListBullet"/>
-      </w:pPr>
-      <w:r>
-        <w:rPr>
-          <w:b/>
-        </w:rPr>
-        <w:t xml:space="preserve">Сейчас: </w:t>
-      </w:r>
-      <w:r>
-        <w:t>отменённые заказы удаляются из 1С вручную; заявитель может не получить информацию об отмене.</w:t>
-      </w:r>
-    </w:p>
-    <w:p>
-      <w:pPr>
-        <w:pStyle w:val="ListBullet"/>
-      </w:pPr>
-      <w:r>
-        <w:rPr>
-          <w:b/>
-        </w:rPr>
-        <w:t xml:space="preserve">Делаем: </w:t>
-      </w:r>
-      <w:r>
-        <w:t>при отмене обязательно указывается причина; заявителю направляется уведомление; созданные в 1С заказы помечаются на удаление автоматически.</w:t>
-      </w:r>
-    </w:p>
-    <w:p>
-      <w:pPr>
-        <w:pStyle w:val="ListBullet"/>
-      </w:pPr>
-      <w:r>
-        <w:rPr>
-          <w:b/>
-        </w:rPr>
-        <w:t xml:space="preserve">Зачем: </w:t>
-      </w:r>
-      <w:r>
-        <w:t>исключить зависшие документы и неинформированность участников.</w:t>
-      </w:r>
-    </w:p>
+    <w:tbl>
+      <w:tblPr>
+        <w:tblW w:type="auto" w:w="0"/>
+        <w:jc w:val="left"/>
+        <w:tblLayout w:type="fixed"/>
+        <w:tblLook w:firstColumn="1" w:firstRow="1" w:lastColumn="0" w:lastRow="0" w:noHBand="0" w:noVBand="1" w:val="04A0"/>
+      </w:tblPr>
+      <w:tblGrid>
+        <w:gridCol w:w="4680"/>
+        <w:gridCol w:w="4680"/>
+      </w:tblGrid>
+      <w:tr>
+        <w:tc>
+          <w:tcPr>
+            <w:tcW w:type="dxa" w:w="1584"/>
+            <w:tcBorders>
+              <w:top w:val="single" w:sz="6" w:space="0" w:color="c9a0a6"/>
+              <w:left w:val="single" w:sz="6" w:space="0" w:color="c9a0a6"/>
+              <w:bottom w:val="single" w:sz="6" w:space="0" w:color="c9a0a6"/>
+              <w:right w:val="single" w:sz="6" w:space="0" w:color="c9a0a6"/>
+            </w:tcBorders>
+            <w:shd w:val="clear" w:color="auto" w:fill="f2dcdf"/>
+          </w:tcPr>
+          <w:p>
+            <w:pPr>
+              <w:spacing w:after="0"/>
+            </w:pPr>
+            <w:r/>
+            <w:r>
+              <w:rPr>
+                <w:b/>
+                <w:sz w:val="20"/>
+              </w:rPr>
+              <w:t>Сейчас</w:t>
+            </w:r>
+          </w:p>
+        </w:tc>
+        <w:tc>
+          <w:tcPr>
+            <w:tcW w:type="dxa" w:w="7776"/>
+            <w:tcBorders>
+              <w:top w:val="single" w:sz="6" w:space="0" w:color="c9a0a6"/>
+              <w:left w:val="single" w:sz="6" w:space="0" w:color="c9a0a6"/>
+              <w:bottom w:val="single" w:sz="6" w:space="0" w:color="c9a0a6"/>
+              <w:right w:val="single" w:sz="6" w:space="0" w:color="c9a0a6"/>
+            </w:tcBorders>
+          </w:tcPr>
+          <w:p>
+            <w:pPr>
+              <w:spacing w:after="0"/>
+            </w:pPr>
+            <w:r/>
+            <w:r>
+              <w:rPr>
+                <w:sz w:val="20"/>
+              </w:rPr>
+              <w:t>отменённые заказы удаляются из 1С вручную; заявитель может не получить информацию об отмене.</w:t>
+            </w:r>
+          </w:p>
+        </w:tc>
+      </w:tr>
+      <w:tr>
+        <w:tc>
+          <w:tcPr>
+            <w:tcW w:type="dxa" w:w="1584"/>
+            <w:tcBorders>
+              <w:top w:val="single" w:sz="6" w:space="0" w:color="c9a0a6"/>
+              <w:left w:val="single" w:sz="6" w:space="0" w:color="c9a0a6"/>
+              <w:bottom w:val="single" w:sz="6" w:space="0" w:color="c9a0a6"/>
+              <w:right w:val="single" w:sz="6" w:space="0" w:color="c9a0a6"/>
+            </w:tcBorders>
+            <w:shd w:val="clear" w:color="auto" w:fill="f2dcdf"/>
+          </w:tcPr>
+          <w:p>
+            <w:pPr>
+              <w:spacing w:after="0"/>
+            </w:pPr>
+            <w:r/>
+            <w:r>
+              <w:rPr>
+                <w:b/>
+                <w:sz w:val="20"/>
+              </w:rPr>
+              <w:t>Делаем</w:t>
+            </w:r>
+          </w:p>
+        </w:tc>
+        <w:tc>
+          <w:tcPr>
+            <w:tcW w:type="dxa" w:w="7776"/>
+            <w:tcBorders>
+              <w:top w:val="single" w:sz="6" w:space="0" w:color="c9a0a6"/>
+              <w:left w:val="single" w:sz="6" w:space="0" w:color="c9a0a6"/>
+              <w:bottom w:val="single" w:sz="6" w:space="0" w:color="c9a0a6"/>
+              <w:right w:val="single" w:sz="6" w:space="0" w:color="c9a0a6"/>
+            </w:tcBorders>
+          </w:tcPr>
+          <w:p>
+            <w:pPr>
+              <w:spacing w:after="0"/>
+            </w:pPr>
+            <w:r/>
+            <w:r>
+              <w:rPr>
+                <w:sz w:val="20"/>
+              </w:rPr>
+              <w:t>при отмене обязательно указывается причина; заявителю направляется уведомление; созданные в 1С заказы помечаются на удаление автоматически.</w:t>
+            </w:r>
+          </w:p>
+        </w:tc>
+      </w:tr>
+      <w:tr>
+        <w:tc>
+          <w:tcPr>
+            <w:tcW w:type="dxa" w:w="1584"/>
+            <w:tcBorders>
+              <w:top w:val="single" w:sz="6" w:space="0" w:color="c9a0a6"/>
+              <w:left w:val="single" w:sz="6" w:space="0" w:color="c9a0a6"/>
+              <w:bottom w:val="single" w:sz="6" w:space="0" w:color="c9a0a6"/>
+              <w:right w:val="single" w:sz="6" w:space="0" w:color="c9a0a6"/>
+            </w:tcBorders>
+            <w:shd w:val="clear" w:color="auto" w:fill="f2dcdf"/>
+          </w:tcPr>
+          <w:p>
+            <w:pPr>
+              <w:spacing w:after="0"/>
+            </w:pPr>
+            <w:r/>
+            <w:r>
+              <w:rPr>
+                <w:b/>
+                <w:sz w:val="20"/>
+              </w:rPr>
+              <w:t>Зачем</w:t>
+            </w:r>
+          </w:p>
+        </w:tc>
+        <w:tc>
+          <w:tcPr>
+            <w:tcW w:type="dxa" w:w="7776"/>
+            <w:tcBorders>
+              <w:top w:val="single" w:sz="6" w:space="0" w:color="c9a0a6"/>
+              <w:left w:val="single" w:sz="6" w:space="0" w:color="c9a0a6"/>
+              <w:bottom w:val="single" w:sz="6" w:space="0" w:color="c9a0a6"/>
+              <w:right w:val="single" w:sz="6" w:space="0" w:color="c9a0a6"/>
+            </w:tcBorders>
+          </w:tcPr>
+          <w:p>
+            <w:pPr>
+              <w:spacing w:after="0"/>
+            </w:pPr>
+            <w:r/>
+            <w:r>
+              <w:rPr>
+                <w:sz w:val="20"/>
+              </w:rPr>
+              <w:t>исключить зависшие документы и неинформированность участников.</w:t>
+            </w:r>
+          </w:p>
+        </w:tc>
+      </w:tr>
+    </w:tbl>
+    <w:p/>
     <w:p>
       <w:r>
         <w:rPr>

--- a/ТЗ ЦМК.docx
+++ b/ТЗ ЦМК.docx
@@ -142,7 +142,7 @@
               <w:rPr>
                 <w:sz w:val="20"/>
               </w:rPr>
-              <w:t>заявитель заполняет свои данные (требуемая дата производства, пункт доставки, состав заказа с количеством, файлы проекта), а реквизиты из 1С — конечного покупателя, нашу компанию, проект, подразделение, группу проекта и регион — система подставляет автоматически по номеру первичного заказа. Типовой состав изделия переносится выбором объекта «Комплектация». Система сразу предупреждает, если такая заявка уже зарегистрирована.</w:t>
+              <w:t>заявитель вручную вносит требуемую дату производства, пункт доставки, состав заказа и файлы проекта; шесть реквизитов — конечного покупателя, нашу компанию, проект, подразделение, группу проекта и регион — система сама подставляет из 1С по номеру первичного заказа (таблица ниже). Типовой состав изделия переносится одним выбором объекта «Комплектация» — заранее оформленного в 1С шаблона с товарными позициями и файлами. Система сразу предупреждает, если такая заявка уже зарегистрирована.</w:t>
             </w:r>
           </w:p>
         </w:tc>
@@ -193,6 +193,180 @@
                 <w:sz w:val="20"/>
               </w:rPr>
               <w:t>исключить ручной перенос данных из 1С, ошибки и повторные заявки на этапе создания.</w:t>
+            </w:r>
+          </w:p>
+        </w:tc>
+      </w:tr>
+    </w:tbl>
+    <w:p/>
+    <w:p>
+      <w:r>
+        <w:rPr>
+          <w:b/>
+        </w:rPr>
+        <w:t xml:space="preserve">Кто что вносит: </w:t>
+      </w:r>
+      <w:r/>
+    </w:p>
+    <w:tbl>
+      <w:tblPr>
+        <w:tblW w:type="auto" w:w="0"/>
+        <w:jc w:val="left"/>
+        <w:tblLayout w:type="fixed"/>
+        <w:tblLook w:firstColumn="1" w:firstRow="1" w:lastColumn="0" w:lastRow="0" w:noHBand="0" w:noVBand="1" w:val="04A0"/>
+      </w:tblPr>
+      <w:tblGrid>
+        <w:gridCol w:w="4680"/>
+        <w:gridCol w:w="4680"/>
+      </w:tblGrid>
+      <w:tr>
+        <w:tc>
+          <w:tcPr>
+            <w:tcW w:type="dxa" w:w="3312"/>
+            <w:tcBorders>
+              <w:top w:val="single" w:sz="6" w:space="0" w:color="c9a0a6"/>
+              <w:left w:val="single" w:sz="6" w:space="0" w:color="c9a0a6"/>
+              <w:bottom w:val="single" w:sz="6" w:space="0" w:color="c9a0a6"/>
+              <w:right w:val="single" w:sz="6" w:space="0" w:color="c9a0a6"/>
+            </w:tcBorders>
+            <w:shd w:val="clear" w:color="auto" w:fill="f2dcdf"/>
+          </w:tcPr>
+          <w:p>
+            <w:pPr>
+              <w:spacing w:after="0"/>
+            </w:pPr>
+            <w:r/>
+            <w:r>
+              <w:rPr>
+                <w:b/>
+                <w:sz w:val="19"/>
+              </w:rPr>
+              <w:t>Как</w:t>
+            </w:r>
+          </w:p>
+        </w:tc>
+        <w:tc>
+          <w:tcPr>
+            <w:tcW w:type="dxa" w:w="6048"/>
+            <w:tcBorders>
+              <w:top w:val="single" w:sz="6" w:space="0" w:color="c9a0a6"/>
+              <w:left w:val="single" w:sz="6" w:space="0" w:color="c9a0a6"/>
+              <w:bottom w:val="single" w:sz="6" w:space="0" w:color="c9a0a6"/>
+              <w:right w:val="single" w:sz="6" w:space="0" w:color="c9a0a6"/>
+            </w:tcBorders>
+            <w:shd w:val="clear" w:color="auto" w:fill="f2dcdf"/>
+          </w:tcPr>
+          <w:p>
+            <w:pPr>
+              <w:spacing w:after="0"/>
+            </w:pPr>
+            <w:r/>
+            <w:r>
+              <w:rPr>
+                <w:b/>
+                <w:sz w:val="19"/>
+              </w:rPr>
+              <w:t>Поля</w:t>
+            </w:r>
+          </w:p>
+        </w:tc>
+      </w:tr>
+      <w:tr>
+        <w:tc>
+          <w:tcPr>
+            <w:tcW w:type="dxa" w:w="3312"/>
+            <w:tcBorders>
+              <w:top w:val="single" w:sz="6" w:space="0" w:color="c9a0a6"/>
+              <w:left w:val="single" w:sz="6" w:space="0" w:color="c9a0a6"/>
+              <w:bottom w:val="single" w:sz="6" w:space="0" w:color="c9a0a6"/>
+              <w:right w:val="single" w:sz="6" w:space="0" w:color="c9a0a6"/>
+            </w:tcBorders>
+          </w:tcPr>
+          <w:p>
+            <w:pPr>
+              <w:spacing w:after="0"/>
+            </w:pPr>
+            <w:r/>
+            <w:r>
+              <w:rPr>
+                <w:b w:val="0"/>
+                <w:sz w:val="19"/>
+              </w:rPr>
+              <w:t>Вручную — заявитель</w:t>
+            </w:r>
+          </w:p>
+        </w:tc>
+        <w:tc>
+          <w:tcPr>
+            <w:tcW w:type="dxa" w:w="6048"/>
+            <w:tcBorders>
+              <w:top w:val="single" w:sz="6" w:space="0" w:color="c9a0a6"/>
+              <w:left w:val="single" w:sz="6" w:space="0" w:color="c9a0a6"/>
+              <w:bottom w:val="single" w:sz="6" w:space="0" w:color="c9a0a6"/>
+              <w:right w:val="single" w:sz="6" w:space="0" w:color="c9a0a6"/>
+            </w:tcBorders>
+          </w:tcPr>
+          <w:p>
+            <w:pPr>
+              <w:spacing w:after="0"/>
+            </w:pPr>
+            <w:r/>
+            <w:r>
+              <w:rPr>
+                <w:b w:val="0"/>
+                <w:sz w:val="19"/>
+              </w:rPr>
+              <w:t>Требуемая дата производства, Пункт доставки, состав заказа (номенклатура и количество), Файлы проекта</w:t>
+            </w:r>
+          </w:p>
+        </w:tc>
+      </w:tr>
+      <w:tr>
+        <w:tc>
+          <w:tcPr>
+            <w:tcW w:type="dxa" w:w="3312"/>
+            <w:tcBorders>
+              <w:top w:val="single" w:sz="6" w:space="0" w:color="c9a0a6"/>
+              <w:left w:val="single" w:sz="6" w:space="0" w:color="c9a0a6"/>
+              <w:bottom w:val="single" w:sz="6" w:space="0" w:color="c9a0a6"/>
+              <w:right w:val="single" w:sz="6" w:space="0" w:color="c9a0a6"/>
+            </w:tcBorders>
+          </w:tcPr>
+          <w:p>
+            <w:pPr>
+              <w:spacing w:after="0"/>
+            </w:pPr>
+            <w:r/>
+            <w:r>
+              <w:rPr>
+                <w:b w:val="0"/>
+                <w:sz w:val="19"/>
+              </w:rPr>
+              <w:t>Автоматически из 1С — по номеру первичного заказа</w:t>
+            </w:r>
+          </w:p>
+        </w:tc>
+        <w:tc>
+          <w:tcPr>
+            <w:tcW w:type="dxa" w:w="6048"/>
+            <w:tcBorders>
+              <w:top w:val="single" w:sz="6" w:space="0" w:color="c9a0a6"/>
+              <w:left w:val="single" w:sz="6" w:space="0" w:color="c9a0a6"/>
+              <w:bottom w:val="single" w:sz="6" w:space="0" w:color="c9a0a6"/>
+              <w:right w:val="single" w:sz="6" w:space="0" w:color="c9a0a6"/>
+            </w:tcBorders>
+          </w:tcPr>
+          <w:p>
+            <w:pPr>
+              <w:spacing w:after="0"/>
+            </w:pPr>
+            <w:r/>
+            <w:r>
+              <w:rPr>
+                <w:b w:val="0"/>
+                <w:sz w:val="19"/>
+              </w:rPr>
+              <w:t>Конечный покупатель, Наша компания, Проект, Подразделение, Группа проекта, Регион</w:t>
             </w:r>
           </w:p>
         </w:tc>
@@ -5669,7 +5843,7 @@
               <w:rPr>
                 <w:sz w:val="20"/>
               </w:rPr>
-              <w:t>система обновляет заказ поставщику; оператор вносит дополнительную комплектацию и закрывает задание только при полном наличии комплектующих на складе.</w:t>
+              <w:t>система обновляет заказ поставщику; оператор вносит доп. комплект ГП (набор комплектующих к готовому изделию — не путать с объектом «Комплектация» из стадии 0, это разные вещи) и закрывает задание только при полном наличии комплектующих на складе.</w:t>
             </w:r>
           </w:p>
         </w:tc>

--- a/ТЗ ЦМК.docx
+++ b/ТЗ ЦМК.docx
@@ -4279,7 +4279,7 @@
           <w:color w:val="188038"/>
           <w:sz w:val="19"/>
         </w:rPr>
-        <w:t xml:space="preserve"> "PROJECT":        "{код из таблицы соответствий}",</w:t>
+        <w:t xml:space="preserve"> "PROJECT":        "{код по таблице «ЦМК 56 Интеграция»}",</w:t>
       </w:r>
     </w:p>
     <w:p>
@@ -4643,6 +4643,15 @@
     <w:p>
       <w:r>
         <w:rPr>
+          <w:b w:val="0"/>
+          <w:i w:val="0"/>
+        </w:rPr>
+        <w:t>Полный список полей 1С-документа и правила заполнения по умолчанию для полей, которые не приходят из Б24 (Статус, Приоритет, Хоз. операция, банковский счёт поставщика и т. п.), — в таблице «ЦМК 56 Интеграция», раздел «Правила для создания Заказов клиента и поставщику». В ТЗ не повторяется.</w:t>
+      </w:r>
+    </w:p>
+    <w:p>
+      <w:r>
+        <w:rPr>
           <w:b/>
         </w:rPr>
         <w:t xml:space="preserve">Ответы 1С (по одному на запрос): </w:t>
@@ -4683,74 +4692,10 @@
         </w:rPr>
         <w:t xml:space="preserve">Подбор соглашения и договора в 1С (внутри CREATE): </w:t>
       </w:r>
-      <w:r/>
+      <w:r>
+        <w:t>точный алгоритм подбора (по каким полям, что при пустом результате) — в таблице «ЦМК 56 Интеграция», строки «Соглашение» и «Договор». Если договор не найден — он остаётся пустым в 1С; для интеграции это равносильно отказу CREATE (см. «Блокировки» ниже).</w:t>
+      </w:r>
     </w:p>
-    <w:p>
-      <w:pPr>
-        <w:spacing w:after="0"/>
-      </w:pPr>
-      <w:r>
-        <w:rPr>
-          <w:rFonts w:ascii="Roboto Mono" w:hAnsi="Roboto Mono" w:eastAsia="Roboto Mono"/>
-          <w:color w:val="188038"/>
-          <w:sz w:val="19"/>
-        </w:rPr>
-        <w:t>ЕСЛИ ACTIVITY = «ЦМК Другие» (ENUM 6844):</w:t>
-      </w:r>
-    </w:p>
-    <w:p>
-      <w:pPr>
-        <w:spacing w:after="0"/>
-      </w:pPr>
-      <w:r>
-        <w:rPr>
-          <w:rFonts w:ascii="Roboto Mono" w:hAnsi="Roboto Mono" w:eastAsia="Roboto Mono"/>
-          <w:color w:val="188038"/>
-          <w:sz w:val="19"/>
-        </w:rPr>
-        <w:t xml:space="preserve">    Соглашение := «ЦМК Другие»</w:t>
-      </w:r>
-    </w:p>
-    <w:p>
-      <w:pPr>
-        <w:spacing w:after="0"/>
-      </w:pPr>
-      <w:r>
-        <w:rPr>
-          <w:rFonts w:ascii="Roboto Mono" w:hAnsi="Roboto Mono" w:eastAsia="Roboto Mono"/>
-          <w:color w:val="188038"/>
-          <w:sz w:val="19"/>
-        </w:rPr>
-        <w:t xml:space="preserve">    Договор := FIND по COMPANY + ORGANIZATION + DEPARTMENT, Статус = Действует</w:t>
-      </w:r>
-    </w:p>
-    <w:p>
-      <w:pPr>
-        <w:spacing w:after="0"/>
-      </w:pPr>
-      <w:r>
-        <w:rPr>
-          <w:rFonts w:ascii="Roboto Mono" w:hAnsi="Roboto Mono" w:eastAsia="Roboto Mono"/>
-          <w:color w:val="188038"/>
-          <w:sz w:val="19"/>
-        </w:rPr>
-        <w:t xml:space="preserve">    ЕСЛИ пусто → ERROR CONTRACT_NOT_FOUND (CREATE отклоняется, документы не создаются)</w:t>
-      </w:r>
-    </w:p>
-    <w:p>
-      <w:pPr>
-        <w:spacing w:after="0"/>
-      </w:pPr>
-      <w:r>
-        <w:rPr>
-          <w:rFonts w:ascii="Roboto Mono" w:hAnsi="Roboto Mono" w:eastAsia="Roboto Mono"/>
-          <w:color w:val="188038"/>
-          <w:sz w:val="19"/>
-        </w:rPr>
-        <w:t>ИНАЧЕ: соглашение и договор по умолчанию для направления</w:t>
-      </w:r>
-    </w:p>
-    <w:p/>
     <w:p>
       <w:r>
         <w:rPr>

--- a/ТЗ ЦМК.docx
+++ b/ТЗ ЦМК.docx
@@ -142,7 +142,7 @@
               <w:rPr>
                 <w:sz w:val="20"/>
               </w:rPr>
-              <w:t>заявитель вручную вносит требуемую дату производства, пункт доставки, состав заказа и файлы проекта; шесть реквизитов — конечного покупателя, нашу компанию, проект, подразделение, группу проекта и регион — система сама подставляет из 1С по номеру первичного заказа (таблица ниже). Типовой состав изделия переносится одним выбором объекта «Комплектация» — заранее оформленного в 1С шаблона с товарными позициями и файлами. Система сразу предупреждает, если такая заявка уже зарегистрирована.</w:t>
+              <w:t>заявитель вручную указывает номер первичного заказа (поле «Заказ клиента») и вносит требуемую дату производства, пункт доставки, состав заказа и файлы проекта; шесть реквизитов — конечного покупателя, нашу компанию, проект, подразделение, группу проекта и регион — система сама подставляет из 1С по этому номеру (таблица ниже). Типовой состав изделия переносится одним выбором объекта «Комплектация» — заранее оформленного в 1С шаблона с товарными позициями и файлами. Система сразу предупреждает, если такая заявка уже зарегистрирована.</w:t>
             </w:r>
           </w:p>
         </w:tc>
@@ -316,7 +316,7 @@
                 <w:b w:val="0"/>
                 <w:sz w:val="19"/>
               </w:rPr>
-              <w:t>Требуемая дата производства, Пункт доставки, состав заказа (номенклатура и количество), Файлы проекта</w:t>
+              <w:t>Заказ клиента — номер первичного заказа, по нему идёт автоподбор; Требуемая дата производства; Пункт доставки; Склад получатель — при «На склад компании»; состав заказа (номенклатура и количество); Файлы проекта. Необязательно — Комплектация (выбор шаблона для переноса типового состава)</w:t>
             </w:r>
           </w:p>
         </w:tc>

--- a/ТЗ ЦМК.docx
+++ b/ТЗ ЦМК.docx
@@ -671,21 +671,6 @@
       </w:pPr>
       <w:r>
         <w:t>4.</w:t>
-        <w:tab/>
-      </w:r>
-      <w:r>
-        <w:t>Роли — Утверждающий (UF_CRM_1721820934), Руководитель (UF_CRM_1707998503), Руководитель/Пользователь (UF_CRM_3834411152636), ПМ (UF_CRM_1726150091) — заполняет существующий механизм B24 (цепочка Заявитель → Утверждающий → Руководитель). Ничего не делаем, поля read-only.</w:t>
-      </w:r>
-    </w:p>
-    <w:p>
-      <w:pPr>
-        <w:tabs>
-          <w:tab w:pos="403" w:val="left"/>
-        </w:tabs>
-        <w:ind w:left="403" w:hanging="403"/>
-      </w:pPr>
-      <w:r>
-        <w:t>5.</w:t>
         <w:tab/>
       </w:r>
       <w:r>

--- a/ТЗ ЦМК.docx
+++ b/ТЗ ЦМК.docx
@@ -560,7 +560,7 @@
         <w:tab/>
       </w:r>
       <w:r>
-        <w:t>Скрыть на карточке категории 56: дубли UF_CRM_1761221968757 («Пункт доставки»), UF_CRM_1762861520 и UF_CRM_1761222082 («Склад»); прочие неиспользуемые поля других категорий, попавшие в карточку.</w:t>
+        <w:t>Создать смарт-процесс «Комплектация» — копия «Договора» (DYNAMIC_151): поля Название*, Описание*, Файл проекта (file, multiple), товарные позиции*; права на создание — заявителям. DYNAMIC_ID станет известен только после создания смарт-процесса — тогда вписать его в ТЗ.</w:t>
       </w:r>
     </w:p>
     <w:p>
@@ -575,7 +575,7 @@
         <w:tab/>
       </w:r>
       <w:r>
-        <w:t>Создать смарт-процесс «Комплектация» — копия «Договора» (DYNAMIC_151): поля Название*, Описание*, Файл проекта (file, multiple), товарные позиции*; права на создание — заявителям. DYNAMIC_ID станет известен только после создания смарт-процесса — тогда вписать его в ТЗ.</w:t>
+        <w:t>Завести справочники сопоставления БИН/GUID: склады (iblock 91), организации (iblock 107), проекты, GUID пользователей 1С для PM.</w:t>
       </w:r>
     </w:p>
     <w:p>
@@ -587,21 +587,6 @@
       </w:pPr>
       <w:r>
         <w:t>6.</w:t>
-        <w:tab/>
-      </w:r>
-      <w:r>
-        <w:t>Завести справочники сопоставления БИН/GUID: склады (iblock 91), организации (iblock 107), проекты, GUID пользователей 1С для PM.</w:t>
-      </w:r>
-    </w:p>
-    <w:p>
-      <w:pPr>
-        <w:tabs>
-          <w:tab w:pos="403" w:val="left"/>
-        </w:tabs>
-        <w:ind w:left="403" w:hanging="403"/>
-      </w:pPr>
-      <w:r>
-        <w:t>7.</w:t>
         <w:tab/>
       </w:r>
       <w:r>

--- a/ТЗ ЦМК.docx
+++ b/ТЗ ЦМК.docx
@@ -378,127 +378,6 @@
         <w:rPr>
           <w:b/>
         </w:rPr>
-        <w:t xml:space="preserve">Правила обмена с 1С (общие для всех стадий, где идёт обмен): </w:t>
-      </w:r>
-      <w:r/>
-    </w:p>
-    <w:p>
-      <w:pPr>
-        <w:pStyle w:val="ListBullet"/>
-      </w:pPr>
-      <w:r>
-        <w:rPr>
-          <w:b/>
-        </w:rPr>
-        <w:t xml:space="preserve">Ключ связи: </w:t>
-      </w:r>
-      <w:r>
-        <w:t>реквизит авр_НомерЗаказаБитрикс = "{ID}-56". {ID} — номер сделки, как он отображается в Б24 (пример: «Сделка #127260_ЦМК» → 127260). Одинаков для ЗК и ЗП одной сделки.</w:t>
-      </w:r>
-    </w:p>
-    <w:p>
-      <w:pPr>
-        <w:pStyle w:val="ListBullet"/>
-      </w:pPr>
-      <w:r>
-        <w:rPr>
-          <w:b/>
-        </w:rPr>
-        <w:t xml:space="preserve">Формат: </w:t>
-      </w:r>
-      <w:r>
-        <w:t>HTTP-сервис 1С:ERP, JSON, один запрос — одна операция.</w:t>
-      </w:r>
-    </w:p>
-    <w:p>
-      <w:pPr>
-        <w:pStyle w:val="ListBullet"/>
-      </w:pPr>
-      <w:r>
-        <w:rPr>
-          <w:b/>
-        </w:rPr>
-        <w:t xml:space="preserve">Ошибки сети / HTTP 5xx: </w:t>
-      </w:r>
-      <w:r>
-        <w:t>3 повтора с интервалом 5 минут; после — сделка остаётся на текущей стадии, запись в историю сделки, уведомление ОПБП-2.</w:t>
-      </w:r>
-    </w:p>
-    <w:p>
-      <w:pPr>
-        <w:pStyle w:val="ListBullet"/>
-      </w:pPr>
-      <w:r>
-        <w:rPr>
-          <w:b/>
-        </w:rPr>
-        <w:t xml:space="preserve">Ошибки данных (4xx, ERROR в теле): </w:t>
-      </w:r>
-      <w:r>
-        <w:t>повторов нет; запись в историю, уведомление ОПБП-2 и ответственного по сделке.</w:t>
-      </w:r>
-    </w:p>
-    <w:p>
-      <w:pPr>
-        <w:pStyle w:val="ListBullet"/>
-      </w:pPr>
-      <w:r>
-        <w:rPr>
-          <w:b/>
-        </w:rPr>
-        <w:t xml:space="preserve">Идемпотентность CREATE: </w:t>
-      </w:r>
-      <w:r>
-        <w:t>повторный запрос с тем же "ID" не создаёт вторую пару документов — 1С возвращает существующие GUID и DOC_NUMBER (см. стадию 4, Согласование предоплаты).</w:t>
-      </w:r>
-    </w:p>
-    <w:p>
-      <w:pPr>
-        <w:pStyle w:val="ListBullet"/>
-      </w:pPr>
-      <w:r>
-        <w:rPr>
-          <w:b/>
-        </w:rPr>
-        <w:t xml:space="preserve">Журнал: </w:t>
-      </w:r>
-      <w:r>
-        <w:t>все запросы и ответы пишутся в историю сделки (комментарий робота) с меткой времени.</w:t>
-      </w:r>
-    </w:p>
-    <w:p>
-      <w:pPr>
-        <w:pStyle w:val="ListBullet"/>
-      </w:pPr>
-      <w:r>
-        <w:rPr>
-          <w:b/>
-        </w:rPr>
-        <w:t xml:space="preserve">Справочные коды: </w:t>
-      </w:r>
-      <w:r>
-        <w:t>DEPARTMENT / PROJECT / ACTIVITY по умолчанию в ТЗ не хардкодятся — единственный источник: таблица «ЦМК 56 Интеграция» (docs.google.com/spreadsheets/d/1F4CkdWqQgrK4q07_PsRBndQn65LLdlYzzGPVWwxqmWM), по ссылке всегда актуальная версия.</w:t>
-      </w:r>
-    </w:p>
-    <w:p>
-      <w:pPr>
-        <w:pStyle w:val="ListBullet"/>
-      </w:pPr>
-      <w:r>
-        <w:rPr>
-          <w:b/>
-        </w:rPr>
-        <w:t xml:space="preserve">Сокращения: </w:t>
-      </w:r>
-      <w:r>
-        <w:t>ЗК — Заказ клиента, ЗП — Заказ поставщику, РО — расходный ордер, ПБЗ — документ «Производство без заказа».</w:t>
-      </w:r>
-    </w:p>
-    <w:p>
-      <w:r>
-        <w:rPr>
-          <w:b/>
-        </w:rPr>
         <w:t xml:space="preserve">Подготовка (разово, до запуска): </w:t>
       </w:r>
       <w:r/>
@@ -659,7 +538,7 @@
         <w:tab/>
       </w:r>
       <w:r>
-        <w:t>Робот по «Подразделению» (UF_CRM_1690169191) заполняет Направление деятельности (UF_CRM_1744896704), Подразделение ЦМК (UF_CRM_1744896002) и PROJECT — по таблице «ЦМК 56 Интеграция» (см. выше). STOCK_IN_GUID по «Пункту доставки»: «На склад компании» (ENUM 7442) → GUID из «Склад получатель» (UF_CRM_1721821168), иначе → «Прямые поставки на объекты 7п».</w:t>
+        <w:t>Робот по «Подразделению» (UF_CRM_1690169191) заполняет Направление деятельности (UF_CRM_1744896704), Подразделение ЦМК (UF_CRM_1744896002) и PROJECT — по таблице «ЦМК 56 Интеграция» (docs.google.com/spreadsheets/d/1F4CkdWqQgrK4q07_PsRBndQn65LLdlYzzGPVWwxqmWM — единственный источник значений по умолчанию для DEPARTMENT/PROJECT/ACTIVITY, по ссылке всегда актуальная версия). STOCK_IN_GUID по «Пункту доставки»: «На склад компании» (ENUM 7442) → GUID из «Склад получатель» (UF_CRM_1721821168), иначе → «Прямые поставки на объекты 7п».</w:t>
       </w:r>
     </w:p>
     <w:p>
@@ -707,7 +586,7 @@
           <w:color w:val="188038"/>
           <w:sz w:val="19"/>
         </w:rPr>
-        <w:t xml:space="preserve">  "ID": "{ID}-56",</w:t>
+        <w:t xml:space="preserve">  "ID": "{ID}-56",                             // {ID} — номер сделки в Б24, одинаков для ЗК и ЗП</w:t>
       </w:r>
     </w:p>
     <w:p>
@@ -763,6 +642,17 @@
       </w:r>
     </w:p>
     <w:p/>
+    <w:p>
+      <w:r>
+        <w:rPr>
+          <w:b/>
+        </w:rPr>
+        <w:t xml:space="preserve">Сокращения: </w:t>
+      </w:r>
+      <w:r>
+        <w:t>ЗК — Заказ клиента, ЗП — Заказ поставщику, РО — расходный ордер, ПБЗ — документ «Производство без заказа» (везде далее по тексту).</w:t>
+      </w:r>
+    </w:p>
     <w:p>
       <w:r>
         <w:rPr>
@@ -4876,7 +4766,7 @@
         <w:pStyle w:val="ListBullet"/>
       </w:pPr>
       <w:r>
-        <w:t>POSTED = false / ошибка обмена — по правилам обмена (стадия 0); после исчерпания повторов — ручной перезапуск CREATE кнопкой робота (ОПБП-2).</w:t>
+        <w:t>POSTED = false / ошибка обмена (сеть — 3 повтора по 5 минут; данные — без повторов) → уведомление ОПБП-2, сделка стоит на стадии 4 (Согласование предоплаты); после исчерпания повторов — ручной перезапуск CREATE кнопкой робота. Это безопасно: повторный CREATE с тем же ID не создаёт вторую пару документов — 1С возвращает существующие GUID и DOC_NUMBER.</w:t>
       </w:r>
     </w:p>
     <w:p>

--- a/ТЗ ЦМК.docx
+++ b/ТЗ ЦМК.docx
@@ -316,7 +316,79 @@
                 <w:b w:val="0"/>
                 <w:sz w:val="19"/>
               </w:rPr>
-              <w:t>Заказ клиента — номер первичного заказа, по нему идёт автоподбор; Требуемая дата производства; Пункт доставки; Склад получатель — при «На склад компании»; состав заказа (номенклатура и количество); Файлы проекта. Необязательно — Комплектация (выбор шаблона для переноса типового состава)</w:t>
+              <w:t>Заказ клиента — номер первичного заказа, по нему идёт автоподбор</w:t>
+            </w:r>
+          </w:p>
+          <w:p>
+            <w:pPr>
+              <w:spacing w:after="0"/>
+            </w:pPr>
+            <w:r>
+              <w:rPr>
+                <w:b w:val="0"/>
+                <w:sz w:val="19"/>
+              </w:rPr>
+              <w:t>Требуемая дата производства</w:t>
+            </w:r>
+          </w:p>
+          <w:p>
+            <w:pPr>
+              <w:spacing w:after="0"/>
+            </w:pPr>
+            <w:r>
+              <w:rPr>
+                <w:b w:val="0"/>
+                <w:sz w:val="19"/>
+              </w:rPr>
+              <w:t>Пункт доставки</w:t>
+            </w:r>
+          </w:p>
+          <w:p>
+            <w:pPr>
+              <w:spacing w:after="0"/>
+            </w:pPr>
+            <w:r>
+              <w:rPr>
+                <w:b w:val="0"/>
+                <w:sz w:val="19"/>
+              </w:rPr>
+              <w:t>Склад получатель — при «На склад компании»</w:t>
+            </w:r>
+          </w:p>
+          <w:p>
+            <w:pPr>
+              <w:spacing w:after="0"/>
+            </w:pPr>
+            <w:r>
+              <w:rPr>
+                <w:b w:val="0"/>
+                <w:sz w:val="19"/>
+              </w:rPr>
+              <w:t>Состав заказа — номенклатура и количество</w:t>
+            </w:r>
+          </w:p>
+          <w:p>
+            <w:pPr>
+              <w:spacing w:after="0"/>
+            </w:pPr>
+            <w:r>
+              <w:rPr>
+                <w:b w:val="0"/>
+                <w:sz w:val="19"/>
+              </w:rPr>
+              <w:t>Файлы проекта</w:t>
+            </w:r>
+          </w:p>
+          <w:p>
+            <w:pPr>
+              <w:spacing w:after="0"/>
+            </w:pPr>
+            <w:r>
+              <w:rPr>
+                <w:b w:val="0"/>
+                <w:sz w:val="19"/>
+              </w:rPr>
+              <w:t>Комплектация (необязательно) — выбор шаблона для переноса типового состава</w:t>
             </w:r>
           </w:p>
         </w:tc>
@@ -366,7 +438,67 @@
                 <w:b w:val="0"/>
                 <w:sz w:val="19"/>
               </w:rPr>
-              <w:t>Конечный покупатель, Наша компания, Проект, Подразделение, Группа проекта, Регион</w:t>
+              <w:t>Конечный покупатель</w:t>
+            </w:r>
+          </w:p>
+          <w:p>
+            <w:pPr>
+              <w:spacing w:after="0"/>
+            </w:pPr>
+            <w:r>
+              <w:rPr>
+                <w:b w:val="0"/>
+                <w:sz w:val="19"/>
+              </w:rPr>
+              <w:t>Наша компания</w:t>
+            </w:r>
+          </w:p>
+          <w:p>
+            <w:pPr>
+              <w:spacing w:after="0"/>
+            </w:pPr>
+            <w:r>
+              <w:rPr>
+                <w:b w:val="0"/>
+                <w:sz w:val="19"/>
+              </w:rPr>
+              <w:t>Проект</w:t>
+            </w:r>
+          </w:p>
+          <w:p>
+            <w:pPr>
+              <w:spacing w:after="0"/>
+            </w:pPr>
+            <w:r>
+              <w:rPr>
+                <w:b w:val="0"/>
+                <w:sz w:val="19"/>
+              </w:rPr>
+              <w:t>Подразделение</w:t>
+            </w:r>
+          </w:p>
+          <w:p>
+            <w:pPr>
+              <w:spacing w:after="0"/>
+            </w:pPr>
+            <w:r>
+              <w:rPr>
+                <w:b w:val="0"/>
+                <w:sz w:val="19"/>
+              </w:rPr>
+              <w:t>Группа проекта</w:t>
+            </w:r>
+          </w:p>
+          <w:p>
+            <w:pPr>
+              <w:spacing w:after="0"/>
+            </w:pPr>
+            <w:r>
+              <w:rPr>
+                <w:b w:val="0"/>
+                <w:sz w:val="19"/>
+              </w:rPr>
+              <w:t>Регион</w:t>
             </w:r>
           </w:p>
         </w:tc>

--- a/ТЗ ЦМК.docx
+++ b/ТЗ ЦМК.docx
@@ -142,7 +142,7 @@
               <w:rPr>
                 <w:sz w:val="20"/>
               </w:rPr>
-              <w:t>заявитель вручную указывает номер первичного заказа (поле «Заказ клиента») и вносит требуемую дату производства, пункт доставки, состав заказа и файлы проекта; шесть реквизитов — конечного покупателя, нашу компанию, проект, подразделение, группу проекта и регион — система сама подставляет из 1С по этому номеру (таблица ниже). Типовой состав изделия переносится одним выбором объекта «Комплектация» — заранее оформленного в 1С шаблона с товарными позициями и файлами. Система сразу предупреждает, если такая заявка уже зарегистрирована.</w:t>
+              <w:t>заявитель вручную вносит свои данные, шесть реквизитов из 1С система подставляет сама по номеру первичного заказа — кто что вносит, см. таблицу ниже. Типовой состав изделия переносится одним выбором объекта «Комплектация» — готового шаблона в 1С. Если такая заявка уже зарегистрирована, система сразу предупреждает.</w:t>
             </w:r>
           </w:p>
         </w:tc>

--- a/ТЗ ЦМК.docx
+++ b/ТЗ ЦМК.docx
@@ -541,7 +541,7 @@
         <w:tab/>
       </w:r>
       <w:r>
-        <w:t>Создать поля сделки: UF_CRM_KIT_ID «Комплектация» (привязка к смарт-процессу «Комплектация»); UF_CRM_PRIMARY_ORDER_STATUS «Статус проверки первичного ЗК» (enum: Найден / Не найден / Дубль / Не проверялся; на форму карточки НЕ выводить — техническое значение для робота).</w:t>
+        <w:t>Создать поля сделки: UF_CRM_KIT_ID «Комплектация» (привязка к смарт-процессу «Комплектация» — заявитель выбирает готовый шаблон изделия, чтобы не набирать состав вручную); UF_CRM_PRIMARY_ORDER_STATUS «Статус проверки первичного ЗК» (enum: Найден / Не найден / Дубль / Не проверялся; на форму карточки НЕ выводить — техническое поле: сюда робот пишет результат проверки на дубль, по нему утверждающий на стадии 1 (ПТО. Проверка заказа) принимает решение).</w:t>
       </w:r>
     </w:p>
     <w:p>
@@ -556,7 +556,7 @@
         <w:tab/>
       </w:r>
       <w:r>
-        <w:t>Поле UF_CRM_1722953876 «Проект» (file): сменить на multiple, до 20 файлов. Переименовать — название дублирует UF_CRM_1721728435 «Проект». Новое название пока не утверждено заказчиком (рабочий вариант — «Проектная документация»).</w:t>
+        <w:t>Поле UF_CRM_1722953876 «Проект» (file): сменить на multiple, до 20 файлов — чтобы прикладывать сразу несколько документов проекта (чертежи, ТЗ, расчёт). Переименовать — название дублирует UF_CRM_1721728435 «Проект». Новое название пока не утверждено заказчиком (рабочий вариант — «Проектная документация»).</w:t>
       </w:r>
     </w:p>
     <w:p>
@@ -571,7 +571,7 @@
         <w:tab/>
       </w:r>
       <w:r>
-        <w:t>Создать смарт-процесс «Комплектация» — копия «Договора» (DYNAMIC_151): поля Название*, Описание*, Файл проекта (file, multiple), товарные позиции*; права на создание — заявителям. DYNAMIC_ID станет известен только после создания смарт-процесса — тогда вписать его в ТЗ.</w:t>
+        <w:t>Создать смарт-процесс «Комплектация» — копия «Договора» (DYNAMIC_151): поля Название*, Описание*, Файл проекта (file, multiple), товарные позиции*; права на создание — заявителям. Это и есть шаблоны изделий для выбора на стадии 0 (см. UF_CRM_KIT_ID выше). DYNAMIC_ID станет известен только после создания смарт-процесса — тогда вписать его в ТЗ.</w:t>
       </w:r>
     </w:p>
     <w:p>
@@ -586,7 +586,7 @@
         <w:tab/>
       </w:r>
       <w:r>
-        <w:t>Завести справочники сопоставления БИН/GUID: склады (iblock 91), организации (iblock 107), проекты, GUID пользователей 1С для PM.</w:t>
+        <w:t>Завести справочники сопоставления БИН/GUID: склады (iblock 91), организации (iblock 107), проекты, GUID пользователей 1С для PM — без них нечем будет заполнить GUID-поля в запросах CREATE на стадии 4 (Согласование предоплаты).</w:t>
       </w:r>
     </w:p>
     <w:p>
@@ -601,7 +601,7 @@
         <w:tab/>
       </w:r>
       <w:r>
-        <w:t>Проверить, что поле «Подразделение ЦМК» (UF_CRM_1744896002) выведено на форму карточки категории 56.</w:t>
+        <w:t>Проверить, что поле «Подразделение ЦМК» (UF_CRM_1744896002) выведено на форму карточки категории 56 — значение уходит в DEPARTMENT заказа клиента на стадии 4 (Согласование предоплаты), сотруднику ЦМК нужно его видеть.</w:t>
       </w:r>
     </w:p>
     <w:p>
@@ -4035,7 +4035,7 @@
         <w:tab/>
       </w:r>
       <w:r>
-        <w:t>Создать поле сделки UF_CRM_SUPPLIER_ONEC_GUID «GUID заказа поставщику (1С)» (string).</w:t>
+        <w:t>Создать поле сделки UF_CRM_SUPPLIER_ONEC_GUID «GUID заказа поставщику (1С)» (string) — по этому GUID робот будет узнавать сигналы SUPPLIER_ORDER_STATUS на стадиях 5 (Предоплата) и 10.</w:t>
       </w:r>
     </w:p>
     <w:p>
@@ -6603,7 +6603,7 @@
         <w:tab/>
       </w:r>
       <w:r>
-        <w:t>Создать поле сделки UF_CRM_RTU_DATE «Дата РТиУ» (date).</w:t>
+        <w:t>Создать поле сделки UF_CRM_RTU_DATE «Дата РТиУ» (date) — от неё считается 10-дневный таймер на «Выставить ЭСФ» (см. ниже).</w:t>
       </w:r>
     </w:p>
     <w:p>

--- a/ТЗ ЦМК.docx
+++ b/ТЗ ЦМК.docx
@@ -3081,7 +3081,7 @@
         <w:pStyle w:val="ListBullet"/>
       </w:pPr>
       <w:r>
-        <w:t>Пункт доставки = «На склад компании» (ENUM 7442) и пуст Склад получатель (UF_CRM_1721821168).</w:t>
+        <w:t>Пункт доставки = «На склад компании» (ENUM 7442) и пуст Склад получатель (UF_CRM_1721821168) — такую сделку можно создать и сохранить: B24 умеет проверять обязательность поля только безусловно («да»/«нет»), а не «обязательно, если...», поэтому именно эту условную зависимость ловит только данная проверка на переходе 1 → 2.</w:t>
       </w:r>
     </w:p>
     <w:p>

--- a/ТЗ ЦМК.docx
+++ b/ТЗ ЦМК.docx
@@ -16,7 +16,7 @@
           <w:b w:val="0"/>
           <w:i/>
         </w:rPr>
-        <w:t>Версия 6.0 от 27.08.2026. Заменяет предыдущую редакцию целиком. Воронка «ЦМК», CATEGORY_ID = 56.</w:t>
+        <w:t>Версия 6.1 от 28.08.2026. Заменяет предыдущую редакцию целиком. Воронка «ЦМК», CATEGORY_ID = 56.</w:t>
       </w:r>
     </w:p>
     <w:p>
@@ -640,7 +640,7 @@
         <w:tab/>
       </w:r>
       <w:r>
-        <w:t>Проверка дубля — внутри B24, без 1С: после FOUND робот ищет другие сделки категории 56 с тем же «Заказом клиента», не находящиеся на C56:LOSE. Итог пишется в скрытое поле UF_CRM_PRIMARY_ORDER_STATUS (таблица ниже). Решение по дублю принимает утверждающий на стадии 1 (ПТО. Проверка заказа).</w:t>
+        <w:t>Проверка дубля — автоматически, внутри B24, без запроса в 1С: сразу после FOUND виджет ищет другие сделки категории 56 с тем же «Заказом клиента», не находящиеся на C56:LOSE, и при совпадении показывает заявителю предупреждение со ссылками на найденные сделки прямо на форме. Дубль НЕ блокирует сохранение сделки — повтор может быть осознанным (второй заказ по тому же объекту), поэтому система сама ничего не отменяет. Итог проверки пишется в скрытое поле UF_CRM_PRIMARY_ORDER_STATUS (таблица ниже); решение — согласовать или отменить — принимает утверждающий на стадии 1 (ПТО. Проверка заказа), до его решения переход дальше заблокирован.</w:t>
       </w:r>
     </w:p>
     <w:p>
@@ -718,19 +718,6 @@
           <w:color w:val="188038"/>
           <w:sz w:val="19"/>
         </w:rPr>
-        <w:t xml:space="preserve">  "ID": "{ID}-56",                             // {ID} — номер сделки в Б24, одинаков для ЗК и ЗП</w:t>
-      </w:r>
-    </w:p>
-    <w:p>
-      <w:pPr>
-        <w:spacing w:after="0"/>
-      </w:pPr>
-      <w:r>
-        <w:rPr>
-          <w:rFonts w:ascii="Roboto Mono" w:hAnsi="Roboto Mono" w:eastAsia="Roboto Mono"/>
-          <w:color w:val="188038"/>
-          <w:sz w:val="19"/>
-        </w:rPr>
         <w:t xml:space="preserve">  "CUSTOMER_SALE_ORDER_PREFIX": "АСАА",        // часть UF_CRM_1693298354712 до первого дефиса</w:t>
       </w:r>
     </w:p>
@@ -777,12 +764,21 @@
     <w:p>
       <w:r>
         <w:rPr>
+          <w:b w:val="0"/>
+          <w:i w:val="0"/>
+        </w:rPr>
+        <w:t>Запрос идёт без ключа "ID": на форме создания сделка ещё не сохранена и номера не имеет — 1С ищет заказ только по PREFIX/NUMBER/YEAR.</w:t>
+      </w:r>
+    </w:p>
+    <w:p>
+      <w:r>
+        <w:rPr>
           <w:b/>
         </w:rPr>
-        <w:t xml:space="preserve">Сокращения: </w:t>
+        <w:t xml:space="preserve">Сокращения (везде далее по тексту): </w:t>
       </w:r>
       <w:r>
-        <w:t>ЗК — Заказ клиента, ЗП — Заказ поставщику, РО — расходный ордер, ПБЗ — документ «Производство без заказа» (везде далее по тексту).</w:t>
+        <w:t>ЗК — Заказ клиента; ЗП — Заказ поставщику; РО — расходный ордер; ПБЗ — документ «Производство без заказа»; ДС — денежные средства; ГП — готовая продукция; РТиУ — накладная «Реализация товаров и услуг»; ЭСФ/СФ — (электронный) счёт-фактура; ОПБП-2 — отдел поддержки интеграции (состав — прил. Б).</w:t>
       </w:r>
     </w:p>
     <w:p>
@@ -931,7 +927,7 @@
           <w:b w:val="0"/>
           <w:i w:val="0"/>
         </w:rPr>
-        <w:t>Имена полей ответа те же, что в CREATE (стадия 4, Согласование предоплаты) и в таблице «ЦМК 56 Интеграция» — одно поле, одно имя.</w:t>
+        <w:t>Имена полей ответа — как в таблице «ЦМК 56 Интеграция»; каждое имя соответствует полю B24 из таблицы «Что заполняет виджет при FOUND» ниже. В запросах CREATE (стадия 4, Согласование предоплаты) конвенция имён другая — см. примечание там.</w:t>
       </w:r>
     </w:p>
     <w:p>
@@ -2963,7 +2959,7 @@
         <w:tab/>
       </w:r>
       <w:r>
-        <w:t>При статусе «Дубль»: уведомление заявителю и утверждающему со ссылками на найденные сделки. Осознанный повтор (второй заказ по тому же объекту) → «Согласовать»; неоправданный → «Отменить сделку».</w:t>
+        <w:t>При статусе «Дубль» робот дополнительно шлёт утверждающему и заявителю уведомление со ссылками на найденные сделки-дубли. Обнаружение дубля — автоматическое (стадия 0), решение — всегда за утверждающим: осознанный повтор (второй заказ по тому же объекту) → «Согласовать»; неоправданный → «Отменить сделку». Автоматической отмены дубля нет.</w:t>
       </w:r>
     </w:p>
     <w:p>
@@ -3098,6 +3094,14 @@
       </w:pPr>
       <w:r>
         <w:t>Пусто любое поле lookup (6 полей стадии 0) — lookup не отработал; заявитель ждёт результат или перевводит номер.</w:t>
+      </w:r>
+    </w:p>
+    <w:p>
+      <w:pPr>
+        <w:pStyle w:val="ListBullet"/>
+      </w:pPr>
+      <w:r>
+        <w:t>Пусто поле «ПМ» (UF_CRM_1726150091) или пользователь не сопоставлен в справочнике GUID пользователей 1С — поле автозаполняется штатной цепочкой B24, на стадии 4 (Согласование предоплаты) уходит в PM заказа поставщику.</w:t>
       </w:r>
     </w:p>
     <w:p>
@@ -3295,7 +3299,7 @@
         <w:t xml:space="preserve">Вход: </w:t>
       </w:r>
       <w:r>
-        <w:t>«Согласовать» на стадии 1 (ПТО. Проверка заказа); возврат «На доработку» со стадии 3 (Согласование заявителем).</w:t>
+        <w:t>«Согласовать» на стадии 1 (ПТО. Проверка заказа); возврат «На доработку» со стадии 3 (Согласование заявителем); ручной возврат со стадии 4 (Согласование предоплаты) при отклонении CREATE (неизвестный PRODUCT_GUID или CONTRACT_NOT_FOUND). При любом входе задание шага 1 ставится заново.</w:t>
       </w:r>
     </w:p>
     <w:p>
@@ -4035,7 +4039,7 @@
         <w:tab/>
       </w:r>
       <w:r>
-        <w:t>Создать поле сделки UF_CRM_SUPPLIER_ONEC_GUID «GUID заказа поставщику (1С)» (string) — по этому GUID робот будет узнавать сигналы SUPPLIER_ORDER_STATUS на стадиях 5 (Предоплата) и 10.</w:t>
+        <w:t>Создать поле сделки UF_CRM_SUPPLIER_ONEC_GUID «GUID заказа поставщику (1С)» (string) — по этому GUID робот узнаёт сигналы SUPPLIER_ORDER_STATUS. 1С шлёт их при каждом списании ДС независимо от стадии сделки, поэтому робот принимает и сохраняет последний SUPPLIER_ORDER_PAYMENT_PERCENT на любой стадии с 5 по 10 — оплата, пришедшая во время изготовления или отгрузки, не теряется.</w:t>
       </w:r>
     </w:p>
     <w:p>
@@ -4193,7 +4197,7 @@
           <w:color w:val="188038"/>
           <w:sz w:val="19"/>
         </w:rPr>
-        <w:t xml:space="preserve"> "ID": "{ID}-56",</w:t>
+        <w:t xml:space="preserve"> "ID": "{ID}-56",                                     // {ID} — номер сделки в Б24, одинаков для ЗК и ЗП</w:t>
       </w:r>
     </w:p>
     <w:p>
@@ -4602,7 +4606,7 @@
           <w:color w:val="188038"/>
           <w:sz w:val="19"/>
         </w:rPr>
-        <w:t xml:space="preserve"> "PM":             "{UF_CRM_1726150091 → GUID пользователя 1С}",</w:t>
+        <w:t xml:space="preserve"> "PM":             "{UF_CRM_1726150091 → GUID пользователя 1С}",  // ПМ — автозаполняется штатной цепочкой B24 при создании сделки</w:t>
       </w:r>
     </w:p>
     <w:p>
@@ -4632,6 +4636,15 @@
       </w:r>
     </w:p>
     <w:p/>
+    <w:p>
+      <w:r>
+        <w:rPr>
+          <w:b w:val="0"/>
+          <w:i w:val="0"/>
+        </w:rPr>
+        <w:t>Конвенция имён в CREATE: имена параметров привязаны к реквизитам документа 1С, а не к полям B24. ORGANIZATION — организация, от имени которой создаётся документ; COMPANY — контрагент. Роли сторон в ЗК и ЗП зеркальны, поэтому одно поле B24 уходит под разными именами (UF_CRM_1707998114 — COMPANY в ЗК и ORGANIZATION в ЗП; UF_CRM_1721728435 — CUSTOMER_SITE в ЗК и SITE в ЗП), а одно имя DATE_OF_ISSUE наполняется из разных полей (в ЗК — плановое окончание производства, в ЗП — требуемая дата производства). Это намеренно, ошибкой не является.</w:t>
+      </w:r>
+    </w:p>
     <w:p>
       <w:r>
         <w:rPr>
@@ -4906,7 +4919,7 @@
         <w:pStyle w:val="ListBullet"/>
       </w:pPr>
       <w:r>
-        <w:t>Неизвестный PRODUCT_GUID или CONTRACT_NOT_FOUND → CREATE отклонён, уведомление ОПБП-2 и сотруднику ЦМК; возврат на стадию 2 (Согласование производства) вручную.</w:t>
+        <w:t>Неизвестный PRODUCT_GUID или CONTRACT_NOT_FOUND → CREATE отклонён, уведомление ОПБП-2 и сотруднику ЦМК (текст причины из ответа 1С — в уведомлении); возврат на стадию 2 (Согласование производства) вручную, задание «Согласовать коммерческие условия и производство» ставится сотруднику ЦМК повторно.</w:t>
       </w:r>
     </w:p>
     <w:p>
@@ -5215,7 +5228,7 @@
         <w:t xml:space="preserve">Выход: </w:t>
       </w:r>
       <w:r>
-        <w:t>SUPPLIER_ORDER_PAYMENT_PERCENT ≥ UF_CRM_1733494955 → стадия 6 (Изготовление изделия). Меньше — сделка стоит, запись в историю. Последний полученный процент робот сохраняет в истории сделки — он используется на стадии 9 (Закрывающие документы) при выборе следующей стадии.</w:t>
+        <w:t>SUPPLIER_ORDER_PAYMENT_PERCENT ≥ UF_CRM_1733494955 → стадия 6 (Изготовление изделия). Меньше — сделка стоит, запись в историю. Сигналы продолжают приходить и после ухода со стадии 5 (Предоплата) — робот сохраняет последний процент на стадиях 5–10; сохранённое значение используется на стадии 9 (Закрывающие документы) при выборе следующей стадии и на стадии 10 (Погашение задолженности).</w:t>
       </w:r>
     </w:p>
     <w:p>
@@ -5451,7 +5464,7 @@
         <w:tab/>
       </w:r>
       <w:r>
-        <w:t>Изменение состава заказа (номенклатура, количество, цены) со стадии 4 (Согласование предоплаты) по 12 разрешено только здесь и только ЦМК. Исключение — служебные поля своих стадий: Дата РТиУ (стадия 9, Закрывающие документы) и Причина провала (стадия 12, Сделка провалена). При изменении номенклатуры/количества/цен робот шлёт UPDATE по ЗК (ЗП не трогаем — обновится на стадии 7, Корректировка заказа).</w:t>
+        <w:t>Изменение состава заказа (номенклатура, количество, цены) со стадии 4 (Согласование предоплаты) по 12 разрешено только здесь и только ЦМК. Исключения — правки своих стадий, не затрагивающие состав заказа: Дата РТиУ и исправление замечаний Ақерке (стадия 9, Закрывающие документы), Причина провала (стадия 12, Сделка провалена). При изменении номенклатуры/количества/цен робот шлёт UPDATE по ЗК (ЗП не трогаем — обновится на стадии 7, Корректировка заказа).</w:t>
       </w:r>
     </w:p>
     <w:p>
@@ -6653,7 +6666,7 @@
         <w:tab/>
       </w:r>
       <w:r>
-        <w:t>«На доработку» (с причиной) → оператору ЦМК задание «Исправить замечания»; после закрытия — повторное задание Ақерке.</w:t>
+        <w:t>«На доработку» (с причиной) → сотруднику ЦМК задание «Исправить замечания» с текстом причины; сделка остаётся на стадии 9 (Закрывающие документы). Исправляются только поля карточки вне состава заказа (реквизиты, даты, склады) и записи Google Doc — это явное исключение из правила стадии 6 (Изготовление изделия). Если расхождение затрагивает состав заказа (номенклатуру, количество, цены) — администратор возвращает сделку на стадию 6 (Изготовление изделия), исправление и UPDATE по ЗК выполняются там по общему правилу. После закрытия задания — повторное задание Ақерке.</w:t>
       </w:r>
     </w:p>
     <w:p>
@@ -6683,7 +6696,7 @@
         <w:tab/>
       </w:r>
       <w:r>
-        <w:t>Ветка А (следующая стадия): если по ЗП уже подтверждена 100% оплата (последний сигнал стадии 5 (Предоплата) с SUPPLIER_ORDER_PAYMENT_PERCENT = 100) → стадия 11 (Сделка успешна); иначе — в том числе при предоплате 0%, когда сигналов об оплате не было, — → стадия 10 (Погашение задолженности).</w:t>
+        <w:t>Ветка А (следующая стадия): если по ЗП уже подтверждена 100% оплата (последний сохранённый сигнал с любой из стадий 5–8 с SUPPLIER_ORDER_PAYMENT_PERCENT = 100) → стадия 11 (Сделка успешна); иначе — в том числе при предоплате 0%, когда сигналов об оплате не было, — → стадия 10 (Погашение задолженности).</w:t>
       </w:r>
     </w:p>
     <w:p>
@@ -12141,7 +12154,7 @@
                 <w:b w:val="0"/>
                 <w:sz w:val="17"/>
               </w:rPr>
-              <w:t>2, 6, 7 (закупка комплектующих)</w:t>
+              <w:t>2, 6, 7 (закупка комплектующих), 9 (исправление замечаний)</w:t>
             </w:r>
           </w:p>
         </w:tc>

--- a/ТЗ ЦМК.docx
+++ b/ТЗ ЦМК.docx
@@ -583,21 +583,6 @@
       </w:pPr>
       <w:r>
         <w:t>5.</w:t>
-        <w:tab/>
-      </w:r>
-      <w:r>
-        <w:t>Завести справочники сопоставления БИН/GUID: склады (iblock 91), организации (iblock 107), проекты, GUID пользователей 1С для PM — без них нечем будет заполнить GUID-поля в запросах CREATE на стадии 4 (Согласование предоплаты).</w:t>
-      </w:r>
-    </w:p>
-    <w:p>
-      <w:pPr>
-        <w:tabs>
-          <w:tab w:pos="403" w:val="left"/>
-        </w:tabs>
-        <w:ind w:left="403" w:hanging="403"/>
-      </w:pPr>
-      <w:r>
-        <w:t>6.</w:t>
         <w:tab/>
       </w:r>
       <w:r>
@@ -3101,7 +3086,7 @@
         <w:pStyle w:val="ListBullet"/>
       </w:pPr>
       <w:r>
-        <w:t>Пусто поле «ПМ» (UF_CRM_1726150091) или пользователь не сопоставлен в справочнике GUID пользователей 1С — поле автозаполняется штатной цепочкой B24, на стадии 4 (Согласование предоплаты) уходит в PM заказа поставщику.</w:t>
+        <w:t>Пусто поле «ПМ» (UF_CRM_1726150091) — поле автозаполняется штатной цепочкой B24, на стадии 4 (Согласование предоплаты) уходит в PM заказа поставщику.</w:t>
       </w:r>
     </w:p>
     <w:p>
@@ -4262,7 +4247,7 @@
           <w:color w:val="188038"/>
           <w:sz w:val="19"/>
         </w:rPr>
-        <w:t xml:space="preserve"> "DEPARTMENT":     "{UF_CRM_1744896002}",                  // Подразделение ЦМК (стадия 0, шаг 5)</w:t>
+        <w:t xml:space="preserve"> "DEPARTMENT":     "{UF_CRM_1744896002}",                  // Подразделение ЦМК (стадия 0, шаг 4)</w:t>
       </w:r>
     </w:p>
     <w:p>
@@ -4580,7 +4565,7 @@
           <w:color w:val="188038"/>
           <w:sz w:val="19"/>
         </w:rPr>
-        <w:t xml:space="preserve"> "STOCK_IN_GUID":  "{по Пункту доставки — стадия 0, шаг 5}", // только ЗП</w:t>
+        <w:t xml:space="preserve"> "STOCK_IN_GUID":  "{по Пункту доставки — стадия 0, шаг 4}", // только ЗП</w:t>
       </w:r>
     </w:p>
     <w:p>

--- a/ТЗ ЦМК.docx
+++ b/ТЗ ЦМК.docx
@@ -572,21 +572,6 @@
       </w:r>
       <w:r>
         <w:t>Создать смарт-процесс «Комплектация» — копия «Договора» (DYNAMIC_151): поля Название*, Описание*, Файл проекта (file, multiple), товарные позиции*; права на создание — заявителям. Это и есть шаблоны изделий для выбора на стадии 0 (см. UF_CRM_KIT_ID выше). DYNAMIC_ID станет известен только после создания смарт-процесса — тогда вписать его в ТЗ.</w:t>
-      </w:r>
-    </w:p>
-    <w:p>
-      <w:pPr>
-        <w:tabs>
-          <w:tab w:pos="403" w:val="left"/>
-        </w:tabs>
-        <w:ind w:left="403" w:hanging="403"/>
-      </w:pPr>
-      <w:r>
-        <w:t>5.</w:t>
-        <w:tab/>
-      </w:r>
-      <w:r>
-        <w:t>Проверить, что поле «Подразделение ЦМК» (UF_CRM_1744896002) выведено на форму карточки категории 56 — значение уходит в DEPARTMENT заказа клиента на стадии 4 (Согласование предоплаты), сотруднику ЦМК нужно его видеть.</w:t>
       </w:r>
     </w:p>
     <w:p>
@@ -13028,7 +13013,7 @@
                 <w:b w:val="0"/>
                 <w:sz w:val="19"/>
               </w:rPr>
-              <w:t>Проверить, что «Подразделение ЦМК» (UF_CRM_1744896002) добавлено на форму карточки категории 56</w:t>
+              <w:t>Новое название UF_CRM_1722953876 (сейчас «Проект», дублирует UF_CRM_1721728435; например «Проектная документация»)</w:t>
             </w:r>
           </w:p>
         </w:tc>
@@ -13052,7 +13037,7 @@
                 <w:b w:val="0"/>
                 <w:sz w:val="19"/>
               </w:rPr>
-              <w:t>ст. 0, 4</w:t>
+              <w:t>ст. 0, прил. А</w:t>
             </w:r>
           </w:p>
         </w:tc>
@@ -13079,80 +13064,6 @@
                 <w:sz w:val="19"/>
               </w:rPr>
               <w:t>6</w:t>
-            </w:r>
-          </w:p>
-        </w:tc>
-        <w:tc>
-          <w:tcPr>
-            <w:tcW w:type="dxa" w:w="7056"/>
-            <w:tcBorders>
-              <w:top w:val="single" w:sz="6" w:space="0" w:color="c9a0a6"/>
-              <w:left w:val="single" w:sz="6" w:space="0" w:color="c9a0a6"/>
-              <w:bottom w:val="single" w:sz="6" w:space="0" w:color="c9a0a6"/>
-              <w:right w:val="single" w:sz="6" w:space="0" w:color="c9a0a6"/>
-            </w:tcBorders>
-          </w:tcPr>
-          <w:p>
-            <w:pPr>
-              <w:spacing w:after="0"/>
-            </w:pPr>
-            <w:r/>
-            <w:r>
-              <w:rPr>
-                <w:b w:val="0"/>
-                <w:sz w:val="19"/>
-              </w:rPr>
-              <w:t>Новое название UF_CRM_1722953876 (сейчас «Проект», дублирует UF_CRM_1721728435; например «Проектная документация»)</w:t>
-            </w:r>
-          </w:p>
-        </w:tc>
-        <w:tc>
-          <w:tcPr>
-            <w:tcW w:type="dxa" w:w="1872"/>
-            <w:tcBorders>
-              <w:top w:val="single" w:sz="6" w:space="0" w:color="c9a0a6"/>
-              <w:left w:val="single" w:sz="6" w:space="0" w:color="c9a0a6"/>
-              <w:bottom w:val="single" w:sz="6" w:space="0" w:color="c9a0a6"/>
-              <w:right w:val="single" w:sz="6" w:space="0" w:color="c9a0a6"/>
-            </w:tcBorders>
-          </w:tcPr>
-          <w:p>
-            <w:pPr>
-              <w:spacing w:after="0"/>
-            </w:pPr>
-            <w:r/>
-            <w:r>
-              <w:rPr>
-                <w:b w:val="0"/>
-                <w:sz w:val="19"/>
-              </w:rPr>
-              <w:t>ст. 0, прил. А</w:t>
-            </w:r>
-          </w:p>
-        </w:tc>
-      </w:tr>
-      <w:tr>
-        <w:tc>
-          <w:tcPr>
-            <w:tcW w:type="dxa" w:w="432"/>
-            <w:tcBorders>
-              <w:top w:val="single" w:sz="6" w:space="0" w:color="c9a0a6"/>
-              <w:left w:val="single" w:sz="6" w:space="0" w:color="c9a0a6"/>
-              <w:bottom w:val="single" w:sz="6" w:space="0" w:color="c9a0a6"/>
-              <w:right w:val="single" w:sz="6" w:space="0" w:color="c9a0a6"/>
-            </w:tcBorders>
-          </w:tcPr>
-          <w:p>
-            <w:pPr>
-              <w:spacing w:after="0"/>
-            </w:pPr>
-            <w:r/>
-            <w:r>
-              <w:rPr>
-                <w:b w:val="0"/>
-                <w:sz w:val="19"/>
-              </w:rPr>
-              <w:t>7</w:t>
             </w:r>
           </w:p>
         </w:tc>

--- a/ТЗ ЦМК.docx
+++ b/ТЗ ЦМК.docx
@@ -610,7 +610,7 @@
         <w:tab/>
       </w:r>
       <w:r>
-        <w:t>Проверка дубля — автоматически, внутри B24, без запроса в 1С: сразу после FOUND виджет ищет другие сделки категории 56 с тем же «Заказом клиента», не находящиеся на C56:LOSE, и при совпадении показывает заявителю предупреждение со ссылками на найденные сделки прямо на форме. Дубль НЕ блокирует сохранение сделки — повтор может быть осознанным (второй заказ по тому же объекту), поэтому система сама ничего не отменяет. Итог проверки пишется в скрытое поле UF_CRM_PRIMARY_ORDER_STATUS (таблица ниже); решение — согласовать или отменить — принимает утверждающий на стадии 1 (ПТО. Проверка заказа), до его решения переход дальше заблокирован.</w:t>
+        <w:t>Проверка дубля — автоматически, внутри B24, без запроса в 1С: сразу после FOUND виджет ищет другие сделки категории 56 с тем же «Заказом клиента», не находящиеся на C56:LOSE, и при совпадении показывает заявителю предупреждение со ссылками на найденные сделки прямо на форме. Предупреждение сохранение не блокирует — повтор бывает осознанным (второй заказ по тому же объекту). Если заявитель увидел предупреждение и всё равно сохранил сделку, она создаётся и идёт на стадию 1 (ПТО. Проверка заказа) в общем порядке: согласование не пропускается и автоматически ничего не отменяется — утверждающий видит статус «Дубль» со ссылками на найденные сделки и сам решает, согласовать или отменить. Итог проверки робот пишет в скрытое поле UF_CRM_PRIMARY_ORDER_STATUS (таблица ниже); до решения утверждающего переход на стадию 2 (Согласование производства) заблокирован.</w:t>
       </w:r>
     </w:p>
     <w:p>

--- a/ТЗ ЦМК.docx
+++ b/ТЗ ЦМК.docx
@@ -640,7 +640,22 @@
         <w:tab/>
       </w:r>
       <w:r>
-        <w:t>Робот по «Подразделению» (UF_CRM_1690169191) заполняет Направление деятельности (UF_CRM_1744896704), Подразделение ЦМК (UF_CRM_1744896002) и PROJECT — по таблице «ЦМК 56 Интеграция» (docs.google.com/spreadsheets/d/1F4CkdWqQgrK4q07_PsRBndQn65LLdlYzzGPVWwxqmWM — единственный источник значений по умолчанию для DEPARTMENT/PROJECT/ACTIVITY, по ссылке всегда актуальная версия). STOCK_IN_GUID по «Пункту доставки»: «На склад компании» (ENUM 7442) → GUID из «Склад получатель» (UF_CRM_1721821168), иначе → «Прямые поставки на объекты 7п».</w:t>
+        <w:t>Робот по значению «Подразделения» (UF_CRM_1690169191) подставляет три поля из таблицы «ЦМК 56 Интеграция» (docs.google.com/spreadsheets/d/1F4CkdWqQgrK4q07_PsRBndQn65LLdlYzzGPVWwxqmWM — единственный источник этих значений, по ссылке всегда актуальная версия): Направление деятельности (UF_CRM_1744896704), Подразделение ЦМК (UF_CRM_1744896002) и PROJECT. Зачем: на стадии 4 (Согласование предоплаты) они уходят в заказ клиента как ACTIVITY, DEPARTMENT и PROJECT — заполнить их больше негде.</w:t>
+      </w:r>
+    </w:p>
+    <w:p>
+      <w:pPr>
+        <w:tabs>
+          <w:tab w:pos="403" w:val="left"/>
+        </w:tabs>
+        <w:ind w:left="403" w:hanging="403"/>
+      </w:pPr>
+      <w:r>
+        <w:t>5.</w:t>
+        <w:tab/>
+      </w:r>
+      <w:r>
+        <w:t>Робот считает склад поступления STOCK_IN_GUID по «Пункту доставки»: «На склад компании» (ENUM 7442) → GUID из «Склад получатель» (UF_CRM_1721821168); остальные варианты → «Прямые поставки на объекты 7п». Зачем: на стадии 4 (Согласование предоплаты) значение уходит в заказ поставщику.</w:t>
       </w:r>
     </w:p>
     <w:p>
@@ -4550,7 +4565,7 @@
           <w:color w:val="188038"/>
           <w:sz w:val="19"/>
         </w:rPr>
-        <w:t xml:space="preserve"> "STOCK_IN_GUID":  "{по Пункту доставки — стадия 0, шаг 4}", // только ЗП</w:t>
+        <w:t xml:space="preserve"> "STOCK_IN_GUID":  "{по Пункту доставки — стадия 0, шаг 5}", // только ЗП</w:t>
       </w:r>
     </w:p>
     <w:p>

--- a/ТЗ ЦМК.docx
+++ b/ТЗ ЦМК.docx
@@ -4644,7 +4644,7 @@
         <w:rPr>
           <w:b/>
         </w:rPr>
-        <w:t xml:space="preserve">Ответы 1С (по одному на запрос): </w:t>
+        <w:t xml:space="preserve">Ответ 1С — отдельно на каждый из двух запросов (пример по ЗП): </w:t>
       </w:r>
       <w:r/>
     </w:p>
@@ -4658,7 +4658,7 @@
           <w:color w:val="188038"/>
           <w:sz w:val="19"/>
         </w:rPr>
-        <w:t>{"ENTITY":"CLIENT_ORDER",   "ID":"{ID}-56", "GUID":"…", "DOC_NUMBER":"…", "POSTED":true}</w:t>
+        <w:t>{</w:t>
       </w:r>
     </w:p>
     <w:p>
@@ -4671,10 +4671,71 @@
           <w:color w:val="188038"/>
           <w:sz w:val="19"/>
         </w:rPr>
-        <w:t>{"ENTITY":"SUPPLIER_ORDER", "ID":"{ID}-56", "GUID":"…", "DOC_NUMBER":"…", "POSTED":true}</w:t>
+        <w:t xml:space="preserve">  "DOC_NAME":   "Заказ поставщику Т2АА-001734 от 04.08.2026 16:29:03",</w:t>
+      </w:r>
+    </w:p>
+    <w:p>
+      <w:pPr>
+        <w:spacing w:after="0"/>
+      </w:pPr>
+      <w:r>
+        <w:rPr>
+          <w:rFonts w:ascii="Roboto Mono" w:hAnsi="Roboto Mono" w:eastAsia="Roboto Mono"/>
+          <w:color w:val="188038"/>
+          <w:sz w:val="19"/>
+        </w:rPr>
+        <w:t xml:space="preserve">  "GUID":       "545e031c-534f-11f1-9e8a-f54c33833852",</w:t>
+      </w:r>
+    </w:p>
+    <w:p>
+      <w:pPr>
+        <w:spacing w:after="0"/>
+      </w:pPr>
+      <w:r>
+        <w:rPr>
+          <w:rFonts w:ascii="Roboto Mono" w:hAnsi="Roboto Mono" w:eastAsia="Roboto Mono"/>
+          <w:color w:val="188038"/>
+          <w:sz w:val="19"/>
+        </w:rPr>
+        <w:t xml:space="preserve">  "DOC_NUMBER": "Т2АА-001734",</w:t>
+      </w:r>
+    </w:p>
+    <w:p>
+      <w:pPr>
+        <w:spacing w:after="0"/>
+      </w:pPr>
+      <w:r>
+        <w:rPr>
+          <w:rFonts w:ascii="Roboto Mono" w:hAnsi="Roboto Mono" w:eastAsia="Roboto Mono"/>
+          <w:color w:val="188038"/>
+          <w:sz w:val="19"/>
+        </w:rPr>
+        <w:t xml:space="preserve">  "DOC_YEAR":   "2026"</w:t>
+      </w:r>
+    </w:p>
+    <w:p>
+      <w:pPr>
+        <w:spacing w:after="0"/>
+      </w:pPr>
+      <w:r>
+        <w:rPr>
+          <w:rFonts w:ascii="Roboto Mono" w:hAnsi="Roboto Mono" w:eastAsia="Roboto Mono"/>
+          <w:color w:val="188038"/>
+          <w:sz w:val="19"/>
+        </w:rPr>
+        <w:t>}</w:t>
       </w:r>
     </w:p>
     <w:p/>
+    <w:p>
+      <w:r>
+        <w:rPr>
+          <w:b w:val="0"/>
+          <w:i w:val="0"/>
+        </w:rPr>
+        <w:t>Признака ЗК/ЗП в ответе нет — робот определяет документ по тому, на какой из двух запросов пришёл ответ. Отдельного флага «проведён» тоже нет: 1С создаёт оба заказа сразу проведёнными, поэтому ответ с GUID и DOC_NUMBER означает, что документ создан и проведён; при неуспехе приходит ошибка (см. «Блокировки» ниже). Робот сохраняет GUID и DOC_NUMBER (шаг 2); DOC_NAME и DOC_YEAR в B24 не записываются — полей под них нет.</w:t>
+      </w:r>
+    </w:p>
     <w:p>
       <w:r>
         <w:rPr>
@@ -4854,7 +4915,7 @@
         <w:rPr>
           <w:b/>
         </w:rPr>
-        <w:t xml:space="preserve">Выход (Gate = оба ответа POSTED + оба задания закрыты): </w:t>
+        <w:t xml:space="preserve">Выход (Gate = получены оба ответа с GUID и DOC_NUMBER + оба задания закрыты): </w:t>
       </w:r>
       <w:r/>
     </w:p>
@@ -4896,7 +4957,7 @@
         <w:pStyle w:val="ListBullet"/>
       </w:pPr>
       <w:r>
-        <w:t>POSTED = false / ошибка обмена (сеть — 3 повтора по 5 минут; данные — без повторов) → уведомление ОПБП-2, сделка стоит на стадии 4 (Согласование предоплаты); после исчерпания повторов — ручной перезапуск CREATE кнопкой робота. Это безопасно: повторный CREATE с тем же ID не создаёт вторую пару документов — 1С возвращает существующие GUID и DOC_NUMBER.</w:t>
+        <w:t>Ответ с ошибкой или ответа нет (сеть — 3 повтора по 5 минут; ошибка данных — без повторов) → уведомление ОПБП-2, сделка стоит на стадии 4 (Согласование предоплаты); после исчерпания повторов — ручной перезапуск CREATE кнопкой робота. Это безопасно: повторный CREATE с тем же ID не создаёт вторую пару документов — 1С возвращает существующие GUID и DOC_NUMBER.</w:t>
       </w:r>
     </w:p>
     <w:p>

--- a/ТЗ ЦМК.docx
+++ b/ТЗ ЦМК.docx
@@ -1776,7 +1776,9 @@
         </w:rPr>
         <w:t xml:space="preserve">Значения UF_CRM_PRIMARY_ORDER_STATUS: </w:t>
       </w:r>
-      <w:r/>
+      <w:r>
+        <w:t>поле совмещает результат двух независимых проверок — ответа 1С на LOOKUP и поиска дублей внутри B24. Дубли ищутся только при FOUND, поэтому один и тот же ответ 1С даёт разное значение поля.</w:t>
+      </w:r>
     </w:p>
     <w:tbl>
       <w:tblPr>
@@ -1786,35 +1788,11 @@
         <w:tblLook w:firstColumn="1" w:firstRow="1" w:lastColumn="0" w:lastRow="0" w:noHBand="0" w:noVBand="1" w:val="04A0"/>
       </w:tblPr>
       <w:tblGrid>
-        <w:gridCol w:w="4680"/>
-        <w:gridCol w:w="4680"/>
+        <w:gridCol w:w="3120"/>
+        <w:gridCol w:w="3120"/>
+        <w:gridCol w:w="3120"/>
       </w:tblGrid>
       <w:tr>
-        <w:tc>
-          <w:tcPr>
-            <w:tcW w:type="dxa" w:w="6192"/>
-            <w:tcBorders>
-              <w:top w:val="single" w:sz="6" w:space="0" w:color="c9a0a6"/>
-              <w:left w:val="single" w:sz="6" w:space="0" w:color="c9a0a6"/>
-              <w:bottom w:val="single" w:sz="6" w:space="0" w:color="c9a0a6"/>
-              <w:right w:val="single" w:sz="6" w:space="0" w:color="c9a0a6"/>
-            </w:tcBorders>
-            <w:shd w:val="clear" w:color="auto" w:fill="f2dcdf"/>
-          </w:tcPr>
-          <w:p>
-            <w:pPr>
-              <w:spacing w:after="0"/>
-            </w:pPr>
-            <w:r/>
-            <w:r>
-              <w:rPr>
-                <w:b/>
-                <w:sz w:val="18"/>
-              </w:rPr>
-              <w:t>Ситуация</w:t>
-            </w:r>
-          </w:p>
-        </w:tc>
         <w:tc>
           <w:tcPr>
             <w:tcW w:type="dxa" w:w="3168"/>
@@ -1836,21 +1814,20 @@
                 <w:b/>
                 <w:sz w:val="18"/>
               </w:rPr>
-              <w:t>Значение</w:t>
+              <w:t>Ответ 1С на LOOKUP</w:t>
             </w:r>
           </w:p>
         </w:tc>
-      </w:tr>
-      <w:tr>
         <w:tc>
           <w:tcPr>
-            <w:tcW w:type="dxa" w:w="6192"/>
+            <w:tcW w:type="dxa" w:w="3312"/>
             <w:tcBorders>
               <w:top w:val="single" w:sz="6" w:space="0" w:color="c9a0a6"/>
               <w:left w:val="single" w:sz="6" w:space="0" w:color="c9a0a6"/>
               <w:bottom w:val="single" w:sz="6" w:space="0" w:color="c9a0a6"/>
               <w:right w:val="single" w:sz="6" w:space="0" w:color="c9a0a6"/>
             </w:tcBorders>
+            <w:shd w:val="clear" w:color="auto" w:fill="f2dcdf"/>
           </w:tcPr>
           <w:p>
             <w:pPr>
@@ -1859,13 +1836,40 @@
             <w:r/>
             <w:r>
               <w:rPr>
-                <w:b w:val="0"/>
+                <w:b/>
                 <w:sz w:val="18"/>
               </w:rPr>
-              <w:t>1С вернула NOT_FOUND</w:t>
+              <w:t>Проверка дублей в B24</w:t>
             </w:r>
           </w:p>
         </w:tc>
+        <w:tc>
+          <w:tcPr>
+            <w:tcW w:type="dxa" w:w="2880"/>
+            <w:tcBorders>
+              <w:top w:val="single" w:sz="6" w:space="0" w:color="c9a0a6"/>
+              <w:left w:val="single" w:sz="6" w:space="0" w:color="c9a0a6"/>
+              <w:bottom w:val="single" w:sz="6" w:space="0" w:color="c9a0a6"/>
+              <w:right w:val="single" w:sz="6" w:space="0" w:color="c9a0a6"/>
+            </w:tcBorders>
+            <w:shd w:val="clear" w:color="auto" w:fill="f2dcdf"/>
+          </w:tcPr>
+          <w:p>
+            <w:pPr>
+              <w:spacing w:after="0"/>
+            </w:pPr>
+            <w:r/>
+            <w:r>
+              <w:rPr>
+                <w:b/>
+                <w:sz w:val="18"/>
+              </w:rPr>
+              <w:t>Значение поля</w:t>
+            </w:r>
+          </w:p>
+        </w:tc>
+      </w:tr>
+      <w:tr>
         <w:tc>
           <w:tcPr>
             <w:tcW w:type="dxa" w:w="3168"/>
@@ -1886,15 +1890,13 @@
                 <w:b w:val="0"/>
                 <w:sz w:val="18"/>
               </w:rPr>
-              <w:t>Не найден</w:t>
+              <w:t>NOT_FOUND — заказ не найден или не проведён</w:t>
             </w:r>
           </w:p>
         </w:tc>
-      </w:tr>
-      <w:tr>
         <w:tc>
           <w:tcPr>
-            <w:tcW w:type="dxa" w:w="6192"/>
+            <w:tcW w:type="dxa" w:w="3312"/>
             <w:tcBorders>
               <w:top w:val="single" w:sz="6" w:space="0" w:color="c9a0a6"/>
               <w:left w:val="single" w:sz="6" w:space="0" w:color="c9a0a6"/>
@@ -1912,10 +1914,36 @@
                 <w:b w:val="0"/>
                 <w:sz w:val="18"/>
               </w:rPr>
-              <w:t>FOUND, дублей в B24 нет</w:t>
+              <w:t>не выполняется</w:t>
             </w:r>
           </w:p>
         </w:tc>
+        <w:tc>
+          <w:tcPr>
+            <w:tcW w:type="dxa" w:w="2880"/>
+            <w:tcBorders>
+              <w:top w:val="single" w:sz="6" w:space="0" w:color="c9a0a6"/>
+              <w:left w:val="single" w:sz="6" w:space="0" w:color="c9a0a6"/>
+              <w:bottom w:val="single" w:sz="6" w:space="0" w:color="c9a0a6"/>
+              <w:right w:val="single" w:sz="6" w:space="0" w:color="c9a0a6"/>
+            </w:tcBorders>
+          </w:tcPr>
+          <w:p>
+            <w:pPr>
+              <w:spacing w:after="0"/>
+            </w:pPr>
+            <w:r/>
+            <w:r>
+              <w:rPr>
+                <w:b w:val="0"/>
+                <w:sz w:val="18"/>
+              </w:rPr>
+              <w:t>Не найден</w:t>
+            </w:r>
+          </w:p>
+        </w:tc>
+      </w:tr>
+      <w:tr>
         <w:tc>
           <w:tcPr>
             <w:tcW w:type="dxa" w:w="3168"/>
@@ -1936,15 +1964,13 @@
                 <w:b w:val="0"/>
                 <w:sz w:val="18"/>
               </w:rPr>
-              <w:t>Найден</w:t>
+              <w:t>FOUND — заказ найден</w:t>
             </w:r>
           </w:p>
         </w:tc>
-      </w:tr>
-      <w:tr>
         <w:tc>
           <w:tcPr>
-            <w:tcW w:type="dxa" w:w="6192"/>
+            <w:tcW w:type="dxa" w:w="3312"/>
             <w:tcBorders>
               <w:top w:val="single" w:sz="6" w:space="0" w:color="c9a0a6"/>
               <w:left w:val="single" w:sz="6" w:space="0" w:color="c9a0a6"/>
@@ -1962,10 +1988,36 @@
                 <w:b w:val="0"/>
                 <w:sz w:val="18"/>
               </w:rPr>
-              <w:t>FOUND, есть другая открытая сделка с тем же номером</w:t>
+              <w:t>дублей нет</w:t>
             </w:r>
           </w:p>
         </w:tc>
+        <w:tc>
+          <w:tcPr>
+            <w:tcW w:type="dxa" w:w="2880"/>
+            <w:tcBorders>
+              <w:top w:val="single" w:sz="6" w:space="0" w:color="c9a0a6"/>
+              <w:left w:val="single" w:sz="6" w:space="0" w:color="c9a0a6"/>
+              <w:bottom w:val="single" w:sz="6" w:space="0" w:color="c9a0a6"/>
+              <w:right w:val="single" w:sz="6" w:space="0" w:color="c9a0a6"/>
+            </w:tcBorders>
+          </w:tcPr>
+          <w:p>
+            <w:pPr>
+              <w:spacing w:after="0"/>
+            </w:pPr>
+            <w:r/>
+            <w:r>
+              <w:rPr>
+                <w:b w:val="0"/>
+                <w:sz w:val="18"/>
+              </w:rPr>
+              <w:t>Найден</w:t>
+            </w:r>
+          </w:p>
+        </w:tc>
+      </w:tr>
+      <w:tr>
         <w:tc>
           <w:tcPr>
             <w:tcW w:type="dxa" w:w="3168"/>
@@ -1986,15 +2038,13 @@
                 <w:b w:val="0"/>
                 <w:sz w:val="18"/>
               </w:rPr>
-              <w:t>Дубль</w:t>
+              <w:t>FOUND — заказ найден</w:t>
             </w:r>
           </w:p>
         </w:tc>
-      </w:tr>
-      <w:tr>
         <w:tc>
           <w:tcPr>
-            <w:tcW w:type="dxa" w:w="6192"/>
+            <w:tcW w:type="dxa" w:w="3312"/>
             <w:tcBorders>
               <w:top w:val="single" w:sz="6" w:space="0" w:color="c9a0a6"/>
               <w:left w:val="single" w:sz="6" w:space="0" w:color="c9a0a6"/>
@@ -2012,13 +2062,87 @@
                 <w:b w:val="0"/>
                 <w:sz w:val="18"/>
               </w:rPr>
-              <w:t>Ошибка связи после 3 повторов</w:t>
+              <w:t>есть другая открытая сделка с тем же номером</w:t>
             </w:r>
           </w:p>
         </w:tc>
         <w:tc>
           <w:tcPr>
+            <w:tcW w:type="dxa" w:w="2880"/>
+            <w:tcBorders>
+              <w:top w:val="single" w:sz="6" w:space="0" w:color="c9a0a6"/>
+              <w:left w:val="single" w:sz="6" w:space="0" w:color="c9a0a6"/>
+              <w:bottom w:val="single" w:sz="6" w:space="0" w:color="c9a0a6"/>
+              <w:right w:val="single" w:sz="6" w:space="0" w:color="c9a0a6"/>
+            </w:tcBorders>
+          </w:tcPr>
+          <w:p>
+            <w:pPr>
+              <w:spacing w:after="0"/>
+            </w:pPr>
+            <w:r/>
+            <w:r>
+              <w:rPr>
+                <w:b w:val="0"/>
+                <w:sz w:val="18"/>
+              </w:rPr>
+              <w:t>Дубль</w:t>
+            </w:r>
+          </w:p>
+        </w:tc>
+      </w:tr>
+      <w:tr>
+        <w:tc>
+          <w:tcPr>
             <w:tcW w:type="dxa" w:w="3168"/>
+            <w:tcBorders>
+              <w:top w:val="single" w:sz="6" w:space="0" w:color="c9a0a6"/>
+              <w:left w:val="single" w:sz="6" w:space="0" w:color="c9a0a6"/>
+              <w:bottom w:val="single" w:sz="6" w:space="0" w:color="c9a0a6"/>
+              <w:right w:val="single" w:sz="6" w:space="0" w:color="c9a0a6"/>
+            </w:tcBorders>
+          </w:tcPr>
+          <w:p>
+            <w:pPr>
+              <w:spacing w:after="0"/>
+            </w:pPr>
+            <w:r/>
+            <w:r>
+              <w:rPr>
+                <w:b w:val="0"/>
+                <w:sz w:val="18"/>
+              </w:rPr>
+              <w:t>Ответа нет — ошибка связи после 3 повторов</w:t>
+            </w:r>
+          </w:p>
+        </w:tc>
+        <w:tc>
+          <w:tcPr>
+            <w:tcW w:type="dxa" w:w="3312"/>
+            <w:tcBorders>
+              <w:top w:val="single" w:sz="6" w:space="0" w:color="c9a0a6"/>
+              <w:left w:val="single" w:sz="6" w:space="0" w:color="c9a0a6"/>
+              <w:bottom w:val="single" w:sz="6" w:space="0" w:color="c9a0a6"/>
+              <w:right w:val="single" w:sz="6" w:space="0" w:color="c9a0a6"/>
+            </w:tcBorders>
+          </w:tcPr>
+          <w:p>
+            <w:pPr>
+              <w:spacing w:after="0"/>
+            </w:pPr>
+            <w:r/>
+            <w:r>
+              <w:rPr>
+                <w:b w:val="0"/>
+                <w:sz w:val="18"/>
+              </w:rPr>
+              <w:t>не выполняется</w:t>
+            </w:r>
+          </w:p>
+        </w:tc>
+        <w:tc>
+          <w:tcPr>
+            <w:tcW w:type="dxa" w:w="2880"/>
             <w:tcBorders>
               <w:top w:val="single" w:sz="6" w:space="0" w:color="c9a0a6"/>
               <w:left w:val="single" w:sz="6" w:space="0" w:color="c9a0a6"/>

--- a/ТЗ ЦМК.docx
+++ b/ТЗ ЦМК.docx
@@ -2172,7 +2172,7 @@
         <w:rPr>
           <w:b/>
         </w:rPr>
-        <w:t xml:space="preserve">Поля заявителя: </w:t>
+        <w:t xml:space="preserve">Поля, которые заполняет заявитель: </w:t>
       </w:r>
       <w:r/>
     </w:p>

--- a/ТЗ ЦМК.docx
+++ b/ТЗ ЦМК.docx
@@ -595,7 +595,7 @@
         <w:tab/>
       </w:r>
       <w:r>
-        <w:t>JS-виджет на форме создания/карточки сделки (роботом по сохранению нельзя — нужен живой ответ на форме до сохранения). По потере фокуса полем «Заказ клиента» (UF_CRM_1693298354712) виджет проверяет маску ХХХХ-ХХХХХХ-ГГГГ и через серверный обработчик вызывает LOOKUP_CLIENT_ORDER (JSON ниже). Ответ FOUND — виджет заполняет 6 полей (таблица ниже); NOT_FOUND — очищает их и показывает предупреждение «Заказ клиента {номер} не найден в 1С или не проведён»; ошибка связи — 3 повтора по 5 минут в фоне, заявителя не задерживаем. Поле, не сопоставленное по БИН/GUID, остаётся пустым и подсвечивается красной рамкой — заявитель заполняет вручную.</w:t>
+        <w:t>JS-виджет на форме создания/карточки сделки (роботом по сохранению нельзя — нужен живой ответ на форме до сохранения). По потере фокуса полем «Заказ клиента» (UF_CRM_1693298354712) виджет проверяет маску ХХХХ-ХХХХХХ-ГГГГ и через серверный обработчик вызывает LOOKUP_CLIENT_ORDER (JSON ниже). Ответ FOUND — виджет заполняет 6 полей (таблица ниже); NOT_FOUND — очищает их и показывает предупреждение «Заказ клиента {номер} не найден в 1С или не проведён»; ошибка связи — 3 повтора по 5 минут в фоне, заявителя не задерживаем. Поле, не сопоставленное по БИН/GUID, остаётся пустым и подсвечивается красной рамкой — заявитель заполняет вручную. Все шесть подставленных полей заявитель при необходимости может поправить руками; штатный путь — исправить первичный ЗК в 1С и ввести номер заново. Остальные поля, которые заполняют робот или 1С, для заявителя read-only.</w:t>
       </w:r>
     </w:p>
     <w:p>
@@ -2793,7 +2793,7 @@
         <w:t xml:space="preserve">Результат: </w:t>
       </w:r>
       <w:r>
-        <w:t>B24 не даст сохранить сделку без обязательных полей; после сохранения сделка сразу на стадии 1 (ПТО. Проверка заказа). Документы в 1С не создаются. Условная обязательность «Склада получателя» проверяется на переходе 1 → 2 (B24 такое нативно не умеет). Поля, которые пишут роботы или 1С, для заявителя read-only; исключение — поля lookup выше, их заявитель может поправить вручную (штатный путь — исправить первичный ЗК в 1С и ввести номер заново).</w:t>
+        <w:t>после сохранения сделка попадает на стадию 1 (ПТО. Проверка заказа) — на утверждение.</w:t>
       </w:r>
     </w:p>
     <w:p>

--- a/ТЗ ЦМК.docx
+++ b/ТЗ ЦМК.docx
@@ -2910,7 +2910,7 @@
               <w:rPr>
                 <w:sz w:val="20"/>
               </w:rPr>
-              <w:t>утверждающему автоматически ставится задание с кнопками «Согласовать», «На доработку», «Отменить»; система блокирует переход, пока заявка заполнена не полностью; решение по возможному дублю принимает утверждающий.</w:t>
+              <w:t>сделка без обязательных полей сюда вообще не попадёт — B24 не даст её сохранить, а на стадию 1 (ПТО. Проверка заказа) попадают только сохранённые сделки. Утверждающему автоматически ставится задание с кнопками «Согласовать», «На доработку», «Отменить». То, что B24 проверить не может (условно обязательный «Склад получатель», состав заказа), проверяет робот на переходе дальше. Решение по возможному дублю принимает утверждающий.</w:t>
             </w:r>
           </w:p>
         </w:tc>

--- a/ТЗ ЦМК.docx
+++ b/ТЗ ЦМК.docx
@@ -200,6 +200,9 @@
     </w:tbl>
     <w:p/>
     <w:p>
+      <w:pPr>
+        <w:spacing w:before="200"/>
+      </w:pPr>
       <w:r>
         <w:rPr>
           <w:b/>
@@ -506,6 +509,9 @@
     </w:tbl>
     <w:p/>
     <w:p>
+      <w:pPr>
+        <w:spacing w:before="200"/>
+      </w:pPr>
       <w:r>
         <w:rPr>
           <w:b/>
@@ -575,6 +581,9 @@
       </w:r>
     </w:p>
     <w:p>
+      <w:pPr>
+        <w:spacing w:before="200"/>
+      </w:pPr>
       <w:r>
         <w:rPr>
           <w:b/>
@@ -659,6 +668,9 @@
       </w:r>
     </w:p>
     <w:p>
+      <w:pPr>
+        <w:spacing w:before="200"/>
+      </w:pPr>
       <w:r>
         <w:rPr>
           <w:b/>
@@ -756,6 +768,9 @@
       </w:r>
     </w:p>
     <w:p>
+      <w:pPr>
+        <w:spacing w:before="200"/>
+      </w:pPr>
       <w:r>
         <w:rPr>
           <w:b/>
@@ -767,6 +782,9 @@
       </w:r>
     </w:p>
     <w:p>
+      <w:pPr>
+        <w:spacing w:before="200"/>
+      </w:pPr>
       <w:r>
         <w:rPr>
           <w:b/>
@@ -916,6 +934,9 @@
       </w:r>
     </w:p>
     <w:p>
+      <w:pPr>
+        <w:spacing w:before="200"/>
+      </w:pPr>
       <w:r>
         <w:rPr>
           <w:b/>
@@ -1056,6 +1077,9 @@
     </w:p>
     <w:p/>
     <w:p>
+      <w:pPr>
+        <w:spacing w:before="200"/>
+      </w:pPr>
       <w:r>
         <w:rPr>
           <w:b/>
@@ -1770,6 +1794,9 @@
     </w:tbl>
     <w:p/>
     <w:p>
+      <w:pPr>
+        <w:spacing w:before="200"/>
+      </w:pPr>
       <w:r>
         <w:rPr>
           <w:b/>
@@ -2168,6 +2195,9 @@
     </w:tbl>
     <w:p/>
     <w:p>
+      <w:pPr>
+        <w:spacing w:before="200"/>
+      </w:pPr>
       <w:r>
         <w:rPr>
           <w:b/>
@@ -2786,6 +2816,9 @@
     </w:tbl>
     <w:p/>
     <w:p>
+      <w:pPr>
+        <w:spacing w:before="200"/>
+      </w:pPr>
       <w:r>
         <w:rPr>
           <w:b/>
@@ -2968,6 +3001,9 @@
     </w:tbl>
     <w:p/>
     <w:p>
+      <w:pPr>
+        <w:spacing w:before="200"/>
+      </w:pPr>
       <w:r>
         <w:rPr>
           <w:b/>
@@ -2988,6 +3024,9 @@
       </w:r>
     </w:p>
     <w:p>
+      <w:pPr>
+        <w:spacing w:before="200"/>
+      </w:pPr>
       <w:r>
         <w:rPr>
           <w:b/>
@@ -3072,6 +3111,9 @@
       </w:r>
     </w:p>
     <w:p>
+      <w:pPr>
+        <w:spacing w:before="200"/>
+      </w:pPr>
       <w:r>
         <w:rPr>
           <w:b/>
@@ -3173,6 +3215,9 @@
     </w:p>
     <w:p/>
     <w:p>
+      <w:pPr>
+        <w:spacing w:before="200"/>
+      </w:pPr>
       <w:r>
         <w:rPr>
           <w:b/>
@@ -3401,6 +3446,9 @@
     </w:tbl>
     <w:p/>
     <w:p>
+      <w:pPr>
+        <w:spacing w:before="200"/>
+      </w:pPr>
       <w:r>
         <w:rPr>
           <w:b/>
@@ -3412,6 +3460,9 @@
       </w:r>
     </w:p>
     <w:p>
+      <w:pPr>
+        <w:spacing w:before="200"/>
+      </w:pPr>
       <w:r>
         <w:rPr>
           <w:b/>
@@ -3496,6 +3547,9 @@
       </w:r>
     </w:p>
     <w:p>
+      <w:pPr>
+        <w:spacing w:before="200"/>
+      </w:pPr>
       <w:r>
         <w:rPr>
           <w:b/>
@@ -3597,6 +3651,9 @@
     </w:p>
     <w:p/>
     <w:p>
+      <w:pPr>
+        <w:spacing w:before="200"/>
+      </w:pPr>
       <w:r>
         <w:rPr>
           <w:b/>
@@ -3801,6 +3858,9 @@
     </w:tbl>
     <w:p/>
     <w:p>
+      <w:pPr>
+        <w:spacing w:before="200"/>
+      </w:pPr>
       <w:r>
         <w:rPr>
           <w:b/>
@@ -3825,6 +3885,9 @@
       </w:r>
     </w:p>
     <w:p>
+      <w:pPr>
+        <w:spacing w:before="200"/>
+      </w:pPr>
       <w:r>
         <w:rPr>
           <w:b/>
@@ -3836,6 +3899,9 @@
       </w:r>
     </w:p>
     <w:p>
+      <w:pPr>
+        <w:spacing w:before="200"/>
+      </w:pPr>
       <w:r>
         <w:rPr>
           <w:b/>
@@ -3847,6 +3913,9 @@
       </w:r>
     </w:p>
     <w:p>
+      <w:pPr>
+        <w:spacing w:before="200"/>
+      </w:pPr>
       <w:r>
         <w:rPr>
           <w:b/>
@@ -3880,6 +3949,9 @@
       </w:r>
     </w:p>
     <w:p>
+      <w:pPr>
+        <w:spacing w:before="200"/>
+      </w:pPr>
       <w:r>
         <w:rPr>
           <w:b/>
@@ -4113,6 +4185,9 @@
     </w:tbl>
     <w:p/>
     <w:p>
+      <w:pPr>
+        <w:spacing w:before="200"/>
+      </w:pPr>
       <w:r>
         <w:rPr>
           <w:b/>
@@ -4152,6 +4227,9 @@
       </w:r>
     </w:p>
     <w:p>
+      <w:pPr>
+        <w:spacing w:before="200"/>
+      </w:pPr>
       <w:r>
         <w:rPr>
           <w:b/>
@@ -4163,6 +4241,9 @@
       </w:r>
     </w:p>
     <w:p>
+      <w:pPr>
+        <w:spacing w:before="200"/>
+      </w:pPr>
       <w:r>
         <w:rPr>
           <w:b/>
@@ -4262,6 +4343,9 @@
       </w:r>
     </w:p>
     <w:p>
+      <w:pPr>
+        <w:spacing w:before="200"/>
+      </w:pPr>
       <w:r>
         <w:rPr>
           <w:b/>
@@ -4541,6 +4625,9 @@
       </w:r>
     </w:p>
     <w:p>
+      <w:pPr>
+        <w:spacing w:before="200"/>
+      </w:pPr>
       <w:r>
         <w:rPr>
           <w:b/>
@@ -4764,6 +4851,9 @@
       </w:r>
     </w:p>
     <w:p>
+      <w:pPr>
+        <w:spacing w:before="200"/>
+      </w:pPr>
       <w:r>
         <w:rPr>
           <w:b/>
@@ -4861,6 +4951,9 @@
       </w:r>
     </w:p>
     <w:p>
+      <w:pPr>
+        <w:spacing w:before="200"/>
+      </w:pPr>
       <w:r>
         <w:rPr>
           <w:b/>
@@ -4872,6 +4965,9 @@
       </w:r>
     </w:p>
     <w:p>
+      <w:pPr>
+        <w:spacing w:before="200"/>
+      </w:pPr>
       <w:r>
         <w:rPr>
           <w:b/>
@@ -4947,6 +5043,9 @@
     </w:p>
     <w:p/>
     <w:p>
+      <w:pPr>
+        <w:spacing w:before="200"/>
+      </w:pPr>
       <w:r>
         <w:rPr>
           <w:b/>
@@ -5035,6 +5134,9 @@
     </w:p>
     <w:p/>
     <w:p>
+      <w:pPr>
+        <w:spacing w:before="200"/>
+      </w:pPr>
       <w:r>
         <w:rPr>
           <w:b/>
@@ -5060,6 +5162,9 @@
       </w:r>
     </w:p>
     <w:p>
+      <w:pPr>
+        <w:spacing w:before="200"/>
+      </w:pPr>
       <w:r>
         <w:rPr>
           <w:b/>
@@ -5264,6 +5369,9 @@
     </w:tbl>
     <w:p/>
     <w:p>
+      <w:pPr>
+        <w:spacing w:before="200"/>
+      </w:pPr>
       <w:r>
         <w:rPr>
           <w:b/>
@@ -5275,6 +5383,9 @@
       </w:r>
     </w:p>
     <w:p>
+      <w:pPr>
+        <w:spacing w:before="200"/>
+      </w:pPr>
       <w:r>
         <w:rPr>
           <w:b/>
@@ -5391,6 +5502,9 @@
     </w:p>
     <w:p/>
     <w:p>
+      <w:pPr>
+        <w:spacing w:before="200"/>
+      </w:pPr>
       <w:r>
         <w:rPr>
           <w:b/>
@@ -5573,6 +5687,9 @@
     </w:tbl>
     <w:p/>
     <w:p>
+      <w:pPr>
+        <w:spacing w:before="200"/>
+      </w:pPr>
       <w:r>
         <w:rPr>
           <w:b/>
@@ -5584,6 +5701,9 @@
       </w:r>
     </w:p>
     <w:p>
+      <w:pPr>
+        <w:spacing w:before="200"/>
+      </w:pPr>
       <w:r>
         <w:rPr>
           <w:b/>
@@ -5653,6 +5773,9 @@
       </w:r>
     </w:p>
     <w:p>
+      <w:pPr>
+        <w:spacing w:before="200"/>
+      </w:pPr>
       <w:r>
         <w:rPr>
           <w:b/>
@@ -5664,6 +5787,9 @@
       </w:r>
     </w:p>
     <w:p>
+      <w:pPr>
+        <w:spacing w:before="200"/>
+      </w:pPr>
       <w:r>
         <w:rPr>
           <w:b/>
@@ -5687,6 +5813,9 @@
     </w:p>
     <w:p/>
     <w:p>
+      <w:pPr>
+        <w:spacing w:before="200"/>
+      </w:pPr>
       <w:r>
         <w:rPr>
           <w:b/>
@@ -5814,6 +5943,9 @@
     </w:p>
     <w:p/>
     <w:p>
+      <w:pPr>
+        <w:spacing w:before="200"/>
+      </w:pPr>
       <w:r>
         <w:rPr>
           <w:b/>
@@ -6021,6 +6153,9 @@
     </w:tbl>
     <w:p/>
     <w:p>
+      <w:pPr>
+        <w:spacing w:before="200"/>
+      </w:pPr>
       <w:r>
         <w:rPr>
           <w:b/>
@@ -6045,6 +6180,9 @@
       </w:r>
     </w:p>
     <w:p>
+      <w:pPr>
+        <w:spacing w:before="200"/>
+      </w:pPr>
       <w:r>
         <w:rPr>
           <w:b/>
@@ -6056,6 +6194,9 @@
       </w:r>
     </w:p>
     <w:p>
+      <w:pPr>
+        <w:spacing w:before="200"/>
+      </w:pPr>
       <w:r>
         <w:rPr>
           <w:b/>
@@ -6125,6 +6266,9 @@
       </w:r>
     </w:p>
     <w:p>
+      <w:pPr>
+        <w:spacing w:before="200"/>
+      </w:pPr>
       <w:r>
         <w:rPr>
           <w:b/>
@@ -6367,6 +6511,9 @@
     </w:tbl>
     <w:p/>
     <w:p>
+      <w:pPr>
+        <w:spacing w:before="200"/>
+      </w:pPr>
       <w:r>
         <w:rPr>
           <w:b/>
@@ -6391,6 +6538,9 @@
       </w:r>
     </w:p>
     <w:p>
+      <w:pPr>
+        <w:spacing w:before="200"/>
+      </w:pPr>
       <w:r>
         <w:rPr>
           <w:b/>
@@ -6402,6 +6552,9 @@
       </w:r>
     </w:p>
     <w:p>
+      <w:pPr>
+        <w:spacing w:before="200"/>
+      </w:pPr>
       <w:r>
         <w:rPr>
           <w:b/>
@@ -6584,6 +6737,9 @@
     </w:p>
     <w:p/>
     <w:p>
+      <w:pPr>
+        <w:spacing w:before="200"/>
+      </w:pPr>
       <w:r>
         <w:rPr>
           <w:b/>
@@ -6766,6 +6922,9 @@
     </w:tbl>
     <w:p/>
     <w:p>
+      <w:pPr>
+        <w:spacing w:before="200"/>
+      </w:pPr>
       <w:r>
         <w:rPr>
           <w:b/>
@@ -6790,6 +6949,9 @@
       </w:r>
     </w:p>
     <w:p>
+      <w:pPr>
+        <w:spacing w:before="200"/>
+      </w:pPr>
       <w:r>
         <w:rPr>
           <w:b/>
@@ -6801,6 +6963,9 @@
       </w:r>
     </w:p>
     <w:p>
+      <w:pPr>
+        <w:spacing w:before="200"/>
+      </w:pPr>
       <w:r>
         <w:rPr>
           <w:b/>
@@ -6885,6 +7050,9 @@
       </w:r>
     </w:p>
     <w:p>
+      <w:pPr>
+        <w:spacing w:before="200"/>
+      </w:pPr>
       <w:r>
         <w:rPr>
           <w:b/>
@@ -6947,6 +7115,9 @@
     </w:p>
     <w:p/>
     <w:p>
+      <w:pPr>
+        <w:spacing w:before="200"/>
+      </w:pPr>
       <w:r>
         <w:rPr>
           <w:b/>
@@ -7143,6 +7314,9 @@
     </w:tbl>
     <w:p/>
     <w:p>
+      <w:pPr>
+        <w:spacing w:before="200"/>
+      </w:pPr>
       <w:r>
         <w:rPr>
           <w:b/>
@@ -7154,6 +7328,9 @@
       </w:r>
     </w:p>
     <w:p>
+      <w:pPr>
+        <w:spacing w:before="200"/>
+      </w:pPr>
       <w:r>
         <w:rPr>
           <w:b/>
@@ -7257,6 +7434,9 @@
     </w:p>
     <w:p/>
     <w:p>
+      <w:pPr>
+        <w:spacing w:before="200"/>
+      </w:pPr>
       <w:r>
         <w:rPr>
           <w:b/>
@@ -7470,6 +7650,9 @@
     </w:tbl>
     <w:p/>
     <w:p>
+      <w:pPr>
+        <w:spacing w:before="200"/>
+      </w:pPr>
       <w:r>
         <w:rPr>
           <w:b/>
@@ -7481,6 +7664,9 @@
       </w:r>
     </w:p>
     <w:p>
+      <w:pPr>
+        <w:spacing w:before="200"/>
+      </w:pPr>
       <w:r>
         <w:rPr>
           <w:b/>

--- a/ТЗ ЦМК.docx
+++ b/ТЗ ЦМК.docx
@@ -2586,7 +2586,7 @@
                 <w:b w:val="0"/>
                 <w:sz w:val="18"/>
               </w:rPr>
-              <w:t>при «На склад компании»</w:t>
+              <w:t>при «На склад компании» — проверяет виджет на форме, без него сделка не сохранится</w:t>
             </w:r>
           </w:p>
         </w:tc>
@@ -2943,7 +2943,7 @@
               <w:rPr>
                 <w:sz w:val="20"/>
               </w:rPr>
-              <w:t>сделка без обязательных полей сюда вообще не попадёт — B24 не даст её сохранить, а на стадию 1 (ПТО. Проверка заказа) попадают только сохранённые сделки. Утверждающему автоматически ставится задание с кнопками «Согласовать», «На доработку», «Отменить». То, что B24 проверить не может (условно обязательный «Склад получатель», состав заказа), проверяет робот на переходе дальше. Решение по возможному дублю принимает утверждающий.</w:t>
+              <w:t>сделка без обязательных полей сюда вообще не попадёт — B24 не даст её сохранить, а на стадию 1 (ПТО. Проверка заказа) попадают только сохранённые сделки. Утверждающему автоматически ставится задание с кнопками «Согласовать», «На доработку», «Отменить». Состав заказа B24 проверить не может — его проверяет робот на переходе дальше. Решение по возможному дублю принимает утверждающий.</w:t>
             </w:r>
           </w:p>
         </w:tc>
@@ -3225,14 +3225,6 @@
         <w:t xml:space="preserve">Блокировки перехода на стадию 2 (проверяет робот, текст ошибки — утверждающему): </w:t>
       </w:r>
       <w:r/>
-    </w:p>
-    <w:p>
-      <w:pPr>
-        <w:pStyle w:val="ListBullet"/>
-      </w:pPr>
-      <w:r>
-        <w:t>Пункт доставки = «На склад компании» (ENUM 7442) и пуст Склад получатель (UF_CRM_1721821168) — такую сделку можно создать и сохранить: B24 умеет проверять обязательность поля только безусловно («да»/«нет»), а не «обязательно, если...», поэтому именно эту условную зависимость ловит только данная проверка на переходе 1 → 2.</w:t>
-      </w:r>
     </w:p>
     <w:p>
       <w:pPr>

--- a/ТЗ ЦМК.docx
+++ b/ТЗ ЦМК.docx
@@ -4215,7 +4215,7 @@
         <w:tab/>
       </w:r>
       <w:r>
-        <w:t>Создать поле сделки UF_CRM_SUPPLIER_ONEC_GUID «GUID заказа поставщику (1С)» (string) — по этому GUID робот узнаёт сигналы SUPPLIER_ORDER_STATUS. 1С шлёт их при каждом списании ДС независимо от стадии сделки, поэтому робот принимает и сохраняет последний SUPPLIER_ORDER_PAYMENT_PERCENT на любой стадии с 5 по 10 — оплата, пришедшая во время изготовления или отгрузки, не теряется.</w:t>
+        <w:t>Создать поле сделки UF_CRM_SUPPLIER_ONEC_GUID «GUID заказа поставщику (1С)» (string); на форму карточки НЕ выводить — техническое поле: по этому GUID робот узнаёт сигналы SUPPLIER_ORDER_STATUS. 1С шлёт их при каждом списании ДС независимо от стадии сделки, поэтому робот принимает и сохраняет последний SUPPLIER_ORDER_PAYMENT_PERCENT на любой стадии с 5 по 10 — оплата, пришедшая во время изготовления или отгрузки, не теряется.</w:t>
       </w:r>
     </w:p>
     <w:p>
@@ -4271,7 +4271,7 @@
         <w:tab/>
       </w:r>
       <w:r>
-        <w:t>Из ответов робот пишет: UF_ONEC_GUID, Номер заказа клиента 1С (UF_CRM_1743773583), UF_CRM_SUPPLIER_ONEC_GUID, Номер заказа поставщику (UF_CRM_1721828219).</w:t>
+        <w:t>Из ответов робот пишет четыре значения. Технические, на карточке не показываются — нужны только роботу для сопоставления сигналов 1С: UF_ONEC_GUID (GUID ЗК) и UF_CRM_SUPPLIER_ONEC_GUID (GUID ЗП). Видимые в карточке: Номер заказа клиента 1С (UF_CRM_1743773583) и Номер заказа поставщику (UF_CRM_1721828219) — по ним сотрудники ищут документы в 1С.</w:t>
       </w:r>
     </w:p>
     <w:p>
@@ -11011,7 +11011,7 @@
                 <w:b w:val="0"/>
                 <w:sz w:val="16"/>
               </w:rPr>
-              <w:t>GUID в 1с (System)</w:t>
+              <w:t>GUID в 1с (System) — скрытое</w:t>
             </w:r>
           </w:p>
         </w:tc>
@@ -11377,7 +11377,7 @@
                 <w:b w:val="0"/>
                 <w:sz w:val="16"/>
               </w:rPr>
-              <w:t>GUID заказа поставщику (1С) — новое</w:t>
+              <w:t>GUID заказа поставщику (1С) — новое, скрытое</w:t>
             </w:r>
           </w:p>
         </w:tc>

--- a/ТЗ ЦМК.docx
+++ b/ТЗ ЦМК.docx
@@ -16,18 +16,478 @@
           <w:b w:val="0"/>
           <w:i/>
         </w:rPr>
-        <w:t>Версия 6.1 от 28.08.2026. Заменяет предыдущую редакцию целиком. Воронка «ЦМК», CATEGORY_ID = 56.</w:t>
+        <w:t>Версия 6.2 от 28.08.2026. Заменяет предыдущую редакцию целиком. Воронка «ЦМК», CATEGORY_ID = 56.</w:t>
       </w:r>
     </w:p>
     <w:p>
+      <w:pPr>
+        <w:pStyle w:val="Heading1"/>
+      </w:pPr>
       <w:r>
-        <w:rPr>
-          <w:b w:val="0"/>
-          <w:i w:val="0"/>
-        </w:rPr>
-        <w:t>Документ идёт строго по стадиям 0–12. Каждая стадия открывается строками «Сейчас / Делаем / Зачем», затем — вся техника этой стадии: разовая подготовка, шаги, JSON, алгоритмы, тексты заданий и блокировки. Приложения в конце — справочные таблицы, всё в них продублировано из стадий.</w:t>
+        <w:t>Переименование стадий (разово, до запуска)</w:t>
       </w:r>
     </w:p>
+    <w:tbl>
+      <w:tblPr>
+        <w:tblW w:type="auto" w:w="0"/>
+        <w:jc w:val="left"/>
+        <w:tblLayout w:type="fixed"/>
+        <w:tblLook w:firstColumn="1" w:firstRow="1" w:lastColumn="0" w:lastRow="0" w:noHBand="0" w:noVBand="1" w:val="04A0"/>
+      </w:tblPr>
+      <w:tblGrid>
+        <w:gridCol w:w="3120"/>
+        <w:gridCol w:w="3120"/>
+        <w:gridCol w:w="3120"/>
+      </w:tblGrid>
+      <w:tr>
+        <w:tc>
+          <w:tcPr>
+            <w:tcW w:type="dxa" w:w="2304"/>
+            <w:tcBorders>
+              <w:top w:val="single" w:sz="6" w:space="0" w:color="c9a0a6"/>
+              <w:left w:val="single" w:sz="6" w:space="0" w:color="c9a0a6"/>
+              <w:bottom w:val="single" w:sz="6" w:space="0" w:color="c9a0a6"/>
+              <w:right w:val="single" w:sz="6" w:space="0" w:color="c9a0a6"/>
+            </w:tcBorders>
+            <w:shd w:val="clear" w:color="auto" w:fill="f2dcdf"/>
+          </w:tcPr>
+          <w:p>
+            <w:pPr>
+              <w:spacing w:after="0"/>
+            </w:pPr>
+            <w:r/>
+            <w:r>
+              <w:rPr>
+                <w:b/>
+                <w:sz w:val="18"/>
+              </w:rPr>
+              <w:t>Код стадии</w:t>
+            </w:r>
+          </w:p>
+        </w:tc>
+        <w:tc>
+          <w:tcPr>
+            <w:tcW w:type="dxa" w:w="3456"/>
+            <w:tcBorders>
+              <w:top w:val="single" w:sz="6" w:space="0" w:color="c9a0a6"/>
+              <w:left w:val="single" w:sz="6" w:space="0" w:color="c9a0a6"/>
+              <w:bottom w:val="single" w:sz="6" w:space="0" w:color="c9a0a6"/>
+              <w:right w:val="single" w:sz="6" w:space="0" w:color="c9a0a6"/>
+            </w:tcBorders>
+            <w:shd w:val="clear" w:color="auto" w:fill="f2dcdf"/>
+          </w:tcPr>
+          <w:p>
+            <w:pPr>
+              <w:spacing w:after="0"/>
+            </w:pPr>
+            <w:r/>
+            <w:r>
+              <w:rPr>
+                <w:b/>
+                <w:sz w:val="18"/>
+              </w:rPr>
+              <w:t>Было</w:t>
+            </w:r>
+          </w:p>
+        </w:tc>
+        <w:tc>
+          <w:tcPr>
+            <w:tcW w:type="dxa" w:w="3600"/>
+            <w:tcBorders>
+              <w:top w:val="single" w:sz="6" w:space="0" w:color="c9a0a6"/>
+              <w:left w:val="single" w:sz="6" w:space="0" w:color="c9a0a6"/>
+              <w:bottom w:val="single" w:sz="6" w:space="0" w:color="c9a0a6"/>
+              <w:right w:val="single" w:sz="6" w:space="0" w:color="c9a0a6"/>
+            </w:tcBorders>
+            <w:shd w:val="clear" w:color="auto" w:fill="f2dcdf"/>
+          </w:tcPr>
+          <w:p>
+            <w:pPr>
+              <w:spacing w:after="0"/>
+            </w:pPr>
+            <w:r/>
+            <w:r>
+              <w:rPr>
+                <w:b/>
+                <w:sz w:val="18"/>
+              </w:rPr>
+              <w:t>Стало</w:t>
+            </w:r>
+          </w:p>
+        </w:tc>
+      </w:tr>
+      <w:tr>
+        <w:tc>
+          <w:tcPr>
+            <w:tcW w:type="dxa" w:w="2304"/>
+            <w:tcBorders>
+              <w:top w:val="single" w:sz="6" w:space="0" w:color="c9a0a6"/>
+              <w:left w:val="single" w:sz="6" w:space="0" w:color="c9a0a6"/>
+              <w:bottom w:val="single" w:sz="6" w:space="0" w:color="c9a0a6"/>
+              <w:right w:val="single" w:sz="6" w:space="0" w:color="c9a0a6"/>
+            </w:tcBorders>
+          </w:tcPr>
+          <w:p>
+            <w:pPr>
+              <w:spacing w:after="0"/>
+            </w:pPr>
+            <w:r/>
+            <w:r>
+              <w:rPr>
+                <w:b w:val="0"/>
+                <w:sz w:val="18"/>
+              </w:rPr>
+              <w:t>C56:NEW</w:t>
+            </w:r>
+          </w:p>
+        </w:tc>
+        <w:tc>
+          <w:tcPr>
+            <w:tcW w:type="dxa" w:w="3456"/>
+            <w:tcBorders>
+              <w:top w:val="single" w:sz="6" w:space="0" w:color="c9a0a6"/>
+              <w:left w:val="single" w:sz="6" w:space="0" w:color="c9a0a6"/>
+              <w:bottom w:val="single" w:sz="6" w:space="0" w:color="c9a0a6"/>
+              <w:right w:val="single" w:sz="6" w:space="0" w:color="c9a0a6"/>
+            </w:tcBorders>
+          </w:tcPr>
+          <w:p>
+            <w:pPr>
+              <w:spacing w:after="0"/>
+            </w:pPr>
+            <w:r/>
+            <w:r>
+              <w:rPr>
+                <w:b w:val="0"/>
+                <w:sz w:val="18"/>
+              </w:rPr>
+              <w:t>Согласование заявки и проекта</w:t>
+            </w:r>
+          </w:p>
+        </w:tc>
+        <w:tc>
+          <w:tcPr>
+            <w:tcW w:type="dxa" w:w="3600"/>
+            <w:tcBorders>
+              <w:top w:val="single" w:sz="6" w:space="0" w:color="c9a0a6"/>
+              <w:left w:val="single" w:sz="6" w:space="0" w:color="c9a0a6"/>
+              <w:bottom w:val="single" w:sz="6" w:space="0" w:color="c9a0a6"/>
+              <w:right w:val="single" w:sz="6" w:space="0" w:color="c9a0a6"/>
+            </w:tcBorders>
+          </w:tcPr>
+          <w:p>
+            <w:pPr>
+              <w:spacing w:after="0"/>
+            </w:pPr>
+            <w:r/>
+            <w:r>
+              <w:rPr>
+                <w:b w:val="0"/>
+                <w:sz w:val="18"/>
+              </w:rPr>
+              <w:t>Удалить — сделка эту стадию не проходит</w:t>
+            </w:r>
+          </w:p>
+        </w:tc>
+      </w:tr>
+      <w:tr>
+        <w:tc>
+          <w:tcPr>
+            <w:tcW w:type="dxa" w:w="2304"/>
+            <w:tcBorders>
+              <w:top w:val="single" w:sz="6" w:space="0" w:color="c9a0a6"/>
+              <w:left w:val="single" w:sz="6" w:space="0" w:color="c9a0a6"/>
+              <w:bottom w:val="single" w:sz="6" w:space="0" w:color="c9a0a6"/>
+              <w:right w:val="single" w:sz="6" w:space="0" w:color="c9a0a6"/>
+            </w:tcBorders>
+          </w:tcPr>
+          <w:p>
+            <w:pPr>
+              <w:spacing w:after="0"/>
+            </w:pPr>
+            <w:r/>
+            <w:r>
+              <w:rPr>
+                <w:b w:val="0"/>
+                <w:sz w:val="18"/>
+              </w:rPr>
+              <w:t>C56:PREPARATION</w:t>
+            </w:r>
+          </w:p>
+        </w:tc>
+        <w:tc>
+          <w:tcPr>
+            <w:tcW w:type="dxa" w:w="3456"/>
+            <w:tcBorders>
+              <w:top w:val="single" w:sz="6" w:space="0" w:color="c9a0a6"/>
+              <w:left w:val="single" w:sz="6" w:space="0" w:color="c9a0a6"/>
+              <w:bottom w:val="single" w:sz="6" w:space="0" w:color="c9a0a6"/>
+              <w:right w:val="single" w:sz="6" w:space="0" w:color="c9a0a6"/>
+            </w:tcBorders>
+          </w:tcPr>
+          <w:p>
+            <w:pPr>
+              <w:spacing w:after="0"/>
+            </w:pPr>
+            <w:r/>
+            <w:r>
+              <w:rPr>
+                <w:b w:val="0"/>
+                <w:sz w:val="18"/>
+              </w:rPr>
+              <w:t>Согласование номенклатуры заявителем</w:t>
+            </w:r>
+          </w:p>
+        </w:tc>
+        <w:tc>
+          <w:tcPr>
+            <w:tcW w:type="dxa" w:w="3600"/>
+            <w:tcBorders>
+              <w:top w:val="single" w:sz="6" w:space="0" w:color="c9a0a6"/>
+              <w:left w:val="single" w:sz="6" w:space="0" w:color="c9a0a6"/>
+              <w:bottom w:val="single" w:sz="6" w:space="0" w:color="c9a0a6"/>
+              <w:right w:val="single" w:sz="6" w:space="0" w:color="c9a0a6"/>
+            </w:tcBorders>
+          </w:tcPr>
+          <w:p>
+            <w:pPr>
+              <w:spacing w:after="0"/>
+            </w:pPr>
+            <w:r/>
+            <w:r>
+              <w:rPr>
+                <w:b w:val="0"/>
+                <w:sz w:val="18"/>
+              </w:rPr>
+              <w:t>Согласование заявителем</w:t>
+            </w:r>
+          </w:p>
+        </w:tc>
+      </w:tr>
+      <w:tr>
+        <w:tc>
+          <w:tcPr>
+            <w:tcW w:type="dxa" w:w="2304"/>
+            <w:tcBorders>
+              <w:top w:val="single" w:sz="6" w:space="0" w:color="c9a0a6"/>
+              <w:left w:val="single" w:sz="6" w:space="0" w:color="c9a0a6"/>
+              <w:bottom w:val="single" w:sz="6" w:space="0" w:color="c9a0a6"/>
+              <w:right w:val="single" w:sz="6" w:space="0" w:color="c9a0a6"/>
+            </w:tcBorders>
+          </w:tcPr>
+          <w:p>
+            <w:pPr>
+              <w:spacing w:after="0"/>
+            </w:pPr>
+            <w:r/>
+            <w:r>
+              <w:rPr>
+                <w:b w:val="0"/>
+                <w:sz w:val="18"/>
+              </w:rPr>
+              <w:t>C56:FINAL_INVOICE</w:t>
+            </w:r>
+          </w:p>
+        </w:tc>
+        <w:tc>
+          <w:tcPr>
+            <w:tcW w:type="dxa" w:w="3456"/>
+            <w:tcBorders>
+              <w:top w:val="single" w:sz="6" w:space="0" w:color="c9a0a6"/>
+              <w:left w:val="single" w:sz="6" w:space="0" w:color="c9a0a6"/>
+              <w:bottom w:val="single" w:sz="6" w:space="0" w:color="c9a0a6"/>
+              <w:right w:val="single" w:sz="6" w:space="0" w:color="c9a0a6"/>
+            </w:tcBorders>
+          </w:tcPr>
+          <w:p>
+            <w:pPr>
+              <w:spacing w:after="0"/>
+            </w:pPr>
+            <w:r/>
+            <w:r>
+              <w:rPr>
+                <w:b w:val="0"/>
+                <w:sz w:val="18"/>
+              </w:rPr>
+              <w:t>Согласование предоплаты</w:t>
+            </w:r>
+          </w:p>
+        </w:tc>
+        <w:tc>
+          <w:tcPr>
+            <w:tcW w:type="dxa" w:w="3600"/>
+            <w:tcBorders>
+              <w:top w:val="single" w:sz="6" w:space="0" w:color="c9a0a6"/>
+              <w:left w:val="single" w:sz="6" w:space="0" w:color="c9a0a6"/>
+              <w:bottom w:val="single" w:sz="6" w:space="0" w:color="c9a0a6"/>
+              <w:right w:val="single" w:sz="6" w:space="0" w:color="c9a0a6"/>
+            </w:tcBorders>
+          </w:tcPr>
+          <w:p>
+            <w:pPr>
+              <w:spacing w:after="0"/>
+            </w:pPr>
+            <w:r/>
+            <w:r>
+              <w:rPr>
+                <w:b w:val="0"/>
+                <w:sz w:val="18"/>
+              </w:rPr>
+              <w:t>Согласование предоплаты (CREATE, Gate A/B)</w:t>
+            </w:r>
+          </w:p>
+        </w:tc>
+      </w:tr>
+      <w:tr>
+        <w:tc>
+          <w:tcPr>
+            <w:tcW w:type="dxa" w:w="2304"/>
+            <w:tcBorders>
+              <w:top w:val="single" w:sz="6" w:space="0" w:color="c9a0a6"/>
+              <w:left w:val="single" w:sz="6" w:space="0" w:color="c9a0a6"/>
+              <w:bottom w:val="single" w:sz="6" w:space="0" w:color="c9a0a6"/>
+              <w:right w:val="single" w:sz="6" w:space="0" w:color="c9a0a6"/>
+            </w:tcBorders>
+          </w:tcPr>
+          <w:p>
+            <w:pPr>
+              <w:spacing w:after="0"/>
+            </w:pPr>
+            <w:r/>
+            <w:r>
+              <w:rPr>
+                <w:b w:val="0"/>
+                <w:sz w:val="18"/>
+              </w:rPr>
+              <w:t>C56:UC_EPV01R</w:t>
+            </w:r>
+          </w:p>
+        </w:tc>
+        <w:tc>
+          <w:tcPr>
+            <w:tcW w:type="dxa" w:w="3456"/>
+            <w:tcBorders>
+              <w:top w:val="single" w:sz="6" w:space="0" w:color="c9a0a6"/>
+              <w:left w:val="single" w:sz="6" w:space="0" w:color="c9a0a6"/>
+              <w:bottom w:val="single" w:sz="6" w:space="0" w:color="c9a0a6"/>
+              <w:right w:val="single" w:sz="6" w:space="0" w:color="c9a0a6"/>
+            </w:tcBorders>
+          </w:tcPr>
+          <w:p>
+            <w:pPr>
+              <w:spacing w:after="0"/>
+            </w:pPr>
+            <w:r/>
+            <w:r>
+              <w:rPr>
+                <w:b w:val="0"/>
+                <w:sz w:val="18"/>
+              </w:rPr>
+              <w:t>Корректировка ДО и Постоплата</w:t>
+            </w:r>
+          </w:p>
+        </w:tc>
+        <w:tc>
+          <w:tcPr>
+            <w:tcW w:type="dxa" w:w="3600"/>
+            <w:tcBorders>
+              <w:top w:val="single" w:sz="6" w:space="0" w:color="c9a0a6"/>
+              <w:left w:val="single" w:sz="6" w:space="0" w:color="c9a0a6"/>
+              <w:bottom w:val="single" w:sz="6" w:space="0" w:color="c9a0a6"/>
+              <w:right w:val="single" w:sz="6" w:space="0" w:color="c9a0a6"/>
+            </w:tcBorders>
+          </w:tcPr>
+          <w:p>
+            <w:pPr>
+              <w:spacing w:after="0"/>
+            </w:pPr>
+            <w:r/>
+            <w:r>
+              <w:rPr>
+                <w:b w:val="0"/>
+                <w:sz w:val="18"/>
+              </w:rPr>
+              <w:t>Корректировка заказа</w:t>
+            </w:r>
+          </w:p>
+        </w:tc>
+      </w:tr>
+      <w:tr>
+        <w:tc>
+          <w:tcPr>
+            <w:tcW w:type="dxa" w:w="2304"/>
+            <w:tcBorders>
+              <w:top w:val="single" w:sz="6" w:space="0" w:color="c9a0a6"/>
+              <w:left w:val="single" w:sz="6" w:space="0" w:color="c9a0a6"/>
+              <w:bottom w:val="single" w:sz="6" w:space="0" w:color="c9a0a6"/>
+              <w:right w:val="single" w:sz="6" w:space="0" w:color="c9a0a6"/>
+            </w:tcBorders>
+          </w:tcPr>
+          <w:p>
+            <w:pPr>
+              <w:spacing w:after="0"/>
+            </w:pPr>
+            <w:r/>
+            <w:r>
+              <w:rPr>
+                <w:b w:val="0"/>
+                <w:sz w:val="18"/>
+              </w:rPr>
+              <w:t>C56:UC_RIOY3Q</w:t>
+            </w:r>
+          </w:p>
+        </w:tc>
+        <w:tc>
+          <w:tcPr>
+            <w:tcW w:type="dxa" w:w="3456"/>
+            <w:tcBorders>
+              <w:top w:val="single" w:sz="6" w:space="0" w:color="c9a0a6"/>
+              <w:left w:val="single" w:sz="6" w:space="0" w:color="c9a0a6"/>
+              <w:bottom w:val="single" w:sz="6" w:space="0" w:color="c9a0a6"/>
+              <w:right w:val="single" w:sz="6" w:space="0" w:color="c9a0a6"/>
+            </w:tcBorders>
+          </w:tcPr>
+          <w:p>
+            <w:pPr>
+              <w:spacing w:after="0"/>
+            </w:pPr>
+            <w:r/>
+            <w:r>
+              <w:rPr>
+                <w:b w:val="0"/>
+                <w:sz w:val="18"/>
+              </w:rPr>
+              <w:t>АПП и отгрузка</w:t>
+            </w:r>
+          </w:p>
+        </w:tc>
+        <w:tc>
+          <w:tcPr>
+            <w:tcW w:type="dxa" w:w="3600"/>
+            <w:tcBorders>
+              <w:top w:val="single" w:sz="6" w:space="0" w:color="c9a0a6"/>
+              <w:left w:val="single" w:sz="6" w:space="0" w:color="c9a0a6"/>
+              <w:bottom w:val="single" w:sz="6" w:space="0" w:color="c9a0a6"/>
+              <w:right w:val="single" w:sz="6" w:space="0" w:color="c9a0a6"/>
+            </w:tcBorders>
+          </w:tcPr>
+          <w:p>
+            <w:pPr>
+              <w:spacing w:after="0"/>
+            </w:pPr>
+            <w:r/>
+            <w:r>
+              <w:rPr>
+                <w:b w:val="0"/>
+                <w:sz w:val="18"/>
+              </w:rPr>
+              <w:t>Отгрузка</w:t>
+            </w:r>
+          </w:p>
+        </w:tc>
+      </w:tr>
+    </w:tbl>
+    <w:p/>
     <w:p>
       <w:pPr>
         <w:pStyle w:val="Heading1"/>
@@ -379,7 +839,7 @@
                 <w:b w:val="0"/>
                 <w:sz w:val="19"/>
               </w:rPr>
-              <w:t>Файлы проекта</w:t>
+              <w:t>Проектная документация — файлы (чертежи, ТЗ, расчёт)</w:t>
             </w:r>
           </w:p>
           <w:p>
@@ -532,7 +992,7 @@
         <w:tab/>
       </w:r>
       <w:r>
-        <w:t>Удалить стадию C56:NEW «Согласование заявки и проекта» — не используется, сделка её не проходит.</w:t>
+        <w:t>Создать поля сделки: UF_CRM_KIT_ID «Комплектация» (привязка к смарт-процессу «Комплектация» — заявитель выбирает готовый шаблон изделия, чтобы не набирать состав вручную); UF_CRM_PRIMARY_ORDER_STATUS «Статус проверки первичного ЗК» (enum: Найден / Не найден / Дубль / Не проверялся; на форму карточки НЕ выводить — техническое поле: сюда робот пишет результат проверки на дубль, по нему утверждающий на стадии 1 (ПТО. Проверка заказа) принимает решение).</w:t>
       </w:r>
     </w:p>
     <w:p>
@@ -547,7 +1007,7 @@
         <w:tab/>
       </w:r>
       <w:r>
-        <w:t>Создать поля сделки: UF_CRM_KIT_ID «Комплектация» (привязка к смарт-процессу «Комплектация» — заявитель выбирает готовый шаблон изделия, чтобы не набирать состав вручную); UF_CRM_PRIMARY_ORDER_STATUS «Статус проверки первичного ЗК» (enum: Найден / Не найден / Дубль / Не проверялся; на форму карточки НЕ выводить — техническое поле: сюда робот пишет результат проверки на дубль, по нему утверждающий на стадии 1 (ПТО. Проверка заказа) принимает решение).</w:t>
+        <w:t>Поле UF_CRM_1722953876 «Проект» (file): сменить на multiple, до 20 файлов — чтобы прикладывать сразу несколько документов проекта (чертежи, ТЗ, расчёт). Переименовать в «Проектная документация» — текущее название дублирует UF_CRM_1721728435 «Проект».</w:t>
       </w:r>
     </w:p>
     <w:p>
@@ -559,21 +1019,6 @@
       </w:pPr>
       <w:r>
         <w:t>3.</w:t>
-        <w:tab/>
-      </w:r>
-      <w:r>
-        <w:t>Поле UF_CRM_1722953876 «Проект» (file): сменить на multiple, до 20 файлов — чтобы прикладывать сразу несколько документов проекта (чертежи, ТЗ, расчёт). Переименовать — название дублирует UF_CRM_1721728435 «Проект». Новое название пока не утверждено заказчиком (рабочий вариант — «Проектная документация»).</w:t>
-      </w:r>
-    </w:p>
-    <w:p>
-      <w:pPr>
-        <w:tabs>
-          <w:tab w:pos="403" w:val="left"/>
-        </w:tabs>
-        <w:ind w:left="403" w:hanging="403"/>
-      </w:pPr>
-      <w:r>
-        <w:t>4.</w:t>
         <w:tab/>
       </w:r>
       <w:r>
@@ -634,7 +1079,7 @@
         <w:tab/>
       </w:r>
       <w:r>
-        <w:t>Комплектация: по выбору значения UF_CRM_KIT_ID виджет переносит товарные позиции объекта в PRODUCT_ROWS (цены пустые) и файлы «Файл проекта» в UF_CRM_1722953876. Правила: строки добавляются к существующим, одинаковая номенклатура не объединяется; очистка поля строки не удаляет; перенос работает при создании сделки и на стадии 1 (ПТО. Проверка заказа); количество в объекте — на один комплект, нужное число заявитель умножает сам.</w:t>
+        <w:t>Комплектация: по выбору значения UF_CRM_KIT_ID виджет переносит товарные позиции объекта в PRODUCT_ROWS (цены пустые) и файлы «Файл проекта» в UF_CRM_1722953876. Подробно — в блоке «Комплектация» ниже.</w:t>
       </w:r>
     </w:p>
     <w:p>
@@ -665,6 +1110,787 @@
       </w:r>
       <w:r>
         <w:t>Робот считает склад поступления STOCK_IN_GUID по «Пункту доставки»: «На склад компании» (ENUM 7442) → GUID из «Склад получатель» (UF_CRM_1721821168); остальные варианты → «Прямые поставки на объекты 7п». Зачем: на стадии 4 (Согласование предоплаты) значение уходит в заказ поставщику.</w:t>
+      </w:r>
+    </w:p>
+    <w:p>
+      <w:pPr>
+        <w:spacing w:before="200"/>
+      </w:pPr>
+      <w:r>
+        <w:rPr>
+          <w:b/>
+        </w:rPr>
+        <w:t xml:space="preserve">Комплектация — подробно: </w:t>
+      </w:r>
+      <w:r/>
+    </w:p>
+    <w:p>
+      <w:r>
+        <w:rPr>
+          <w:b w:val="0"/>
+          <w:i w:val="0"/>
+        </w:rPr>
+        <w:t>Зачем. Типовые изделия ЦМК состоят из одного и того же набора номенклатуры. Чтобы заявитель не вносил один и тот же список в каждую сделку вручную, он один раз заводит объект комплектации, а в сделке только выбирает его — список номенклатуры переносится автоматически.</w:t>
+      </w:r>
+    </w:p>
+    <w:p>
+      <w:r>
+        <w:rPr>
+          <w:b w:val="0"/>
+          <w:i w:val="0"/>
+        </w:rPr>
+        <w:t>Где хранится. Смарт-процесс «Комплектация» — копия существующего смарт-процесса «Договора» (DYNAMIC_151), который по структуре подходит под задачу (согласовано с Ернаром Кыдырбаевым). Это отдельный смарт-процесс со своим набором полей, а не направление внутри «Договоров».</w:t>
+      </w:r>
+    </w:p>
+    <w:p>
+      <w:pPr>
+        <w:spacing w:before="200"/>
+      </w:pPr>
+      <w:r>
+        <w:rPr>
+          <w:b/>
+        </w:rPr>
+        <w:t xml:space="preserve">Поля объекта комплектации: </w:t>
+      </w:r>
+      <w:r/>
+    </w:p>
+    <w:tbl>
+      <w:tblPr>
+        <w:tblW w:type="auto" w:w="0"/>
+        <w:jc w:val="left"/>
+        <w:tblLayout w:type="fixed"/>
+        <w:tblLook w:firstColumn="1" w:firstRow="1" w:lastColumn="0" w:lastRow="0" w:noHBand="0" w:noVBand="1" w:val="04A0"/>
+      </w:tblPr>
+      <w:tblGrid>
+        <w:gridCol w:w="2340"/>
+        <w:gridCol w:w="2340"/>
+        <w:gridCol w:w="2340"/>
+        <w:gridCol w:w="2340"/>
+      </w:tblGrid>
+      <w:tr>
+        <w:tc>
+          <w:tcPr>
+            <w:tcW w:type="dxa" w:w="2016"/>
+            <w:tcBorders>
+              <w:top w:val="single" w:sz="6" w:space="0" w:color="c9a0a6"/>
+              <w:left w:val="single" w:sz="6" w:space="0" w:color="c9a0a6"/>
+              <w:bottom w:val="single" w:sz="6" w:space="0" w:color="c9a0a6"/>
+              <w:right w:val="single" w:sz="6" w:space="0" w:color="c9a0a6"/>
+            </w:tcBorders>
+            <w:shd w:val="clear" w:color="auto" w:fill="f2dcdf"/>
+          </w:tcPr>
+          <w:p>
+            <w:pPr>
+              <w:spacing w:after="0"/>
+            </w:pPr>
+            <w:r/>
+            <w:r>
+              <w:rPr>
+                <w:b/>
+                <w:sz w:val="18"/>
+              </w:rPr>
+              <w:t>Поле</w:t>
+            </w:r>
+          </w:p>
+        </w:tc>
+        <w:tc>
+          <w:tcPr>
+            <w:tcW w:type="dxa" w:w="2160"/>
+            <w:tcBorders>
+              <w:top w:val="single" w:sz="6" w:space="0" w:color="c9a0a6"/>
+              <w:left w:val="single" w:sz="6" w:space="0" w:color="c9a0a6"/>
+              <w:bottom w:val="single" w:sz="6" w:space="0" w:color="c9a0a6"/>
+              <w:right w:val="single" w:sz="6" w:space="0" w:color="c9a0a6"/>
+            </w:tcBorders>
+            <w:shd w:val="clear" w:color="auto" w:fill="f2dcdf"/>
+          </w:tcPr>
+          <w:p>
+            <w:pPr>
+              <w:spacing w:after="0"/>
+            </w:pPr>
+            <w:r/>
+            <w:r>
+              <w:rPr>
+                <w:b/>
+                <w:sz w:val="18"/>
+              </w:rPr>
+              <w:t>Тип</w:t>
+            </w:r>
+          </w:p>
+        </w:tc>
+        <w:tc>
+          <w:tcPr>
+            <w:tcW w:type="dxa" w:w="864"/>
+            <w:tcBorders>
+              <w:top w:val="single" w:sz="6" w:space="0" w:color="c9a0a6"/>
+              <w:left w:val="single" w:sz="6" w:space="0" w:color="c9a0a6"/>
+              <w:bottom w:val="single" w:sz="6" w:space="0" w:color="c9a0a6"/>
+              <w:right w:val="single" w:sz="6" w:space="0" w:color="c9a0a6"/>
+            </w:tcBorders>
+            <w:shd w:val="clear" w:color="auto" w:fill="f2dcdf"/>
+          </w:tcPr>
+          <w:p>
+            <w:pPr>
+              <w:spacing w:after="0"/>
+            </w:pPr>
+            <w:r/>
+            <w:r>
+              <w:rPr>
+                <w:b/>
+                <w:sz w:val="18"/>
+              </w:rPr>
+              <w:t>Обяз.</w:t>
+            </w:r>
+          </w:p>
+        </w:tc>
+        <w:tc>
+          <w:tcPr>
+            <w:tcW w:type="dxa" w:w="4320"/>
+            <w:tcBorders>
+              <w:top w:val="single" w:sz="6" w:space="0" w:color="c9a0a6"/>
+              <w:left w:val="single" w:sz="6" w:space="0" w:color="c9a0a6"/>
+              <w:bottom w:val="single" w:sz="6" w:space="0" w:color="c9a0a6"/>
+              <w:right w:val="single" w:sz="6" w:space="0" w:color="c9a0a6"/>
+            </w:tcBorders>
+            <w:shd w:val="clear" w:color="auto" w:fill="f2dcdf"/>
+          </w:tcPr>
+          <w:p>
+            <w:pPr>
+              <w:spacing w:after="0"/>
+            </w:pPr>
+            <w:r/>
+            <w:r>
+              <w:rPr>
+                <w:b/>
+                <w:sz w:val="18"/>
+              </w:rPr>
+              <w:t>Что вводится</w:t>
+            </w:r>
+          </w:p>
+        </w:tc>
+      </w:tr>
+      <w:tr>
+        <w:tc>
+          <w:tcPr>
+            <w:tcW w:type="dxa" w:w="2016"/>
+            <w:tcBorders>
+              <w:top w:val="single" w:sz="6" w:space="0" w:color="c9a0a6"/>
+              <w:left w:val="single" w:sz="6" w:space="0" w:color="c9a0a6"/>
+              <w:bottom w:val="single" w:sz="6" w:space="0" w:color="c9a0a6"/>
+              <w:right w:val="single" w:sz="6" w:space="0" w:color="c9a0a6"/>
+            </w:tcBorders>
+          </w:tcPr>
+          <w:p>
+            <w:pPr>
+              <w:spacing w:after="0"/>
+            </w:pPr>
+            <w:r/>
+            <w:r>
+              <w:rPr>
+                <w:b w:val="0"/>
+                <w:sz w:val="18"/>
+              </w:rPr>
+              <w:t>Название</w:t>
+            </w:r>
+          </w:p>
+        </w:tc>
+        <w:tc>
+          <w:tcPr>
+            <w:tcW w:type="dxa" w:w="2160"/>
+            <w:tcBorders>
+              <w:top w:val="single" w:sz="6" w:space="0" w:color="c9a0a6"/>
+              <w:left w:val="single" w:sz="6" w:space="0" w:color="c9a0a6"/>
+              <w:bottom w:val="single" w:sz="6" w:space="0" w:color="c9a0a6"/>
+              <w:right w:val="single" w:sz="6" w:space="0" w:color="c9a0a6"/>
+            </w:tcBorders>
+          </w:tcPr>
+          <w:p>
+            <w:pPr>
+              <w:spacing w:after="0"/>
+            </w:pPr>
+            <w:r/>
+            <w:r>
+              <w:rPr>
+                <w:b w:val="0"/>
+                <w:sz w:val="18"/>
+              </w:rPr>
+              <w:t>string</w:t>
+            </w:r>
+          </w:p>
+        </w:tc>
+        <w:tc>
+          <w:tcPr>
+            <w:tcW w:type="dxa" w:w="864"/>
+            <w:tcBorders>
+              <w:top w:val="single" w:sz="6" w:space="0" w:color="c9a0a6"/>
+              <w:left w:val="single" w:sz="6" w:space="0" w:color="c9a0a6"/>
+              <w:bottom w:val="single" w:sz="6" w:space="0" w:color="c9a0a6"/>
+              <w:right w:val="single" w:sz="6" w:space="0" w:color="c9a0a6"/>
+            </w:tcBorders>
+          </w:tcPr>
+          <w:p>
+            <w:pPr>
+              <w:spacing w:after="0"/>
+            </w:pPr>
+            <w:r/>
+            <w:r>
+              <w:rPr>
+                <w:b w:val="0"/>
+                <w:sz w:val="18"/>
+              </w:rPr>
+              <w:t>да</w:t>
+            </w:r>
+          </w:p>
+        </w:tc>
+        <w:tc>
+          <w:tcPr>
+            <w:tcW w:type="dxa" w:w="4320"/>
+            <w:tcBorders>
+              <w:top w:val="single" w:sz="6" w:space="0" w:color="c9a0a6"/>
+              <w:left w:val="single" w:sz="6" w:space="0" w:color="c9a0a6"/>
+              <w:bottom w:val="single" w:sz="6" w:space="0" w:color="c9a0a6"/>
+              <w:right w:val="single" w:sz="6" w:space="0" w:color="c9a0a6"/>
+            </w:tcBorders>
+          </w:tcPr>
+          <w:p>
+            <w:pPr>
+              <w:spacing w:after="0"/>
+            </w:pPr>
+            <w:r/>
+            <w:r>
+              <w:rPr>
+                <w:b w:val="0"/>
+                <w:sz w:val="18"/>
+              </w:rPr>
+              <w:t>Название комплектации, как её называет заявитель (например «Опора ОП-6 стандарт»)</w:t>
+            </w:r>
+          </w:p>
+        </w:tc>
+      </w:tr>
+      <w:tr>
+        <w:tc>
+          <w:tcPr>
+            <w:tcW w:type="dxa" w:w="2016"/>
+            <w:tcBorders>
+              <w:top w:val="single" w:sz="6" w:space="0" w:color="c9a0a6"/>
+              <w:left w:val="single" w:sz="6" w:space="0" w:color="c9a0a6"/>
+              <w:bottom w:val="single" w:sz="6" w:space="0" w:color="c9a0a6"/>
+              <w:right w:val="single" w:sz="6" w:space="0" w:color="c9a0a6"/>
+            </w:tcBorders>
+          </w:tcPr>
+          <w:p>
+            <w:pPr>
+              <w:spacing w:after="0"/>
+            </w:pPr>
+            <w:r/>
+            <w:r>
+              <w:rPr>
+                <w:b w:val="0"/>
+                <w:sz w:val="18"/>
+              </w:rPr>
+              <w:t>Описание комплектации</w:t>
+            </w:r>
+          </w:p>
+        </w:tc>
+        <w:tc>
+          <w:tcPr>
+            <w:tcW w:type="dxa" w:w="2160"/>
+            <w:tcBorders>
+              <w:top w:val="single" w:sz="6" w:space="0" w:color="c9a0a6"/>
+              <w:left w:val="single" w:sz="6" w:space="0" w:color="c9a0a6"/>
+              <w:bottom w:val="single" w:sz="6" w:space="0" w:color="c9a0a6"/>
+              <w:right w:val="single" w:sz="6" w:space="0" w:color="c9a0a6"/>
+            </w:tcBorders>
+          </w:tcPr>
+          <w:p>
+            <w:pPr>
+              <w:spacing w:after="0"/>
+            </w:pPr>
+            <w:r/>
+            <w:r>
+              <w:rPr>
+                <w:b w:val="0"/>
+                <w:sz w:val="18"/>
+              </w:rPr>
+              <w:t>text</w:t>
+            </w:r>
+          </w:p>
+        </w:tc>
+        <w:tc>
+          <w:tcPr>
+            <w:tcW w:type="dxa" w:w="864"/>
+            <w:tcBorders>
+              <w:top w:val="single" w:sz="6" w:space="0" w:color="c9a0a6"/>
+              <w:left w:val="single" w:sz="6" w:space="0" w:color="c9a0a6"/>
+              <w:bottom w:val="single" w:sz="6" w:space="0" w:color="c9a0a6"/>
+              <w:right w:val="single" w:sz="6" w:space="0" w:color="c9a0a6"/>
+            </w:tcBorders>
+          </w:tcPr>
+          <w:p>
+            <w:pPr>
+              <w:spacing w:after="0"/>
+            </w:pPr>
+            <w:r/>
+            <w:r>
+              <w:rPr>
+                <w:b w:val="0"/>
+                <w:sz w:val="18"/>
+              </w:rPr>
+              <w:t>да</w:t>
+            </w:r>
+          </w:p>
+        </w:tc>
+        <w:tc>
+          <w:tcPr>
+            <w:tcW w:type="dxa" w:w="4320"/>
+            <w:tcBorders>
+              <w:top w:val="single" w:sz="6" w:space="0" w:color="c9a0a6"/>
+              <w:left w:val="single" w:sz="6" w:space="0" w:color="c9a0a6"/>
+              <w:bottom w:val="single" w:sz="6" w:space="0" w:color="c9a0a6"/>
+              <w:right w:val="single" w:sz="6" w:space="0" w:color="c9a0a6"/>
+            </w:tcBorders>
+          </w:tcPr>
+          <w:p>
+            <w:pPr>
+              <w:spacing w:after="0"/>
+            </w:pPr>
+            <w:r/>
+            <w:r>
+              <w:rPr>
+                <w:b w:val="0"/>
+                <w:sz w:val="18"/>
+              </w:rPr>
+              <w:t>Для чего комплект, особенности, что не входит</w:t>
+            </w:r>
+          </w:p>
+        </w:tc>
+      </w:tr>
+      <w:tr>
+        <w:tc>
+          <w:tcPr>
+            <w:tcW w:type="dxa" w:w="2016"/>
+            <w:tcBorders>
+              <w:top w:val="single" w:sz="6" w:space="0" w:color="c9a0a6"/>
+              <w:left w:val="single" w:sz="6" w:space="0" w:color="c9a0a6"/>
+              <w:bottom w:val="single" w:sz="6" w:space="0" w:color="c9a0a6"/>
+              <w:right w:val="single" w:sz="6" w:space="0" w:color="c9a0a6"/>
+            </w:tcBorders>
+          </w:tcPr>
+          <w:p>
+            <w:pPr>
+              <w:spacing w:after="0"/>
+            </w:pPr>
+            <w:r/>
+            <w:r>
+              <w:rPr>
+                <w:b w:val="0"/>
+                <w:sz w:val="18"/>
+              </w:rPr>
+              <w:t>Файл проекта</w:t>
+            </w:r>
+          </w:p>
+        </w:tc>
+        <w:tc>
+          <w:tcPr>
+            <w:tcW w:type="dxa" w:w="2160"/>
+            <w:tcBorders>
+              <w:top w:val="single" w:sz="6" w:space="0" w:color="c9a0a6"/>
+              <w:left w:val="single" w:sz="6" w:space="0" w:color="c9a0a6"/>
+              <w:bottom w:val="single" w:sz="6" w:space="0" w:color="c9a0a6"/>
+              <w:right w:val="single" w:sz="6" w:space="0" w:color="c9a0a6"/>
+            </w:tcBorders>
+          </w:tcPr>
+          <w:p>
+            <w:pPr>
+              <w:spacing w:after="0"/>
+            </w:pPr>
+            <w:r/>
+            <w:r>
+              <w:rPr>
+                <w:b w:val="0"/>
+                <w:sz w:val="18"/>
+              </w:rPr>
+              <w:t>file, multiple</w:t>
+            </w:r>
+          </w:p>
+        </w:tc>
+        <w:tc>
+          <w:tcPr>
+            <w:tcW w:type="dxa" w:w="864"/>
+            <w:tcBorders>
+              <w:top w:val="single" w:sz="6" w:space="0" w:color="c9a0a6"/>
+              <w:left w:val="single" w:sz="6" w:space="0" w:color="c9a0a6"/>
+              <w:bottom w:val="single" w:sz="6" w:space="0" w:color="c9a0a6"/>
+              <w:right w:val="single" w:sz="6" w:space="0" w:color="c9a0a6"/>
+            </w:tcBorders>
+          </w:tcPr>
+          <w:p>
+            <w:pPr>
+              <w:spacing w:after="0"/>
+            </w:pPr>
+            <w:r/>
+            <w:r>
+              <w:rPr>
+                <w:b w:val="0"/>
+                <w:sz w:val="18"/>
+              </w:rPr>
+              <w:t>нет</w:t>
+            </w:r>
+          </w:p>
+        </w:tc>
+        <w:tc>
+          <w:tcPr>
+            <w:tcW w:type="dxa" w:w="4320"/>
+            <w:tcBorders>
+              <w:top w:val="single" w:sz="6" w:space="0" w:color="c9a0a6"/>
+              <w:left w:val="single" w:sz="6" w:space="0" w:color="c9a0a6"/>
+              <w:bottom w:val="single" w:sz="6" w:space="0" w:color="c9a0a6"/>
+              <w:right w:val="single" w:sz="6" w:space="0" w:color="c9a0a6"/>
+            </w:tcBorders>
+          </w:tcPr>
+          <w:p>
+            <w:pPr>
+              <w:spacing w:after="0"/>
+            </w:pPr>
+            <w:r/>
+            <w:r>
+              <w:rPr>
+                <w:b w:val="0"/>
+                <w:sz w:val="18"/>
+              </w:rPr>
+              <w:t>Чертёж, спецификация, проект</w:t>
+            </w:r>
+          </w:p>
+        </w:tc>
+      </w:tr>
+      <w:tr>
+        <w:tc>
+          <w:tcPr>
+            <w:tcW w:type="dxa" w:w="2016"/>
+            <w:tcBorders>
+              <w:top w:val="single" w:sz="6" w:space="0" w:color="c9a0a6"/>
+              <w:left w:val="single" w:sz="6" w:space="0" w:color="c9a0a6"/>
+              <w:bottom w:val="single" w:sz="6" w:space="0" w:color="c9a0a6"/>
+              <w:right w:val="single" w:sz="6" w:space="0" w:color="c9a0a6"/>
+            </w:tcBorders>
+          </w:tcPr>
+          <w:p>
+            <w:pPr>
+              <w:spacing w:after="0"/>
+            </w:pPr>
+            <w:r/>
+            <w:r>
+              <w:rPr>
+                <w:b w:val="0"/>
+                <w:sz w:val="18"/>
+              </w:rPr>
+              <w:t>Товарные позиции</w:t>
+            </w:r>
+          </w:p>
+        </w:tc>
+        <w:tc>
+          <w:tcPr>
+            <w:tcW w:type="dxa" w:w="2160"/>
+            <w:tcBorders>
+              <w:top w:val="single" w:sz="6" w:space="0" w:color="c9a0a6"/>
+              <w:left w:val="single" w:sz="6" w:space="0" w:color="c9a0a6"/>
+              <w:bottom w:val="single" w:sz="6" w:space="0" w:color="c9a0a6"/>
+              <w:right w:val="single" w:sz="6" w:space="0" w:color="c9a0a6"/>
+            </w:tcBorders>
+          </w:tcPr>
+          <w:p>
+            <w:pPr>
+              <w:spacing w:after="0"/>
+            </w:pPr>
+            <w:r/>
+            <w:r>
+              <w:rPr>
+                <w:b w:val="0"/>
+                <w:sz w:val="18"/>
+              </w:rPr>
+              <w:t>товарные позиции смарт-процесса</w:t>
+            </w:r>
+          </w:p>
+        </w:tc>
+        <w:tc>
+          <w:tcPr>
+            <w:tcW w:type="dxa" w:w="864"/>
+            <w:tcBorders>
+              <w:top w:val="single" w:sz="6" w:space="0" w:color="c9a0a6"/>
+              <w:left w:val="single" w:sz="6" w:space="0" w:color="c9a0a6"/>
+              <w:bottom w:val="single" w:sz="6" w:space="0" w:color="c9a0a6"/>
+              <w:right w:val="single" w:sz="6" w:space="0" w:color="c9a0a6"/>
+            </w:tcBorders>
+          </w:tcPr>
+          <w:p>
+            <w:pPr>
+              <w:spacing w:after="0"/>
+            </w:pPr>
+            <w:r/>
+            <w:r>
+              <w:rPr>
+                <w:b w:val="0"/>
+                <w:sz w:val="18"/>
+              </w:rPr>
+              <w:t>да</w:t>
+            </w:r>
+          </w:p>
+        </w:tc>
+        <w:tc>
+          <w:tcPr>
+            <w:tcW w:type="dxa" w:w="4320"/>
+            <w:tcBorders>
+              <w:top w:val="single" w:sz="6" w:space="0" w:color="c9a0a6"/>
+              <w:left w:val="single" w:sz="6" w:space="0" w:color="c9a0a6"/>
+              <w:bottom w:val="single" w:sz="6" w:space="0" w:color="c9a0a6"/>
+              <w:right w:val="single" w:sz="6" w:space="0" w:color="c9a0a6"/>
+            </w:tcBorders>
+          </w:tcPr>
+          <w:p>
+            <w:pPr>
+              <w:spacing w:after="0"/>
+            </w:pPr>
+            <w:r/>
+            <w:r>
+              <w:rPr>
+                <w:b w:val="0"/>
+                <w:sz w:val="18"/>
+              </w:rPr>
+              <w:t>Номенклатура из каталога B24 и количество на один комплект; цены не указываются</w:t>
+            </w:r>
+          </w:p>
+        </w:tc>
+      </w:tr>
+      <w:tr>
+        <w:tc>
+          <w:tcPr>
+            <w:tcW w:type="dxa" w:w="2016"/>
+            <w:tcBorders>
+              <w:top w:val="single" w:sz="6" w:space="0" w:color="c9a0a6"/>
+              <w:left w:val="single" w:sz="6" w:space="0" w:color="c9a0a6"/>
+              <w:bottom w:val="single" w:sz="6" w:space="0" w:color="c9a0a6"/>
+              <w:right w:val="single" w:sz="6" w:space="0" w:color="c9a0a6"/>
+            </w:tcBorders>
+          </w:tcPr>
+          <w:p>
+            <w:pPr>
+              <w:spacing w:after="0"/>
+            </w:pPr>
+            <w:r/>
+            <w:r>
+              <w:rPr>
+                <w:b w:val="0"/>
+                <w:sz w:val="18"/>
+              </w:rPr>
+              <w:t>Ответственный</w:t>
+            </w:r>
+          </w:p>
+        </w:tc>
+        <w:tc>
+          <w:tcPr>
+            <w:tcW w:type="dxa" w:w="2160"/>
+            <w:tcBorders>
+              <w:top w:val="single" w:sz="6" w:space="0" w:color="c9a0a6"/>
+              <w:left w:val="single" w:sz="6" w:space="0" w:color="c9a0a6"/>
+              <w:bottom w:val="single" w:sz="6" w:space="0" w:color="c9a0a6"/>
+              <w:right w:val="single" w:sz="6" w:space="0" w:color="c9a0a6"/>
+            </w:tcBorders>
+          </w:tcPr>
+          <w:p>
+            <w:pPr>
+              <w:spacing w:after="0"/>
+            </w:pPr>
+            <w:r/>
+            <w:r>
+              <w:rPr>
+                <w:b w:val="0"/>
+                <w:sz w:val="18"/>
+              </w:rPr>
+              <w:t>employee</w:t>
+            </w:r>
+          </w:p>
+        </w:tc>
+        <w:tc>
+          <w:tcPr>
+            <w:tcW w:type="dxa" w:w="864"/>
+            <w:tcBorders>
+              <w:top w:val="single" w:sz="6" w:space="0" w:color="c9a0a6"/>
+              <w:left w:val="single" w:sz="6" w:space="0" w:color="c9a0a6"/>
+              <w:bottom w:val="single" w:sz="6" w:space="0" w:color="c9a0a6"/>
+              <w:right w:val="single" w:sz="6" w:space="0" w:color="c9a0a6"/>
+            </w:tcBorders>
+          </w:tcPr>
+          <w:p>
+            <w:pPr>
+              <w:spacing w:after="0"/>
+            </w:pPr>
+            <w:r/>
+            <w:r>
+              <w:rPr>
+                <w:b w:val="0"/>
+                <w:sz w:val="18"/>
+              </w:rPr>
+              <w:t>авто</w:t>
+            </w:r>
+          </w:p>
+        </w:tc>
+        <w:tc>
+          <w:tcPr>
+            <w:tcW w:type="dxa" w:w="4320"/>
+            <w:tcBorders>
+              <w:top w:val="single" w:sz="6" w:space="0" w:color="c9a0a6"/>
+              <w:left w:val="single" w:sz="6" w:space="0" w:color="c9a0a6"/>
+              <w:bottom w:val="single" w:sz="6" w:space="0" w:color="c9a0a6"/>
+              <w:right w:val="single" w:sz="6" w:space="0" w:color="c9a0a6"/>
+            </w:tcBorders>
+          </w:tcPr>
+          <w:p>
+            <w:pPr>
+              <w:spacing w:after="0"/>
+            </w:pPr>
+            <w:r/>
+            <w:r>
+              <w:rPr>
+                <w:b w:val="0"/>
+                <w:sz w:val="18"/>
+              </w:rPr>
+              <w:t>Создатель объекта; объекты видны всем заявителям ЦМК</w:t>
+            </w:r>
+          </w:p>
+        </w:tc>
+      </w:tr>
+    </w:tbl>
+    <w:p/>
+    <w:p>
+      <w:pPr>
+        <w:spacing w:before="200"/>
+      </w:pPr>
+      <w:r>
+        <w:rPr>
+          <w:b/>
+        </w:rPr>
+        <w:t xml:space="preserve">Порядок работы заявителя: </w:t>
+      </w:r>
+      <w:r/>
+    </w:p>
+    <w:p>
+      <w:pPr>
+        <w:tabs>
+          <w:tab w:pos="403" w:val="left"/>
+        </w:tabs>
+        <w:ind w:left="403" w:hanging="403"/>
+      </w:pPr>
+      <w:r>
+        <w:t>1.</w:t>
+        <w:tab/>
+      </w:r>
+      <w:r>
+        <w:t>До создания сделки (или в любой момент) заявитель заходит в смарт-процесс «Комплектация» и создаёт объект: название, описание, файл проекта, список номенклатуры с количеством.</w:t>
+      </w:r>
+    </w:p>
+    <w:p>
+      <w:pPr>
+        <w:tabs>
+          <w:tab w:pos="403" w:val="left"/>
+        </w:tabs>
+        <w:ind w:left="403" w:hanging="403"/>
+      </w:pPr>
+      <w:r>
+        <w:t>2.</w:t>
+        <w:tab/>
+      </w:r>
+      <w:r>
+        <w:t>При создании сделки выбирает нужный объект в поле «Комплектация» (UF_CRM_KIT_ID). Раздел «Номенклатура» заполняется сразу по выбору — это живое действие виджета, сохранять сделку для переноса не нужно.</w:t>
+      </w:r>
+    </w:p>
+    <w:p>
+      <w:pPr>
+        <w:tabs>
+          <w:tab w:pos="403" w:val="left"/>
+        </w:tabs>
+        <w:ind w:left="403" w:hanging="403"/>
+      </w:pPr>
+      <w:r>
+        <w:t>3.</w:t>
+        <w:tab/>
+      </w:r>
+      <w:r>
+        <w:t>Заявитель сразу видит перенесённые позиции в разделе «Номенклатура» сделки (PRODUCT_ROWS): номенклатура и количество, цены пустые. Файлы из «Файл проекта» копируются в «Проектную документацию» (UF_CRM_1722953876).</w:t>
+      </w:r>
+    </w:p>
+    <w:p>
+      <w:pPr>
+        <w:tabs>
+          <w:tab w:pos="403" w:val="left"/>
+        </w:tabs>
+        <w:ind w:left="403" w:hanging="403"/>
+      </w:pPr>
+      <w:r>
+        <w:t>4.</w:t>
+        <w:tab/>
+      </w:r>
+      <w:r>
+        <w:t>При необходимости правит перенесённый список — меняет количество, добавляет или убирает позиции, — затем сохраняет сделку.</w:t>
+      </w:r>
+    </w:p>
+    <w:p>
+      <w:pPr>
+        <w:spacing w:before="200"/>
+      </w:pPr>
+      <w:r>
+        <w:rPr>
+          <w:b/>
+        </w:rPr>
+        <w:t xml:space="preserve">Правила переноса: </w:t>
+      </w:r>
+      <w:r/>
+    </w:p>
+    <w:p>
+      <w:pPr>
+        <w:pStyle w:val="ListBullet"/>
+      </w:pPr>
+      <w:r>
+        <w:t>Перенос срабатывает сразу при выборе значения UF_CRM_KIT_ID на форме; кнопка «Сохранить» не триггер.</w:t>
+      </w:r>
+    </w:p>
+    <w:p>
+      <w:pPr>
+        <w:pStyle w:val="ListBullet"/>
+      </w:pPr>
+      <w:r>
+        <w:t>Если в сделке уже есть позиции, строки комплектации добавляются к существующим; одинаковая номенклатура не объединяется — лишнее заявитель удаляет сам.</w:t>
+      </w:r>
+    </w:p>
+    <w:p>
+      <w:pPr>
+        <w:pStyle w:val="ListBullet"/>
+      </w:pPr>
+      <w:r>
+        <w:t>Очистка поля UF_CRM_KIT_ID строки из сделки не удаляет.</w:t>
+      </w:r>
+    </w:p>
+    <w:p>
+      <w:pPr>
+        <w:pStyle w:val="ListBullet"/>
+      </w:pPr>
+      <w:r>
+        <w:t>Перенос разрешён, пока сделка на стадии 1 (ПТО. Проверка заказа). На стадии 2 (Согласование производства) и далее поле UF_CRM_KIT_ID read-only.</w:t>
+      </w:r>
+    </w:p>
+    <w:p>
+      <w:pPr>
+        <w:pStyle w:val="ListBullet"/>
+      </w:pPr>
+      <w:r>
+        <w:t>Количество в комплектации — на один комплект. Нужно несколько — заявитель умножает вручную; отдельного реквизита «Количество комплектов» с автоумножением не делаем.</w:t>
+      </w:r>
+    </w:p>
+    <w:p>
+      <w:pPr>
+        <w:pStyle w:val="ListBullet"/>
+      </w:pPr>
+      <w:r>
+        <w:t>Связь сделки с объектом хранится в UF_CRM_KIT_ID для отчётности, но в 1С не передаётся: в CREATE уходят только итоговые PRODUCT_ROWS сделки.</w:t>
       </w:r>
     </w:p>
     <w:p>
@@ -715,7 +1941,7 @@
           <w:color w:val="188038"/>
           <w:sz w:val="19"/>
         </w:rPr>
-        <w:t xml:space="preserve">  "CUSTOMER_SALE_ORDER_PREFIX": "АСАА",        // часть UF_CRM_1693298354712 до первого дефиса</w:t>
+        <w:t xml:space="preserve">  "DOC_NUMBER": "АСАА-028014",                 // номер из поля «Заказ клиента»</w:t>
       </w:r>
     </w:p>
     <w:p>
@@ -728,20 +1954,7 @@
           <w:color w:val="188038"/>
           <w:sz w:val="19"/>
         </w:rPr>
-        <w:t xml:space="preserve">  "CUSTOMER_SALE_ORDER_NUMBER": "028014",      // часть между дефисами</w:t>
-      </w:r>
-    </w:p>
-    <w:p>
-      <w:pPr>
-        <w:spacing w:after="0"/>
-      </w:pPr>
-      <w:r>
-        <w:rPr>
-          <w:rFonts w:ascii="Roboto Mono" w:hAnsi="Roboto Mono" w:eastAsia="Roboto Mono"/>
-          <w:color w:val="188038"/>
-          <w:sz w:val="19"/>
-        </w:rPr>
-        <w:t xml:space="preserve">  "CUSTOMER_SALE_ORDER_NUMBER_YEAR": "2026"    // часть после второго дефиса</w:t>
+        <w:t xml:space="preserve">  "DOC_YEAR":   "2026"                         // год из того же поля</w:t>
       </w:r>
     </w:p>
     <w:p>
@@ -775,20 +1988,6 @@
         <w:rPr>
           <w:b/>
         </w:rPr>
-        <w:t xml:space="preserve">Сокращения (везде далее по тексту): </w:t>
-      </w:r>
-      <w:r>
-        <w:t>ЗК — Заказ клиента; ЗП — Заказ поставщику; РО — расходный ордер; ПБЗ — документ «Производство без заказа»; ДС — денежные средства; ГП — готовая продукция; РТиУ — накладная «Реализация товаров и услуг»; ЭСФ/СФ — (электронный) счёт-фактура; ОПБП-2 — отдел поддержки интеграции (состав — прил. Б).</w:t>
-      </w:r>
-    </w:p>
-    <w:p>
-      <w:pPr>
-        <w:spacing w:before="200"/>
-      </w:pPr>
-      <w:r>
-        <w:rPr>
-          <w:b/>
-        </w:rPr>
         <w:t xml:space="preserve">Алгоритм 1С: </w:t>
       </w:r>
       <w:r/>
@@ -803,7 +2002,7 @@
           <w:color w:val="188038"/>
           <w:sz w:val="19"/>
         </w:rPr>
-        <w:t>ЗК ← ЗаказКлиента WHERE Номер = PREFIX-NUMBER-YEAR AND Проведён = Истина</w:t>
+        <w:t>ЗК ← ЗаказКлиента WHERE Номер = DOC_NUMBER AND Год = DOC_YEAR AND Проведён = Истина</w:t>
       </w:r>
     </w:p>
     <w:p>
@@ -1822,7 +3021,7 @@
       <w:tr>
         <w:tc>
           <w:tcPr>
-            <w:tcW w:type="dxa" w:w="3168"/>
+            <w:tcW w:type="dxa" w:w="2160"/>
             <w:tcBorders>
               <w:top w:val="single" w:sz="6" w:space="0" w:color="c9a0a6"/>
               <w:left w:val="single" w:sz="6" w:space="0" w:color="c9a0a6"/>
@@ -1841,13 +3040,13 @@
                 <w:b/>
                 <w:sz w:val="18"/>
               </w:rPr>
-              <w:t>Ответ 1С на LOOKUP</w:t>
-            </w:r>
-          </w:p>
-        </w:tc>
-        <w:tc>
-          <w:tcPr>
-            <w:tcW w:type="dxa" w:w="3312"/>
+              <w:t>Итог проверки</w:t>
+            </w:r>
+          </w:p>
+        </w:tc>
+        <w:tc>
+          <w:tcPr>
+            <w:tcW w:type="dxa" w:w="4608"/>
             <w:tcBorders>
               <w:top w:val="single" w:sz="6" w:space="0" w:color="c9a0a6"/>
               <w:left w:val="single" w:sz="6" w:space="0" w:color="c9a0a6"/>
@@ -1866,13 +3065,13 @@
                 <w:b/>
                 <w:sz w:val="18"/>
               </w:rPr>
-              <w:t>Проверка дублей в B24</w:t>
-            </w:r>
-          </w:p>
-        </w:tc>
-        <w:tc>
-          <w:tcPr>
-            <w:tcW w:type="dxa" w:w="2880"/>
+              <w:t>Что это значит</w:t>
+            </w:r>
+          </w:p>
+        </w:tc>
+        <w:tc>
+          <w:tcPr>
+            <w:tcW w:type="dxa" w:w="2592"/>
             <w:tcBorders>
               <w:top w:val="single" w:sz="6" w:space="0" w:color="c9a0a6"/>
               <w:left w:val="single" w:sz="6" w:space="0" w:color="c9a0a6"/>
@@ -1899,7 +3098,7 @@
       <w:tr>
         <w:tc>
           <w:tcPr>
-            <w:tcW w:type="dxa" w:w="3168"/>
+            <w:tcW w:type="dxa" w:w="2160"/>
             <w:tcBorders>
               <w:top w:val="single" w:sz="6" w:space="0" w:color="c9a0a6"/>
               <w:left w:val="single" w:sz="6" w:space="0" w:color="c9a0a6"/>
@@ -1917,13 +3116,13 @@
                 <w:b w:val="0"/>
                 <w:sz w:val="18"/>
               </w:rPr>
-              <w:t>NOT_FOUND — заказ не найден или не проведён</w:t>
-            </w:r>
-          </w:p>
-        </w:tc>
-        <w:tc>
-          <w:tcPr>
-            <w:tcW w:type="dxa" w:w="3312"/>
+              <w:t>NOT_FOUND</w:t>
+            </w:r>
+          </w:p>
+        </w:tc>
+        <w:tc>
+          <w:tcPr>
+            <w:tcW w:type="dxa" w:w="4608"/>
             <w:tcBorders>
               <w:top w:val="single" w:sz="6" w:space="0" w:color="c9a0a6"/>
               <w:left w:val="single" w:sz="6" w:space="0" w:color="c9a0a6"/>
@@ -1941,13 +3140,13 @@
                 <w:b w:val="0"/>
                 <w:sz w:val="18"/>
               </w:rPr>
-              <w:t>не выполняется</w:t>
-            </w:r>
-          </w:p>
-        </w:tc>
-        <w:tc>
-          <w:tcPr>
-            <w:tcW w:type="dxa" w:w="2880"/>
+              <w:t>заказ не найден в 1С или не проведён</w:t>
+            </w:r>
+          </w:p>
+        </w:tc>
+        <w:tc>
+          <w:tcPr>
+            <w:tcW w:type="dxa" w:w="2592"/>
             <w:tcBorders>
               <w:top w:val="single" w:sz="6" w:space="0" w:color="c9a0a6"/>
               <w:left w:val="single" w:sz="6" w:space="0" w:color="c9a0a6"/>
@@ -1973,7 +3172,7 @@
       <w:tr>
         <w:tc>
           <w:tcPr>
-            <w:tcW w:type="dxa" w:w="3168"/>
+            <w:tcW w:type="dxa" w:w="2160"/>
             <w:tcBorders>
               <w:top w:val="single" w:sz="6" w:space="0" w:color="c9a0a6"/>
               <w:left w:val="single" w:sz="6" w:space="0" w:color="c9a0a6"/>
@@ -1991,13 +3190,13 @@
                 <w:b w:val="0"/>
                 <w:sz w:val="18"/>
               </w:rPr>
-              <w:t>FOUND — заказ найден</w:t>
-            </w:r>
-          </w:p>
-        </w:tc>
-        <w:tc>
-          <w:tcPr>
-            <w:tcW w:type="dxa" w:w="3312"/>
+              <w:t>FOUND</w:t>
+            </w:r>
+          </w:p>
+        </w:tc>
+        <w:tc>
+          <w:tcPr>
+            <w:tcW w:type="dxa" w:w="4608"/>
             <w:tcBorders>
               <w:top w:val="single" w:sz="6" w:space="0" w:color="c9a0a6"/>
               <w:left w:val="single" w:sz="6" w:space="0" w:color="c9a0a6"/>
@@ -2015,13 +3214,13 @@
                 <w:b w:val="0"/>
                 <w:sz w:val="18"/>
               </w:rPr>
-              <w:t>дублей нет</w:t>
-            </w:r>
-          </w:p>
-        </w:tc>
-        <w:tc>
-          <w:tcPr>
-            <w:tcW w:type="dxa" w:w="2880"/>
+              <w:t>заказ найден, дублей в B24 нет</w:t>
+            </w:r>
+          </w:p>
+        </w:tc>
+        <w:tc>
+          <w:tcPr>
+            <w:tcW w:type="dxa" w:w="2592"/>
             <w:tcBorders>
               <w:top w:val="single" w:sz="6" w:space="0" w:color="c9a0a6"/>
               <w:left w:val="single" w:sz="6" w:space="0" w:color="c9a0a6"/>
@@ -2047,7 +3246,7 @@
       <w:tr>
         <w:tc>
           <w:tcPr>
-            <w:tcW w:type="dxa" w:w="3168"/>
+            <w:tcW w:type="dxa" w:w="2160"/>
             <w:tcBorders>
               <w:top w:val="single" w:sz="6" w:space="0" w:color="c9a0a6"/>
               <w:left w:val="single" w:sz="6" w:space="0" w:color="c9a0a6"/>
@@ -2065,13 +3264,13 @@
                 <w:b w:val="0"/>
                 <w:sz w:val="18"/>
               </w:rPr>
-              <w:t>FOUND — заказ найден</w:t>
-            </w:r>
-          </w:p>
-        </w:tc>
-        <w:tc>
-          <w:tcPr>
-            <w:tcW w:type="dxa" w:w="3312"/>
+              <w:t>FOUND_Double</w:t>
+            </w:r>
+          </w:p>
+        </w:tc>
+        <w:tc>
+          <w:tcPr>
+            <w:tcW w:type="dxa" w:w="4608"/>
             <w:tcBorders>
               <w:top w:val="single" w:sz="6" w:space="0" w:color="c9a0a6"/>
               <w:left w:val="single" w:sz="6" w:space="0" w:color="c9a0a6"/>
@@ -2089,13 +3288,13 @@
                 <w:b w:val="0"/>
                 <w:sz w:val="18"/>
               </w:rPr>
-              <w:t>есть другая открытая сделка с тем же номером</w:t>
-            </w:r>
-          </w:p>
-        </w:tc>
-        <w:tc>
-          <w:tcPr>
-            <w:tcW w:type="dxa" w:w="2880"/>
+              <w:t>заказ найден, но есть другая открытая сделка с тем же номером</w:t>
+            </w:r>
+          </w:p>
+        </w:tc>
+        <w:tc>
+          <w:tcPr>
+            <w:tcW w:type="dxa" w:w="2592"/>
             <w:tcBorders>
               <w:top w:val="single" w:sz="6" w:space="0" w:color="c9a0a6"/>
               <w:left w:val="single" w:sz="6" w:space="0" w:color="c9a0a6"/>
@@ -2121,7 +3320,7 @@
       <w:tr>
         <w:tc>
           <w:tcPr>
-            <w:tcW w:type="dxa" w:w="3168"/>
+            <w:tcW w:type="dxa" w:w="2160"/>
             <w:tcBorders>
               <w:top w:val="single" w:sz="6" w:space="0" w:color="c9a0a6"/>
               <w:left w:val="single" w:sz="6" w:space="0" w:color="c9a0a6"/>
@@ -2139,13 +3338,13 @@
                 <w:b w:val="0"/>
                 <w:sz w:val="18"/>
               </w:rPr>
-              <w:t>Ответа нет — ошибка связи после 3 повторов</w:t>
-            </w:r>
-          </w:p>
-        </w:tc>
-        <w:tc>
-          <w:tcPr>
-            <w:tcW w:type="dxa" w:w="3312"/>
+              <w:t>Нет ответа</w:t>
+            </w:r>
+          </w:p>
+        </w:tc>
+        <w:tc>
+          <w:tcPr>
+            <w:tcW w:type="dxa" w:w="4608"/>
             <w:tcBorders>
               <w:top w:val="single" w:sz="6" w:space="0" w:color="c9a0a6"/>
               <w:left w:val="single" w:sz="6" w:space="0" w:color="c9a0a6"/>
@@ -2163,13 +3362,13 @@
                 <w:b w:val="0"/>
                 <w:sz w:val="18"/>
               </w:rPr>
-              <w:t>не выполняется</w:t>
-            </w:r>
-          </w:p>
-        </w:tc>
-        <w:tc>
-          <w:tcPr>
-            <w:tcW w:type="dxa" w:w="2880"/>
+              <w:t>ошибка связи после 3 повторов</w:t>
+            </w:r>
+          </w:p>
+        </w:tc>
+        <w:tc>
+          <w:tcPr>
+            <w:tcW w:type="dxa" w:w="2592"/>
             <w:tcBorders>
               <w:top w:val="single" w:sz="6" w:space="0" w:color="c9a0a6"/>
               <w:left w:val="single" w:sz="6" w:space="0" w:color="c9a0a6"/>
@@ -2760,7 +3959,7 @@
                 <w:b w:val="0"/>
                 <w:sz w:val="18"/>
               </w:rPr>
-              <w:t>Проект (файлы: чертежи, ТЗ, расчёт)</w:t>
+              <w:t>Проектная документация (чертежи, ТЗ, расчёт)</w:t>
             </w:r>
           </w:p>
         </w:tc>
@@ -2893,7 +4092,7 @@
               <w:rPr>
                 <w:sz w:val="20"/>
               </w:rPr>
-              <w:t>проверка выполняется вручную; повторные заявки выявляются нестабильно.</w:t>
+              <w:t>дубли ищут вручную — сотрудник сам просматривает сделки воронки и может пропустить повтор; проверка заявки тоже полностью ручная.</w:t>
             </w:r>
           </w:p>
         </w:tc>
@@ -3216,58 +4415,6 @@
     <w:p/>
     <w:p>
       <w:pPr>
-        <w:spacing w:before="200"/>
-      </w:pPr>
-      <w:r>
-        <w:rPr>
-          <w:b/>
-        </w:rPr>
-        <w:t xml:space="preserve">Блокировки перехода на стадию 2 (проверяет робот, текст ошибки — утверждающему): </w:t>
-      </w:r>
-      <w:r/>
-    </w:p>
-    <w:p>
-      <w:pPr>
-        <w:pStyle w:val="ListBullet"/>
-      </w:pPr>
-      <w:r>
-        <w:t>UF_CRM_PRIMARY_ORDER_STATUS не «Найден» и не «Дубль»; при «Дубль» — нет решения утверждающего.</w:t>
-      </w:r>
-    </w:p>
-    <w:p>
-      <w:pPr>
-        <w:pStyle w:val="ListBullet"/>
-      </w:pPr>
-      <w:r>
-        <w:t>Пусто любое поле lookup (6 полей стадии 0) — lookup не отработал; заявитель ждёт результат или перевводит номер.</w:t>
-      </w:r>
-    </w:p>
-    <w:p>
-      <w:pPr>
-        <w:pStyle w:val="ListBullet"/>
-      </w:pPr>
-      <w:r>
-        <w:t>Пусто поле «ПМ» (UF_CRM_1726150091) — поле автозаполняется штатной цепочкой B24, на стадии 4 (Согласование предоплаты) уходит в PM заказа поставщику.</w:t>
-      </w:r>
-    </w:p>
-    <w:p>
-      <w:pPr>
-        <w:pStyle w:val="ListBullet"/>
-      </w:pPr>
-      <w:r>
-        <w:t>PRODUCT_ROWS пуст; количество ≤ 0; в любой строке указана цена (цены — только ЦМК на стадии 2, Согласование производства).</w:t>
-      </w:r>
-    </w:p>
-    <w:p>
-      <w:pPr>
-        <w:pStyle w:val="ListBullet"/>
-      </w:pPr>
-      <w:r>
-        <w:t>Требуемая дата производства раньше текущей даты.</w:t>
-      </w:r>
-    </w:p>
-    <w:p>
-      <w:pPr>
         <w:pStyle w:val="Heading1"/>
       </w:pPr>
       <w:r>
@@ -3857,33 +5004,6 @@
         <w:rPr>
           <w:b/>
         </w:rPr>
-        <w:t xml:space="preserve">Подготовка (разово, до запуска): </w:t>
-      </w:r>
-      <w:r/>
-    </w:p>
-    <w:p>
-      <w:pPr>
-        <w:tabs>
-          <w:tab w:pos="403" w:val="left"/>
-        </w:tabs>
-        <w:ind w:left="403" w:hanging="403"/>
-      </w:pPr>
-      <w:r>
-        <w:t>1.</w:t>
-        <w:tab/>
-      </w:r>
-      <w:r>
-        <w:t>Переименовать стадию C56:PREPARATION «Согласование номенклатуры заявителем» → «Согласование заявителем».</w:t>
-      </w:r>
-    </w:p>
-    <w:p>
-      <w:pPr>
-        <w:spacing w:before="200"/>
-      </w:pPr>
-      <w:r>
-        <w:rPr>
-          <w:b/>
-        </w:rPr>
         <w:t xml:space="preserve">Вход: </w:t>
       </w:r>
       <w:r>
@@ -4200,21 +5320,6 @@
         <w:tab/>
       </w:r>
       <w:r>
-        <w:t>Переименовать стадию C56:FINAL_INVOICE «Согласование предоплаты» → «Согласование предоплаты (CREATE, Gate A/B)».</w:t>
-      </w:r>
-    </w:p>
-    <w:p>
-      <w:pPr>
-        <w:tabs>
-          <w:tab w:pos="403" w:val="left"/>
-        </w:tabs>
-        <w:ind w:left="403" w:hanging="403"/>
-      </w:pPr>
-      <w:r>
-        <w:t>2.</w:t>
-        <w:tab/>
-      </w:r>
-      <w:r>
         <w:t>Создать поле сделки UF_CRM_SUPPLIER_ONEC_GUID «GUID заказа поставщику (1С)» (string); на форму карточки НЕ выводить — техническое поле: по этому GUID робот узнаёт сигналы SUPPLIER_ORDER_STATUS. 1С шлёт их при каждом списании ДС независимо от стадии сделки, поэтому робот принимает и сохраняет последний SUPPLIER_ORDER_PAYMENT_PERCENT на любой стадии с 5 по 10 — оплата, пришедшая во время изготовления или отгрузки, не теряется.</w:t>
       </w:r>
     </w:p>
@@ -4342,271 +5447,12 @@
         <w:rPr>
           <w:b/>
         </w:rPr>
-        <w:t xml:space="preserve">Запрос CREATE — Заказ клиента: </w:t>
+        <w:t xml:space="preserve">Запросы CREATE и ответ 1С: </w:t>
       </w:r>
-      <w:r/>
-    </w:p>
-    <w:p>
-      <w:pPr>
-        <w:spacing w:after="0"/>
-      </w:pPr>
       <w:r>
-        <w:rPr>
-          <w:rFonts w:ascii="Roboto Mono" w:hAnsi="Roboto Mono" w:eastAsia="Roboto Mono"/>
-          <w:color w:val="188038"/>
-          <w:sz w:val="19"/>
-        </w:rPr>
-        <w:t>{</w:t>
+        <w:t>полный состав обоих запросов (заказ клиента и заказ поставщику), правила заполнения полей по умолчанию и формат ответа 1С — в таблице «ЦМК 56 Интеграция», разделы «Пакет данных от Битрикс24», «Правила для создания Заказов клиента и поставщику» и «Текст ответа в Битрикс». В ТЗ не дублируются.</w:t>
       </w:r>
     </w:p>
-    <w:p>
-      <w:pPr>
-        <w:spacing w:after="0"/>
-      </w:pPr>
-      <w:r>
-        <w:rPr>
-          <w:rFonts w:ascii="Roboto Mono" w:hAnsi="Roboto Mono" w:eastAsia="Roboto Mono"/>
-          <w:color w:val="188038"/>
-          <w:sz w:val="19"/>
-        </w:rPr>
-        <w:t xml:space="preserve"> "action": "CREATE",</w:t>
-      </w:r>
-    </w:p>
-    <w:p>
-      <w:pPr>
-        <w:spacing w:after="0"/>
-      </w:pPr>
-      <w:r>
-        <w:rPr>
-          <w:rFonts w:ascii="Roboto Mono" w:hAnsi="Roboto Mono" w:eastAsia="Roboto Mono"/>
-          <w:color w:val="188038"/>
-          <w:sz w:val="19"/>
-        </w:rPr>
-        <w:t xml:space="preserve"> "ID": "{ID}-56",                                     // {ID} — номер сделки в Б24, одинаков для ЗК и ЗП</w:t>
-      </w:r>
-    </w:p>
-    <w:p>
-      <w:pPr>
-        <w:spacing w:after="0"/>
-      </w:pPr>
-      <w:r>
-        <w:rPr>
-          <w:rFonts w:ascii="Roboto Mono" w:hAnsi="Roboto Mono" w:eastAsia="Roboto Mono"/>
-          <w:color w:val="188038"/>
-          <w:sz w:val="19"/>
-        </w:rPr>
-        <w:t xml:space="preserve"> "ENTITY": "CLIENT_ORDER",</w:t>
-      </w:r>
-    </w:p>
-    <w:p>
-      <w:pPr>
-        <w:spacing w:after="0"/>
-      </w:pPr>
-      <w:r>
-        <w:rPr>
-          <w:rFonts w:ascii="Roboto Mono" w:hAnsi="Roboto Mono" w:eastAsia="Roboto Mono"/>
-          <w:color w:val="188038"/>
-          <w:sz w:val="19"/>
-        </w:rPr>
-        <w:t xml:space="preserve"> "CLIENT_TYPE": "legal",</w:t>
-      </w:r>
-    </w:p>
-    <w:p>
-      <w:pPr>
-        <w:spacing w:after="0"/>
-      </w:pPr>
-      <w:r>
-        <w:rPr>
-          <w:rFonts w:ascii="Roboto Mono" w:hAnsi="Roboto Mono" w:eastAsia="Roboto Mono"/>
-          <w:color w:val="188038"/>
-          <w:sz w:val="19"/>
-        </w:rPr>
-        <w:t xml:space="preserve"> "COMPANY":        "{UF_CRM_1707998114 → БИН}",            // Наша компания</w:t>
-      </w:r>
-    </w:p>
-    <w:p>
-      <w:pPr>
-        <w:spacing w:after="0"/>
-      </w:pPr>
-      <w:r>
-        <w:rPr>
-          <w:rFonts w:ascii="Roboto Mono" w:hAnsi="Roboto Mono" w:eastAsia="Roboto Mono"/>
-          <w:color w:val="188038"/>
-          <w:sz w:val="19"/>
-        </w:rPr>
-        <w:t xml:space="preserve"> "ORGANIZATION":   "{организация ЦМК по умолчанию, БИН 110440011140}",</w:t>
-      </w:r>
-    </w:p>
-    <w:p>
-      <w:pPr>
-        <w:spacing w:after="0"/>
-      </w:pPr>
-      <w:r>
-        <w:rPr>
-          <w:rFonts w:ascii="Roboto Mono" w:hAnsi="Roboto Mono" w:eastAsia="Roboto Mono"/>
-          <w:color w:val="188038"/>
-          <w:sz w:val="19"/>
-        </w:rPr>
-        <w:t xml:space="preserve"> "DEPARTMENT":     "{UF_CRM_1744896002}",                  // Подразделение ЦМК (стадия 0, шаг 4)</w:t>
-      </w:r>
-    </w:p>
-    <w:p>
-      <w:pPr>
-        <w:spacing w:after="0"/>
-      </w:pPr>
-      <w:r>
-        <w:rPr>
-          <w:rFonts w:ascii="Roboto Mono" w:hAnsi="Roboto Mono" w:eastAsia="Roboto Mono"/>
-          <w:color w:val="188038"/>
-          <w:sz w:val="19"/>
-        </w:rPr>
-        <w:t xml:space="preserve"> "PROJECT":        "{код по таблице «ЦМК 56 Интеграция»}",</w:t>
-      </w:r>
-    </w:p>
-    <w:p>
-      <w:pPr>
-        <w:spacing w:after="0"/>
-      </w:pPr>
-      <w:r>
-        <w:rPr>
-          <w:rFonts w:ascii="Roboto Mono" w:hAnsi="Roboto Mono" w:eastAsia="Roboto Mono"/>
-          <w:color w:val="188038"/>
-          <w:sz w:val="19"/>
-        </w:rPr>
-        <w:t xml:space="preserve"> "ACTIVITY":       "{UF_CRM_1744896704 → направление}",</w:t>
-      </w:r>
-    </w:p>
-    <w:p>
-      <w:pPr>
-        <w:spacing w:after="0"/>
-      </w:pPr>
-      <w:r>
-        <w:rPr>
-          <w:rFonts w:ascii="Roboto Mono" w:hAnsi="Roboto Mono" w:eastAsia="Roboto Mono"/>
-          <w:color w:val="188038"/>
-          <w:sz w:val="19"/>
-        </w:rPr>
-        <w:t xml:space="preserve"> "PREPAYMENT_PERCENTAGE": "{UF_CRM_1733494955}",</w:t>
-      </w:r>
-    </w:p>
-    <w:p>
-      <w:pPr>
-        <w:spacing w:after="0"/>
-      </w:pPr>
-      <w:r>
-        <w:rPr>
-          <w:rFonts w:ascii="Roboto Mono" w:hAnsi="Roboto Mono" w:eastAsia="Roboto Mono"/>
-          <w:color w:val="188038"/>
-          <w:sz w:val="19"/>
-        </w:rPr>
-        <w:t xml:space="preserve"> "DATE_OF_ISSUE":  "{UF_CRM_1728643717}",                  // Планируемая дата окончания производства</w:t>
-      </w:r>
-    </w:p>
-    <w:p>
-      <w:pPr>
-        <w:spacing w:after="0"/>
-      </w:pPr>
-      <w:r>
-        <w:rPr>
-          <w:rFonts w:ascii="Roboto Mono" w:hAnsi="Roboto Mono" w:eastAsia="Roboto Mono"/>
-          <w:color w:val="188038"/>
-          <w:sz w:val="19"/>
-        </w:rPr>
-        <w:t xml:space="preserve"> "REGION":         "{UF_CRM_1721820807}",</w:t>
-      </w:r>
-    </w:p>
-    <w:p>
-      <w:pPr>
-        <w:spacing w:after="0"/>
-      </w:pPr>
-      <w:r>
-        <w:rPr>
-          <w:rFonts w:ascii="Roboto Mono" w:hAnsi="Roboto Mono" w:eastAsia="Roboto Mono"/>
-          <w:color w:val="188038"/>
-          <w:sz w:val="19"/>
-        </w:rPr>
-        <w:t xml:space="preserve"> "CUSTOMER_SALE_ORDER_NUMBER":      "{парсинг UF_CRM_1693298354712}",</w:t>
-      </w:r>
-    </w:p>
-    <w:p>
-      <w:pPr>
-        <w:spacing w:after="0"/>
-      </w:pPr>
-      <w:r>
-        <w:rPr>
-          <w:rFonts w:ascii="Roboto Mono" w:hAnsi="Roboto Mono" w:eastAsia="Roboto Mono"/>
-          <w:color w:val="188038"/>
-          <w:sz w:val="19"/>
-        </w:rPr>
-        <w:t xml:space="preserve"> "CUSTOMER_SALE_ORDER_NUMBER_YEAR": "{парсинг UF_CRM_1693298354712}",</w:t>
-      </w:r>
-    </w:p>
-    <w:p>
-      <w:pPr>
-        <w:spacing w:after="0"/>
-      </w:pPr>
-      <w:r>
-        <w:rPr>
-          <w:rFonts w:ascii="Roboto Mono" w:hAnsi="Roboto Mono" w:eastAsia="Roboto Mono"/>
-          <w:color w:val="188038"/>
-          <w:sz w:val="19"/>
-        </w:rPr>
-        <w:t xml:space="preserve"> "CUSTOMER_SITE":  "{UF_CRM_1721728435}",                  // Проект</w:t>
-      </w:r>
-    </w:p>
-    <w:p>
-      <w:pPr>
-        <w:spacing w:after="0"/>
-      </w:pPr>
-      <w:r>
-        <w:rPr>
-          <w:rFonts w:ascii="Roboto Mono" w:hAnsi="Roboto Mono" w:eastAsia="Roboto Mono"/>
-          <w:color w:val="188038"/>
-          <w:sz w:val="19"/>
-        </w:rPr>
-        <w:t xml:space="preserve"> "ORIGINAL_CUSTOMER": "{UF_CRM_1734616709 → БИН}",         // Конечный покупатель</w:t>
-      </w:r>
-    </w:p>
-    <w:p>
-      <w:pPr>
-        <w:spacing w:after="0"/>
-      </w:pPr>
-      <w:r>
-        <w:rPr>
-          <w:rFonts w:ascii="Roboto Mono" w:hAnsi="Roboto Mono" w:eastAsia="Roboto Mono"/>
-          <w:color w:val="188038"/>
-          <w:sz w:val="19"/>
-        </w:rPr>
-        <w:t xml:space="preserve"> "STOCK_OUT_GUID": "{UF_STOCK_OUT_LIST_ID}",               // только ЗК</w:t>
-      </w:r>
-    </w:p>
-    <w:p>
-      <w:pPr>
-        <w:spacing w:after="0"/>
-      </w:pPr>
-      <w:r>
-        <w:rPr>
-          <w:rFonts w:ascii="Roboto Mono" w:hAnsi="Roboto Mono" w:eastAsia="Roboto Mono"/>
-          <w:color w:val="188038"/>
-          <w:sz w:val="19"/>
-        </w:rPr>
-        <w:t xml:space="preserve"> "PRODUCT_ROWS": [{"PRODUCT_GUID","QUANTITY","MEASURE","PRICE","NDS","TAX_INCLUDED"}]</w:t>
-      </w:r>
-    </w:p>
-    <w:p>
-      <w:pPr>
-        <w:spacing w:after="0"/>
-      </w:pPr>
-      <w:r>
-        <w:rPr>
-          <w:rFonts w:ascii="Roboto Mono" w:hAnsi="Roboto Mono" w:eastAsia="Roboto Mono"/>
-          <w:color w:val="188038"/>
-          <w:sz w:val="19"/>
-        </w:rPr>
-        <w:t>}</w:t>
-      </w:r>
-    </w:p>
-    <w:p/>
     <w:p>
       <w:r>
         <w:rPr>
@@ -4617,214 +5463,6 @@
       </w:r>
     </w:p>
     <w:p>
-      <w:pPr>
-        <w:spacing w:before="200"/>
-      </w:pPr>
-      <w:r>
-        <w:rPr>
-          <w:b/>
-        </w:rPr>
-        <w:t xml:space="preserve">Запрос CREATE — Заказ поставщику: </w:t>
-      </w:r>
-      <w:r/>
-    </w:p>
-    <w:p>
-      <w:pPr>
-        <w:spacing w:after="0"/>
-      </w:pPr>
-      <w:r>
-        <w:rPr>
-          <w:rFonts w:ascii="Roboto Mono" w:hAnsi="Roboto Mono" w:eastAsia="Roboto Mono"/>
-          <w:color w:val="188038"/>
-          <w:sz w:val="19"/>
-        </w:rPr>
-        <w:t>{</w:t>
-      </w:r>
-    </w:p>
-    <w:p>
-      <w:pPr>
-        <w:spacing w:after="0"/>
-      </w:pPr>
-      <w:r>
-        <w:rPr>
-          <w:rFonts w:ascii="Roboto Mono" w:hAnsi="Roboto Mono" w:eastAsia="Roboto Mono"/>
-          <w:color w:val="188038"/>
-          <w:sz w:val="19"/>
-        </w:rPr>
-        <w:t xml:space="preserve"> "action": "CREATE",</w:t>
-      </w:r>
-    </w:p>
-    <w:p>
-      <w:pPr>
-        <w:spacing w:after="0"/>
-      </w:pPr>
-      <w:r>
-        <w:rPr>
-          <w:rFonts w:ascii="Roboto Mono" w:hAnsi="Roboto Mono" w:eastAsia="Roboto Mono"/>
-          <w:color w:val="188038"/>
-          <w:sz w:val="19"/>
-        </w:rPr>
-        <w:t xml:space="preserve"> "ID": "{ID}-56",</w:t>
-      </w:r>
-    </w:p>
-    <w:p>
-      <w:pPr>
-        <w:spacing w:after="0"/>
-      </w:pPr>
-      <w:r>
-        <w:rPr>
-          <w:rFonts w:ascii="Roboto Mono" w:hAnsi="Roboto Mono" w:eastAsia="Roboto Mono"/>
-          <w:color w:val="188038"/>
-          <w:sz w:val="19"/>
-        </w:rPr>
-        <w:t xml:space="preserve"> "ENTITY": "SUPPLIER_ORDER",</w:t>
-      </w:r>
-    </w:p>
-    <w:p>
-      <w:pPr>
-        <w:spacing w:after="0"/>
-      </w:pPr>
-      <w:r>
-        <w:rPr>
-          <w:rFonts w:ascii="Roboto Mono" w:hAnsi="Roboto Mono" w:eastAsia="Roboto Mono"/>
-          <w:color w:val="188038"/>
-          <w:sz w:val="19"/>
-        </w:rPr>
-        <w:t xml:space="preserve"> "COMPANY":        "{организация ЦМК по умолчанию, БИН 110440011140}",</w:t>
-      </w:r>
-    </w:p>
-    <w:p>
-      <w:pPr>
-        <w:spacing w:after="0"/>
-      </w:pPr>
-      <w:r>
-        <w:rPr>
-          <w:rFonts w:ascii="Roboto Mono" w:hAnsi="Roboto Mono" w:eastAsia="Roboto Mono"/>
-          <w:color w:val="188038"/>
-          <w:sz w:val="19"/>
-        </w:rPr>
-        <w:t xml:space="preserve"> "ORGANIZATION":   "{UF_CRM_1707998114 → БИН}",            // Наша компания</w:t>
-      </w:r>
-    </w:p>
-    <w:p>
-      <w:pPr>
-        <w:spacing w:after="0"/>
-      </w:pPr>
-      <w:r>
-        <w:rPr>
-          <w:rFonts w:ascii="Roboto Mono" w:hAnsi="Roboto Mono" w:eastAsia="Roboto Mono"/>
-          <w:color w:val="188038"/>
-          <w:sz w:val="19"/>
-        </w:rPr>
-        <w:t xml:space="preserve"> "DEPARTMENT":     "{UF_CRM_1690169191}",                  // Подразделение (lookup, стадия 0)</w:t>
-      </w:r>
-    </w:p>
-    <w:p>
-      <w:pPr>
-        <w:spacing w:after="0"/>
-      </w:pPr>
-      <w:r>
-        <w:rPr>
-          <w:rFonts w:ascii="Roboto Mono" w:hAnsi="Roboto Mono" w:eastAsia="Roboto Mono"/>
-          <w:color w:val="188038"/>
-          <w:sz w:val="19"/>
-        </w:rPr>
-        <w:t xml:space="preserve"> "PROJECT":        "{UF_CRM_1690169216}",                  // Группа проекта</w:t>
-      </w:r>
-    </w:p>
-    <w:p>
-      <w:pPr>
-        <w:spacing w:after="0"/>
-      </w:pPr>
-      <w:r>
-        <w:rPr>
-          <w:rFonts w:ascii="Roboto Mono" w:hAnsi="Roboto Mono" w:eastAsia="Roboto Mono"/>
-          <w:color w:val="188038"/>
-          <w:sz w:val="19"/>
-        </w:rPr>
-        <w:t xml:space="preserve"> "SITE":           "{UF_CRM_1721728435}",                  // Проект</w:t>
-      </w:r>
-    </w:p>
-    <w:p>
-      <w:pPr>
-        <w:spacing w:after="0"/>
-      </w:pPr>
-      <w:r>
-        <w:rPr>
-          <w:rFonts w:ascii="Roboto Mono" w:hAnsi="Roboto Mono" w:eastAsia="Roboto Mono"/>
-          <w:color w:val="188038"/>
-          <w:sz w:val="19"/>
-        </w:rPr>
-        <w:t xml:space="preserve"> "REGION":         "{UF_CRM_1721820807}",</w:t>
-      </w:r>
-    </w:p>
-    <w:p>
-      <w:pPr>
-        <w:spacing w:after="0"/>
-      </w:pPr>
-      <w:r>
-        <w:rPr>
-          <w:rFonts w:ascii="Roboto Mono" w:hAnsi="Roboto Mono" w:eastAsia="Roboto Mono"/>
-          <w:color w:val="188038"/>
-          <w:sz w:val="19"/>
-        </w:rPr>
-        <w:t xml:space="preserve"> "STOCK_IN_GUID":  "{по Пункту доставки — стадия 0, шаг 5}", // только ЗП</w:t>
-      </w:r>
-    </w:p>
-    <w:p>
-      <w:pPr>
-        <w:spacing w:after="0"/>
-      </w:pPr>
-      <w:r>
-        <w:rPr>
-          <w:rFonts w:ascii="Roboto Mono" w:hAnsi="Roboto Mono" w:eastAsia="Roboto Mono"/>
-          <w:color w:val="188038"/>
-          <w:sz w:val="19"/>
-        </w:rPr>
-        <w:t xml:space="preserve"> "DATE_OF_ISSUE":  "{UF_CRM_1755671185}",                  // Требуемая дата производства</w:t>
-      </w:r>
-    </w:p>
-    <w:p>
-      <w:pPr>
-        <w:spacing w:after="0"/>
-      </w:pPr>
-      <w:r>
-        <w:rPr>
-          <w:rFonts w:ascii="Roboto Mono" w:hAnsi="Roboto Mono" w:eastAsia="Roboto Mono"/>
-          <w:color w:val="188038"/>
-          <w:sz w:val="19"/>
-        </w:rPr>
-        <w:t xml:space="preserve"> "PM":             "{UF_CRM_1726150091 → GUID пользователя 1С}",  // ПМ — автозаполняется штатной цепочкой B24 при создании сделки</w:t>
-      </w:r>
-    </w:p>
-    <w:p>
-      <w:pPr>
-        <w:spacing w:after="0"/>
-      </w:pPr>
-      <w:r>
-        <w:rPr>
-          <w:rFonts w:ascii="Roboto Mono" w:hAnsi="Roboto Mono" w:eastAsia="Roboto Mono"/>
-          <w:color w:val="188038"/>
-          <w:sz w:val="19"/>
-        </w:rPr>
-        <w:t xml:space="preserve"> "PRODUCT_ROWS":   ["идентично запросу на ЗК"]</w:t>
-      </w:r>
-    </w:p>
-    <w:p>
-      <w:pPr>
-        <w:spacing w:after="0"/>
-      </w:pPr>
-      <w:r>
-        <w:rPr>
-          <w:rFonts w:ascii="Roboto Mono" w:hAnsi="Roboto Mono" w:eastAsia="Roboto Mono"/>
-          <w:color w:val="188038"/>
-          <w:sz w:val="19"/>
-        </w:rPr>
-        <w:t>}</w:t>
-      </w:r>
-    </w:p>
-    <w:p/>
-    <w:p>
       <w:r>
         <w:rPr>
           <w:b w:val="0"/>
@@ -4833,106 +5471,6 @@
         <w:t>Конвенция имён в CREATE: имена параметров привязаны к реквизитам документа 1С, а не к полям B24. ORGANIZATION — организация, от имени которой создаётся документ; COMPANY — контрагент. Роли сторон в ЗК и ЗП зеркальны, поэтому одно поле B24 уходит под разными именами (UF_CRM_1707998114 — COMPANY в ЗК и ORGANIZATION в ЗП; UF_CRM_1721728435 — CUSTOMER_SITE в ЗК и SITE в ЗП), а одно имя DATE_OF_ISSUE наполняется из разных полей (в ЗК — плановое окончание производства, в ЗП — требуемая дата производства). Это намеренно, ошибкой не является.</w:t>
       </w:r>
     </w:p>
-    <w:p>
-      <w:r>
-        <w:rPr>
-          <w:b w:val="0"/>
-          <w:i w:val="0"/>
-        </w:rPr>
-        <w:t>Полный список полей 1С-документа и правила заполнения по умолчанию для полей, которые не приходят из Б24 (Статус, Приоритет, Хоз. операция, банковский счёт поставщика и т. п.), — в таблице «ЦМК 56 Интеграция», раздел «Правила для создания Заказов клиента и поставщику». В ТЗ не повторяется.</w:t>
-      </w:r>
-    </w:p>
-    <w:p>
-      <w:pPr>
-        <w:spacing w:before="200"/>
-      </w:pPr>
-      <w:r>
-        <w:rPr>
-          <w:b/>
-        </w:rPr>
-        <w:t xml:space="preserve">Ответ 1С — отдельно на каждый из двух запросов (пример по ЗП): </w:t>
-      </w:r>
-      <w:r/>
-    </w:p>
-    <w:p>
-      <w:pPr>
-        <w:spacing w:after="0"/>
-      </w:pPr>
-      <w:r>
-        <w:rPr>
-          <w:rFonts w:ascii="Roboto Mono" w:hAnsi="Roboto Mono" w:eastAsia="Roboto Mono"/>
-          <w:color w:val="188038"/>
-          <w:sz w:val="19"/>
-        </w:rPr>
-        <w:t>{</w:t>
-      </w:r>
-    </w:p>
-    <w:p>
-      <w:pPr>
-        <w:spacing w:after="0"/>
-      </w:pPr>
-      <w:r>
-        <w:rPr>
-          <w:rFonts w:ascii="Roboto Mono" w:hAnsi="Roboto Mono" w:eastAsia="Roboto Mono"/>
-          <w:color w:val="188038"/>
-          <w:sz w:val="19"/>
-        </w:rPr>
-        <w:t xml:space="preserve">  "DOC_NAME":   "Заказ поставщику Т2АА-001734 от 04.08.2026 16:29:03",</w:t>
-      </w:r>
-    </w:p>
-    <w:p>
-      <w:pPr>
-        <w:spacing w:after="0"/>
-      </w:pPr>
-      <w:r>
-        <w:rPr>
-          <w:rFonts w:ascii="Roboto Mono" w:hAnsi="Roboto Mono" w:eastAsia="Roboto Mono"/>
-          <w:color w:val="188038"/>
-          <w:sz w:val="19"/>
-        </w:rPr>
-        <w:t xml:space="preserve">  "GUID":       "545e031c-534f-11f1-9e8a-f54c33833852",</w:t>
-      </w:r>
-    </w:p>
-    <w:p>
-      <w:pPr>
-        <w:spacing w:after="0"/>
-      </w:pPr>
-      <w:r>
-        <w:rPr>
-          <w:rFonts w:ascii="Roboto Mono" w:hAnsi="Roboto Mono" w:eastAsia="Roboto Mono"/>
-          <w:color w:val="188038"/>
-          <w:sz w:val="19"/>
-        </w:rPr>
-        <w:t xml:space="preserve">  "DOC_NUMBER": "Т2АА-001734",</w:t>
-      </w:r>
-    </w:p>
-    <w:p>
-      <w:pPr>
-        <w:spacing w:after="0"/>
-      </w:pPr>
-      <w:r>
-        <w:rPr>
-          <w:rFonts w:ascii="Roboto Mono" w:hAnsi="Roboto Mono" w:eastAsia="Roboto Mono"/>
-          <w:color w:val="188038"/>
-          <w:sz w:val="19"/>
-        </w:rPr>
-        <w:t xml:space="preserve">  "DOC_YEAR":   "2026"</w:t>
-      </w:r>
-    </w:p>
-    <w:p>
-      <w:pPr>
-        <w:spacing w:after="0"/>
-      </w:pPr>
-      <w:r>
-        <w:rPr>
-          <w:rFonts w:ascii="Roboto Mono" w:hAnsi="Roboto Mono" w:eastAsia="Roboto Mono"/>
-          <w:color w:val="188038"/>
-          <w:sz w:val="19"/>
-        </w:rPr>
-        <w:t>}</w:t>
-      </w:r>
-    </w:p>
-    <w:p/>
     <w:p>
       <w:r>
         <w:rPr>
@@ -5504,7 +6042,7 @@
         <w:t xml:space="preserve">Выход: </w:t>
       </w:r>
       <w:r>
-        <w:t>SUPPLIER_ORDER_PAYMENT_PERCENT ≥ UF_CRM_1733494955 → стадия 6 (Изготовление изделия). Меньше — сделка стоит, запись в историю. Сигналы продолжают приходить и после ухода со стадии 5 (Предоплата) — робот сохраняет последний процент на стадиях 5–10; сохранённое значение используется на стадии 9 (Закрывающие документы) при выборе следующей стадии и на стадии 10 (Погашение задолженности).</w:t>
+        <w:t>процент оплаты из сигнала 1С меньше нашего процента предоплаты — дальше не пускаем, сделка стоит. Равен или больше — переходим на стадию 6 (Изготовление изделия). Сигналы приходят и после стадии 5 (Предоплата); робот сохраняет последний процент, он нужен на стадиях 9 (Закрывающие документы) и 10.</w:t>
       </w:r>
     </w:p>
     <w:p>
@@ -5716,7 +6254,7 @@
         <w:tab/>
       </w:r>
       <w:r>
-        <w:t>Робот ставит сотруднику ЦМК задание «Изготовление изделия»; ID задания пишет в UF_CRM_1744023445. Исполнитель назначается так же, как на стадии 2, Согласование производства (правило пока не выбрано заказчиком).</w:t>
+        <w:t>Робот ставит сотруднику ЦМК задание «Изготовление изделия». Исполнитель назначается так же, как на стадии 2, Согласование производства (правило пока не выбрано заказчиком).</w:t>
       </w:r>
     </w:p>
     <w:p>
@@ -5746,7 +6284,7 @@
         <w:tab/>
       </w:r>
       <w:r>
-        <w:t>Изменение состава заказа (номенклатура, количество, цены) со стадии 4 (Согласование предоплаты) по 12 разрешено только здесь и только ЦМК. Исключения — правки своих стадий, не затрагивающие состав заказа: Дата РТиУ и исправление замечаний Ақерке (стадия 9, Закрывающие документы), Причина провала (стадия 12, Сделка провалена). При изменении номенклатуры/количества/цен робот шлёт UPDATE по ЗК (ЗП не трогаем — обновится на стадии 7, Корректировка заказа).</w:t>
+        <w:t>Здесь сотрудник ЦМК может изменить состав заказа — номенклатуру, количество, цены. Это последняя стадия, где такие правки разрешены: дальше по процессу они заблокированы. При изменении робот шлёт UPDATE по ЗК; ЗП не трогаем — он обновится на стадии 7 (Корректировка заказа).</w:t>
       </w:r>
     </w:p>
     <w:p>
@@ -5775,7 +6313,7 @@
         <w:t xml:space="preserve">Откуда берутся ПБЗ: </w:t>
       </w:r>
       <w:r>
-        <w:t>ежедневный цикл 1С в 17:00 (не привязан к сделке): отчёт о выработке → «Ведомость сдачи ГП на склад» → если продукция есть — документ «Производство без заказа» (ПБЗ) → «Приходный ордер на товары». Без этого цикла проверка ниже вернёт NOT_FOUND, даже если продукция физически готова.</w:t>
+        <w:t>ПБЗ заводят сотрудники 1С, график нерегулярный — обычно один документ на заказ. Нам это не мешает: робот просто отправляет запрос на проверку. Пока ПБЗ по заказу не заведён, проверка вернёт NOT_FOUND, даже если продукция физически готова.</w:t>
       </w:r>
     </w:p>
     <w:p>
@@ -6152,33 +6690,6 @@
         <w:rPr>
           <w:b/>
         </w:rPr>
-        <w:t xml:space="preserve">Подготовка (разово, до запуска): </w:t>
-      </w:r>
-      <w:r/>
-    </w:p>
-    <w:p>
-      <w:pPr>
-        <w:tabs>
-          <w:tab w:pos="403" w:val="left"/>
-        </w:tabs>
-        <w:ind w:left="403" w:hanging="403"/>
-      </w:pPr>
-      <w:r>
-        <w:t>1.</w:t>
-        <w:tab/>
-      </w:r>
-      <w:r>
-        <w:t>Переименовать стадию C56:UC_EPV01R «Корректировка ДО и Постоплата» → «Корректировка заказа».</w:t>
-      </w:r>
-    </w:p>
-    <w:p>
-      <w:pPr>
-        <w:spacing w:before="200"/>
-      </w:pPr>
-      <w:r>
-        <w:rPr>
-          <w:b/>
-        </w:rPr>
         <w:t xml:space="preserve">Вход: </w:t>
       </w:r>
       <w:r>
@@ -6224,7 +6735,7 @@
         <w:tab/>
       </w:r>
       <w:r>
-        <w:t>Робот ставит оператору задание «Внести доп. комплектацию ГП» (текст ниже). Оператор — Дмитрий Негодяев (414); обсуждается второй оператор (Гулнур) с делением заказов по «ЦМК-1»/«ЦМК-2» — критерий деления пока не определён заказчиком.</w:t>
+        <w:t>Робот ставит оператору задание «Внести доп. комплектацию ГП» (текст ниже). Оператора определяет склад выдачи, выбранный на стадии 2 (Согласование производства): «74п_Склад ГП» → Гулнур (ЦМК-1); «74п_ЦМК2_Склад ГП» → Дмитрий Негодяев (ЦМК-2).</w:t>
       </w:r>
     </w:p>
     <w:p>
@@ -6305,7 +6816,7 @@
           <w:color w:val="188038"/>
           <w:sz w:val="19"/>
         </w:rPr>
-        <w:t>2. Откройте 1С:ERP и укажите спецификацию (состав) доп. комплекта ГП в документе.</w:t>
+        <w:t>2. Откройте 1С:ERP и укажите доп. комплектацию в колонке «Товары».</w:t>
       </w:r>
     </w:p>
     <w:p>
@@ -6318,7 +6829,20 @@
           <w:color w:val="188038"/>
           <w:sz w:val="19"/>
         </w:rPr>
-        <w:t>3. Проверьте наличие комплектующих на складе. Закройте задание только при полном наличии.</w:t>
+        <w:t>3. Смените действие на «Отгрузить» по всем товарам.</w:t>
+      </w:r>
+    </w:p>
+    <w:p>
+      <w:pPr>
+        <w:spacing w:after="0"/>
+      </w:pPr>
+      <w:r>
+        <w:rPr>
+          <w:rFonts w:ascii="Roboto Mono" w:hAnsi="Roboto Mono" w:eastAsia="Roboto Mono"/>
+          <w:color w:val="188038"/>
+          <w:sz w:val="19"/>
+        </w:rPr>
+        <w:t>4. Проверьте наличие комплектующих на складе. Закройте задание только при полном наличии.</w:t>
       </w:r>
     </w:p>
     <w:p/>
@@ -6395,7 +6919,7 @@
               <w:rPr>
                 <w:sz w:val="20"/>
               </w:rPr>
-              <w:t>статус отгрузки поступает из устаревшей системы и ненадёжен.</w:t>
+              <w:t>полнота отгрузки не проверяется вообще — никто не сверяет отгруженное с заказанным.</w:t>
             </w:r>
           </w:p>
         </w:tc>
@@ -6502,33 +7026,6 @@
       </w:tr>
     </w:tbl>
     <w:p/>
-    <w:p>
-      <w:pPr>
-        <w:spacing w:before="200"/>
-      </w:pPr>
-      <w:r>
-        <w:rPr>
-          <w:b/>
-        </w:rPr>
-        <w:t xml:space="preserve">Подготовка (разово, до запуска): </w:t>
-      </w:r>
-      <w:r/>
-    </w:p>
-    <w:p>
-      <w:pPr>
-        <w:tabs>
-          <w:tab w:pos="403" w:val="left"/>
-        </w:tabs>
-        <w:ind w:left="403" w:hanging="403"/>
-      </w:pPr>
-      <w:r>
-        <w:t>1.</w:t>
-        <w:tab/>
-      </w:r>
-      <w:r>
-        <w:t>Переименовать стадию C56:UC_RIOY3Q «АПП и отгрузка» → «Отгрузка».</w:t>
-      </w:r>
-    </w:p>
     <w:p>
       <w:pPr>
         <w:spacing w:before="200"/>
@@ -7756,6 +8253,20 @@
           <w:i w:val="0"/>
         </w:rPr>
         <w:t>Справочные таблицы; все сведения продублированы из стадий.</w:t>
+      </w:r>
+    </w:p>
+    <w:p>
+      <w:pPr>
+        <w:spacing w:before="200"/>
+      </w:pPr>
+      <w:r>
+        <w:rPr>
+          <w:b/>
+        </w:rPr>
+        <w:t xml:space="preserve">Сокращения: </w:t>
+      </w:r>
+      <w:r>
+        <w:t>ЗК — Заказ клиента; ЗП — Заказ поставщику; РО — расходный ордер; ПБЗ — документ «Производство без заказа»; ДС — денежные средства; ГП — готовая продукция; РТиУ — накладная «Реализация товаров и услуг»; ЭСФ/СФ — (электронный) счёт-фактура; ОПБП-2 — отдел поддержки интеграции (состав — прил. Б).</w:t>
       </w:r>
     </w:p>
     <w:p>
@@ -9303,7 +9814,7 @@
                 <w:b w:val="0"/>
                 <w:sz w:val="16"/>
               </w:rPr>
-              <w:t>Проект (файлы; будет переименовано — название не утверждено)</w:t>
+              <w:t>Проектная документация (файлы)</w:t>
             </w:r>
           </w:p>
         </w:tc>
@@ -11646,128 +12157,6 @@
                 <w:sz w:val="16"/>
               </w:rPr>
               <w:t>date</w:t>
-            </w:r>
-          </w:p>
-        </w:tc>
-        <w:tc>
-          <w:tcPr>
-            <w:tcW w:type="dxa" w:w="504"/>
-            <w:tcBorders>
-              <w:top w:val="single" w:sz="6" w:space="0" w:color="c9a0a6"/>
-              <w:left w:val="single" w:sz="6" w:space="0" w:color="c9a0a6"/>
-              <w:bottom w:val="single" w:sz="6" w:space="0" w:color="c9a0a6"/>
-              <w:right w:val="single" w:sz="6" w:space="0" w:color="c9a0a6"/>
-            </w:tcBorders>
-          </w:tcPr>
-          <w:p>
-            <w:pPr>
-              <w:spacing w:after="0"/>
-            </w:pPr>
-            <w:r/>
-            <w:r>
-              <w:rPr>
-                <w:b w:val="0"/>
-                <w:sz w:val="16"/>
-              </w:rPr>
-              <w:t>6</w:t>
-            </w:r>
-          </w:p>
-        </w:tc>
-        <w:tc>
-          <w:tcPr>
-            <w:tcW w:type="dxa" w:w="2376"/>
-            <w:tcBorders>
-              <w:top w:val="single" w:sz="6" w:space="0" w:color="c9a0a6"/>
-              <w:left w:val="single" w:sz="6" w:space="0" w:color="c9a0a6"/>
-              <w:bottom w:val="single" w:sz="6" w:space="0" w:color="c9a0a6"/>
-              <w:right w:val="single" w:sz="6" w:space="0" w:color="c9a0a6"/>
-            </w:tcBorders>
-          </w:tcPr>
-          <w:p>
-            <w:pPr>
-              <w:spacing w:after="0"/>
-            </w:pPr>
-            <w:r/>
-            <w:r>
-              <w:rPr>
-                <w:b w:val="0"/>
-                <w:sz w:val="16"/>
-              </w:rPr>
-              <w:t>—</w:t>
-            </w:r>
-          </w:p>
-        </w:tc>
-      </w:tr>
-      <w:tr>
-        <w:tc>
-          <w:tcPr>
-            <w:tcW w:type="dxa" w:w="2520"/>
-            <w:tcBorders>
-              <w:top w:val="single" w:sz="6" w:space="0" w:color="c9a0a6"/>
-              <w:left w:val="single" w:sz="6" w:space="0" w:color="c9a0a6"/>
-              <w:bottom w:val="single" w:sz="6" w:space="0" w:color="c9a0a6"/>
-              <w:right w:val="single" w:sz="6" w:space="0" w:color="c9a0a6"/>
-            </w:tcBorders>
-          </w:tcPr>
-          <w:p>
-            <w:pPr>
-              <w:spacing w:after="0"/>
-            </w:pPr>
-            <w:r/>
-            <w:r>
-              <w:rPr>
-                <w:b w:val="0"/>
-                <w:sz w:val="16"/>
-              </w:rPr>
-              <w:t>UF_CRM_1744023445</w:t>
-            </w:r>
-          </w:p>
-        </w:tc>
-        <w:tc>
-          <w:tcPr>
-            <w:tcW w:type="dxa" w:w="2448"/>
-            <w:tcBorders>
-              <w:top w:val="single" w:sz="6" w:space="0" w:color="c9a0a6"/>
-              <w:left w:val="single" w:sz="6" w:space="0" w:color="c9a0a6"/>
-              <w:bottom w:val="single" w:sz="6" w:space="0" w:color="c9a0a6"/>
-              <w:right w:val="single" w:sz="6" w:space="0" w:color="c9a0a6"/>
-            </w:tcBorders>
-          </w:tcPr>
-          <w:p>
-            <w:pPr>
-              <w:spacing w:after="0"/>
-            </w:pPr>
-            <w:r/>
-            <w:r>
-              <w:rPr>
-                <w:b w:val="0"/>
-                <w:sz w:val="16"/>
-              </w:rPr>
-              <w:t>ID задачи на изготовление изделия ЦМК</w:t>
-            </w:r>
-          </w:p>
-        </w:tc>
-        <w:tc>
-          <w:tcPr>
-            <w:tcW w:type="dxa" w:w="1512"/>
-            <w:tcBorders>
-              <w:top w:val="single" w:sz="6" w:space="0" w:color="c9a0a6"/>
-              <w:left w:val="single" w:sz="6" w:space="0" w:color="c9a0a6"/>
-              <w:bottom w:val="single" w:sz="6" w:space="0" w:color="c9a0a6"/>
-              <w:right w:val="single" w:sz="6" w:space="0" w:color="c9a0a6"/>
-            </w:tcBorders>
-          </w:tcPr>
-          <w:p>
-            <w:pPr>
-              <w:spacing w:after="0"/>
-            </w:pPr>
-            <w:r/>
-            <w:r>
-              <w:rPr>
-                <w:b w:val="0"/>
-                <w:sz w:val="16"/>
-              </w:rPr>
-              <w:t>double</w:t>
             </w:r>
           </w:p>
         </w:tc>
@@ -12700,7 +13089,19 @@
                 <w:b w:val="0"/>
                 <w:sz w:val="17"/>
               </w:rPr>
-              <w:t>Негодяев Дмитрий, врио (414, 22011@avh.kz)</w:t>
+              <w:t>ЦМК-1 (склад «74п_Склад ГП») — Султанмураткызы Гулнур (438, 21652@avh.kz);</w:t>
+            </w:r>
+          </w:p>
+          <w:p>
+            <w:pPr>
+              <w:spacing w:after="0"/>
+            </w:pPr>
+            <w:r>
+              <w:rPr>
+                <w:b w:val="0"/>
+                <w:sz w:val="17"/>
+              </w:rPr>
+              <w:t>ЦМК-2 (склад «74п_ЦМК2_Склад ГП») — Негодяев Дмитрий, врио (414, 22011@avh.kz)</w:t>
             </w:r>
           </w:p>
         </w:tc>
@@ -13342,154 +13743,6 @@
                 <w:sz w:val="19"/>
               </w:rPr>
               <w:t>ст. 0</w:t>
-            </w:r>
-          </w:p>
-        </w:tc>
-      </w:tr>
-      <w:tr>
-        <w:tc>
-          <w:tcPr>
-            <w:tcW w:type="dxa" w:w="432"/>
-            <w:tcBorders>
-              <w:top w:val="single" w:sz="6" w:space="0" w:color="c9a0a6"/>
-              <w:left w:val="single" w:sz="6" w:space="0" w:color="c9a0a6"/>
-              <w:bottom w:val="single" w:sz="6" w:space="0" w:color="c9a0a6"/>
-              <w:right w:val="single" w:sz="6" w:space="0" w:color="c9a0a6"/>
-            </w:tcBorders>
-          </w:tcPr>
-          <w:p>
-            <w:pPr>
-              <w:spacing w:after="0"/>
-            </w:pPr>
-            <w:r/>
-            <w:r>
-              <w:rPr>
-                <w:b w:val="0"/>
-                <w:sz w:val="19"/>
-              </w:rPr>
-              <w:t>5</w:t>
-            </w:r>
-          </w:p>
-        </w:tc>
-        <w:tc>
-          <w:tcPr>
-            <w:tcW w:type="dxa" w:w="7056"/>
-            <w:tcBorders>
-              <w:top w:val="single" w:sz="6" w:space="0" w:color="c9a0a6"/>
-              <w:left w:val="single" w:sz="6" w:space="0" w:color="c9a0a6"/>
-              <w:bottom w:val="single" w:sz="6" w:space="0" w:color="c9a0a6"/>
-              <w:right w:val="single" w:sz="6" w:space="0" w:color="c9a0a6"/>
-            </w:tcBorders>
-          </w:tcPr>
-          <w:p>
-            <w:pPr>
-              <w:spacing w:after="0"/>
-            </w:pPr>
-            <w:r/>
-            <w:r>
-              <w:rPr>
-                <w:b w:val="0"/>
-                <w:sz w:val="19"/>
-              </w:rPr>
-              <w:t>Новое название UF_CRM_1722953876 (сейчас «Проект», дублирует UF_CRM_1721728435; например «Проектная документация»)</w:t>
-            </w:r>
-          </w:p>
-        </w:tc>
-        <w:tc>
-          <w:tcPr>
-            <w:tcW w:type="dxa" w:w="1872"/>
-            <w:tcBorders>
-              <w:top w:val="single" w:sz="6" w:space="0" w:color="c9a0a6"/>
-              <w:left w:val="single" w:sz="6" w:space="0" w:color="c9a0a6"/>
-              <w:bottom w:val="single" w:sz="6" w:space="0" w:color="c9a0a6"/>
-              <w:right w:val="single" w:sz="6" w:space="0" w:color="c9a0a6"/>
-            </w:tcBorders>
-          </w:tcPr>
-          <w:p>
-            <w:pPr>
-              <w:spacing w:after="0"/>
-            </w:pPr>
-            <w:r/>
-            <w:r>
-              <w:rPr>
-                <w:b w:val="0"/>
-                <w:sz w:val="19"/>
-              </w:rPr>
-              <w:t>ст. 0, прил. А</w:t>
-            </w:r>
-          </w:p>
-        </w:tc>
-      </w:tr>
-      <w:tr>
-        <w:tc>
-          <w:tcPr>
-            <w:tcW w:type="dxa" w:w="432"/>
-            <w:tcBorders>
-              <w:top w:val="single" w:sz="6" w:space="0" w:color="c9a0a6"/>
-              <w:left w:val="single" w:sz="6" w:space="0" w:color="c9a0a6"/>
-              <w:bottom w:val="single" w:sz="6" w:space="0" w:color="c9a0a6"/>
-              <w:right w:val="single" w:sz="6" w:space="0" w:color="c9a0a6"/>
-            </w:tcBorders>
-          </w:tcPr>
-          <w:p>
-            <w:pPr>
-              <w:spacing w:after="0"/>
-            </w:pPr>
-            <w:r/>
-            <w:r>
-              <w:rPr>
-                <w:b w:val="0"/>
-                <w:sz w:val="19"/>
-              </w:rPr>
-              <w:t>6</w:t>
-            </w:r>
-          </w:p>
-        </w:tc>
-        <w:tc>
-          <w:tcPr>
-            <w:tcW w:type="dxa" w:w="7056"/>
-            <w:tcBorders>
-              <w:top w:val="single" w:sz="6" w:space="0" w:color="c9a0a6"/>
-              <w:left w:val="single" w:sz="6" w:space="0" w:color="c9a0a6"/>
-              <w:bottom w:val="single" w:sz="6" w:space="0" w:color="c9a0a6"/>
-              <w:right w:val="single" w:sz="6" w:space="0" w:color="c9a0a6"/>
-            </w:tcBorders>
-          </w:tcPr>
-          <w:p>
-            <w:pPr>
-              <w:spacing w:after="0"/>
-            </w:pPr>
-            <w:r/>
-            <w:r>
-              <w:rPr>
-                <w:b w:val="0"/>
-                <w:sz w:val="19"/>
-              </w:rPr>
-              <w:t>Стадия 7: деление операторов по «ЦМК-1»/«ЦМК-2» (Гулнур / Дмитрий) — критерий не определён; подставить после решения</w:t>
-            </w:r>
-          </w:p>
-        </w:tc>
-        <w:tc>
-          <w:tcPr>
-            <w:tcW w:type="dxa" w:w="1872"/>
-            <w:tcBorders>
-              <w:top w:val="single" w:sz="6" w:space="0" w:color="c9a0a6"/>
-              <w:left w:val="single" w:sz="6" w:space="0" w:color="c9a0a6"/>
-              <w:bottom w:val="single" w:sz="6" w:space="0" w:color="c9a0a6"/>
-              <w:right w:val="single" w:sz="6" w:space="0" w:color="c9a0a6"/>
-            </w:tcBorders>
-          </w:tcPr>
-          <w:p>
-            <w:pPr>
-              <w:spacing w:after="0"/>
-            </w:pPr>
-            <w:r/>
-            <w:r>
-              <w:rPr>
-                <w:b w:val="0"/>
-                <w:sz w:val="19"/>
-              </w:rPr>
-              <w:t>ст. 7</w:t>
             </w:r>
           </w:p>
         </w:tc>

--- a/ТЗ ЦМК.docx
+++ b/ТЗ ЦМК.docx
@@ -13348,401 +13348,6 @@
                 <w:sz w:val="17"/>
               </w:rPr>
               <w:t>все (ошибки)</w:t>
-            </w:r>
-          </w:p>
-        </w:tc>
-      </w:tr>
-    </w:tbl>
-    <w:p/>
-    <w:p>
-      <w:pPr>
-        <w:pStyle w:val="Heading2"/>
-      </w:pPr>
-      <w:r>
-        <w:t>Приложение В. Открытые вопросы</w:t>
-      </w:r>
-    </w:p>
-    <w:tbl>
-      <w:tblPr>
-        <w:tblW w:type="auto" w:w="0"/>
-        <w:jc w:val="left"/>
-        <w:tblLayout w:type="fixed"/>
-        <w:tblLook w:firstColumn="1" w:firstRow="1" w:lastColumn="0" w:lastRow="0" w:noHBand="0" w:noVBand="1" w:val="04A0"/>
-      </w:tblPr>
-      <w:tblGrid>
-        <w:gridCol w:w="3120"/>
-        <w:gridCol w:w="3120"/>
-        <w:gridCol w:w="3120"/>
-      </w:tblGrid>
-      <w:tr>
-        <w:tc>
-          <w:tcPr>
-            <w:tcW w:type="dxa" w:w="432"/>
-            <w:tcBorders>
-              <w:top w:val="single" w:sz="6" w:space="0" w:color="c9a0a6"/>
-              <w:left w:val="single" w:sz="6" w:space="0" w:color="c9a0a6"/>
-              <w:bottom w:val="single" w:sz="6" w:space="0" w:color="c9a0a6"/>
-              <w:right w:val="single" w:sz="6" w:space="0" w:color="c9a0a6"/>
-            </w:tcBorders>
-            <w:shd w:val="clear" w:color="auto" w:fill="f2dcdf"/>
-          </w:tcPr>
-          <w:p>
-            <w:pPr>
-              <w:spacing w:after="0"/>
-            </w:pPr>
-            <w:r/>
-            <w:r>
-              <w:rPr>
-                <w:b/>
-                <w:sz w:val="19"/>
-              </w:rPr>
-              <w:t>#</w:t>
-            </w:r>
-          </w:p>
-        </w:tc>
-        <w:tc>
-          <w:tcPr>
-            <w:tcW w:type="dxa" w:w="7056"/>
-            <w:tcBorders>
-              <w:top w:val="single" w:sz="6" w:space="0" w:color="c9a0a6"/>
-              <w:left w:val="single" w:sz="6" w:space="0" w:color="c9a0a6"/>
-              <w:bottom w:val="single" w:sz="6" w:space="0" w:color="c9a0a6"/>
-              <w:right w:val="single" w:sz="6" w:space="0" w:color="c9a0a6"/>
-            </w:tcBorders>
-            <w:shd w:val="clear" w:color="auto" w:fill="f2dcdf"/>
-          </w:tcPr>
-          <w:p>
-            <w:pPr>
-              <w:spacing w:after="0"/>
-            </w:pPr>
-            <w:r/>
-            <w:r>
-              <w:rPr>
-                <w:b/>
-                <w:sz w:val="19"/>
-              </w:rPr>
-              <w:t>Вопрос</w:t>
-            </w:r>
-          </w:p>
-        </w:tc>
-        <w:tc>
-          <w:tcPr>
-            <w:tcW w:type="dxa" w:w="1872"/>
-            <w:tcBorders>
-              <w:top w:val="single" w:sz="6" w:space="0" w:color="c9a0a6"/>
-              <w:left w:val="single" w:sz="6" w:space="0" w:color="c9a0a6"/>
-              <w:bottom w:val="single" w:sz="6" w:space="0" w:color="c9a0a6"/>
-              <w:right w:val="single" w:sz="6" w:space="0" w:color="c9a0a6"/>
-            </w:tcBorders>
-            <w:shd w:val="clear" w:color="auto" w:fill="f2dcdf"/>
-          </w:tcPr>
-          <w:p>
-            <w:pPr>
-              <w:spacing w:after="0"/>
-            </w:pPr>
-            <w:r/>
-            <w:r>
-              <w:rPr>
-                <w:b/>
-                <w:sz w:val="19"/>
-              </w:rPr>
-              <w:t>Где</w:t>
-            </w:r>
-          </w:p>
-        </w:tc>
-      </w:tr>
-      <w:tr>
-        <w:tc>
-          <w:tcPr>
-            <w:tcW w:type="dxa" w:w="432"/>
-            <w:tcBorders>
-              <w:top w:val="single" w:sz="6" w:space="0" w:color="c9a0a6"/>
-              <w:left w:val="single" w:sz="6" w:space="0" w:color="c9a0a6"/>
-              <w:bottom w:val="single" w:sz="6" w:space="0" w:color="c9a0a6"/>
-              <w:right w:val="single" w:sz="6" w:space="0" w:color="c9a0a6"/>
-            </w:tcBorders>
-          </w:tcPr>
-          <w:p>
-            <w:pPr>
-              <w:spacing w:after="0"/>
-            </w:pPr>
-            <w:r/>
-            <w:r>
-              <w:rPr>
-                <w:b w:val="0"/>
-                <w:sz w:val="19"/>
-              </w:rPr>
-              <w:t>1</w:t>
-            </w:r>
-          </w:p>
-        </w:tc>
-        <w:tc>
-          <w:tcPr>
-            <w:tcW w:type="dxa" w:w="7056"/>
-            <w:tcBorders>
-              <w:top w:val="single" w:sz="6" w:space="0" w:color="c9a0a6"/>
-              <w:left w:val="single" w:sz="6" w:space="0" w:color="c9a0a6"/>
-              <w:bottom w:val="single" w:sz="6" w:space="0" w:color="c9a0a6"/>
-              <w:right w:val="single" w:sz="6" w:space="0" w:color="c9a0a6"/>
-            </w:tcBorders>
-          </w:tcPr>
-          <w:p>
-            <w:pPr>
-              <w:spacing w:after="0"/>
-            </w:pPr>
-            <w:r/>
-            <w:r>
-              <w:rPr>
-                <w:b w:val="0"/>
-                <w:sz w:val="19"/>
-              </w:rPr>
-              <w:t>Правило назначения сотрудника ЦМК на стадиях 2 (Согласование производства) и 6 (кандидаты — прил. Б): по очереди, руководителем ЦМК или один ответственный</w:t>
-            </w:r>
-          </w:p>
-        </w:tc>
-        <w:tc>
-          <w:tcPr>
-            <w:tcW w:type="dxa" w:w="1872"/>
-            <w:tcBorders>
-              <w:top w:val="single" w:sz="6" w:space="0" w:color="c9a0a6"/>
-              <w:left w:val="single" w:sz="6" w:space="0" w:color="c9a0a6"/>
-              <w:bottom w:val="single" w:sz="6" w:space="0" w:color="c9a0a6"/>
-              <w:right w:val="single" w:sz="6" w:space="0" w:color="c9a0a6"/>
-            </w:tcBorders>
-          </w:tcPr>
-          <w:p>
-            <w:pPr>
-              <w:spacing w:after="0"/>
-            </w:pPr>
-            <w:r/>
-            <w:r>
-              <w:rPr>
-                <w:b w:val="0"/>
-                <w:sz w:val="19"/>
-              </w:rPr>
-              <w:t>ст. 2, 6</w:t>
-            </w:r>
-          </w:p>
-        </w:tc>
-      </w:tr>
-      <w:tr>
-        <w:tc>
-          <w:tcPr>
-            <w:tcW w:type="dxa" w:w="432"/>
-            <w:tcBorders>
-              <w:top w:val="single" w:sz="6" w:space="0" w:color="c9a0a6"/>
-              <w:left w:val="single" w:sz="6" w:space="0" w:color="c9a0a6"/>
-              <w:bottom w:val="single" w:sz="6" w:space="0" w:color="c9a0a6"/>
-              <w:right w:val="single" w:sz="6" w:space="0" w:color="c9a0a6"/>
-            </w:tcBorders>
-          </w:tcPr>
-          <w:p>
-            <w:pPr>
-              <w:spacing w:after="0"/>
-            </w:pPr>
-            <w:r/>
-            <w:r>
-              <w:rPr>
-                <w:b w:val="0"/>
-                <w:sz w:val="19"/>
-              </w:rPr>
-              <w:t>2</w:t>
-            </w:r>
-          </w:p>
-        </w:tc>
-        <w:tc>
-          <w:tcPr>
-            <w:tcW w:type="dxa" w:w="7056"/>
-            <w:tcBorders>
-              <w:top w:val="single" w:sz="6" w:space="0" w:color="c9a0a6"/>
-              <w:left w:val="single" w:sz="6" w:space="0" w:color="c9a0a6"/>
-              <w:bottom w:val="single" w:sz="6" w:space="0" w:color="c9a0a6"/>
-              <w:right w:val="single" w:sz="6" w:space="0" w:color="c9a0a6"/>
-            </w:tcBorders>
-          </w:tcPr>
-          <w:p>
-            <w:pPr>
-              <w:spacing w:after="0"/>
-            </w:pPr>
-            <w:r/>
-            <w:r>
-              <w:rPr>
-                <w:b w:val="0"/>
-                <w:sz w:val="19"/>
-              </w:rPr>
-              <w:t>Организация ЗП по умолчанию (БИН 110440011140) — подтвердить, что единственная и не зависит от подразделения заявителя</w:t>
-            </w:r>
-          </w:p>
-        </w:tc>
-        <w:tc>
-          <w:tcPr>
-            <w:tcW w:type="dxa" w:w="1872"/>
-            <w:tcBorders>
-              <w:top w:val="single" w:sz="6" w:space="0" w:color="c9a0a6"/>
-              <w:left w:val="single" w:sz="6" w:space="0" w:color="c9a0a6"/>
-              <w:bottom w:val="single" w:sz="6" w:space="0" w:color="c9a0a6"/>
-              <w:right w:val="single" w:sz="6" w:space="0" w:color="c9a0a6"/>
-            </w:tcBorders>
-          </w:tcPr>
-          <w:p>
-            <w:pPr>
-              <w:spacing w:after="0"/>
-            </w:pPr>
-            <w:r/>
-            <w:r>
-              <w:rPr>
-                <w:b w:val="0"/>
-                <w:sz w:val="19"/>
-              </w:rPr>
-              <w:t>ст. 4</w:t>
-            </w:r>
-          </w:p>
-        </w:tc>
-      </w:tr>
-      <w:tr>
-        <w:tc>
-          <w:tcPr>
-            <w:tcW w:type="dxa" w:w="432"/>
-            <w:tcBorders>
-              <w:top w:val="single" w:sz="6" w:space="0" w:color="c9a0a6"/>
-              <w:left w:val="single" w:sz="6" w:space="0" w:color="c9a0a6"/>
-              <w:bottom w:val="single" w:sz="6" w:space="0" w:color="c9a0a6"/>
-              <w:right w:val="single" w:sz="6" w:space="0" w:color="c9a0a6"/>
-            </w:tcBorders>
-          </w:tcPr>
-          <w:p>
-            <w:pPr>
-              <w:spacing w:after="0"/>
-            </w:pPr>
-            <w:r/>
-            <w:r>
-              <w:rPr>
-                <w:b w:val="0"/>
-                <w:sz w:val="19"/>
-              </w:rPr>
-              <w:t>3</w:t>
-            </w:r>
-          </w:p>
-        </w:tc>
-        <w:tc>
-          <w:tcPr>
-            <w:tcW w:type="dxa" w:w="7056"/>
-            <w:tcBorders>
-              <w:top w:val="single" w:sz="6" w:space="0" w:color="c9a0a6"/>
-              <w:left w:val="single" w:sz="6" w:space="0" w:color="c9a0a6"/>
-              <w:bottom w:val="single" w:sz="6" w:space="0" w:color="c9a0a6"/>
-              <w:right w:val="single" w:sz="6" w:space="0" w:color="c9a0a6"/>
-            </w:tcBorders>
-          </w:tcPr>
-          <w:p>
-            <w:pPr>
-              <w:spacing w:after="0"/>
-            </w:pPr>
-            <w:r/>
-            <w:r>
-              <w:rPr>
-                <w:b w:val="0"/>
-                <w:sz w:val="19"/>
-              </w:rPr>
-              <w:t>DYNAMIC_ID смарт-процесса «Комплектация» — подставить после создания в B24</w:t>
-            </w:r>
-          </w:p>
-        </w:tc>
-        <w:tc>
-          <w:tcPr>
-            <w:tcW w:type="dxa" w:w="1872"/>
-            <w:tcBorders>
-              <w:top w:val="single" w:sz="6" w:space="0" w:color="c9a0a6"/>
-              <w:left w:val="single" w:sz="6" w:space="0" w:color="c9a0a6"/>
-              <w:bottom w:val="single" w:sz="6" w:space="0" w:color="c9a0a6"/>
-              <w:right w:val="single" w:sz="6" w:space="0" w:color="c9a0a6"/>
-            </w:tcBorders>
-          </w:tcPr>
-          <w:p>
-            <w:pPr>
-              <w:spacing w:after="0"/>
-            </w:pPr>
-            <w:r/>
-            <w:r>
-              <w:rPr>
-                <w:b w:val="0"/>
-                <w:sz w:val="19"/>
-              </w:rPr>
-              <w:t>ст. 0</w:t>
-            </w:r>
-          </w:p>
-        </w:tc>
-      </w:tr>
-      <w:tr>
-        <w:tc>
-          <w:tcPr>
-            <w:tcW w:type="dxa" w:w="432"/>
-            <w:tcBorders>
-              <w:top w:val="single" w:sz="6" w:space="0" w:color="c9a0a6"/>
-              <w:left w:val="single" w:sz="6" w:space="0" w:color="c9a0a6"/>
-              <w:bottom w:val="single" w:sz="6" w:space="0" w:color="c9a0a6"/>
-              <w:right w:val="single" w:sz="6" w:space="0" w:color="c9a0a6"/>
-            </w:tcBorders>
-          </w:tcPr>
-          <w:p>
-            <w:pPr>
-              <w:spacing w:after="0"/>
-            </w:pPr>
-            <w:r/>
-            <w:r>
-              <w:rPr>
-                <w:b w:val="0"/>
-                <w:sz w:val="19"/>
-              </w:rPr>
-              <w:t>4</w:t>
-            </w:r>
-          </w:p>
-        </w:tc>
-        <w:tc>
-          <w:tcPr>
-            <w:tcW w:type="dxa" w:w="7056"/>
-            <w:tcBorders>
-              <w:top w:val="single" w:sz="6" w:space="0" w:color="c9a0a6"/>
-              <w:left w:val="single" w:sz="6" w:space="0" w:color="c9a0a6"/>
-              <w:bottom w:val="single" w:sz="6" w:space="0" w:color="c9a0a6"/>
-              <w:right w:val="single" w:sz="6" w:space="0" w:color="c9a0a6"/>
-            </w:tcBorders>
-          </w:tcPr>
-          <w:p>
-            <w:pPr>
-              <w:spacing w:after="0"/>
-            </w:pPr>
-            <w:r/>
-            <w:r>
-              <w:rPr>
-                <w:b w:val="0"/>
-                <w:sz w:val="19"/>
-              </w:rPr>
-              <w:t>UF_CRM_1721728466 «Подразделение (из первичного ЗК)» хранит то же, что UF_CRM_1690169191 — скрыть или оставить как технический дубль</w:t>
-            </w:r>
-          </w:p>
-        </w:tc>
-        <w:tc>
-          <w:tcPr>
-            <w:tcW w:type="dxa" w:w="1872"/>
-            <w:tcBorders>
-              <w:top w:val="single" w:sz="6" w:space="0" w:color="c9a0a6"/>
-              <w:left w:val="single" w:sz="6" w:space="0" w:color="c9a0a6"/>
-              <w:bottom w:val="single" w:sz="6" w:space="0" w:color="c9a0a6"/>
-              <w:right w:val="single" w:sz="6" w:space="0" w:color="c9a0a6"/>
-            </w:tcBorders>
-          </w:tcPr>
-          <w:p>
-            <w:pPr>
-              <w:spacing w:after="0"/>
-            </w:pPr>
-            <w:r/>
-            <w:r>
-              <w:rPr>
-                <w:b w:val="0"/>
-                <w:sz w:val="19"/>
-              </w:rPr>
-              <w:t>ст. 0</w:t>
             </w:r>
           </w:p>
         </w:tc>

--- a/ТЗ ЦМК.docx
+++ b/ТЗ ЦМК.docx
@@ -6720,7 +6720,13 @@
         <w:tab/>
       </w:r>
       <w:r>
-        <w:t>Робот шлёт UPDATE по ЗП (состав и цены после стадии 6, Изготовление изделия). Задание оператору ставится только после успешного UPDATE.</w:t>
+        <w:t xml:space="preserve">Робот шлёт UPDATE по ЗП (состав и цены после стадии 6, Изготовление изделия). </w:t>
+      </w:r>
+      <w:r>
+        <w:rPr>
+          <w:b/>
+        </w:rPr>
+        <w:t>Задание оператору ставится только после успешного UPDATE.</w:t>
       </w:r>
     </w:p>
     <w:p>
